--- a/docs/manual_podcast_pine.docx
+++ b/docs/manual_podcast_pine.docx
@@ -164,8 +164,20 @@
                 <w:sz w:val="28"/>
                 <w:lang w:val="es-EC"/>
               </w:rPr>
-              <w:t xml:space="preserve"> - Uleam</w:t>
+              <w:t xml:space="preserve"> - </w:t>
             </w:r>
+            <w:proofErr w:type="spellStart"/>
+            <w:r>
+              <w:rPr>
+                <w:rFonts w:ascii="Calibri" w:hAnsi="Calibri" w:cs="Calibri"/>
+                <w:i/>
+                <w:color w:val="E9DCF7"/>
+                <w:sz w:val="28"/>
+                <w:lang w:val="es-EC"/>
+              </w:rPr>
+              <w:t>Uleam</w:t>
+            </w:r>
+            <w:proofErr w:type="spellEnd"/>
           </w:p>
           <w:p>
             <w:pPr>
@@ -212,7 +224,7 @@
         <w:tblLook w:val="04A0" w:firstRow="1" w:lastRow="0" w:firstColumn="1" w:lastColumn="0" w:noHBand="0" w:noVBand="1"/>
       </w:tblPr>
       <w:tblGrid>
-        <w:gridCol w:w="8780"/>
+        <w:gridCol w:w="8856"/>
       </w:tblGrid>
       <w:tr>
         <w:tc>
@@ -228,66 +240,67 @@
                 <w:lang w:val="es-EC"/>
               </w:rPr>
             </w:pPr>
-          </w:p>
-          <w:p>
-            <w:pPr>
-              <w:jc w:val="center"/>
-              <w:rPr>
-                <w:rFonts w:ascii="Calibri" w:hAnsi="Calibri" w:cs="Calibri"/>
-                <w:b/>
-                <w:color w:val="E85D2F"/>
-                <w:lang w:val="es-EC"/>
-              </w:rPr>
-            </w:pPr>
             <w:r>
               <w:rPr>
                 <w:rFonts w:ascii="Calibri" w:hAnsi="Calibri" w:cs="Calibri"/>
-                <w:b/>
-                <w:color w:val="E85D2F"/>
+                <w:noProof/>
+                <w:sz w:val="24"/>
                 <w:lang w:val="es-EC"/>
               </w:rPr>
-              <w:t>ESPACIO PARA FOTOGRAFÍA DE PORTADA</w:t>
+              <w:drawing>
+                <wp:inline distT="0" distB="0" distL="0" distR="0" wp14:anchorId="621DDEF4" wp14:editId="4D5DCE80">
+                  <wp:extent cx="5575713" cy="2407920"/>
+                  <wp:effectExtent l="0" t="0" r="6350" b="0"/>
+                  <wp:docPr id="171883305" name="Imagen 7"/>
+                  <wp:cNvGraphicFramePr>
+                    <a:graphicFrameLocks xmlns:a="http://schemas.openxmlformats.org/drawingml/2006/main" noChangeAspect="1"/>
+                  </wp:cNvGraphicFramePr>
+                  <a:graphic xmlns:a="http://schemas.openxmlformats.org/drawingml/2006/main">
+                    <a:graphicData uri="http://schemas.openxmlformats.org/drawingml/2006/picture">
+                      <pic:pic xmlns:pic="http://schemas.openxmlformats.org/drawingml/2006/picture">
+                        <pic:nvPicPr>
+                          <pic:cNvPr id="0" name="Picture 25"/>
+                          <pic:cNvPicPr>
+                            <a:picLocks noChangeAspect="1" noChangeArrowheads="1"/>
+                          </pic:cNvPicPr>
+                        </pic:nvPicPr>
+                        <pic:blipFill rotWithShape="1">
+                          <a:blip r:embed="rId8">
+                            <a:extLst>
+                              <a:ext uri="{28A0092B-C50C-407E-A947-70E740481C1C}">
+                                <a14:useLocalDpi xmlns:a14="http://schemas.microsoft.com/office/drawing/2010/main" val="0"/>
+                              </a:ext>
+                            </a:extLst>
+                          </a:blip>
+                          <a:srcRect l="2639" t="13086" r="18889" b="26667"/>
+                          <a:stretch>
+                            <a:fillRect/>
+                          </a:stretch>
+                        </pic:blipFill>
+                        <pic:spPr bwMode="auto">
+                          <a:xfrm>
+                            <a:off x="0" y="0"/>
+                            <a:ext cx="5603374" cy="2419866"/>
+                          </a:xfrm>
+                          <a:prstGeom prst="rect">
+                            <a:avLst/>
+                          </a:prstGeom>
+                          <a:noFill/>
+                          <a:ln>
+                            <a:noFill/>
+                          </a:ln>
+                          <a:extLst>
+                            <a:ext uri="{53640926-AAD7-44D8-BBD7-CCE9431645EC}">
+                              <a14:shadowObscured xmlns:a14="http://schemas.microsoft.com/office/drawing/2010/main"/>
+                            </a:ext>
+                          </a:extLst>
+                        </pic:spPr>
+                      </pic:pic>
+                    </a:graphicData>
+                  </a:graphic>
+                </wp:inline>
+              </w:drawing>
             </w:r>
-          </w:p>
-          <w:p>
-            <w:pPr>
-              <w:jc w:val="center"/>
-              <w:rPr>
-                <w:rFonts w:ascii="Calibri" w:hAnsi="Calibri" w:cs="Calibri"/>
-                <w:i/>
-                <w:color w:val="B04A23"/>
-                <w:sz w:val="19"/>
-                <w:lang w:val="es-EC"/>
-              </w:rPr>
-            </w:pPr>
-            <w:r>
-              <w:rPr>
-                <w:rFonts w:ascii="Calibri" w:hAnsi="Calibri" w:cs="Calibri"/>
-                <w:i/>
-                <w:color w:val="B04A23"/>
-                <w:sz w:val="19"/>
-                <w:lang w:val="es-EC"/>
-              </w:rPr>
-              <w:t>Equipo PINE en sesión de grabación</w:t>
-            </w:r>
-          </w:p>
-          <w:p>
-            <w:pPr>
-              <w:rPr>
-                <w:rFonts w:ascii="Calibri" w:hAnsi="Calibri" w:cs="Calibri"/>
-                <w:sz w:val="56"/>
-                <w:lang w:val="es-EC"/>
-              </w:rPr>
-            </w:pPr>
-          </w:p>
-          <w:p>
-            <w:pPr>
-              <w:rPr>
-                <w:rFonts w:ascii="Calibri" w:hAnsi="Calibri" w:cs="Calibri"/>
-                <w:sz w:val="20"/>
-                <w:lang w:val="es-EC"/>
-              </w:rPr>
-            </w:pPr>
           </w:p>
         </w:tc>
       </w:tr>
@@ -329,6 +342,15 @@
         </w:rPr>
         <w:t>Autor</w:t>
       </w:r>
+      <w:r>
+        <w:rPr>
+          <w:rFonts w:ascii="Calibri" w:hAnsi="Calibri" w:cs="Calibri"/>
+          <w:b/>
+          <w:color w:val="E85D2F"/>
+          <w:sz w:val="26"/>
+        </w:rPr>
+        <w:t>es</w:t>
+      </w:r>
     </w:p>
     <w:p>
       <w:pPr>
@@ -373,6 +395,64 @@
         <w:jc w:val="center"/>
         <w:rPr>
           <w:rFonts w:ascii="Calibri" w:hAnsi="Calibri" w:cs="Calibri"/>
+          <w:color w:val="3D1B63"/>
+          <w:sz w:val="23"/>
+          <w:lang w:val="es-EC"/>
+        </w:rPr>
+      </w:pPr>
+      <w:r>
+        <w:rPr>
+          <w:rFonts w:ascii="Calibri" w:hAnsi="Calibri" w:cs="Calibri"/>
+          <w:color w:val="3D1B63"/>
+          <w:sz w:val="23"/>
+          <w:lang w:val="es-EC"/>
+        </w:rPr>
+        <w:t xml:space="preserve">Mg. </w:t>
+      </w:r>
+      <w:r>
+        <w:rPr>
+          <w:rFonts w:ascii="Calibri" w:hAnsi="Calibri" w:cs="Calibri"/>
+          <w:color w:val="3D1B63"/>
+          <w:sz w:val="23"/>
+          <w:lang w:val="es-EC"/>
+        </w:rPr>
+        <w:t>Cristina</w:t>
+      </w:r>
+      <w:r>
+        <w:rPr>
+          <w:rFonts w:ascii="Calibri" w:hAnsi="Calibri" w:cs="Calibri"/>
+          <w:color w:val="3D1B63"/>
+          <w:sz w:val="23"/>
+          <w:lang w:val="es-EC"/>
+        </w:rPr>
+        <w:t xml:space="preserve"> </w:t>
+      </w:r>
+    </w:p>
+    <w:p>
+      <w:pPr>
+        <w:jc w:val="center"/>
+        <w:rPr>
+          <w:rFonts w:ascii="Calibri" w:hAnsi="Calibri" w:cs="Calibri"/>
+          <w:color w:val="3D1B63"/>
+          <w:sz w:val="23"/>
+          <w:lang w:val="es-EC"/>
+        </w:rPr>
+      </w:pPr>
+      <w:r>
+        <w:rPr>
+          <w:rFonts w:ascii="Calibri" w:hAnsi="Calibri" w:cs="Calibri"/>
+          <w:color w:val="3D1B63"/>
+          <w:sz w:val="23"/>
+          <w:lang w:val="es-EC"/>
+        </w:rPr>
+        <w:t xml:space="preserve">Mg. Johana </w:t>
+      </w:r>
+    </w:p>
+    <w:p>
+      <w:pPr>
+        <w:jc w:val="center"/>
+        <w:rPr>
+          <w:rFonts w:ascii="Calibri" w:hAnsi="Calibri" w:cs="Calibri"/>
           <w:color w:val="666666"/>
           <w:lang w:val="es-EC"/>
         </w:rPr>
@@ -430,12 +510,6 @@
           <w:lang w:val="es-EC"/>
         </w:rPr>
       </w:pPr>
-      <w:r>
-        <w:rPr>
-          <w:lang w:val="es-EC"/>
-        </w:rPr>
-        <w:br w:type="page"/>
-      </w:r>
     </w:p>
     <w:p>
       <w:pPr>
@@ -453,7 +527,6 @@
           <w:color w:val="5B2D86"/>
           <w:sz w:val="40"/>
         </w:rPr>
-        <w:lastRenderedPageBreak/>
         <w:t>CONTENIDO</w:t>
       </w:r>
     </w:p>
@@ -3664,7 +3737,31 @@
       </w:pPr>
       <w:bookmarkStart w:id="1" w:name="_Toc235005448"/>
       <w:r>
-        <w:t>¿A quién va dirigido?</w:t>
+        <w:t xml:space="preserve">¿A </w:t>
+      </w:r>
+      <w:proofErr w:type="spellStart"/>
+      <w:r>
+        <w:t>quién</w:t>
+      </w:r>
+      <w:proofErr w:type="spellEnd"/>
+      <w:r>
+        <w:t xml:space="preserve"> </w:t>
+      </w:r>
+      <w:proofErr w:type="spellStart"/>
+      <w:r>
+        <w:t>va</w:t>
+      </w:r>
+      <w:proofErr w:type="spellEnd"/>
+      <w:r>
+        <w:t xml:space="preserve"> </w:t>
+      </w:r>
+      <w:proofErr w:type="spellStart"/>
+      <w:r>
+        <w:t>dirigido</w:t>
+      </w:r>
+      <w:proofErr w:type="spellEnd"/>
+      <w:r>
+        <w:t>?</w:t>
       </w:r>
       <w:bookmarkEnd w:id="1"/>
     </w:p>
@@ -4124,12 +4221,12 @@
           <w:lang w:val="es-EC"/>
         </w:rPr>
         <w:sectPr>
-          <w:headerReference w:type="even" r:id="rId8"/>
-          <w:headerReference w:type="default" r:id="rId9"/>
-          <w:footerReference w:type="even" r:id="rId10"/>
-          <w:footerReference w:type="default" r:id="rId11"/>
-          <w:headerReference w:type="first" r:id="rId12"/>
-          <w:footerReference w:type="first" r:id="rId13"/>
+          <w:headerReference w:type="even" r:id="rId9"/>
+          <w:headerReference w:type="default" r:id="rId10"/>
+          <w:footerReference w:type="even" r:id="rId11"/>
+          <w:footerReference w:type="default" r:id="rId12"/>
+          <w:headerReference w:type="first" r:id="rId13"/>
+          <w:footerReference w:type="first" r:id="rId14"/>
           <w:type w:val="continuous"/>
           <w:pgSz w:w="12240" w:h="15840"/>
           <w:pgMar w:top="1440" w:right="1800" w:bottom="1440" w:left="1800" w:header="720" w:footer="720" w:gutter="0"/>
@@ -4172,7 +4269,31 @@
         <w:pStyle w:val="Listaconvietas"/>
       </w:pPr>
       <w:r>
-        <w:t>"Ansiedad en redes sociales"</w:t>
+        <w:t>"</w:t>
+      </w:r>
+      <w:proofErr w:type="spellStart"/>
+      <w:r>
+        <w:t>Ansiedad</w:t>
+      </w:r>
+      <w:proofErr w:type="spellEnd"/>
+      <w:r>
+        <w:t xml:space="preserve"> </w:t>
+      </w:r>
+      <w:proofErr w:type="spellStart"/>
+      <w:r>
+        <w:t>en</w:t>
+      </w:r>
+      <w:proofErr w:type="spellEnd"/>
+      <w:r>
+        <w:t xml:space="preserve"> redes </w:t>
+      </w:r>
+      <w:proofErr w:type="spellStart"/>
+      <w:r>
+        <w:t>sociales</w:t>
+      </w:r>
+      <w:proofErr w:type="spellEnd"/>
+      <w:r>
+        <w:t>"</w:t>
       </w:r>
     </w:p>
     <w:p>
@@ -4264,7 +4385,7 @@
         <w:tblLook w:val="04A0" w:firstRow="1" w:lastRow="0" w:firstColumn="1" w:lastColumn="0" w:noHBand="0" w:noVBand="1"/>
       </w:tblPr>
       <w:tblGrid>
-        <w:gridCol w:w="8780"/>
+        <w:gridCol w:w="8856"/>
       </w:tblGrid>
       <w:tr>
         <w:tc>
@@ -4275,75 +4396,50 @@
           <w:p>
             <w:pPr>
               <w:rPr>
-                <w:sz w:val="44"/>
-                <w:lang w:val="es-EC"/>
-              </w:rPr>
-            </w:pPr>
-          </w:p>
-          <w:p>
-            <w:pPr>
-              <w:jc w:val="center"/>
-              <w:rPr>
-                <w:rFonts w:ascii="Calibri" w:hAnsi="Calibri" w:cs="Calibri"/>
-                <w:b/>
-                <w:color w:val="E85D2F"/>
-                <w:sz w:val="20"/>
                 <w:lang w:val="es-EC"/>
               </w:rPr>
             </w:pPr>
             <w:r>
               <w:rPr>
-                <w:rFonts w:ascii="Calibri" w:hAnsi="Calibri" w:cs="Calibri"/>
-                <w:b/>
-                <w:color w:val="E85D2F"/>
-                <w:sz w:val="20"/>
-                <w:lang w:val="es-EC"/>
-              </w:rPr>
-              <w:t>ESPACIO PARA FOTOGRAFÍA</w:t>
-            </w:r>
-          </w:p>
-          <w:p>
-            <w:pPr>
-              <w:jc w:val="center"/>
-              <w:rPr>
-                <w:rFonts w:ascii="Calibri" w:hAnsi="Calibri" w:cs="Calibri"/>
-                <w:b/>
-                <w:i/>
-                <w:color w:val="B04A23"/>
-                <w:sz w:val="18"/>
-                <w:lang w:val="es-EC"/>
-              </w:rPr>
-            </w:pPr>
-            <w:r>
-              <w:rPr>
-                <w:rFonts w:ascii="Calibri" w:hAnsi="Calibri" w:cs="Calibri"/>
-                <w:b/>
-                <w:i/>
-                <w:color w:val="B04A23"/>
-                <w:sz w:val="18"/>
-                <w:lang w:val="es-EC"/>
-              </w:rPr>
-              <w:t>Primeras grabaciones del equipo PINE en el aula</w:t>
-            </w:r>
-          </w:p>
-          <w:p>
-            <w:pPr>
-              <w:rPr>
-                <w:rFonts w:ascii="Calibri" w:hAnsi="Calibri" w:cs="Calibri"/>
-                <w:b/>
-                <w:i/>
-                <w:color w:val="B04A23"/>
                 <w:sz w:val="44"/>
                 <w:lang w:val="es-EC"/>
               </w:rPr>
-            </w:pPr>
-          </w:p>
-          <w:p>
-            <w:pPr>
-              <w:rPr>
-                <w:lang w:val="es-EC"/>
-              </w:rPr>
-            </w:pPr>
+              <w:drawing>
+                <wp:inline distT="0" distB="0" distL="0" distR="0" wp14:anchorId="6AE1D42F" wp14:editId="7495F606">
+                  <wp:extent cx="5486400" cy="2722880"/>
+                  <wp:effectExtent l="0" t="0" r="0" b="1270"/>
+                  <wp:docPr id="731500897" name="Imagen 1"/>
+                  <wp:cNvGraphicFramePr>
+                    <a:graphicFrameLocks xmlns:a="http://schemas.openxmlformats.org/drawingml/2006/main" noChangeAspect="1"/>
+                  </wp:cNvGraphicFramePr>
+                  <a:graphic xmlns:a="http://schemas.openxmlformats.org/drawingml/2006/main">
+                    <a:graphicData uri="http://schemas.openxmlformats.org/drawingml/2006/picture">
+                      <pic:pic xmlns:pic="http://schemas.openxmlformats.org/drawingml/2006/picture">
+                        <pic:nvPicPr>
+                          <pic:cNvPr id="731500897" name=""/>
+                          <pic:cNvPicPr/>
+                        </pic:nvPicPr>
+                        <pic:blipFill>
+                          <a:blip r:embed="rId15"/>
+                          <a:stretch>
+                            <a:fillRect/>
+                          </a:stretch>
+                        </pic:blipFill>
+                        <pic:spPr>
+                          <a:xfrm>
+                            <a:off x="0" y="0"/>
+                            <a:ext cx="5486400" cy="2722880"/>
+                          </a:xfrm>
+                          <a:prstGeom prst="rect">
+                            <a:avLst/>
+                          </a:prstGeom>
+                        </pic:spPr>
+                      </pic:pic>
+                    </a:graphicData>
+                  </a:graphic>
+                </wp:inline>
+              </w:drawing>
+            </w:r>
           </w:p>
         </w:tc>
       </w:tr>
@@ -4509,7 +4605,21 @@
         <w:rPr>
           <w:lang w:val="es-EC"/>
         </w:rPr>
-        <w:t>Fase 3 — PsicoEducarte (colaboración Psicología Educativa)</w:t>
+        <w:t xml:space="preserve">Fase 3 — </w:t>
+      </w:r>
+      <w:proofErr w:type="spellStart"/>
+      <w:r>
+        <w:rPr>
+          <w:lang w:val="es-EC"/>
+        </w:rPr>
+        <w:t>PsicoEducarte</w:t>
+      </w:r>
+      <w:proofErr w:type="spellEnd"/>
+      <w:r>
+        <w:rPr>
+          <w:lang w:val="es-EC"/>
+        </w:rPr>
+        <w:t xml:space="preserve"> (colaboración Psicología Educativa)</w:t>
       </w:r>
     </w:p>
     <w:p>
@@ -5112,7 +5222,33 @@
                 <w:lang w:val="es-EC"/>
               </w:rPr>
               <w:lastRenderedPageBreak/>
-              <w:t xml:space="preserve">Iteración rápida, feedback constructivo y mejora </w:t>
+              <w:t xml:space="preserve">Iteración rápida, </w:t>
+            </w:r>
+            <w:proofErr w:type="spellStart"/>
+            <w:r>
+              <w:rPr>
+                <w:rFonts w:ascii="Calibri" w:eastAsiaTheme="majorEastAsia" w:hAnsi="Calibri" w:cs="Calibri"/>
+                <w:b/>
+                <w:bCs/>
+                <w:color w:val="3D1B63"/>
+                <w:sz w:val="20"/>
+                <w:szCs w:val="26"/>
+                <w:lang w:val="es-EC"/>
+              </w:rPr>
+              <w:t>feedback</w:t>
+            </w:r>
+            <w:proofErr w:type="spellEnd"/>
+            <w:r>
+              <w:rPr>
+                <w:rFonts w:ascii="Calibri" w:eastAsiaTheme="majorEastAsia" w:hAnsi="Calibri" w:cs="Calibri"/>
+                <w:b/>
+                <w:bCs/>
+                <w:color w:val="3D1B63"/>
+                <w:sz w:val="20"/>
+                <w:szCs w:val="26"/>
+                <w:lang w:val="es-EC"/>
+              </w:rPr>
+              <w:t xml:space="preserve"> constructivo y mejora </w:t>
             </w:r>
             <w:r>
               <w:rPr>
@@ -5158,7 +5294,6 @@
                 <w:szCs w:val="26"/>
                 <w:lang w:val="es-EC"/>
               </w:rPr>
-              <w:lastRenderedPageBreak/>
               <w:t>Audiencia inicial desconocida</w:t>
             </w:r>
           </w:p>
@@ -5190,7 +5325,33 @@
                 <w:szCs w:val="26"/>
                 <w:lang w:val="es-EC"/>
               </w:rPr>
-              <w:t>Integración web en la landing PINE, YouTube, códigos QR y redes sociales</w:t>
+              <w:t xml:space="preserve">Integración web en la </w:t>
+            </w:r>
+            <w:proofErr w:type="spellStart"/>
+            <w:r>
+              <w:rPr>
+                <w:rFonts w:ascii="Calibri" w:eastAsiaTheme="majorEastAsia" w:hAnsi="Calibri" w:cs="Calibri"/>
+                <w:b/>
+                <w:bCs/>
+                <w:color w:val="3D1B63"/>
+                <w:sz w:val="20"/>
+                <w:szCs w:val="26"/>
+                <w:lang w:val="es-EC"/>
+              </w:rPr>
+              <w:t>landing</w:t>
+            </w:r>
+            <w:proofErr w:type="spellEnd"/>
+            <w:r>
+              <w:rPr>
+                <w:rFonts w:ascii="Calibri" w:eastAsiaTheme="majorEastAsia" w:hAnsi="Calibri" w:cs="Calibri"/>
+                <w:b/>
+                <w:bCs/>
+                <w:color w:val="3D1B63"/>
+                <w:sz w:val="20"/>
+                <w:szCs w:val="26"/>
+                <w:lang w:val="es-EC"/>
+              </w:rPr>
+              <w:t xml:space="preserve"> PINE, YouTube, códigos QR y redes sociales</w:t>
             </w:r>
           </w:p>
         </w:tc>
@@ -5281,7 +5442,29 @@
                 <w:sz w:val="21"/>
                 <w:lang w:val="es-EC"/>
               </w:rPr>
-              <w:t>Más de 10 episodios publicados entre Educa PINE, Voces Fuera del Aula, PsicoEducarte y Más Allá del Lienzo</w:t>
+              <w:t xml:space="preserve">Más de 10 episodios publicados entre Educa PINE, Voces Fuera del Aula, </w:t>
+            </w:r>
+            <w:proofErr w:type="spellStart"/>
+            <w:r>
+              <w:rPr>
+                <w:rFonts w:ascii="Calibri" w:eastAsiaTheme="majorEastAsia" w:hAnsi="Calibri" w:cs="Calibri"/>
+                <w:bCs/>
+                <w:color w:val="3D1B63"/>
+                <w:sz w:val="21"/>
+                <w:lang w:val="es-EC"/>
+              </w:rPr>
+              <w:t>PsicoEducarte</w:t>
+            </w:r>
+            <w:proofErr w:type="spellEnd"/>
+            <w:r>
+              <w:rPr>
+                <w:rFonts w:ascii="Calibri" w:eastAsiaTheme="majorEastAsia" w:hAnsi="Calibri" w:cs="Calibri"/>
+                <w:bCs/>
+                <w:color w:val="3D1B63"/>
+                <w:sz w:val="21"/>
+                <w:lang w:val="es-EC"/>
+              </w:rPr>
+              <w:t xml:space="preserve"> y Más Allá del Lienzo</w:t>
             </w:r>
           </w:p>
           <w:p>
@@ -5301,7 +5484,139 @@
                 <w:sz w:val="21"/>
                 <w:lang w:val="es-EC"/>
               </w:rPr>
-              <w:t>Publicación académica derivada. Libro “Podcast: An educational innovation in foreign Languages instruction” (Ediciones ULEAM, 2026)</w:t>
+              <w:t xml:space="preserve">Publicación académica derivada. Libro “Podcast: </w:t>
+            </w:r>
+            <w:proofErr w:type="spellStart"/>
+            <w:r>
+              <w:rPr>
+                <w:rFonts w:ascii="Calibri" w:eastAsiaTheme="majorEastAsia" w:hAnsi="Calibri" w:cs="Calibri"/>
+                <w:bCs/>
+                <w:color w:val="3D1B63"/>
+                <w:sz w:val="21"/>
+                <w:lang w:val="es-EC"/>
+              </w:rPr>
+              <w:t>An</w:t>
+            </w:r>
+            <w:proofErr w:type="spellEnd"/>
+            <w:r>
+              <w:rPr>
+                <w:rFonts w:ascii="Calibri" w:eastAsiaTheme="majorEastAsia" w:hAnsi="Calibri" w:cs="Calibri"/>
+                <w:bCs/>
+                <w:color w:val="3D1B63"/>
+                <w:sz w:val="21"/>
+                <w:lang w:val="es-EC"/>
+              </w:rPr>
+              <w:t xml:space="preserve"> </w:t>
+            </w:r>
+            <w:proofErr w:type="spellStart"/>
+            <w:r>
+              <w:rPr>
+                <w:rFonts w:ascii="Calibri" w:eastAsiaTheme="majorEastAsia" w:hAnsi="Calibri" w:cs="Calibri"/>
+                <w:bCs/>
+                <w:color w:val="3D1B63"/>
+                <w:sz w:val="21"/>
+                <w:lang w:val="es-EC"/>
+              </w:rPr>
+              <w:t>educational</w:t>
+            </w:r>
+            <w:proofErr w:type="spellEnd"/>
+            <w:r>
+              <w:rPr>
+                <w:rFonts w:ascii="Calibri" w:eastAsiaTheme="majorEastAsia" w:hAnsi="Calibri" w:cs="Calibri"/>
+                <w:bCs/>
+                <w:color w:val="3D1B63"/>
+                <w:sz w:val="21"/>
+                <w:lang w:val="es-EC"/>
+              </w:rPr>
+              <w:t xml:space="preserve"> </w:t>
+            </w:r>
+            <w:proofErr w:type="spellStart"/>
+            <w:r>
+              <w:rPr>
+                <w:rFonts w:ascii="Calibri" w:eastAsiaTheme="majorEastAsia" w:hAnsi="Calibri" w:cs="Calibri"/>
+                <w:bCs/>
+                <w:color w:val="3D1B63"/>
+                <w:sz w:val="21"/>
+                <w:lang w:val="es-EC"/>
+              </w:rPr>
+              <w:t>innovation</w:t>
+            </w:r>
+            <w:proofErr w:type="spellEnd"/>
+            <w:r>
+              <w:rPr>
+                <w:rFonts w:ascii="Calibri" w:eastAsiaTheme="majorEastAsia" w:hAnsi="Calibri" w:cs="Calibri"/>
+                <w:bCs/>
+                <w:color w:val="3D1B63"/>
+                <w:sz w:val="21"/>
+                <w:lang w:val="es-EC"/>
+              </w:rPr>
+              <w:t xml:space="preserve"> in </w:t>
+            </w:r>
+            <w:proofErr w:type="spellStart"/>
+            <w:r>
+              <w:rPr>
+                <w:rFonts w:ascii="Calibri" w:eastAsiaTheme="majorEastAsia" w:hAnsi="Calibri" w:cs="Calibri"/>
+                <w:bCs/>
+                <w:color w:val="3D1B63"/>
+                <w:sz w:val="21"/>
+                <w:lang w:val="es-EC"/>
+              </w:rPr>
+              <w:t>foreign</w:t>
+            </w:r>
+            <w:proofErr w:type="spellEnd"/>
+            <w:r>
+              <w:rPr>
+                <w:rFonts w:ascii="Calibri" w:eastAsiaTheme="majorEastAsia" w:hAnsi="Calibri" w:cs="Calibri"/>
+                <w:bCs/>
+                <w:color w:val="3D1B63"/>
+                <w:sz w:val="21"/>
+                <w:lang w:val="es-EC"/>
+              </w:rPr>
+              <w:t xml:space="preserve"> </w:t>
+            </w:r>
+            <w:proofErr w:type="spellStart"/>
+            <w:r>
+              <w:rPr>
+                <w:rFonts w:ascii="Calibri" w:eastAsiaTheme="majorEastAsia" w:hAnsi="Calibri" w:cs="Calibri"/>
+                <w:bCs/>
+                <w:color w:val="3D1B63"/>
+                <w:sz w:val="21"/>
+                <w:lang w:val="es-EC"/>
+              </w:rPr>
+              <w:t>Languages</w:t>
+            </w:r>
+            <w:proofErr w:type="spellEnd"/>
+            <w:r>
+              <w:rPr>
+                <w:rFonts w:ascii="Calibri" w:eastAsiaTheme="majorEastAsia" w:hAnsi="Calibri" w:cs="Calibri"/>
+                <w:bCs/>
+                <w:color w:val="3D1B63"/>
+                <w:sz w:val="21"/>
+                <w:lang w:val="es-EC"/>
+              </w:rPr>
+              <w:t xml:space="preserve"> </w:t>
+            </w:r>
+            <w:proofErr w:type="spellStart"/>
+            <w:r>
+              <w:rPr>
+                <w:rFonts w:ascii="Calibri" w:eastAsiaTheme="majorEastAsia" w:hAnsi="Calibri" w:cs="Calibri"/>
+                <w:bCs/>
+                <w:color w:val="3D1B63"/>
+                <w:sz w:val="21"/>
+                <w:lang w:val="es-EC"/>
+              </w:rPr>
+              <w:t>instruction</w:t>
+            </w:r>
+            <w:proofErr w:type="spellEnd"/>
+            <w:r>
+              <w:rPr>
+                <w:rFonts w:ascii="Calibri" w:eastAsiaTheme="majorEastAsia" w:hAnsi="Calibri" w:cs="Calibri"/>
+                <w:bCs/>
+                <w:color w:val="3D1B63"/>
+                <w:sz w:val="21"/>
+                <w:lang w:val="es-EC"/>
+              </w:rPr>
+              <w:t>” (Ediciones ULEAM, 2026)</w:t>
             </w:r>
           </w:p>
           <w:p>
@@ -5442,8 +5757,22 @@
                 <w:szCs w:val="26"/>
                 <w:lang w:val="es-EC"/>
               </w:rPr>
-              <w:t>Mg. Cristina Basantes · Coordinadora de Productos Educomunicacionales</w:t>
+              <w:t xml:space="preserve">Mg. Cristina Basantes · Coordinadora de Productos </w:t>
             </w:r>
+            <w:proofErr w:type="spellStart"/>
+            <w:r>
+              <w:rPr>
+                <w:rFonts w:ascii="Calibri" w:eastAsiaTheme="majorEastAsia" w:hAnsi="Calibri" w:cs="Calibri"/>
+                <w:b/>
+                <w:bCs/>
+                <w:color w:val="5B2D86"/>
+                <w:sz w:val="20"/>
+                <w:szCs w:val="26"/>
+                <w:lang w:val="es-EC"/>
+              </w:rPr>
+              <w:t>Educomunicacionales</w:t>
+            </w:r>
+            <w:proofErr w:type="spellEnd"/>
           </w:p>
           <w:p>
             <w:pPr>
@@ -5743,9 +6072,30 @@
       </w:pPr>
       <w:bookmarkStart w:id="9" w:name="_Toc235005456"/>
       <w:r>
-        <w:t>Paso 1: Definir objetivo pedagógico</w:t>
+        <w:t xml:space="preserve">Paso 1: </w:t>
+      </w:r>
+      <w:proofErr w:type="spellStart"/>
+      <w:r>
+        <w:t>Definir</w:t>
+      </w:r>
+      <w:proofErr w:type="spellEnd"/>
+      <w:r>
+        <w:t xml:space="preserve"> </w:t>
+      </w:r>
+      <w:proofErr w:type="spellStart"/>
+      <w:r>
+        <w:t>objetivo</w:t>
+      </w:r>
+      <w:proofErr w:type="spellEnd"/>
+      <w:r>
+        <w:t xml:space="preserve"> </w:t>
+      </w:r>
+      <w:proofErr w:type="spellStart"/>
+      <w:r>
+        <w:t>pedagógico</w:t>
       </w:r>
       <w:bookmarkEnd w:id="9"/>
+      <w:proofErr w:type="spellEnd"/>
     </w:p>
     <w:p>
       <w:r>
@@ -5771,7 +6121,15 @@
         <w:pStyle w:val="Listaconvietas"/>
       </w:pPr>
       <w:r>
-        <w:t>¿Quién es la audiencia?</w:t>
+        <w:t>¿</w:t>
+      </w:r>
+      <w:proofErr w:type="spellStart"/>
+      <w:r>
+        <w:t>Quién</w:t>
+      </w:r>
+      <w:proofErr w:type="spellEnd"/>
+      <w:r>
+        <w:t xml:space="preserve"> es la audiencia?</w:t>
       </w:r>
     </w:p>
     <w:p>
@@ -5805,8 +6163,21 @@
       <w:bookmarkEnd w:id="10"/>
     </w:p>
     <w:p>
+      <w:proofErr w:type="spellStart"/>
       <w:r>
-        <w:t>Preguntas de decisión:</w:t>
+        <w:t>Preguntas</w:t>
+      </w:r>
+      <w:proofErr w:type="spellEnd"/>
+      <w:r>
+        <w:t xml:space="preserve"> de </w:t>
+      </w:r>
+      <w:proofErr w:type="spellStart"/>
+      <w:r>
+        <w:t>decisión</w:t>
+      </w:r>
+      <w:proofErr w:type="spellEnd"/>
+      <w:r>
+        <w:t>:</w:t>
       </w:r>
     </w:p>
     <w:p>
@@ -5981,6 +6352,7 @@
                 <w:lang w:val="es-EC"/>
               </w:rPr>
             </w:pPr>
+            <w:proofErr w:type="spellStart"/>
             <w:r>
               <w:rPr>
                 <w:rFonts w:ascii="Calibri" w:hAnsi="Calibri" w:cs="Calibri"/>
@@ -5989,7 +6361,18 @@
                 <w:sz w:val="20"/>
                 <w:lang w:val="es-EC"/>
               </w:rPr>
-              <w:t>Intro sonora</w:t>
+              <w:t>Intro</w:t>
+            </w:r>
+            <w:proofErr w:type="spellEnd"/>
+            <w:r>
+              <w:rPr>
+                <w:rFonts w:ascii="Calibri" w:hAnsi="Calibri" w:cs="Calibri"/>
+                <w:b/>
+                <w:color w:val="5B2D86"/>
+                <w:sz w:val="20"/>
+                <w:lang w:val="es-EC"/>
+              </w:rPr>
+              <w:t xml:space="preserve"> sonora</w:t>
             </w:r>
           </w:p>
         </w:tc>
@@ -6016,8 +6399,20 @@
                 <w:sz w:val="20"/>
                 <w:lang w:val="es-EC"/>
               </w:rPr>
-              <w:t>30 a 60 seg</w:t>
+              <w:t xml:space="preserve">30 a 60 </w:t>
             </w:r>
+            <w:proofErr w:type="spellStart"/>
+            <w:r>
+              <w:rPr>
+                <w:rFonts w:ascii="Calibri" w:hAnsi="Calibri" w:cs="Calibri"/>
+                <w:b/>
+                <w:color w:val="E85D2F"/>
+                <w:sz w:val="20"/>
+                <w:lang w:val="es-EC"/>
+              </w:rPr>
+              <w:t>seg</w:t>
+            </w:r>
+            <w:proofErr w:type="spellEnd"/>
           </w:p>
         </w:tc>
         <w:tc>
@@ -6305,6 +6700,7 @@
                 <w:lang w:val="es-EC"/>
               </w:rPr>
             </w:pPr>
+            <w:proofErr w:type="spellStart"/>
             <w:r>
               <w:rPr>
                 <w:rFonts w:ascii="Calibri" w:hAnsi="Calibri" w:cs="Calibri"/>
@@ -6313,7 +6709,18 @@
                 <w:sz w:val="20"/>
                 <w:lang w:val="es-EC"/>
               </w:rPr>
-              <w:t>Outro sonora</w:t>
+              <w:t>Outro</w:t>
+            </w:r>
+            <w:proofErr w:type="spellEnd"/>
+            <w:r>
+              <w:rPr>
+                <w:rFonts w:ascii="Calibri" w:hAnsi="Calibri" w:cs="Calibri"/>
+                <w:b/>
+                <w:color w:val="5B2D86"/>
+                <w:sz w:val="20"/>
+                <w:lang w:val="es-EC"/>
+              </w:rPr>
+              <w:t xml:space="preserve"> sonora</w:t>
             </w:r>
           </w:p>
         </w:tc>
@@ -6340,8 +6747,20 @@
                 <w:sz w:val="20"/>
                 <w:lang w:val="es-EC"/>
               </w:rPr>
-              <w:t>30 a 60 seg</w:t>
+              <w:t xml:space="preserve">30 a 60 </w:t>
             </w:r>
+            <w:proofErr w:type="spellStart"/>
+            <w:r>
+              <w:rPr>
+                <w:rFonts w:ascii="Calibri" w:hAnsi="Calibri" w:cs="Calibri"/>
+                <w:b/>
+                <w:color w:val="E85D2F"/>
+                <w:sz w:val="20"/>
+                <w:lang w:val="es-EC"/>
+              </w:rPr>
+              <w:t>seg</w:t>
+            </w:r>
+            <w:proofErr w:type="spellEnd"/>
           </w:p>
         </w:tc>
         <w:tc>
@@ -7069,7 +7488,27 @@
                 <w:sz w:val="20"/>
                 <w:lang w:val="es-EC"/>
               </w:rPr>
-              <w:t>Pop filter (15 USD)</w:t>
+              <w:t xml:space="preserve">Pop </w:t>
+            </w:r>
+            <w:proofErr w:type="spellStart"/>
+            <w:r>
+              <w:rPr>
+                <w:rFonts w:ascii="Calibri" w:hAnsi="Calibri" w:cs="Calibri"/>
+                <w:color w:val="3D1B63"/>
+                <w:sz w:val="20"/>
+                <w:lang w:val="es-EC"/>
+              </w:rPr>
+              <w:t>filter</w:t>
+            </w:r>
+            <w:proofErr w:type="spellEnd"/>
+            <w:r>
+              <w:rPr>
+                <w:rFonts w:ascii="Calibri" w:hAnsi="Calibri" w:cs="Calibri"/>
+                <w:color w:val="3D1B63"/>
+                <w:sz w:val="20"/>
+                <w:lang w:val="es-EC"/>
+              </w:rPr>
+              <w:t xml:space="preserve"> (15 USD)</w:t>
             </w:r>
           </w:p>
           <w:p>
@@ -7182,8 +7621,21 @@
       <w:pPr>
         <w:pStyle w:val="Listaconvietas"/>
       </w:pPr>
+      <w:proofErr w:type="spellStart"/>
       <w:r>
-        <w:t>Grabación local para descarga posterior</w:t>
+        <w:t>Grabación</w:t>
+      </w:r>
+      <w:proofErr w:type="spellEnd"/>
+      <w:r>
+        <w:t xml:space="preserve"> local para </w:t>
+      </w:r>
+      <w:proofErr w:type="spellStart"/>
+      <w:r>
+        <w:t>descarga</w:t>
+      </w:r>
+      <w:proofErr w:type="spellEnd"/>
+      <w:r>
+        <w:t xml:space="preserve"> posterior</w:t>
       </w:r>
     </w:p>
     <w:p>
@@ -7310,8 +7762,16 @@
         <w:rPr>
           <w:lang w:val="es-EC"/>
         </w:rPr>
-        <w:t>Identifica tiempos muertos, preguntas sin respuesta, transiciones torpas</w:t>
+        <w:t xml:space="preserve">Identifica tiempos muertos, preguntas sin respuesta, transiciones </w:t>
       </w:r>
+      <w:proofErr w:type="spellStart"/>
+      <w:r>
+        <w:rPr>
+          <w:lang w:val="es-EC"/>
+        </w:rPr>
+        <w:t>torpas</w:t>
+      </w:r>
+      <w:proofErr w:type="spellEnd"/>
     </w:p>
     <w:p>
       <w:pPr>
@@ -7874,7 +8334,31 @@
                 <w:szCs w:val="26"/>
                 <w:lang w:val="es-EC"/>
               </w:rPr>
-              <w:t>YouTube @PINEInvestigacion y landing web</w:t>
+              <w:t xml:space="preserve">YouTube @PINEInvestigacion y </w:t>
+            </w:r>
+            <w:proofErr w:type="spellStart"/>
+            <w:r>
+              <w:rPr>
+                <w:rFonts w:ascii="Calibri" w:eastAsiaTheme="majorEastAsia" w:hAnsi="Calibri" w:cs="Calibri"/>
+                <w:bCs/>
+                <w:color w:val="3D1B63"/>
+                <w:sz w:val="17"/>
+                <w:szCs w:val="26"/>
+                <w:lang w:val="es-EC"/>
+              </w:rPr>
+              <w:t>landing</w:t>
+            </w:r>
+            <w:proofErr w:type="spellEnd"/>
+            <w:r>
+              <w:rPr>
+                <w:rFonts w:ascii="Calibri" w:eastAsiaTheme="majorEastAsia" w:hAnsi="Calibri" w:cs="Calibri"/>
+                <w:bCs/>
+                <w:color w:val="3D1B63"/>
+                <w:sz w:val="17"/>
+                <w:szCs w:val="26"/>
+                <w:lang w:val="es-EC"/>
+              </w:rPr>
+              <w:t xml:space="preserve"> web</w:t>
             </w:r>
           </w:p>
           <w:p>
@@ -7923,7 +8407,31 @@
         <w:pStyle w:val="Listaconvietas"/>
       </w:pPr>
       <w:r>
-        <w:t>Video permite ver presentadores (humaniza podcast)</w:t>
+        <w:t xml:space="preserve">Video </w:t>
+      </w:r>
+      <w:proofErr w:type="spellStart"/>
+      <w:r>
+        <w:t>permite</w:t>
+      </w:r>
+      <w:proofErr w:type="spellEnd"/>
+      <w:r>
+        <w:t xml:space="preserve"> </w:t>
+      </w:r>
+      <w:proofErr w:type="spellStart"/>
+      <w:r>
+        <w:t>ver</w:t>
+      </w:r>
+      <w:proofErr w:type="spellEnd"/>
+      <w:r>
+        <w:t xml:space="preserve"> </w:t>
+      </w:r>
+      <w:proofErr w:type="spellStart"/>
+      <w:r>
+        <w:t>presentadores</w:t>
+      </w:r>
+      <w:proofErr w:type="spellEnd"/>
+      <w:r>
+        <w:t xml:space="preserve"> (humaniza podcast)</w:t>
       </w:r>
     </w:p>
     <w:p>
@@ -7956,9 +8464,14 @@
       </w:pPr>
       <w:bookmarkStart w:id="20" w:name="_Toc235005467"/>
       <w:r>
-        <w:t>Elementos de identidad sonora</w:t>
+        <w:t xml:space="preserve">Elementos de identidad </w:t>
+      </w:r>
+      <w:proofErr w:type="spellStart"/>
+      <w:r>
+        <w:t>sonora</w:t>
       </w:r>
       <w:bookmarkEnd w:id="20"/>
+      <w:proofErr w:type="spellEnd"/>
     </w:p>
     <w:tbl>
       <w:tblPr>
@@ -8113,8 +8626,21 @@
                 <w:szCs w:val="26"/>
                 <w:lang w:val="es-EC"/>
               </w:rPr>
-              <w:t>El mismo presentador abre cada episodio con un script consistente · 15 a 20 seg</w:t>
+              <w:t xml:space="preserve">El mismo presentador abre cada episodio con un script consistente · 15 a 20 </w:t>
             </w:r>
+            <w:proofErr w:type="spellStart"/>
+            <w:r>
+              <w:rPr>
+                <w:rFonts w:ascii="Calibri" w:eastAsiaTheme="majorEastAsia" w:hAnsi="Calibri" w:cs="Calibri"/>
+                <w:bCs/>
+                <w:color w:val="3D1B63"/>
+                <w:sz w:val="20"/>
+                <w:szCs w:val="26"/>
+                <w:lang w:val="es-EC"/>
+              </w:rPr>
+              <w:t>seg</w:t>
+            </w:r>
+            <w:proofErr w:type="spellEnd"/>
           </w:p>
           <w:p>
             <w:pPr>
@@ -8191,8 +8717,45 @@
                 <w:szCs w:val="26"/>
                 <w:lang w:val="es-EC"/>
               </w:rPr>
-              <w:t>Pequeño ding o música de transición entre segmentos · 3 a 5 seg</w:t>
+              <w:t xml:space="preserve">Pequeño </w:t>
             </w:r>
+            <w:proofErr w:type="spellStart"/>
+            <w:r>
+              <w:rPr>
+                <w:rFonts w:ascii="Calibri" w:eastAsiaTheme="majorEastAsia" w:hAnsi="Calibri" w:cs="Calibri"/>
+                <w:bCs/>
+                <w:color w:val="3D1B63"/>
+                <w:sz w:val="20"/>
+                <w:szCs w:val="26"/>
+                <w:lang w:val="es-EC"/>
+              </w:rPr>
+              <w:t>ding</w:t>
+            </w:r>
+            <w:proofErr w:type="spellEnd"/>
+            <w:r>
+              <w:rPr>
+                <w:rFonts w:ascii="Calibri" w:eastAsiaTheme="majorEastAsia" w:hAnsi="Calibri" w:cs="Calibri"/>
+                <w:bCs/>
+                <w:color w:val="3D1B63"/>
+                <w:sz w:val="20"/>
+                <w:szCs w:val="26"/>
+                <w:lang w:val="es-EC"/>
+              </w:rPr>
+              <w:t xml:space="preserve"> o música de transición entre segmentos · 3 a 5 </w:t>
+            </w:r>
+            <w:proofErr w:type="spellStart"/>
+            <w:r>
+              <w:rPr>
+                <w:rFonts w:ascii="Calibri" w:eastAsiaTheme="majorEastAsia" w:hAnsi="Calibri" w:cs="Calibri"/>
+                <w:bCs/>
+                <w:color w:val="3D1B63"/>
+                <w:sz w:val="20"/>
+                <w:szCs w:val="26"/>
+                <w:lang w:val="es-EC"/>
+              </w:rPr>
+              <w:t>seg</w:t>
+            </w:r>
+            <w:proofErr w:type="spellEnd"/>
           </w:p>
           <w:p>
             <w:pPr>
@@ -8267,8 +8830,21 @@
                 <w:szCs w:val="26"/>
                 <w:lang w:val="es-EC"/>
               </w:rPr>
-              <w:t>Créditos rápidos del equipo y música de salida · 15 a 25 seg</w:t>
+              <w:t xml:space="preserve">Créditos rápidos del equipo y música de salida · 15 a 25 </w:t>
             </w:r>
+            <w:proofErr w:type="spellStart"/>
+            <w:r>
+              <w:rPr>
+                <w:rFonts w:ascii="Calibri" w:eastAsiaTheme="majorEastAsia" w:hAnsi="Calibri" w:cs="Calibri"/>
+                <w:bCs/>
+                <w:color w:val="3D1B63"/>
+                <w:sz w:val="20"/>
+                <w:szCs w:val="26"/>
+                <w:lang w:val="es-EC"/>
+              </w:rPr>
+              <w:t>seg</w:t>
+            </w:r>
+            <w:proofErr w:type="spellEnd"/>
           </w:p>
           <w:p>
             <w:pPr>
@@ -8426,7 +9002,21 @@
         <w:rPr>
           <w:lang w:val="es-EC"/>
         </w:rPr>
-        <w:t>Alcance: comunidad ULEAM en vivo + followers Facebook</w:t>
+        <w:t xml:space="preserve">Alcance: comunidad ULEAM en vivo + </w:t>
+      </w:r>
+      <w:proofErr w:type="spellStart"/>
+      <w:r>
+        <w:rPr>
+          <w:lang w:val="es-EC"/>
+        </w:rPr>
+        <w:t>followers</w:t>
+      </w:r>
+      <w:proofErr w:type="spellEnd"/>
+      <w:r>
+        <w:rPr>
+          <w:lang w:val="es-EC"/>
+        </w:rPr>
+        <w:t xml:space="preserve"> Facebook</w:t>
       </w:r>
     </w:p>
     <w:p>
@@ -8468,7 +9058,21 @@
         <w:rPr>
           <w:lang w:val="es-EC"/>
         </w:rPr>
-        <w:t>Descripción: episodio original + timestamps de segmentos</w:t>
+        <w:t xml:space="preserve">Descripción: episodio original + </w:t>
+      </w:r>
+      <w:proofErr w:type="spellStart"/>
+      <w:r>
+        <w:rPr>
+          <w:lang w:val="es-EC"/>
+        </w:rPr>
+        <w:t>timestamps</w:t>
+      </w:r>
+      <w:proofErr w:type="spellEnd"/>
+      <w:r>
+        <w:rPr>
+          <w:lang w:val="es-EC"/>
+        </w:rPr>
+        <w:t xml:space="preserve"> de segmentos</w:t>
       </w:r>
     </w:p>
     <w:p>
@@ -8477,11 +9081,19 @@
           <w:lang w:val="es-EC"/>
         </w:rPr>
       </w:pPr>
+      <w:proofErr w:type="spellStart"/>
       <w:r>
         <w:rPr>
           <w:lang w:val="es-EC"/>
         </w:rPr>
-        <w:t>Playlist por categoría</w:t>
+        <w:t>Playlist</w:t>
+      </w:r>
+      <w:proofErr w:type="spellEnd"/>
+      <w:r>
+        <w:rPr>
+          <w:lang w:val="es-EC"/>
+        </w:rPr>
+        <w:t xml:space="preserve"> por categoría</w:t>
       </w:r>
     </w:p>
     <w:p>
@@ -8490,11 +9102,33 @@
           <w:lang w:val="es-EC"/>
         </w:rPr>
       </w:pPr>
+      <w:proofErr w:type="spellStart"/>
       <w:r>
         <w:rPr>
           <w:lang w:val="es-EC"/>
         </w:rPr>
-        <w:t>Metadata: descripción enlaza a landing web + transcripción</w:t>
+        <w:t>Metadata</w:t>
+      </w:r>
+      <w:proofErr w:type="spellEnd"/>
+      <w:r>
+        <w:rPr>
+          <w:lang w:val="es-EC"/>
+        </w:rPr>
+        <w:t xml:space="preserve">: descripción enlaza a </w:t>
+      </w:r>
+      <w:proofErr w:type="spellStart"/>
+      <w:r>
+        <w:rPr>
+          <w:lang w:val="es-EC"/>
+        </w:rPr>
+        <w:t>landing</w:t>
+      </w:r>
+      <w:proofErr w:type="spellEnd"/>
+      <w:r>
+        <w:rPr>
+          <w:lang w:val="es-EC"/>
+        </w:rPr>
+        <w:t xml:space="preserve"> web + transcripción</w:t>
       </w:r>
     </w:p>
     <w:tbl>
@@ -8670,7 +9304,21 @@
         <w:rPr>
           <w:lang w:val="es-EC"/>
         </w:rPr>
-        <w:t>Integración web (landing del proyecto)</w:t>
+        <w:t>Integración web (</w:t>
+      </w:r>
+      <w:proofErr w:type="spellStart"/>
+      <w:r>
+        <w:rPr>
+          <w:lang w:val="es-EC"/>
+        </w:rPr>
+        <w:t>landing</w:t>
+      </w:r>
+      <w:proofErr w:type="spellEnd"/>
+      <w:r>
+        <w:rPr>
+          <w:lang w:val="es-EC"/>
+        </w:rPr>
+        <w:t xml:space="preserve"> del proyecto)</w:t>
       </w:r>
       <w:bookmarkEnd w:id="24"/>
     </w:p>
@@ -8689,34 +9337,101 @@
         <w:rPr>
           <w:lang w:val="es-EC"/>
         </w:rPr>
-        <w:t>Datos centralizados en lib/data.ts</w:t>
+        <w:t xml:space="preserve">Datos centralizados en </w:t>
+      </w:r>
+      <w:proofErr w:type="spellStart"/>
+      <w:r>
+        <w:rPr>
+          <w:lang w:val="es-EC"/>
+        </w:rPr>
+        <w:t>lib</w:t>
+      </w:r>
+      <w:proofErr w:type="spellEnd"/>
+      <w:r>
+        <w:rPr>
+          <w:lang w:val="es-EC"/>
+        </w:rPr>
+        <w:t>/</w:t>
+      </w:r>
+      <w:proofErr w:type="spellStart"/>
+      <w:r>
+        <w:rPr>
+          <w:lang w:val="es-EC"/>
+        </w:rPr>
+        <w:t>data.ts</w:t>
+      </w:r>
+      <w:proofErr w:type="spellEnd"/>
+    </w:p>
+    <w:p>
+      <w:proofErr w:type="spellStart"/>
+      <w:r>
+        <w:t>Automático</w:t>
+      </w:r>
+      <w:proofErr w:type="spellEnd"/>
+      <w:r>
+        <w:t xml:space="preserve"> al </w:t>
+      </w:r>
+      <w:proofErr w:type="spellStart"/>
+      <w:r>
+        <w:t>agregar</w:t>
+      </w:r>
+      <w:proofErr w:type="spellEnd"/>
+      <w:r>
+        <w:t xml:space="preserve"> </w:t>
+      </w:r>
+      <w:proofErr w:type="spellStart"/>
+      <w:r>
+        <w:t>episodio</w:t>
+      </w:r>
+      <w:proofErr w:type="spellEnd"/>
+      <w:r>
+        <w:t>:</w:t>
       </w:r>
     </w:p>
     <w:p>
+      <w:pPr>
+        <w:pStyle w:val="Listaconvietas"/>
+        <w:rPr>
+          <w:lang w:val="es-EC"/>
+        </w:rPr>
+      </w:pPr>
       <w:r>
-        <w:t>Automático al agregar episodio:</w:t>
+        <w:rPr>
+          <w:lang w:val="es-EC"/>
+        </w:rPr>
+        <w:t xml:space="preserve">Aparece en galería video de la </w:t>
       </w:r>
+      <w:proofErr w:type="spellStart"/>
+      <w:r>
+        <w:rPr>
+          <w:lang w:val="es-EC"/>
+        </w:rPr>
+        <w:t>landing</w:t>
+      </w:r>
+      <w:proofErr w:type="spellEnd"/>
     </w:p>
     <w:p>
       <w:pPr>
         <w:pStyle w:val="Listaconvietas"/>
-        <w:rPr>
-          <w:lang w:val="es-EC"/>
-        </w:rPr>
       </w:pPr>
       <w:r>
-        <w:rPr>
-          <w:lang w:val="es-EC"/>
-        </w:rPr>
-        <w:t>Aparece en galería video de la landing</w:t>
+        <w:t xml:space="preserve">Disponible para </w:t>
       </w:r>
-    </w:p>
-    <w:p>
-      <w:pPr>
-        <w:pStyle w:val="Listaconvietas"/>
-      </w:pPr>
+      <w:proofErr w:type="spellStart"/>
       <w:r>
-        <w:t>Disponible para compartir vía QR</w:t>
+        <w:t>compartir</w:t>
+      </w:r>
+      <w:proofErr w:type="spellEnd"/>
+      <w:r>
+        <w:t xml:space="preserve"> </w:t>
+      </w:r>
+      <w:proofErr w:type="spellStart"/>
+      <w:r>
+        <w:t>vía</w:t>
+      </w:r>
+      <w:proofErr w:type="spellEnd"/>
+      <w:r>
+        <w:t xml:space="preserve"> QR</w:t>
       </w:r>
     </w:p>
     <w:p>
@@ -8734,11 +9449,19 @@
           <w:lang w:val="es-EC"/>
         </w:rPr>
       </w:pPr>
+      <w:proofErr w:type="spellStart"/>
       <w:r>
         <w:rPr>
           <w:lang w:val="es-EC"/>
         </w:rPr>
-        <w:t>Embed limpio de YouTube sin salir del sitio</w:t>
+        <w:t>Embed</w:t>
+      </w:r>
+      <w:proofErr w:type="spellEnd"/>
+      <w:r>
+        <w:rPr>
+          <w:lang w:val="es-EC"/>
+        </w:rPr>
+        <w:t xml:space="preserve"> limpio de YouTube sin salir del sitio</w:t>
       </w:r>
     </w:p>
     <w:p>
@@ -8884,7 +9607,21 @@
         <w:rPr>
           <w:lang w:val="es-EC"/>
         </w:rPr>
-        <w:t>: Imprime en flyers para eventos de vinculación</w:t>
+        <w:t xml:space="preserve">: Imprime en </w:t>
+      </w:r>
+      <w:proofErr w:type="spellStart"/>
+      <w:r>
+        <w:rPr>
+          <w:lang w:val="es-EC"/>
+        </w:rPr>
+        <w:t>flyers</w:t>
+      </w:r>
+      <w:proofErr w:type="spellEnd"/>
+      <w:r>
+        <w:rPr>
+          <w:lang w:val="es-EC"/>
+        </w:rPr>
+        <w:t xml:space="preserve"> para eventos de vinculación</w:t>
       </w:r>
     </w:p>
     <w:p>
@@ -8912,7 +9649,21 @@
         <w:rPr>
           <w:lang w:val="es-EC"/>
         </w:rPr>
-        <w:t>: Clips 30-60 seg en Facebook, Instagram, TikTok</w:t>
+        <w:t xml:space="preserve">: Clips 30-60 </w:t>
+      </w:r>
+      <w:proofErr w:type="spellStart"/>
+      <w:r>
+        <w:rPr>
+          <w:lang w:val="es-EC"/>
+        </w:rPr>
+        <w:t>seg</w:t>
+      </w:r>
+      <w:proofErr w:type="spellEnd"/>
+      <w:r>
+        <w:rPr>
+          <w:lang w:val="es-EC"/>
+        </w:rPr>
+        <w:t xml:space="preserve"> en Facebook, Instagram, TikTok</w:t>
       </w:r>
     </w:p>
     <w:p>
@@ -8934,7 +9685,23 @@
           <w:b/>
           <w:lang w:val="es-EC"/>
         </w:rPr>
-        <w:t>: Email y newsletter ULEAM</w:t>
+        <w:t xml:space="preserve">: Email y </w:t>
+      </w:r>
+      <w:proofErr w:type="spellStart"/>
+      <w:r>
+        <w:rPr>
+          <w:b/>
+          <w:lang w:val="es-EC"/>
+        </w:rPr>
+        <w:t>newsletter</w:t>
+      </w:r>
+      <w:proofErr w:type="spellEnd"/>
+      <w:r>
+        <w:rPr>
+          <w:b/>
+          <w:lang w:val="es-EC"/>
+        </w:rPr>
+        <w:t xml:space="preserve"> ULEAM</w:t>
       </w:r>
       <w:r>
         <w:rPr>
@@ -9145,7 +9912,27 @@
                 <w:color w:val="5B2D86"/>
                 <w:sz w:val="21"/>
               </w:rPr>
-              <w:t>Libro “Podcast: An educational innovation in foreign Languages instruction” (Ediciones ULEAM, 2026)</w:t>
+              <w:t>Libro “Podcast: An educational innovation in foreign Languages instruction” (</w:t>
+            </w:r>
+            <w:proofErr w:type="spellStart"/>
+            <w:r>
+              <w:rPr>
+                <w:rFonts w:ascii="Calibri" w:hAnsi="Calibri" w:cs="Calibri"/>
+                <w:b/>
+                <w:color w:val="5B2D86"/>
+                <w:sz w:val="21"/>
+              </w:rPr>
+              <w:t>Ediciones</w:t>
+            </w:r>
+            <w:proofErr w:type="spellEnd"/>
+            <w:r>
+              <w:rPr>
+                <w:rFonts w:ascii="Calibri" w:hAnsi="Calibri" w:cs="Calibri"/>
+                <w:b/>
+                <w:color w:val="5B2D86"/>
+                <w:sz w:val="21"/>
+              </w:rPr>
+              <w:t xml:space="preserve"> ULEAM, 2026)</w:t>
             </w:r>
           </w:p>
           <w:p>
@@ -9223,7 +10010,23 @@
         <w:pStyle w:val="Listaconvietas"/>
       </w:pPr>
       <w:r>
-        <w:t>Registro de cada episodio:</w:t>
+        <w:t xml:space="preserve">Registro de </w:t>
+      </w:r>
+      <w:proofErr w:type="spellStart"/>
+      <w:r>
+        <w:t>cada</w:t>
+      </w:r>
+      <w:proofErr w:type="spellEnd"/>
+      <w:r>
+        <w:t xml:space="preserve"> </w:t>
+      </w:r>
+      <w:proofErr w:type="spellStart"/>
+      <w:r>
+        <w:t>episodio</w:t>
+      </w:r>
+      <w:proofErr w:type="spellEnd"/>
+      <w:r>
+        <w:t>:</w:t>
       </w:r>
     </w:p>
     <w:p>
@@ -9282,9 +10085,19 @@
       <w:pPr>
         <w:pStyle w:val="Listaconvietas2"/>
       </w:pPr>
+      <w:proofErr w:type="spellStart"/>
       <w:r>
-        <w:t>Encuesta post-escucha</w:t>
+        <w:t>Encuesta</w:t>
       </w:r>
+      <w:proofErr w:type="spellEnd"/>
+      <w:r>
+        <w:t xml:space="preserve"> post-</w:t>
+      </w:r>
+      <w:proofErr w:type="spellStart"/>
+      <w:r>
+        <w:t>escucha</w:t>
+      </w:r>
+      <w:proofErr w:type="spellEnd"/>
     </w:p>
     <w:p>
       <w:pPr>
@@ -9396,7 +10209,21 @@
         <w:rPr>
           <w:lang w:val="es-EC"/>
         </w:rPr>
-        <w:t>Oportunidad realizada: Involucrar otras disciplinas como líneas temáticas estructuradas (PsicoEducarte, Más Allá del Lienzo).</w:t>
+        <w:t>Oportunidad realizada: Involucrar otras disciplinas como líneas temáticas estructuradas (</w:t>
+      </w:r>
+      <w:proofErr w:type="spellStart"/>
+      <w:r>
+        <w:rPr>
+          <w:lang w:val="es-EC"/>
+        </w:rPr>
+        <w:t>PsicoEducarte</w:t>
+      </w:r>
+      <w:proofErr w:type="spellEnd"/>
+      <w:r>
+        <w:rPr>
+          <w:lang w:val="es-EC"/>
+        </w:rPr>
+        <w:t>, Más Allá del Lienzo).</w:t>
       </w:r>
     </w:p>
     <w:p>
@@ -9515,7 +10342,31 @@
                 <w:szCs w:val="26"/>
                 <w:lang w:val="es-EC"/>
               </w:rPr>
-              <w:t>No basta invitar a un experto. Hacen falta objetivos compartidos, guion prediscutido y ensayo con el colaborador.</w:t>
+              <w:t xml:space="preserve">No basta invitar a un experto. Hacen falta objetivos compartidos, guion </w:t>
+            </w:r>
+            <w:proofErr w:type="spellStart"/>
+            <w:r>
+              <w:rPr>
+                <w:rFonts w:ascii="Calibri" w:eastAsiaTheme="majorEastAsia" w:hAnsi="Calibri" w:cs="Calibri"/>
+                <w:bCs/>
+                <w:color w:val="3D1B63"/>
+                <w:sz w:val="19"/>
+                <w:szCs w:val="26"/>
+                <w:lang w:val="es-EC"/>
+              </w:rPr>
+              <w:t>prediscutido</w:t>
+            </w:r>
+            <w:proofErr w:type="spellEnd"/>
+            <w:r>
+              <w:rPr>
+                <w:rFonts w:ascii="Calibri" w:eastAsiaTheme="majorEastAsia" w:hAnsi="Calibri" w:cs="Calibri"/>
+                <w:bCs/>
+                <w:color w:val="3D1B63"/>
+                <w:sz w:val="19"/>
+                <w:szCs w:val="26"/>
+                <w:lang w:val="es-EC"/>
+              </w:rPr>
+              <w:t xml:space="preserve"> y ensayo con el colaborador.</w:t>
             </w:r>
           </w:p>
           <w:p>
@@ -9811,7 +10662,31 @@
                 <w:szCs w:val="26"/>
                 <w:lang w:val="es-EC"/>
               </w:rPr>
-              <w:t>Educa PINE llegaba a unos 100 oyentes. La difusión conjunta con PsicoEducarte expande a más de 200.</w:t>
+              <w:t xml:space="preserve">Educa PINE llegaba a unos 100 oyentes. La difusión conjunta con </w:t>
+            </w:r>
+            <w:proofErr w:type="spellStart"/>
+            <w:r>
+              <w:rPr>
+                <w:rFonts w:ascii="Calibri" w:eastAsiaTheme="majorEastAsia" w:hAnsi="Calibri" w:cs="Calibri"/>
+                <w:bCs/>
+                <w:color w:val="3D1B63"/>
+                <w:sz w:val="19"/>
+                <w:szCs w:val="26"/>
+                <w:lang w:val="es-EC"/>
+              </w:rPr>
+              <w:t>PsicoEducarte</w:t>
+            </w:r>
+            <w:proofErr w:type="spellEnd"/>
+            <w:r>
+              <w:rPr>
+                <w:rFonts w:ascii="Calibri" w:eastAsiaTheme="majorEastAsia" w:hAnsi="Calibri" w:cs="Calibri"/>
+                <w:bCs/>
+                <w:color w:val="3D1B63"/>
+                <w:sz w:val="19"/>
+                <w:szCs w:val="26"/>
+                <w:lang w:val="es-EC"/>
+              </w:rPr>
+              <w:t xml:space="preserve"> expande a más de 200.</w:t>
             </w:r>
           </w:p>
           <w:p>
@@ -10321,11 +11196,19 @@
         </w:rPr>
       </w:pPr>
       <w:bookmarkStart w:id="34" w:name="_Toc235005481"/>
+      <w:proofErr w:type="spellStart"/>
       <w:r>
         <w:rPr>
           <w:lang w:val="es-EC"/>
         </w:rPr>
-        <w:t>Checklist: Desde idea a episodio publicado</w:t>
+        <w:t>Checklist</w:t>
+      </w:r>
+      <w:proofErr w:type="spellEnd"/>
+      <w:r>
+        <w:rPr>
+          <w:lang w:val="es-EC"/>
+        </w:rPr>
+        <w:t>: Desde idea a episodio publicado</w:t>
       </w:r>
       <w:bookmarkEnd w:id="34"/>
     </w:p>
@@ -10474,7 +11357,35 @@
         <w:rPr>
           <w:lang w:val="es-EC"/>
         </w:rPr>
-        <w:t>☐ Intro/outro sonora lista</w:t>
+        <w:t xml:space="preserve">☐ </w:t>
+      </w:r>
+      <w:proofErr w:type="spellStart"/>
+      <w:r>
+        <w:rPr>
+          <w:lang w:val="es-EC"/>
+        </w:rPr>
+        <w:t>Intro</w:t>
+      </w:r>
+      <w:proofErr w:type="spellEnd"/>
+      <w:r>
+        <w:rPr>
+          <w:lang w:val="es-EC"/>
+        </w:rPr>
+        <w:t>/</w:t>
+      </w:r>
+      <w:proofErr w:type="spellStart"/>
+      <w:r>
+        <w:rPr>
+          <w:lang w:val="es-EC"/>
+        </w:rPr>
+        <w:t>outro</w:t>
+      </w:r>
+      <w:proofErr w:type="spellEnd"/>
+      <w:r>
+        <w:rPr>
+          <w:lang w:val="es-EC"/>
+        </w:rPr>
+        <w:t xml:space="preserve"> sonora lista</w:t>
       </w:r>
     </w:p>
     <w:p>
@@ -10616,11 +11527,19 @@
           <w:lang w:val="es-EC"/>
         </w:rPr>
       </w:pPr>
+      <w:proofErr w:type="gramStart"/>
       <w:r>
         <w:rPr>
           <w:lang w:val="es-EC"/>
         </w:rPr>
-        <w:t>POST-PRODUCCIÓN (1-2 semanas)</w:t>
+        <w:t>POST-PRODUCCIÓN</w:t>
+      </w:r>
+      <w:proofErr w:type="gramEnd"/>
+      <w:r>
+        <w:rPr>
+          <w:lang w:val="es-EC"/>
+        </w:rPr>
+        <w:t xml:space="preserve"> (1-2 semanas)</w:t>
       </w:r>
     </w:p>
     <w:p>
@@ -10659,7 +11578,21 @@
         <w:rPr>
           <w:lang w:val="es-EC"/>
         </w:rPr>
-        <w:t>☐ Metadata (título, descripción, tags)</w:t>
+        <w:t xml:space="preserve">☐ </w:t>
+      </w:r>
+      <w:proofErr w:type="spellStart"/>
+      <w:r>
+        <w:rPr>
+          <w:lang w:val="es-EC"/>
+        </w:rPr>
+        <w:t>Metadata</w:t>
+      </w:r>
+      <w:proofErr w:type="spellEnd"/>
+      <w:r>
+        <w:rPr>
+          <w:lang w:val="es-EC"/>
+        </w:rPr>
+        <w:t xml:space="preserve"> (título, descripción, tags)</w:t>
       </w:r>
     </w:p>
     <w:p>
@@ -10672,7 +11605,21 @@
         <w:rPr>
           <w:lang w:val="es-EC"/>
         </w:rPr>
-        <w:t>☐ Integración en landing proyecto</w:t>
+        <w:t xml:space="preserve">☐ Integración en </w:t>
+      </w:r>
+      <w:proofErr w:type="spellStart"/>
+      <w:r>
+        <w:rPr>
+          <w:lang w:val="es-EC"/>
+        </w:rPr>
+        <w:t>landing</w:t>
+      </w:r>
+      <w:proofErr w:type="spellEnd"/>
+      <w:r>
+        <w:rPr>
+          <w:lang w:val="es-EC"/>
+        </w:rPr>
+        <w:t xml:space="preserve"> proyecto</w:t>
       </w:r>
     </w:p>
     <w:p>
@@ -10712,7 +11659,21 @@
         <w:rPr>
           <w:lang w:val="es-EC"/>
         </w:rPr>
-        <w:t>☐ Integración en landing web</w:t>
+        <w:t xml:space="preserve">☐ Integración en </w:t>
+      </w:r>
+      <w:proofErr w:type="spellStart"/>
+      <w:r>
+        <w:rPr>
+          <w:lang w:val="es-EC"/>
+        </w:rPr>
+        <w:t>landing</w:t>
+      </w:r>
+      <w:proofErr w:type="spellEnd"/>
+      <w:r>
+        <w:rPr>
+          <w:lang w:val="es-EC"/>
+        </w:rPr>
+        <w:t xml:space="preserve"> web</w:t>
       </w:r>
     </w:p>
     <w:p>
@@ -10752,7 +11713,21 @@
         <w:rPr>
           <w:lang w:val="es-EC"/>
         </w:rPr>
-        <w:t>DIFUSIÓN SOSTENIDA (2-4 semanas post-lanzamiento)</w:t>
+        <w:t xml:space="preserve">DIFUSIÓN SOSTENIDA (2-4 semanas </w:t>
+      </w:r>
+      <w:proofErr w:type="spellStart"/>
+      <w:r>
+        <w:rPr>
+          <w:lang w:val="es-EC"/>
+        </w:rPr>
+        <w:t>post-lanzamiento</w:t>
+      </w:r>
+      <w:proofErr w:type="spellEnd"/>
+      <w:r>
+        <w:rPr>
+          <w:lang w:val="es-EC"/>
+        </w:rPr>
+        <w:t>)</w:t>
       </w:r>
     </w:p>
     <w:p>
@@ -10791,8 +11766,16 @@
         <w:rPr>
           <w:lang w:val="es-EC"/>
         </w:rPr>
-        <w:t>☐ Recopilación de feedback</w:t>
+        <w:t xml:space="preserve">☐ Recopilación de </w:t>
       </w:r>
+      <w:proofErr w:type="spellStart"/>
+      <w:r>
+        <w:rPr>
+          <w:lang w:val="es-EC"/>
+        </w:rPr>
+        <w:t>feedback</w:t>
+      </w:r>
+      <w:proofErr w:type="spellEnd"/>
     </w:p>
     <w:p>
       <w:pPr>
@@ -11040,7 +12023,33 @@
                 <w:szCs w:val="26"/>
                 <w:lang w:val="es-EC"/>
               </w:rPr>
-              <w:t>Comienza monodisciplinario, expande interdisciplinariamente</w:t>
+              <w:t xml:space="preserve">Comienza </w:t>
+            </w:r>
+            <w:proofErr w:type="spellStart"/>
+            <w:r>
+              <w:rPr>
+                <w:rFonts w:ascii="Calibri" w:eastAsiaTheme="majorEastAsia" w:hAnsi="Calibri" w:cs="Calibri"/>
+                <w:b/>
+                <w:bCs/>
+                <w:color w:val="E85D2F"/>
+                <w:sz w:val="21"/>
+                <w:szCs w:val="26"/>
+                <w:lang w:val="es-EC"/>
+              </w:rPr>
+              <w:t>monodisciplinario</w:t>
+            </w:r>
+            <w:proofErr w:type="spellEnd"/>
+            <w:r>
+              <w:rPr>
+                <w:rFonts w:ascii="Calibri" w:eastAsiaTheme="majorEastAsia" w:hAnsi="Calibri" w:cs="Calibri"/>
+                <w:b/>
+                <w:bCs/>
+                <w:color w:val="E85D2F"/>
+                <w:sz w:val="21"/>
+                <w:szCs w:val="26"/>
+                <w:lang w:val="es-EC"/>
+              </w:rPr>
+              <w:t>, expande interdisciplinariamente</w:t>
             </w:r>
           </w:p>
           <w:p>
@@ -11435,8 +12444,13 @@
       <w:pPr>
         <w:pStyle w:val="Ttulo3"/>
       </w:pPr>
+      <w:proofErr w:type="spellStart"/>
       <w:r>
-        <w:t>Líderes:</w:t>
+        <w:t>Líderes</w:t>
+      </w:r>
+      <w:proofErr w:type="spellEnd"/>
+      <w:r>
+        <w:t>:</w:t>
       </w:r>
     </w:p>
     <w:p>
@@ -11494,7 +12508,23 @@
         <w:pStyle w:val="Ttulo3"/>
       </w:pPr>
       <w:r>
-        <w:t>Equipo de Investigadores/Productores:</w:t>
+        <w:t xml:space="preserve">Equipo de </w:t>
+      </w:r>
+      <w:proofErr w:type="spellStart"/>
+      <w:r>
+        <w:t>Investigadores</w:t>
+      </w:r>
+      <w:proofErr w:type="spellEnd"/>
+      <w:r>
+        <w:t>/</w:t>
+      </w:r>
+      <w:proofErr w:type="spellStart"/>
+      <w:r>
+        <w:t>Productores</w:t>
+      </w:r>
+      <w:proofErr w:type="spellEnd"/>
+      <w:r>
+        <w:t>:</w:t>
       </w:r>
     </w:p>
     <w:p>
@@ -11632,11 +12662,19 @@
           <w:lang w:val="es-EC"/>
         </w:rPr>
       </w:pPr>
+      <w:proofErr w:type="gramStart"/>
       <w:r>
         <w:rPr>
           <w:lang w:val="es-EC"/>
         </w:rPr>
-        <w:t>Campos a completar:</w:t>
+        <w:t>Campos a completar</w:t>
+      </w:r>
+      <w:proofErr w:type="gramEnd"/>
+      <w:r>
+        <w:rPr>
+          <w:lang w:val="es-EC"/>
+        </w:rPr>
+        <w:t>:</w:t>
       </w:r>
       <w:r>
         <w:rPr>
@@ -11685,7 +12723,21 @@
           <w:lang w:val="es-EC"/>
         </w:rPr>
         <w:br/>
-        <w:t>• Intro sonora</w:t>
+        <w:t xml:space="preserve">• </w:t>
+      </w:r>
+      <w:proofErr w:type="spellStart"/>
+      <w:r>
+        <w:rPr>
+          <w:lang w:val="es-EC"/>
+        </w:rPr>
+        <w:t>Intro</w:t>
+      </w:r>
+      <w:proofErr w:type="spellEnd"/>
+      <w:r>
+        <w:rPr>
+          <w:lang w:val="es-EC"/>
+        </w:rPr>
+        <w:t xml:space="preserve"> sonora</w:t>
       </w:r>
       <w:r>
         <w:rPr>
@@ -11713,8 +12765,16 @@
           <w:lang w:val="es-EC"/>
         </w:rPr>
         <w:br/>
-        <w:t>• Outro</w:t>
+        <w:t xml:space="preserve">• </w:t>
       </w:r>
+      <w:proofErr w:type="spellStart"/>
+      <w:r>
+        <w:rPr>
+          <w:lang w:val="es-EC"/>
+        </w:rPr>
+        <w:t>Outro</w:t>
+      </w:r>
+      <w:proofErr w:type="spellEnd"/>
     </w:p>
     <w:p>
       <w:pPr>
@@ -11846,7 +12906,25 @@
         <w:color w:val="888888"/>
         <w:sz w:val="16"/>
       </w:rPr>
-      <w:t>Manual de Podcast Educativo · Proyecto PINE ULEAM</w:t>
+      <w:t xml:space="preserve">Manual de Podcast </w:t>
+    </w:r>
+    <w:proofErr w:type="spellStart"/>
+    <w:r>
+      <w:rPr>
+        <w:rFonts w:ascii="Calibri" w:hAnsi="Calibri" w:cs="Calibri"/>
+        <w:color w:val="888888"/>
+        <w:sz w:val="16"/>
+      </w:rPr>
+      <w:t>Educativo</w:t>
+    </w:r>
+    <w:proofErr w:type="spellEnd"/>
+    <w:r>
+      <w:rPr>
+        <w:rFonts w:ascii="Calibri" w:hAnsi="Calibri" w:cs="Calibri"/>
+        <w:color w:val="888888"/>
+        <w:sz w:val="16"/>
+      </w:rPr>
+      <w:t xml:space="preserve"> · Proyecto PINE ULEAM</w:t>
     </w:r>
     <w:r>
       <w:rPr>

--- a/docs/manual_podcast_pine.docx
+++ b/docs/manual_podcast_pine.docx
@@ -5,7 +5,7 @@
     <w:tbl>
       <w:tblPr>
         <w:tblStyle w:val="Tablaconcuadrcula"/>
-        <w:tblW w:w="0" w:type="auto"/>
+        <w:tblW w:w="8959" w:type="dxa"/>
         <w:tblBorders>
           <w:top w:val="single" w:sz="8" w:space="0" w:color="5B2D86"/>
           <w:left w:val="single" w:sz="8" w:space="0" w:color="5B2D86"/>
@@ -17,12 +17,15 @@
         <w:tblLook w:val="04A0" w:firstRow="1" w:lastRow="0" w:firstColumn="1" w:lastColumn="0" w:noHBand="0" w:noVBand="1"/>
       </w:tblPr>
       <w:tblGrid>
-        <w:gridCol w:w="8780"/>
+        <w:gridCol w:w="8959"/>
       </w:tblGrid>
       <w:tr>
+        <w:trPr>
+          <w:trHeight w:val="2379"/>
+        </w:trPr>
         <w:tc>
           <w:tcPr>
-            <w:tcW w:w="8780" w:type="dxa"/>
+            <w:tcW w:w="8959" w:type="dxa"/>
             <w:shd w:val="clear" w:color="5B2D86" w:fill="5B2D86"/>
             <w:tcMar>
               <w:top w:w="400" w:type="dxa"/>
@@ -196,15 +199,6 @@
         <w:rPr>
           <w:rFonts w:ascii="Calibri" w:hAnsi="Calibri" w:cs="Calibri"/>
           <w:sz w:val="8"/>
-          <w:lang w:val="es-EC"/>
-        </w:rPr>
-      </w:pPr>
-    </w:p>
-    <w:p>
-      <w:pPr>
-        <w:rPr>
-          <w:rFonts w:ascii="Calibri" w:hAnsi="Calibri" w:cs="Calibri"/>
-          <w:sz w:val="20"/>
           <w:lang w:val="es-EC"/>
         </w:rPr>
       </w:pPr>
@@ -229,7 +223,7 @@
       <w:tr>
         <w:tc>
           <w:tcPr>
-            <w:tcW w:w="8780" w:type="dxa"/>
+            <w:tcW w:w="8856" w:type="dxa"/>
             <w:shd w:val="clear" w:color="FDE9E0" w:fill="FDE9E0"/>
           </w:tcPr>
           <w:p>
@@ -316,9 +310,271 @@
     </w:p>
     <w:p>
       <w:pPr>
+        <w:jc w:val="center"/>
         <w:rPr>
           <w:rFonts w:ascii="Calibri" w:hAnsi="Calibri" w:cs="Calibri"/>
-          <w:sz w:val="24"/>
+          <w:b/>
+          <w:color w:val="E85D2F"/>
+          <w:sz w:val="26"/>
+          <w:lang w:val="es-EC"/>
+        </w:rPr>
+      </w:pPr>
+      <w:r>
+        <w:rPr>
+          <w:rFonts w:ascii="Calibri" w:hAnsi="Calibri" w:cs="Calibri"/>
+          <w:b/>
+          <w:color w:val="E85D2F"/>
+          <w:sz w:val="26"/>
+          <w:lang w:val="es-EC"/>
+        </w:rPr>
+        <w:t>Autor</w:t>
+      </w:r>
+      <w:r>
+        <w:rPr>
+          <w:rFonts w:ascii="Calibri" w:hAnsi="Calibri" w:cs="Calibri"/>
+          <w:b/>
+          <w:color w:val="E85D2F"/>
+          <w:sz w:val="26"/>
+          <w:lang w:val="es-EC"/>
+        </w:rPr>
+        <w:t>es</w:t>
+      </w:r>
+    </w:p>
+    <w:p>
+      <w:pPr>
+        <w:spacing w:after="0"/>
+        <w:jc w:val="center"/>
+        <w:rPr>
+          <w:rFonts w:ascii="Calibri" w:hAnsi="Calibri" w:cs="Calibri"/>
+          <w:color w:val="3D1B63"/>
+          <w:sz w:val="23"/>
+          <w:lang w:val="es-EC"/>
+        </w:rPr>
+      </w:pPr>
+      <w:r>
+        <w:rPr>
+          <w:rFonts w:ascii="Calibri" w:hAnsi="Calibri" w:cs="Calibri"/>
+          <w:color w:val="3D1B63"/>
+          <w:sz w:val="23"/>
+          <w:lang w:val="es-EC"/>
+        </w:rPr>
+        <w:t>Dr. Arturo Rodríguez Zambrano</w:t>
+      </w:r>
+      <w:r>
+        <w:rPr>
+          <w:rFonts w:ascii="Calibri" w:hAnsi="Calibri" w:cs="Calibri"/>
+          <w:color w:val="3D1B63"/>
+          <w:sz w:val="23"/>
+          <w:lang w:val="es-EC"/>
+        </w:rPr>
+        <w:t>, PhD.</w:t>
+      </w:r>
+      <w:r>
+        <w:rPr>
+          <w:rFonts w:ascii="Calibri" w:hAnsi="Calibri" w:cs="Calibri"/>
+          <w:color w:val="3D1B63"/>
+          <w:sz w:val="23"/>
+          <w:lang w:val="es-EC"/>
+        </w:rPr>
+        <w:t xml:space="preserve"> </w:t>
+      </w:r>
+    </w:p>
+    <w:p>
+      <w:pPr>
+        <w:spacing w:after="0"/>
+        <w:jc w:val="center"/>
+        <w:rPr>
+          <w:rFonts w:ascii="Calibri" w:hAnsi="Calibri" w:cs="Calibri"/>
+          <w:color w:val="3D1B63"/>
+          <w:sz w:val="23"/>
+          <w:lang w:val="es-EC"/>
+        </w:rPr>
+      </w:pPr>
+      <w:r>
+        <w:rPr>
+          <w:rFonts w:ascii="Calibri" w:hAnsi="Calibri" w:cs="Calibri"/>
+          <w:color w:val="3D1B63"/>
+          <w:sz w:val="23"/>
+          <w:lang w:val="es-EC"/>
+        </w:rPr>
+        <w:t xml:space="preserve">Mg. </w:t>
+      </w:r>
+      <w:r>
+        <w:rPr>
+          <w:rFonts w:ascii="Calibri" w:hAnsi="Calibri" w:cs="Calibri"/>
+          <w:color w:val="3D1B63"/>
+          <w:sz w:val="23"/>
+          <w:lang w:val="es-EC"/>
+        </w:rPr>
+        <w:t>Basantes Robalino María Cristina</w:t>
+      </w:r>
+    </w:p>
+    <w:p>
+      <w:pPr>
+        <w:spacing w:after="0"/>
+        <w:jc w:val="center"/>
+        <w:rPr>
+          <w:rFonts w:ascii="Calibri" w:hAnsi="Calibri" w:cs="Calibri"/>
+          <w:color w:val="3D1B63"/>
+          <w:sz w:val="23"/>
+          <w:lang w:val="es-EC"/>
+        </w:rPr>
+      </w:pPr>
+      <w:r>
+        <w:rPr>
+          <w:rFonts w:ascii="Calibri" w:hAnsi="Calibri" w:cs="Calibri"/>
+          <w:color w:val="3D1B63"/>
+          <w:sz w:val="23"/>
+          <w:lang w:val="es-EC"/>
+        </w:rPr>
+        <w:t xml:space="preserve">Mg. </w:t>
+      </w:r>
+      <w:r>
+        <w:rPr>
+          <w:rFonts w:ascii="Calibri" w:hAnsi="Calibri" w:cs="Calibri"/>
+          <w:color w:val="3D1B63"/>
+          <w:sz w:val="23"/>
+          <w:lang w:val="es-EC"/>
+        </w:rPr>
+        <w:t>Bello Piguave Johanna Elizabet</w:t>
+      </w:r>
+    </w:p>
+    <w:p>
+      <w:pPr>
+        <w:spacing w:after="0"/>
+        <w:jc w:val="center"/>
+        <w:rPr>
+          <w:rFonts w:ascii="Calibri" w:hAnsi="Calibri" w:cs="Calibri"/>
+          <w:color w:val="3D1B63"/>
+          <w:sz w:val="23"/>
+          <w:lang w:val="es-EC"/>
+        </w:rPr>
+      </w:pPr>
+      <w:r>
+        <w:rPr>
+          <w:rFonts w:ascii="Calibri" w:hAnsi="Calibri" w:cs="Calibri"/>
+          <w:color w:val="3D1B63"/>
+          <w:sz w:val="23"/>
+          <w:lang w:val="es-EC"/>
+        </w:rPr>
+        <w:t>Dr. Jhonny Saulo Villafuerte Holguín</w:t>
+      </w:r>
+    </w:p>
+    <w:p>
+      <w:pPr>
+        <w:spacing w:after="0"/>
+        <w:jc w:val="center"/>
+        <w:rPr>
+          <w:rFonts w:ascii="Calibri" w:hAnsi="Calibri" w:cs="Calibri"/>
+          <w:color w:val="3D1B63"/>
+          <w:sz w:val="23"/>
+          <w:lang w:val="es-EC"/>
+        </w:rPr>
+      </w:pPr>
+      <w:proofErr w:type="spellStart"/>
+      <w:r>
+        <w:rPr>
+          <w:rFonts w:ascii="Calibri" w:hAnsi="Calibri" w:cs="Calibri"/>
+          <w:color w:val="3D1B63"/>
+          <w:sz w:val="23"/>
+          <w:lang w:val="es-EC"/>
+        </w:rPr>
+        <w:t>Ailys</w:t>
+      </w:r>
+      <w:proofErr w:type="spellEnd"/>
+      <w:r>
+        <w:rPr>
+          <w:rFonts w:ascii="Calibri" w:hAnsi="Calibri" w:cs="Calibri"/>
+          <w:color w:val="3D1B63"/>
+          <w:sz w:val="23"/>
+          <w:lang w:val="es-EC"/>
+        </w:rPr>
+        <w:t xml:space="preserve"> Jordana Bailón Borja</w:t>
+      </w:r>
+    </w:p>
+    <w:p>
+      <w:pPr>
+        <w:jc w:val="center"/>
+        <w:rPr>
+          <w:rFonts w:ascii="Calibri" w:hAnsi="Calibri" w:cs="Calibri"/>
+          <w:color w:val="3D1B63"/>
+          <w:sz w:val="23"/>
+          <w:lang w:val="es-EC"/>
+        </w:rPr>
+      </w:pPr>
+      <w:r>
+        <w:rPr>
+          <w:rFonts w:ascii="Calibri" w:hAnsi="Calibri" w:cs="Calibri"/>
+          <w:color w:val="3D1B63"/>
+          <w:sz w:val="23"/>
+          <w:lang w:val="es-EC"/>
+        </w:rPr>
+        <w:t xml:space="preserve">Josselyn </w:t>
+      </w:r>
+      <w:r>
+        <w:rPr>
+          <w:rFonts w:ascii="Calibri" w:hAnsi="Calibri" w:cs="Calibri"/>
+          <w:color w:val="3D1B63"/>
+          <w:sz w:val="23"/>
+          <w:lang w:val="es-EC"/>
+        </w:rPr>
+        <w:t xml:space="preserve">Janine </w:t>
+      </w:r>
+      <w:r>
+        <w:rPr>
+          <w:rFonts w:ascii="Calibri" w:hAnsi="Calibri" w:cs="Calibri"/>
+          <w:color w:val="3D1B63"/>
+          <w:sz w:val="23"/>
+          <w:lang w:val="es-EC"/>
+        </w:rPr>
+        <w:t>Mera Rivas</w:t>
+      </w:r>
+    </w:p>
+    <w:p>
+      <w:pPr>
+        <w:spacing w:after="0"/>
+        <w:jc w:val="center"/>
+        <w:rPr>
+          <w:rFonts w:ascii="Calibri" w:hAnsi="Calibri" w:cs="Calibri"/>
+          <w:color w:val="666666"/>
+          <w:lang w:val="es-EC"/>
+        </w:rPr>
+      </w:pPr>
+      <w:r>
+        <w:rPr>
+          <w:rFonts w:ascii="Calibri" w:hAnsi="Calibri" w:cs="Calibri"/>
+          <w:color w:val="666666"/>
+          <w:lang w:val="es-EC"/>
+        </w:rPr>
+        <w:t>Universidad Laica Eloy Alfaro de Manabí (ULEAM)</w:t>
+      </w:r>
+    </w:p>
+    <w:p>
+      <w:pPr>
+        <w:spacing w:after="0"/>
+        <w:jc w:val="center"/>
+        <w:rPr>
+          <w:rFonts w:ascii="Calibri" w:hAnsi="Calibri" w:cs="Calibri"/>
+          <w:color w:val="666666"/>
+          <w:lang w:val="es-EC"/>
+        </w:rPr>
+      </w:pPr>
+      <w:r>
+        <w:rPr>
+          <w:rFonts w:ascii="Calibri" w:hAnsi="Calibri" w:cs="Calibri"/>
+          <w:color w:val="666666"/>
+          <w:lang w:val="es-EC"/>
+        </w:rPr>
+        <w:t>Carrera de Pedagogía de Idiomas Nacionales y Extranjeros (PINE)</w:t>
+      </w:r>
+    </w:p>
+    <w:p>
+      <w:pPr>
+        <w:spacing w:after="0"/>
+        <w:jc w:val="center"/>
+        <w:rPr>
+          <w:rFonts w:ascii="Calibri" w:hAnsi="Calibri" w:cs="Calibri"/>
+          <w:color w:val="666666"/>
           <w:lang w:val="es-EC"/>
         </w:rPr>
       </w:pPr>
@@ -329,180 +585,26 @@
         <w:rPr>
           <w:rFonts w:ascii="Calibri" w:hAnsi="Calibri" w:cs="Calibri"/>
           <w:b/>
-          <w:color w:val="E85D2F"/>
-          <w:sz w:val="26"/>
+          <w:color w:val="5B2D86"/>
+          <w:sz w:val="40"/>
         </w:rPr>
       </w:pPr>
       <w:r>
         <w:rPr>
           <w:rFonts w:ascii="Calibri" w:hAnsi="Calibri" w:cs="Calibri"/>
           <w:b/>
-          <w:color w:val="E85D2F"/>
-          <w:sz w:val="26"/>
-        </w:rPr>
-        <w:t>Autor</w:t>
-      </w:r>
-      <w:r>
-        <w:rPr>
-          <w:rFonts w:ascii="Calibri" w:hAnsi="Calibri" w:cs="Calibri"/>
-          <w:b/>
-          <w:color w:val="E85D2F"/>
-          <w:sz w:val="26"/>
-        </w:rPr>
-        <w:t>es</w:t>
+          <w:color w:val="5B2D86"/>
+          <w:sz w:val="40"/>
+        </w:rPr>
+        <w:t>2026</w:t>
       </w:r>
     </w:p>
     <w:p>
       <w:pPr>
-        <w:jc w:val="center"/>
-        <w:rPr>
-          <w:rFonts w:ascii="Calibri" w:hAnsi="Calibri" w:cs="Calibri"/>
-          <w:color w:val="3D1B63"/>
-          <w:sz w:val="23"/>
+        <w:rPr>
           <w:lang w:val="es-EC"/>
         </w:rPr>
       </w:pPr>
-      <w:r>
-        <w:rPr>
-          <w:rFonts w:ascii="Calibri" w:hAnsi="Calibri" w:cs="Calibri"/>
-          <w:color w:val="3D1B63"/>
-          <w:sz w:val="23"/>
-          <w:lang w:val="es-EC"/>
-        </w:rPr>
-        <w:t>Dr. Arturo Rodríguez Zambrano</w:t>
-      </w:r>
-      <w:r>
-        <w:rPr>
-          <w:rFonts w:ascii="Calibri" w:hAnsi="Calibri" w:cs="Calibri"/>
-          <w:color w:val="3D1B63"/>
-          <w:sz w:val="23"/>
-          <w:lang w:val="es-EC"/>
-        </w:rPr>
-        <w:t>, PhD.</w:t>
-      </w:r>
-      <w:r>
-        <w:rPr>
-          <w:rFonts w:ascii="Calibri" w:hAnsi="Calibri" w:cs="Calibri"/>
-          <w:color w:val="3D1B63"/>
-          <w:sz w:val="23"/>
-          <w:lang w:val="es-EC"/>
-        </w:rPr>
-        <w:t xml:space="preserve"> </w:t>
-      </w:r>
-    </w:p>
-    <w:p>
-      <w:pPr>
-        <w:jc w:val="center"/>
-        <w:rPr>
-          <w:rFonts w:ascii="Calibri" w:hAnsi="Calibri" w:cs="Calibri"/>
-          <w:color w:val="3D1B63"/>
-          <w:sz w:val="23"/>
-          <w:lang w:val="es-EC"/>
-        </w:rPr>
-      </w:pPr>
-      <w:r>
-        <w:rPr>
-          <w:rFonts w:ascii="Calibri" w:hAnsi="Calibri" w:cs="Calibri"/>
-          <w:color w:val="3D1B63"/>
-          <w:sz w:val="23"/>
-          <w:lang w:val="es-EC"/>
-        </w:rPr>
-        <w:t xml:space="preserve">Mg. </w:t>
-      </w:r>
-      <w:r>
-        <w:rPr>
-          <w:rFonts w:ascii="Calibri" w:hAnsi="Calibri" w:cs="Calibri"/>
-          <w:color w:val="3D1B63"/>
-          <w:sz w:val="23"/>
-          <w:lang w:val="es-EC"/>
-        </w:rPr>
-        <w:t>Cristina</w:t>
-      </w:r>
-      <w:r>
-        <w:rPr>
-          <w:rFonts w:ascii="Calibri" w:hAnsi="Calibri" w:cs="Calibri"/>
-          <w:color w:val="3D1B63"/>
-          <w:sz w:val="23"/>
-          <w:lang w:val="es-EC"/>
-        </w:rPr>
-        <w:t xml:space="preserve"> </w:t>
-      </w:r>
-    </w:p>
-    <w:p>
-      <w:pPr>
-        <w:jc w:val="center"/>
-        <w:rPr>
-          <w:rFonts w:ascii="Calibri" w:hAnsi="Calibri" w:cs="Calibri"/>
-          <w:color w:val="3D1B63"/>
-          <w:sz w:val="23"/>
-          <w:lang w:val="es-EC"/>
-        </w:rPr>
-      </w:pPr>
-      <w:r>
-        <w:rPr>
-          <w:rFonts w:ascii="Calibri" w:hAnsi="Calibri" w:cs="Calibri"/>
-          <w:color w:val="3D1B63"/>
-          <w:sz w:val="23"/>
-          <w:lang w:val="es-EC"/>
-        </w:rPr>
-        <w:t xml:space="preserve">Mg. Johana </w:t>
-      </w:r>
-    </w:p>
-    <w:p>
-      <w:pPr>
-        <w:jc w:val="center"/>
-        <w:rPr>
-          <w:rFonts w:ascii="Calibri" w:hAnsi="Calibri" w:cs="Calibri"/>
-          <w:color w:val="666666"/>
-          <w:lang w:val="es-EC"/>
-        </w:rPr>
-      </w:pPr>
-      <w:r>
-        <w:rPr>
-          <w:rFonts w:ascii="Calibri" w:hAnsi="Calibri" w:cs="Calibri"/>
-          <w:color w:val="666666"/>
-          <w:lang w:val="es-EC"/>
-        </w:rPr>
-        <w:t>Universidad Laica Eloy Alfaro de Manabí (ULEAM)</w:t>
-      </w:r>
-    </w:p>
-    <w:p>
-      <w:pPr>
-        <w:jc w:val="center"/>
-        <w:rPr>
-          <w:rFonts w:ascii="Calibri" w:hAnsi="Calibri" w:cs="Calibri"/>
-          <w:color w:val="666666"/>
-          <w:lang w:val="es-EC"/>
-        </w:rPr>
-      </w:pPr>
-      <w:r>
-        <w:rPr>
-          <w:rFonts w:ascii="Calibri" w:hAnsi="Calibri" w:cs="Calibri"/>
-          <w:color w:val="666666"/>
-          <w:lang w:val="es-EC"/>
-        </w:rPr>
-        <w:t>Carrera de Pedagogía de Idiomas Nacionales y Extranjeros (PINE)</w:t>
-      </w:r>
-    </w:p>
-    <w:p>
-      <w:pPr>
-        <w:jc w:val="center"/>
-        <w:rPr>
-          <w:rFonts w:ascii="Calibri" w:hAnsi="Calibri" w:cs="Calibri"/>
-          <w:b/>
-          <w:color w:val="5B2D86"/>
-          <w:sz w:val="40"/>
-        </w:rPr>
-      </w:pPr>
-      <w:r>
-        <w:rPr>
-          <w:rFonts w:ascii="Calibri" w:hAnsi="Calibri" w:cs="Calibri"/>
-          <w:b/>
-          <w:color w:val="5B2D86"/>
-          <w:sz w:val="40"/>
-        </w:rPr>
-        <w:t>2026</w:t>
-      </w:r>
     </w:p>
     <w:p>
       <w:pPr>
@@ -549,12 +651,12 @@
         <w:fldChar w:fldCharType="begin"/>
       </w:r>
       <w:r>
-        <w:instrText xml:space="preserve"> TOC \o "1-2" \h \z \u </w:instrText>
+        <w:instrText xml:space="preserve"> TOC \o "1-2" \h \z \u \* MERGEFORMAT </w:instrText>
       </w:r>
       <w:r>
         <w:fldChar w:fldCharType="separate"/>
       </w:r>
-      <w:hyperlink w:anchor="_Toc235005447" w:history="1">
+      <w:hyperlink w:anchor="_Toc235010042" w:history="1">
         <w:r>
           <w:rPr>
             <w:rStyle w:val="Hipervnculo"/>
@@ -582,7 +684,7 @@
             <w:noProof/>
             <w:webHidden/>
           </w:rPr>
-          <w:instrText xml:space="preserve"> PAGEREF _Toc235005447 \h </w:instrText>
+          <w:instrText xml:space="preserve"> PAGEREF _Toc235010042 \h </w:instrText>
         </w:r>
         <w:r>
           <w:rPr>
@@ -628,7 +730,7 @@
           <w14:ligatures w14:val="standardContextual"/>
         </w:rPr>
       </w:pPr>
-      <w:hyperlink w:anchor="_Toc235005448" w:history="1">
+      <w:hyperlink w:anchor="_Toc235010043" w:history="1">
         <w:r>
           <w:rPr>
             <w:rStyle w:val="Hipervnculo"/>
@@ -655,7 +757,7 @@
             <w:noProof/>
             <w:webHidden/>
           </w:rPr>
-          <w:instrText xml:space="preserve"> PAGEREF _Toc235005448 \h </w:instrText>
+          <w:instrText xml:space="preserve"> PAGEREF _Toc235010043 \h </w:instrText>
         </w:r>
         <w:r>
           <w:rPr>
@@ -701,7 +803,7 @@
           <w14:ligatures w14:val="standardContextual"/>
         </w:rPr>
       </w:pPr>
-      <w:hyperlink w:anchor="_Toc235005449" w:history="1">
+      <w:hyperlink w:anchor="_Toc235010044" w:history="1">
         <w:r>
           <w:rPr>
             <w:rStyle w:val="Hipervnculo"/>
@@ -729,7 +831,7 @@
             <w:noProof/>
             <w:webHidden/>
           </w:rPr>
-          <w:instrText xml:space="preserve"> PAGEREF _Toc235005449 \h </w:instrText>
+          <w:instrText xml:space="preserve"> PAGEREF _Toc235010044 \h </w:instrText>
         </w:r>
         <w:r>
           <w:rPr>
@@ -775,7 +877,7 @@
           <w14:ligatures w14:val="standardContextual"/>
         </w:rPr>
       </w:pPr>
-      <w:hyperlink w:anchor="_Toc235005450" w:history="1">
+      <w:hyperlink w:anchor="_Toc235010045" w:history="1">
         <w:r>
           <w:rPr>
             <w:rStyle w:val="Hipervnculo"/>
@@ -803,7 +905,7 @@
             <w:noProof/>
             <w:webHidden/>
           </w:rPr>
-          <w:instrText xml:space="preserve"> PAGEREF _Toc235005450 \h </w:instrText>
+          <w:instrText xml:space="preserve"> PAGEREF _Toc235010045 \h </w:instrText>
         </w:r>
         <w:r>
           <w:rPr>
@@ -849,7 +951,7 @@
           <w14:ligatures w14:val="standardContextual"/>
         </w:rPr>
       </w:pPr>
-      <w:hyperlink w:anchor="_Toc235005451" w:history="1">
+      <w:hyperlink w:anchor="_Toc235010046" w:history="1">
         <w:r>
           <w:rPr>
             <w:rStyle w:val="Hipervnculo"/>
@@ -877,7 +979,7 @@
             <w:noProof/>
             <w:webHidden/>
           </w:rPr>
-          <w:instrText xml:space="preserve"> PAGEREF _Toc235005451 \h </w:instrText>
+          <w:instrText xml:space="preserve"> PAGEREF _Toc235010046 \h </w:instrText>
         </w:r>
         <w:r>
           <w:rPr>
@@ -923,7 +1025,7 @@
           <w14:ligatures w14:val="standardContextual"/>
         </w:rPr>
       </w:pPr>
-      <w:hyperlink w:anchor="_Toc235005452" w:history="1">
+      <w:hyperlink w:anchor="_Toc235010047" w:history="1">
         <w:r>
           <w:rPr>
             <w:rStyle w:val="Hipervnculo"/>
@@ -951,81 +1053,7 @@
             <w:noProof/>
             <w:webHidden/>
           </w:rPr>
-          <w:instrText xml:space="preserve"> PAGEREF _Toc235005452 \h </w:instrText>
-        </w:r>
-        <w:r>
-          <w:rPr>
-            <w:noProof/>
-            <w:webHidden/>
-          </w:rPr>
-        </w:r>
-        <w:r>
-          <w:rPr>
-            <w:noProof/>
-            <w:webHidden/>
-          </w:rPr>
-          <w:fldChar w:fldCharType="separate"/>
-        </w:r>
-        <w:r>
-          <w:rPr>
-            <w:noProof/>
-            <w:webHidden/>
-          </w:rPr>
-          <w:t>6</w:t>
-        </w:r>
-        <w:r>
-          <w:rPr>
-            <w:noProof/>
-            <w:webHidden/>
-          </w:rPr>
-          <w:fldChar w:fldCharType="end"/>
-        </w:r>
-      </w:hyperlink>
-    </w:p>
-    <w:p>
-      <w:pPr>
-        <w:pStyle w:val="TDC2"/>
-        <w:tabs>
-          <w:tab w:val="right" w:leader="dot" w:pos="8630"/>
-        </w:tabs>
-        <w:rPr>
-          <w:noProof/>
-          <w:kern w:val="2"/>
-          <w:sz w:val="24"/>
-          <w:szCs w:val="24"/>
-          <w:lang w:val="es-EC" w:eastAsia="es-EC"/>
-          <w14:ligatures w14:val="standardContextual"/>
-        </w:rPr>
-      </w:pPr>
-      <w:hyperlink w:anchor="_Toc235005453" w:history="1">
-        <w:r>
-          <w:rPr>
-            <w:rStyle w:val="Hipervnculo"/>
-            <w:noProof/>
-            <w:lang w:val="es-EC"/>
-          </w:rPr>
-          <w:t>Resultados y crecimiento</w:t>
-        </w:r>
-        <w:r>
-          <w:rPr>
-            <w:noProof/>
-            <w:webHidden/>
-          </w:rPr>
-          <w:tab/>
-        </w:r>
-        <w:r>
-          <w:rPr>
-            <w:noProof/>
-            <w:webHidden/>
-          </w:rPr>
-          <w:fldChar w:fldCharType="begin"/>
-        </w:r>
-        <w:r>
-          <w:rPr>
-            <w:noProof/>
-            <w:webHidden/>
-          </w:rPr>
-          <w:instrText xml:space="preserve"> PAGEREF _Toc235005453 \h </w:instrText>
+          <w:instrText xml:space="preserve"> PAGEREF _Toc235010047 \h </w:instrText>
         </w:r>
         <w:r>
           <w:rPr>
@@ -1071,7 +1099,81 @@
           <w14:ligatures w14:val="standardContextual"/>
         </w:rPr>
       </w:pPr>
-      <w:hyperlink w:anchor="_Toc235005454" w:history="1">
+      <w:hyperlink w:anchor="_Toc235010048" w:history="1">
+        <w:r>
+          <w:rPr>
+            <w:rStyle w:val="Hipervnculo"/>
+            <w:noProof/>
+            <w:lang w:val="es-EC"/>
+          </w:rPr>
+          <w:t>Resultados y crecimiento</w:t>
+        </w:r>
+        <w:r>
+          <w:rPr>
+            <w:noProof/>
+            <w:webHidden/>
+          </w:rPr>
+          <w:tab/>
+        </w:r>
+        <w:r>
+          <w:rPr>
+            <w:noProof/>
+            <w:webHidden/>
+          </w:rPr>
+          <w:fldChar w:fldCharType="begin"/>
+        </w:r>
+        <w:r>
+          <w:rPr>
+            <w:noProof/>
+            <w:webHidden/>
+          </w:rPr>
+          <w:instrText xml:space="preserve"> PAGEREF _Toc235010048 \h </w:instrText>
+        </w:r>
+        <w:r>
+          <w:rPr>
+            <w:noProof/>
+            <w:webHidden/>
+          </w:rPr>
+        </w:r>
+        <w:r>
+          <w:rPr>
+            <w:noProof/>
+            <w:webHidden/>
+          </w:rPr>
+          <w:fldChar w:fldCharType="separate"/>
+        </w:r>
+        <w:r>
+          <w:rPr>
+            <w:noProof/>
+            <w:webHidden/>
+          </w:rPr>
+          <w:t>7</w:t>
+        </w:r>
+        <w:r>
+          <w:rPr>
+            <w:noProof/>
+            <w:webHidden/>
+          </w:rPr>
+          <w:fldChar w:fldCharType="end"/>
+        </w:r>
+      </w:hyperlink>
+    </w:p>
+    <w:p>
+      <w:pPr>
+        <w:pStyle w:val="TDC2"/>
+        <w:tabs>
+          <w:tab w:val="right" w:leader="dot" w:pos="8630"/>
+        </w:tabs>
+        <w:rPr>
+          <w:noProof/>
+          <w:kern w:val="2"/>
+          <w:sz w:val="24"/>
+          <w:szCs w:val="24"/>
+          <w:lang w:val="es-EC" w:eastAsia="es-EC"/>
+          <w14:ligatures w14:val="standardContextual"/>
+        </w:rPr>
+      </w:pPr>
+      <w:hyperlink w:anchor="_Toc235010049" w:history="1">
         <w:r>
           <w:rPr>
             <w:rStyle w:val="Hipervnculo"/>
@@ -1099,7 +1201,7 @@
             <w:noProof/>
             <w:webHidden/>
           </w:rPr>
-          <w:instrText xml:space="preserve"> PAGEREF _Toc235005454 \h </w:instrText>
+          <w:instrText xml:space="preserve"> PAGEREF _Toc235010049 \h </w:instrText>
         </w:r>
         <w:r>
           <w:rPr>
@@ -1145,7 +1247,7 @@
           <w14:ligatures w14:val="standardContextual"/>
         </w:rPr>
       </w:pPr>
-      <w:hyperlink w:anchor="_Toc235005455" w:history="1">
+      <w:hyperlink w:anchor="_Toc235010050" w:history="1">
         <w:r>
           <w:rPr>
             <w:rStyle w:val="Hipervnculo"/>
@@ -1173,376 +1275,7 @@
             <w:noProof/>
             <w:webHidden/>
           </w:rPr>
-          <w:instrText xml:space="preserve"> PAGEREF _Toc235005455 \h </w:instrText>
-        </w:r>
-        <w:r>
-          <w:rPr>
-            <w:noProof/>
-            <w:webHidden/>
-          </w:rPr>
-        </w:r>
-        <w:r>
-          <w:rPr>
-            <w:noProof/>
-            <w:webHidden/>
-          </w:rPr>
-          <w:fldChar w:fldCharType="separate"/>
-        </w:r>
-        <w:r>
-          <w:rPr>
-            <w:noProof/>
-            <w:webHidden/>
-          </w:rPr>
-          <w:t>8</w:t>
-        </w:r>
-        <w:r>
-          <w:rPr>
-            <w:noProof/>
-            <w:webHidden/>
-          </w:rPr>
-          <w:fldChar w:fldCharType="end"/>
-        </w:r>
-      </w:hyperlink>
-    </w:p>
-    <w:p>
-      <w:pPr>
-        <w:pStyle w:val="TDC2"/>
-        <w:tabs>
-          <w:tab w:val="right" w:leader="dot" w:pos="8630"/>
-        </w:tabs>
-        <w:rPr>
-          <w:noProof/>
-          <w:kern w:val="2"/>
-          <w:sz w:val="24"/>
-          <w:szCs w:val="24"/>
-          <w:lang w:val="es-EC" w:eastAsia="es-EC"/>
-          <w14:ligatures w14:val="standardContextual"/>
-        </w:rPr>
-      </w:pPr>
-      <w:hyperlink w:anchor="_Toc235005456" w:history="1">
-        <w:r>
-          <w:rPr>
-            <w:rStyle w:val="Hipervnculo"/>
-            <w:noProof/>
-          </w:rPr>
-          <w:t>Paso 1: Definir objetivo pedagógico</w:t>
-        </w:r>
-        <w:r>
-          <w:rPr>
-            <w:noProof/>
-            <w:webHidden/>
-          </w:rPr>
-          <w:tab/>
-        </w:r>
-        <w:r>
-          <w:rPr>
-            <w:noProof/>
-            <w:webHidden/>
-          </w:rPr>
-          <w:fldChar w:fldCharType="begin"/>
-        </w:r>
-        <w:r>
-          <w:rPr>
-            <w:noProof/>
-            <w:webHidden/>
-          </w:rPr>
-          <w:instrText xml:space="preserve"> PAGEREF _Toc235005456 \h </w:instrText>
-        </w:r>
-        <w:r>
-          <w:rPr>
-            <w:noProof/>
-            <w:webHidden/>
-          </w:rPr>
-        </w:r>
-        <w:r>
-          <w:rPr>
-            <w:noProof/>
-            <w:webHidden/>
-          </w:rPr>
-          <w:fldChar w:fldCharType="separate"/>
-        </w:r>
-        <w:r>
-          <w:rPr>
-            <w:noProof/>
-            <w:webHidden/>
-          </w:rPr>
-          <w:t>8</w:t>
-        </w:r>
-        <w:r>
-          <w:rPr>
-            <w:noProof/>
-            <w:webHidden/>
-          </w:rPr>
-          <w:fldChar w:fldCharType="end"/>
-        </w:r>
-      </w:hyperlink>
-    </w:p>
-    <w:p>
-      <w:pPr>
-        <w:pStyle w:val="TDC2"/>
-        <w:tabs>
-          <w:tab w:val="right" w:leader="dot" w:pos="8630"/>
-        </w:tabs>
-        <w:rPr>
-          <w:noProof/>
-          <w:kern w:val="2"/>
-          <w:sz w:val="24"/>
-          <w:szCs w:val="24"/>
-          <w:lang w:val="es-EC" w:eastAsia="es-EC"/>
-          <w14:ligatures w14:val="standardContextual"/>
-        </w:rPr>
-      </w:pPr>
-      <w:hyperlink w:anchor="_Toc235005457" w:history="1">
-        <w:r>
-          <w:rPr>
-            <w:rStyle w:val="Hipervnculo"/>
-            <w:noProof/>
-            <w:lang w:val="es-EC"/>
-          </w:rPr>
-          <w:t>Paso 2: Seleccionar tema y equipo colaborador</w:t>
-        </w:r>
-        <w:r>
-          <w:rPr>
-            <w:noProof/>
-            <w:webHidden/>
-          </w:rPr>
-          <w:tab/>
-        </w:r>
-        <w:r>
-          <w:rPr>
-            <w:noProof/>
-            <w:webHidden/>
-          </w:rPr>
-          <w:fldChar w:fldCharType="begin"/>
-        </w:r>
-        <w:r>
-          <w:rPr>
-            <w:noProof/>
-            <w:webHidden/>
-          </w:rPr>
-          <w:instrText xml:space="preserve"> PAGEREF _Toc235005457 \h </w:instrText>
-        </w:r>
-        <w:r>
-          <w:rPr>
-            <w:noProof/>
-            <w:webHidden/>
-          </w:rPr>
-        </w:r>
-        <w:r>
-          <w:rPr>
-            <w:noProof/>
-            <w:webHidden/>
-          </w:rPr>
-          <w:fldChar w:fldCharType="separate"/>
-        </w:r>
-        <w:r>
-          <w:rPr>
-            <w:noProof/>
-            <w:webHidden/>
-          </w:rPr>
-          <w:t>8</w:t>
-        </w:r>
-        <w:r>
-          <w:rPr>
-            <w:noProof/>
-            <w:webHidden/>
-          </w:rPr>
-          <w:fldChar w:fldCharType="end"/>
-        </w:r>
-      </w:hyperlink>
-    </w:p>
-    <w:p>
-      <w:pPr>
-        <w:pStyle w:val="TDC2"/>
-        <w:tabs>
-          <w:tab w:val="right" w:leader="dot" w:pos="8630"/>
-        </w:tabs>
-        <w:rPr>
-          <w:noProof/>
-          <w:kern w:val="2"/>
-          <w:sz w:val="24"/>
-          <w:szCs w:val="24"/>
-          <w:lang w:val="es-EC" w:eastAsia="es-EC"/>
-          <w14:ligatures w14:val="standardContextual"/>
-        </w:rPr>
-      </w:pPr>
-      <w:hyperlink w:anchor="_Toc235005458" w:history="1">
-        <w:r>
-          <w:rPr>
-            <w:rStyle w:val="Hipervnculo"/>
-            <w:noProof/>
-            <w:lang w:val="es-EC"/>
-          </w:rPr>
-          <w:t>Paso 3: Desarrollar guion básico</w:t>
-        </w:r>
-        <w:r>
-          <w:rPr>
-            <w:noProof/>
-            <w:webHidden/>
-          </w:rPr>
-          <w:tab/>
-        </w:r>
-        <w:r>
-          <w:rPr>
-            <w:noProof/>
-            <w:webHidden/>
-          </w:rPr>
-          <w:fldChar w:fldCharType="begin"/>
-        </w:r>
-        <w:r>
-          <w:rPr>
-            <w:noProof/>
-            <w:webHidden/>
-          </w:rPr>
-          <w:instrText xml:space="preserve"> PAGEREF _Toc235005458 \h </w:instrText>
-        </w:r>
-        <w:r>
-          <w:rPr>
-            <w:noProof/>
-            <w:webHidden/>
-          </w:rPr>
-        </w:r>
-        <w:r>
-          <w:rPr>
-            <w:noProof/>
-            <w:webHidden/>
-          </w:rPr>
-          <w:fldChar w:fldCharType="separate"/>
-        </w:r>
-        <w:r>
-          <w:rPr>
-            <w:noProof/>
-            <w:webHidden/>
-          </w:rPr>
-          <w:t>8</w:t>
-        </w:r>
-        <w:r>
-          <w:rPr>
-            <w:noProof/>
-            <w:webHidden/>
-          </w:rPr>
-          <w:fldChar w:fldCharType="end"/>
-        </w:r>
-      </w:hyperlink>
-    </w:p>
-    <w:p>
-      <w:pPr>
-        <w:pStyle w:val="TDC2"/>
-        <w:tabs>
-          <w:tab w:val="right" w:leader="dot" w:pos="8630"/>
-        </w:tabs>
-        <w:rPr>
-          <w:noProof/>
-          <w:kern w:val="2"/>
-          <w:sz w:val="24"/>
-          <w:szCs w:val="24"/>
-          <w:lang w:val="es-EC" w:eastAsia="es-EC"/>
-          <w14:ligatures w14:val="standardContextual"/>
-        </w:rPr>
-      </w:pPr>
-      <w:hyperlink w:anchor="_Toc235005459" w:history="1">
-        <w:r>
-          <w:rPr>
-            <w:rStyle w:val="Hipervnculo"/>
-            <w:noProof/>
-            <w:lang w:val="es-EC"/>
-          </w:rPr>
-          <w:t>Paso 4: Definir roles del equipo de producción</w:t>
-        </w:r>
-        <w:r>
-          <w:rPr>
-            <w:noProof/>
-            <w:webHidden/>
-          </w:rPr>
-          <w:tab/>
-        </w:r>
-        <w:r>
-          <w:rPr>
-            <w:noProof/>
-            <w:webHidden/>
-          </w:rPr>
-          <w:fldChar w:fldCharType="begin"/>
-        </w:r>
-        <w:r>
-          <w:rPr>
-            <w:noProof/>
-            <w:webHidden/>
-          </w:rPr>
-          <w:instrText xml:space="preserve"> PAGEREF _Toc235005459 \h </w:instrText>
-        </w:r>
-        <w:r>
-          <w:rPr>
-            <w:noProof/>
-            <w:webHidden/>
-          </w:rPr>
-        </w:r>
-        <w:r>
-          <w:rPr>
-            <w:noProof/>
-            <w:webHidden/>
-          </w:rPr>
-          <w:fldChar w:fldCharType="separate"/>
-        </w:r>
-        <w:r>
-          <w:rPr>
-            <w:noProof/>
-            <w:webHidden/>
-          </w:rPr>
-          <w:t>8</w:t>
-        </w:r>
-        <w:r>
-          <w:rPr>
-            <w:noProof/>
-            <w:webHidden/>
-          </w:rPr>
-          <w:fldChar w:fldCharType="end"/>
-        </w:r>
-      </w:hyperlink>
-    </w:p>
-    <w:p>
-      <w:pPr>
-        <w:pStyle w:val="TDC1"/>
-        <w:tabs>
-          <w:tab w:val="right" w:leader="dot" w:pos="8630"/>
-        </w:tabs>
-        <w:rPr>
-          <w:noProof/>
-          <w:kern w:val="2"/>
-          <w:sz w:val="24"/>
-          <w:szCs w:val="24"/>
-          <w:lang w:val="es-EC" w:eastAsia="es-EC"/>
-          <w14:ligatures w14:val="standardContextual"/>
-        </w:rPr>
-      </w:pPr>
-      <w:hyperlink w:anchor="_Toc235005460" w:history="1">
-        <w:r>
-          <w:rPr>
-            <w:rStyle w:val="Hipervnculo"/>
-            <w:noProof/>
-            <w:lang w:val="es-EC"/>
-          </w:rPr>
-          <w:t>CAPÍTULO 3 · GRABACIÓN CON OBS</w:t>
-        </w:r>
-        <w:r>
-          <w:rPr>
-            <w:noProof/>
-            <w:webHidden/>
-          </w:rPr>
-          <w:tab/>
-        </w:r>
-        <w:r>
-          <w:rPr>
-            <w:noProof/>
-            <w:webHidden/>
-          </w:rPr>
-          <w:fldChar w:fldCharType="begin"/>
-        </w:r>
-        <w:r>
-          <w:rPr>
-            <w:noProof/>
-            <w:webHidden/>
-          </w:rPr>
-          <w:instrText xml:space="preserve"> PAGEREF _Toc235005460 \h </w:instrText>
+          <w:instrText xml:space="preserve"> PAGEREF _Toc235010050 \h </w:instrText>
         </w:r>
         <w:r>
           <w:rPr>
@@ -1588,14 +1321,13 @@
           <w14:ligatures w14:val="standardContextual"/>
         </w:rPr>
       </w:pPr>
-      <w:hyperlink w:anchor="_Toc235005461" w:history="1">
+      <w:hyperlink w:anchor="_Toc235010051" w:history="1">
         <w:r>
           <w:rPr>
             <w:rStyle w:val="Hipervnculo"/>
             <w:noProof/>
-            <w:lang w:val="es-EC"/>
           </w:rPr>
-          <w:t>Equipo necesario (presupuesto mínimo)</w:t>
+          <w:t>Paso 1: Definir objetivo pedagógico</w:t>
         </w:r>
         <w:r>
           <w:rPr>
@@ -1616,7 +1348,7 @@
             <w:noProof/>
             <w:webHidden/>
           </w:rPr>
-          <w:instrText xml:space="preserve"> PAGEREF _Toc235005461 \h </w:instrText>
+          <w:instrText xml:space="preserve"> PAGEREF _Toc235010051 \h </w:instrText>
         </w:r>
         <w:r>
           <w:rPr>
@@ -1662,13 +1394,14 @@
           <w14:ligatures w14:val="standardContextual"/>
         </w:rPr>
       </w:pPr>
-      <w:hyperlink w:anchor="_Toc235005462" w:history="1">
+      <w:hyperlink w:anchor="_Toc235010052" w:history="1">
         <w:r>
           <w:rPr>
             <w:rStyle w:val="Hipervnculo"/>
             <w:noProof/>
+            <w:lang w:val="es-EC"/>
           </w:rPr>
-          <w:t>Herramienta software: OBS Studio</w:t>
+          <w:t>Paso 2: Seleccionar tema y equipo colaborador</w:t>
         </w:r>
         <w:r>
           <w:rPr>
@@ -1689,7 +1422,7 @@
             <w:noProof/>
             <w:webHidden/>
           </w:rPr>
-          <w:instrText xml:space="preserve"> PAGEREF _Toc235005462 \h </w:instrText>
+          <w:instrText xml:space="preserve"> PAGEREF _Toc235010052 \h </w:instrText>
         </w:r>
         <w:r>
           <w:rPr>
@@ -1735,13 +1468,14 @@
           <w14:ligatures w14:val="standardContextual"/>
         </w:rPr>
       </w:pPr>
-      <w:hyperlink w:anchor="_Toc235005463" w:history="1">
+      <w:hyperlink w:anchor="_Toc235010053" w:history="1">
         <w:r>
           <w:rPr>
             <w:rStyle w:val="Hipervnculo"/>
             <w:noProof/>
+            <w:lang w:val="es-EC"/>
           </w:rPr>
-          <w:t>Buenas prácticas de grabación</w:t>
+          <w:t>Paso 3: Desarrollar guion básico</w:t>
         </w:r>
         <w:r>
           <w:rPr>
@@ -1762,7 +1496,81 @@
             <w:noProof/>
             <w:webHidden/>
           </w:rPr>
-          <w:instrText xml:space="preserve"> PAGEREF _Toc235005463 \h </w:instrText>
+          <w:instrText xml:space="preserve"> PAGEREF _Toc235010053 \h </w:instrText>
+        </w:r>
+        <w:r>
+          <w:rPr>
+            <w:noProof/>
+            <w:webHidden/>
+          </w:rPr>
+        </w:r>
+        <w:r>
+          <w:rPr>
+            <w:noProof/>
+            <w:webHidden/>
+          </w:rPr>
+          <w:fldChar w:fldCharType="separate"/>
+        </w:r>
+        <w:r>
+          <w:rPr>
+            <w:noProof/>
+            <w:webHidden/>
+          </w:rPr>
+          <w:t>9</w:t>
+        </w:r>
+        <w:r>
+          <w:rPr>
+            <w:noProof/>
+            <w:webHidden/>
+          </w:rPr>
+          <w:fldChar w:fldCharType="end"/>
+        </w:r>
+      </w:hyperlink>
+    </w:p>
+    <w:p>
+      <w:pPr>
+        <w:pStyle w:val="TDC2"/>
+        <w:tabs>
+          <w:tab w:val="right" w:leader="dot" w:pos="8630"/>
+        </w:tabs>
+        <w:rPr>
+          <w:noProof/>
+          <w:kern w:val="2"/>
+          <w:sz w:val="24"/>
+          <w:szCs w:val="24"/>
+          <w:lang w:val="es-EC" w:eastAsia="es-EC"/>
+          <w14:ligatures w14:val="standardContextual"/>
+        </w:rPr>
+      </w:pPr>
+      <w:hyperlink w:anchor="_Toc235010054" w:history="1">
+        <w:r>
+          <w:rPr>
+            <w:rStyle w:val="Hipervnculo"/>
+            <w:noProof/>
+            <w:lang w:val="es-EC"/>
+          </w:rPr>
+          <w:t>Paso 4: Definir roles del equipo de producción</w:t>
+        </w:r>
+        <w:r>
+          <w:rPr>
+            <w:noProof/>
+            <w:webHidden/>
+          </w:rPr>
+          <w:tab/>
+        </w:r>
+        <w:r>
+          <w:rPr>
+            <w:noProof/>
+            <w:webHidden/>
+          </w:rPr>
+          <w:fldChar w:fldCharType="begin"/>
+        </w:r>
+        <w:r>
+          <w:rPr>
+            <w:noProof/>
+            <w:webHidden/>
+          </w:rPr>
+          <w:instrText xml:space="preserve"> PAGEREF _Toc235010054 \h </w:instrText>
         </w:r>
         <w:r>
           <w:rPr>
@@ -1808,7 +1616,301 @@
           <w14:ligatures w14:val="standardContextual"/>
         </w:rPr>
       </w:pPr>
-      <w:hyperlink w:anchor="_Toc235005464" w:history="1">
+      <w:hyperlink w:anchor="_Toc235010055" w:history="1">
+        <w:r>
+          <w:rPr>
+            <w:rStyle w:val="Hipervnculo"/>
+            <w:noProof/>
+            <w:lang w:val="es-EC"/>
+          </w:rPr>
+          <w:t>CAPÍTULO 3 · GRABACIÓN CON OBS</w:t>
+        </w:r>
+        <w:r>
+          <w:rPr>
+            <w:noProof/>
+            <w:webHidden/>
+          </w:rPr>
+          <w:tab/>
+        </w:r>
+        <w:r>
+          <w:rPr>
+            <w:noProof/>
+            <w:webHidden/>
+          </w:rPr>
+          <w:fldChar w:fldCharType="begin"/>
+        </w:r>
+        <w:r>
+          <w:rPr>
+            <w:noProof/>
+            <w:webHidden/>
+          </w:rPr>
+          <w:instrText xml:space="preserve"> PAGEREF _Toc235010055 \h </w:instrText>
+        </w:r>
+        <w:r>
+          <w:rPr>
+            <w:noProof/>
+            <w:webHidden/>
+          </w:rPr>
+        </w:r>
+        <w:r>
+          <w:rPr>
+            <w:noProof/>
+            <w:webHidden/>
+          </w:rPr>
+          <w:fldChar w:fldCharType="separate"/>
+        </w:r>
+        <w:r>
+          <w:rPr>
+            <w:noProof/>
+            <w:webHidden/>
+          </w:rPr>
+          <w:t>10</w:t>
+        </w:r>
+        <w:r>
+          <w:rPr>
+            <w:noProof/>
+            <w:webHidden/>
+          </w:rPr>
+          <w:fldChar w:fldCharType="end"/>
+        </w:r>
+      </w:hyperlink>
+    </w:p>
+    <w:p>
+      <w:pPr>
+        <w:pStyle w:val="TDC2"/>
+        <w:tabs>
+          <w:tab w:val="right" w:leader="dot" w:pos="8630"/>
+        </w:tabs>
+        <w:rPr>
+          <w:noProof/>
+          <w:kern w:val="2"/>
+          <w:sz w:val="24"/>
+          <w:szCs w:val="24"/>
+          <w:lang w:val="es-EC" w:eastAsia="es-EC"/>
+          <w14:ligatures w14:val="standardContextual"/>
+        </w:rPr>
+      </w:pPr>
+      <w:hyperlink w:anchor="_Toc235010056" w:history="1">
+        <w:r>
+          <w:rPr>
+            <w:rStyle w:val="Hipervnculo"/>
+            <w:noProof/>
+            <w:lang w:val="es-EC"/>
+          </w:rPr>
+          <w:t>Equipo de grabación</w:t>
+        </w:r>
+        <w:r>
+          <w:rPr>
+            <w:noProof/>
+            <w:webHidden/>
+          </w:rPr>
+          <w:tab/>
+        </w:r>
+        <w:r>
+          <w:rPr>
+            <w:noProof/>
+            <w:webHidden/>
+          </w:rPr>
+          <w:fldChar w:fldCharType="begin"/>
+        </w:r>
+        <w:r>
+          <w:rPr>
+            <w:noProof/>
+            <w:webHidden/>
+          </w:rPr>
+          <w:instrText xml:space="preserve"> PAGEREF _Toc235010056 \h </w:instrText>
+        </w:r>
+        <w:r>
+          <w:rPr>
+            <w:noProof/>
+            <w:webHidden/>
+          </w:rPr>
+        </w:r>
+        <w:r>
+          <w:rPr>
+            <w:noProof/>
+            <w:webHidden/>
+          </w:rPr>
+          <w:fldChar w:fldCharType="separate"/>
+        </w:r>
+        <w:r>
+          <w:rPr>
+            <w:noProof/>
+            <w:webHidden/>
+          </w:rPr>
+          <w:t>10</w:t>
+        </w:r>
+        <w:r>
+          <w:rPr>
+            <w:noProof/>
+            <w:webHidden/>
+          </w:rPr>
+          <w:fldChar w:fldCharType="end"/>
+        </w:r>
+      </w:hyperlink>
+    </w:p>
+    <w:p>
+      <w:pPr>
+        <w:pStyle w:val="TDC2"/>
+        <w:tabs>
+          <w:tab w:val="right" w:leader="dot" w:pos="8630"/>
+        </w:tabs>
+        <w:rPr>
+          <w:noProof/>
+          <w:kern w:val="2"/>
+          <w:sz w:val="24"/>
+          <w:szCs w:val="24"/>
+          <w:lang w:val="es-EC" w:eastAsia="es-EC"/>
+          <w14:ligatures w14:val="standardContextual"/>
+        </w:rPr>
+      </w:pPr>
+      <w:hyperlink w:anchor="_Toc235010057" w:history="1">
+        <w:r>
+          <w:rPr>
+            <w:rStyle w:val="Hipervnculo"/>
+            <w:noProof/>
+          </w:rPr>
+          <w:t>Herramienta software: OBS Studio</w:t>
+        </w:r>
+        <w:r>
+          <w:rPr>
+            <w:noProof/>
+            <w:webHidden/>
+          </w:rPr>
+          <w:tab/>
+        </w:r>
+        <w:r>
+          <w:rPr>
+            <w:noProof/>
+            <w:webHidden/>
+          </w:rPr>
+          <w:fldChar w:fldCharType="begin"/>
+        </w:r>
+        <w:r>
+          <w:rPr>
+            <w:noProof/>
+            <w:webHidden/>
+          </w:rPr>
+          <w:instrText xml:space="preserve"> PAGEREF _Toc235010057 \h </w:instrText>
+        </w:r>
+        <w:r>
+          <w:rPr>
+            <w:noProof/>
+            <w:webHidden/>
+          </w:rPr>
+        </w:r>
+        <w:r>
+          <w:rPr>
+            <w:noProof/>
+            <w:webHidden/>
+          </w:rPr>
+          <w:fldChar w:fldCharType="separate"/>
+        </w:r>
+        <w:r>
+          <w:rPr>
+            <w:noProof/>
+            <w:webHidden/>
+          </w:rPr>
+          <w:t>10</w:t>
+        </w:r>
+        <w:r>
+          <w:rPr>
+            <w:noProof/>
+            <w:webHidden/>
+          </w:rPr>
+          <w:fldChar w:fldCharType="end"/>
+        </w:r>
+      </w:hyperlink>
+    </w:p>
+    <w:p>
+      <w:pPr>
+        <w:pStyle w:val="TDC2"/>
+        <w:tabs>
+          <w:tab w:val="right" w:leader="dot" w:pos="8630"/>
+        </w:tabs>
+        <w:rPr>
+          <w:noProof/>
+          <w:kern w:val="2"/>
+          <w:sz w:val="24"/>
+          <w:szCs w:val="24"/>
+          <w:lang w:val="es-EC" w:eastAsia="es-EC"/>
+          <w14:ligatures w14:val="standardContextual"/>
+        </w:rPr>
+      </w:pPr>
+      <w:hyperlink w:anchor="_Toc235010058" w:history="1">
+        <w:r>
+          <w:rPr>
+            <w:rStyle w:val="Hipervnculo"/>
+            <w:noProof/>
+          </w:rPr>
+          <w:t>Buenas prácticas de grabación</w:t>
+        </w:r>
+        <w:r>
+          <w:rPr>
+            <w:noProof/>
+            <w:webHidden/>
+          </w:rPr>
+          <w:tab/>
+        </w:r>
+        <w:r>
+          <w:rPr>
+            <w:noProof/>
+            <w:webHidden/>
+          </w:rPr>
+          <w:fldChar w:fldCharType="begin"/>
+        </w:r>
+        <w:r>
+          <w:rPr>
+            <w:noProof/>
+            <w:webHidden/>
+          </w:rPr>
+          <w:instrText xml:space="preserve"> PAGEREF _Toc235010058 \h </w:instrText>
+        </w:r>
+        <w:r>
+          <w:rPr>
+            <w:noProof/>
+            <w:webHidden/>
+          </w:rPr>
+        </w:r>
+        <w:r>
+          <w:rPr>
+            <w:noProof/>
+            <w:webHidden/>
+          </w:rPr>
+          <w:fldChar w:fldCharType="separate"/>
+        </w:r>
+        <w:r>
+          <w:rPr>
+            <w:noProof/>
+            <w:webHidden/>
+          </w:rPr>
+          <w:t>10</w:t>
+        </w:r>
+        <w:r>
+          <w:rPr>
+            <w:noProof/>
+            <w:webHidden/>
+          </w:rPr>
+          <w:fldChar w:fldCharType="end"/>
+        </w:r>
+      </w:hyperlink>
+    </w:p>
+    <w:p>
+      <w:pPr>
+        <w:pStyle w:val="TDC1"/>
+        <w:tabs>
+          <w:tab w:val="right" w:leader="dot" w:pos="8630"/>
+        </w:tabs>
+        <w:rPr>
+          <w:noProof/>
+          <w:kern w:val="2"/>
+          <w:sz w:val="24"/>
+          <w:szCs w:val="24"/>
+          <w:lang w:val="es-EC" w:eastAsia="es-EC"/>
+          <w14:ligatures w14:val="standardContextual"/>
+        </w:rPr>
+      </w:pPr>
+      <w:hyperlink w:anchor="_Toc235010059" w:history="1">
         <w:r>
           <w:rPr>
             <w:rStyle w:val="Hipervnculo"/>
@@ -1836,302 +1938,7 @@
             <w:noProof/>
             <w:webHidden/>
           </w:rPr>
-          <w:instrText xml:space="preserve"> PAGEREF _Toc235005464 \h </w:instrText>
-        </w:r>
-        <w:r>
-          <w:rPr>
-            <w:noProof/>
-            <w:webHidden/>
-          </w:rPr>
-        </w:r>
-        <w:r>
-          <w:rPr>
-            <w:noProof/>
-            <w:webHidden/>
-          </w:rPr>
-          <w:fldChar w:fldCharType="separate"/>
-        </w:r>
-        <w:r>
-          <w:rPr>
-            <w:noProof/>
-            <w:webHidden/>
-          </w:rPr>
-          <w:t>11</w:t>
-        </w:r>
-        <w:r>
-          <w:rPr>
-            <w:noProof/>
-            <w:webHidden/>
-          </w:rPr>
-          <w:fldChar w:fldCharType="end"/>
-        </w:r>
-      </w:hyperlink>
-    </w:p>
-    <w:p>
-      <w:pPr>
-        <w:pStyle w:val="TDC2"/>
-        <w:tabs>
-          <w:tab w:val="right" w:leader="dot" w:pos="8630"/>
-        </w:tabs>
-        <w:rPr>
-          <w:noProof/>
-          <w:kern w:val="2"/>
-          <w:sz w:val="24"/>
-          <w:szCs w:val="24"/>
-          <w:lang w:val="es-EC" w:eastAsia="es-EC"/>
-          <w14:ligatures w14:val="standardContextual"/>
-        </w:rPr>
-      </w:pPr>
-      <w:hyperlink w:anchor="_Toc235005465" w:history="1">
-        <w:r>
-          <w:rPr>
-            <w:rStyle w:val="Hipervnculo"/>
-            <w:noProof/>
-            <w:lang w:val="es-EC"/>
-          </w:rPr>
-          <w:t>Flujo PINE actual:</w:t>
-        </w:r>
-        <w:r>
-          <w:rPr>
-            <w:noProof/>
-            <w:webHidden/>
-          </w:rPr>
-          <w:tab/>
-        </w:r>
-        <w:r>
-          <w:rPr>
-            <w:noProof/>
-            <w:webHidden/>
-          </w:rPr>
-          <w:fldChar w:fldCharType="begin"/>
-        </w:r>
-        <w:r>
-          <w:rPr>
-            <w:noProof/>
-            <w:webHidden/>
-          </w:rPr>
-          <w:instrText xml:space="preserve"> PAGEREF _Toc235005465 \h </w:instrText>
-        </w:r>
-        <w:r>
-          <w:rPr>
-            <w:noProof/>
-            <w:webHidden/>
-          </w:rPr>
-        </w:r>
-        <w:r>
-          <w:rPr>
-            <w:noProof/>
-            <w:webHidden/>
-          </w:rPr>
-          <w:fldChar w:fldCharType="separate"/>
-        </w:r>
-        <w:r>
-          <w:rPr>
-            <w:noProof/>
-            <w:webHidden/>
-          </w:rPr>
-          <w:t>11</w:t>
-        </w:r>
-        <w:r>
-          <w:rPr>
-            <w:noProof/>
-            <w:webHidden/>
-          </w:rPr>
-          <w:fldChar w:fldCharType="end"/>
-        </w:r>
-      </w:hyperlink>
-    </w:p>
-    <w:p>
-      <w:pPr>
-        <w:pStyle w:val="TDC2"/>
-        <w:tabs>
-          <w:tab w:val="right" w:leader="dot" w:pos="8630"/>
-        </w:tabs>
-        <w:rPr>
-          <w:noProof/>
-          <w:kern w:val="2"/>
-          <w:sz w:val="24"/>
-          <w:szCs w:val="24"/>
-          <w:lang w:val="es-EC" w:eastAsia="es-EC"/>
-          <w14:ligatures w14:val="standardContextual"/>
-        </w:rPr>
-      </w:pPr>
-      <w:hyperlink w:anchor="_Toc235005466" w:history="1">
-        <w:r>
-          <w:rPr>
-            <w:rStyle w:val="Hipervnculo"/>
-            <w:noProof/>
-            <w:lang w:val="es-EC"/>
-          </w:rPr>
-          <w:t>Ventajas OBS sobre herramientas de solo audio:</w:t>
-        </w:r>
-        <w:r>
-          <w:rPr>
-            <w:noProof/>
-            <w:webHidden/>
-          </w:rPr>
-          <w:tab/>
-        </w:r>
-        <w:r>
-          <w:rPr>
-            <w:noProof/>
-            <w:webHidden/>
-          </w:rPr>
-          <w:fldChar w:fldCharType="begin"/>
-        </w:r>
-        <w:r>
-          <w:rPr>
-            <w:noProof/>
-            <w:webHidden/>
-          </w:rPr>
-          <w:instrText xml:space="preserve"> PAGEREF _Toc235005466 \h </w:instrText>
-        </w:r>
-        <w:r>
-          <w:rPr>
-            <w:noProof/>
-            <w:webHidden/>
-          </w:rPr>
-        </w:r>
-        <w:r>
-          <w:rPr>
-            <w:noProof/>
-            <w:webHidden/>
-          </w:rPr>
-          <w:fldChar w:fldCharType="separate"/>
-        </w:r>
-        <w:r>
-          <w:rPr>
-            <w:noProof/>
-            <w:webHidden/>
-          </w:rPr>
-          <w:t>11</w:t>
-        </w:r>
-        <w:r>
-          <w:rPr>
-            <w:noProof/>
-            <w:webHidden/>
-          </w:rPr>
-          <w:fldChar w:fldCharType="end"/>
-        </w:r>
-      </w:hyperlink>
-    </w:p>
-    <w:p>
-      <w:pPr>
-        <w:pStyle w:val="TDC2"/>
-        <w:tabs>
-          <w:tab w:val="right" w:leader="dot" w:pos="8630"/>
-        </w:tabs>
-        <w:rPr>
-          <w:noProof/>
-          <w:kern w:val="2"/>
-          <w:sz w:val="24"/>
-          <w:szCs w:val="24"/>
-          <w:lang w:val="es-EC" w:eastAsia="es-EC"/>
-          <w14:ligatures w14:val="standardContextual"/>
-        </w:rPr>
-      </w:pPr>
-      <w:hyperlink w:anchor="_Toc235005467" w:history="1">
-        <w:r>
-          <w:rPr>
-            <w:rStyle w:val="Hipervnculo"/>
-            <w:noProof/>
-          </w:rPr>
-          <w:t>Elementos de identidad sonora</w:t>
-        </w:r>
-        <w:r>
-          <w:rPr>
-            <w:noProof/>
-            <w:webHidden/>
-          </w:rPr>
-          <w:tab/>
-        </w:r>
-        <w:r>
-          <w:rPr>
-            <w:noProof/>
-            <w:webHidden/>
-          </w:rPr>
-          <w:fldChar w:fldCharType="begin"/>
-        </w:r>
-        <w:r>
-          <w:rPr>
-            <w:noProof/>
-            <w:webHidden/>
-          </w:rPr>
-          <w:instrText xml:space="preserve"> PAGEREF _Toc235005467 \h </w:instrText>
-        </w:r>
-        <w:r>
-          <w:rPr>
-            <w:noProof/>
-            <w:webHidden/>
-          </w:rPr>
-        </w:r>
-        <w:r>
-          <w:rPr>
-            <w:noProof/>
-            <w:webHidden/>
-          </w:rPr>
-          <w:fldChar w:fldCharType="separate"/>
-        </w:r>
-        <w:r>
-          <w:rPr>
-            <w:noProof/>
-            <w:webHidden/>
-          </w:rPr>
-          <w:t>11</w:t>
-        </w:r>
-        <w:r>
-          <w:rPr>
-            <w:noProof/>
-            <w:webHidden/>
-          </w:rPr>
-          <w:fldChar w:fldCharType="end"/>
-        </w:r>
-      </w:hyperlink>
-    </w:p>
-    <w:p>
-      <w:pPr>
-        <w:pStyle w:val="TDC1"/>
-        <w:tabs>
-          <w:tab w:val="right" w:leader="dot" w:pos="8630"/>
-        </w:tabs>
-        <w:rPr>
-          <w:noProof/>
-          <w:kern w:val="2"/>
-          <w:sz w:val="24"/>
-          <w:szCs w:val="24"/>
-          <w:lang w:val="es-EC" w:eastAsia="es-EC"/>
-          <w14:ligatures w14:val="standardContextual"/>
-        </w:rPr>
-      </w:pPr>
-      <w:hyperlink w:anchor="_Toc235005468" w:history="1">
-        <w:r>
-          <w:rPr>
-            <w:rStyle w:val="Hipervnculo"/>
-            <w:noProof/>
-            <w:lang w:val="es-EC"/>
-          </w:rPr>
-          <w:t>CAPÍTULO 5 · PUBLICACIÓN Y DIFUSIÓN MULTICANAL</w:t>
-        </w:r>
-        <w:r>
-          <w:rPr>
-            <w:noProof/>
-            <w:webHidden/>
-          </w:rPr>
-          <w:tab/>
-        </w:r>
-        <w:r>
-          <w:rPr>
-            <w:noProof/>
-            <w:webHidden/>
-          </w:rPr>
-          <w:fldChar w:fldCharType="begin"/>
-        </w:r>
-        <w:r>
-          <w:rPr>
-            <w:noProof/>
-            <w:webHidden/>
-          </w:rPr>
-          <w:instrText xml:space="preserve"> PAGEREF _Toc235005468 \h </w:instrText>
+          <w:instrText xml:space="preserve"> PAGEREF _Toc235010059 \h </w:instrText>
         </w:r>
         <w:r>
           <w:rPr>
@@ -2177,14 +1984,14 @@
           <w14:ligatures w14:val="standardContextual"/>
         </w:rPr>
       </w:pPr>
-      <w:hyperlink w:anchor="_Toc235005469" w:history="1">
+      <w:hyperlink w:anchor="_Toc235010060" w:history="1">
         <w:r>
           <w:rPr>
             <w:rStyle w:val="Hipervnculo"/>
             <w:noProof/>
             <w:lang w:val="es-EC"/>
           </w:rPr>
-          <w:t>Transmisión en vivo (Radio ULEAM)</w:t>
+          <w:t>Flujo PINE actual:</w:t>
         </w:r>
         <w:r>
           <w:rPr>
@@ -2205,7 +2012,7 @@
             <w:noProof/>
             <w:webHidden/>
           </w:rPr>
-          <w:instrText xml:space="preserve"> PAGEREF _Toc235005469 \h </w:instrText>
+          <w:instrText xml:space="preserve"> PAGEREF _Toc235010060 \h </w:instrText>
         </w:r>
         <w:r>
           <w:rPr>
@@ -2251,14 +2058,14 @@
           <w14:ligatures w14:val="standardContextual"/>
         </w:rPr>
       </w:pPr>
-      <w:hyperlink w:anchor="_Toc235005470" w:history="1">
+      <w:hyperlink w:anchor="_Toc235010061" w:history="1">
         <w:r>
           <w:rPr>
             <w:rStyle w:val="Hipervnculo"/>
             <w:noProof/>
-            <w:lang w:val="pt-PT"/>
+            <w:lang w:val="es-EC"/>
           </w:rPr>
-          <w:t>Canal YouTube oficial: @PINEInvestigacion</w:t>
+          <w:t>Ventajas OBS sobre herramientas de solo audio:</w:t>
         </w:r>
         <w:r>
           <w:rPr>
@@ -2279,7 +2086,7 @@
             <w:noProof/>
             <w:webHidden/>
           </w:rPr>
-          <w:instrText xml:space="preserve"> PAGEREF _Toc235005470 \h </w:instrText>
+          <w:instrText xml:space="preserve"> PAGEREF _Toc235010061 \h </w:instrText>
         </w:r>
         <w:r>
           <w:rPr>
@@ -2325,14 +2132,13 @@
           <w14:ligatures w14:val="standardContextual"/>
         </w:rPr>
       </w:pPr>
-      <w:hyperlink w:anchor="_Toc235005471" w:history="1">
+      <w:hyperlink w:anchor="_Toc235010062" w:history="1">
         <w:r>
           <w:rPr>
             <w:rStyle w:val="Hipervnculo"/>
             <w:noProof/>
-            <w:lang w:val="es-EC"/>
           </w:rPr>
-          <w:t>Integración web (landing del proyecto)</w:t>
+          <w:t>Elementos de identidad sonora</w:t>
         </w:r>
         <w:r>
           <w:rPr>
@@ -2353,81 +2159,7 @@
             <w:noProof/>
             <w:webHidden/>
           </w:rPr>
-          <w:instrText xml:space="preserve"> PAGEREF _Toc235005471 \h </w:instrText>
-        </w:r>
-        <w:r>
-          <w:rPr>
-            <w:noProof/>
-            <w:webHidden/>
-          </w:rPr>
-        </w:r>
-        <w:r>
-          <w:rPr>
-            <w:noProof/>
-            <w:webHidden/>
-          </w:rPr>
-          <w:fldChar w:fldCharType="separate"/>
-        </w:r>
-        <w:r>
-          <w:rPr>
-            <w:noProof/>
-            <w:webHidden/>
-          </w:rPr>
-          <w:t>12</w:t>
-        </w:r>
-        <w:r>
-          <w:rPr>
-            <w:noProof/>
-            <w:webHidden/>
-          </w:rPr>
-          <w:fldChar w:fldCharType="end"/>
-        </w:r>
-      </w:hyperlink>
-    </w:p>
-    <w:p>
-      <w:pPr>
-        <w:pStyle w:val="TDC2"/>
-        <w:tabs>
-          <w:tab w:val="right" w:leader="dot" w:pos="8630"/>
-        </w:tabs>
-        <w:rPr>
-          <w:noProof/>
-          <w:kern w:val="2"/>
-          <w:sz w:val="24"/>
-          <w:szCs w:val="24"/>
-          <w:lang w:val="es-EC" w:eastAsia="es-EC"/>
-          <w14:ligatures w14:val="standardContextual"/>
-        </w:rPr>
-      </w:pPr>
-      <w:hyperlink w:anchor="_Toc235005472" w:history="1">
-        <w:r>
-          <w:rPr>
-            <w:rStyle w:val="Hipervnculo"/>
-            <w:noProof/>
-            <w:lang w:val="es-EC"/>
-          </w:rPr>
-          <w:t>Difusión: estrategia multicanal integrada</w:t>
-        </w:r>
-        <w:r>
-          <w:rPr>
-            <w:noProof/>
-            <w:webHidden/>
-          </w:rPr>
-          <w:tab/>
-        </w:r>
-        <w:r>
-          <w:rPr>
-            <w:noProof/>
-            <w:webHidden/>
-          </w:rPr>
-          <w:fldChar w:fldCharType="begin"/>
-        </w:r>
-        <w:r>
-          <w:rPr>
-            <w:noProof/>
-            <w:webHidden/>
-          </w:rPr>
-          <w:instrText xml:space="preserve"> PAGEREF _Toc235005472 \h </w:instrText>
+          <w:instrText xml:space="preserve"> PAGEREF _Toc235010062 \h </w:instrText>
         </w:r>
         <w:r>
           <w:rPr>
@@ -2473,7 +2205,377 @@
           <w14:ligatures w14:val="standardContextual"/>
         </w:rPr>
       </w:pPr>
-      <w:hyperlink w:anchor="_Toc235005473" w:history="1">
+      <w:hyperlink w:anchor="_Toc235010063" w:history="1">
+        <w:r>
+          <w:rPr>
+            <w:rStyle w:val="Hipervnculo"/>
+            <w:noProof/>
+            <w:lang w:val="es-EC"/>
+          </w:rPr>
+          <w:t>CAPÍTULO 5 · PUBLICACIÓN Y DIFUSIÓN MULTICANAL</w:t>
+        </w:r>
+        <w:r>
+          <w:rPr>
+            <w:noProof/>
+            <w:webHidden/>
+          </w:rPr>
+          <w:tab/>
+        </w:r>
+        <w:r>
+          <w:rPr>
+            <w:noProof/>
+            <w:webHidden/>
+          </w:rPr>
+          <w:fldChar w:fldCharType="begin"/>
+        </w:r>
+        <w:r>
+          <w:rPr>
+            <w:noProof/>
+            <w:webHidden/>
+          </w:rPr>
+          <w:instrText xml:space="preserve"> PAGEREF _Toc235010063 \h </w:instrText>
+        </w:r>
+        <w:r>
+          <w:rPr>
+            <w:noProof/>
+            <w:webHidden/>
+          </w:rPr>
+        </w:r>
+        <w:r>
+          <w:rPr>
+            <w:noProof/>
+            <w:webHidden/>
+          </w:rPr>
+          <w:fldChar w:fldCharType="separate"/>
+        </w:r>
+        <w:r>
+          <w:rPr>
+            <w:noProof/>
+            <w:webHidden/>
+          </w:rPr>
+          <w:t>13</w:t>
+        </w:r>
+        <w:r>
+          <w:rPr>
+            <w:noProof/>
+            <w:webHidden/>
+          </w:rPr>
+          <w:fldChar w:fldCharType="end"/>
+        </w:r>
+      </w:hyperlink>
+    </w:p>
+    <w:p>
+      <w:pPr>
+        <w:pStyle w:val="TDC2"/>
+        <w:tabs>
+          <w:tab w:val="right" w:leader="dot" w:pos="8630"/>
+        </w:tabs>
+        <w:rPr>
+          <w:noProof/>
+          <w:kern w:val="2"/>
+          <w:sz w:val="24"/>
+          <w:szCs w:val="24"/>
+          <w:lang w:val="es-EC" w:eastAsia="es-EC"/>
+          <w14:ligatures w14:val="standardContextual"/>
+        </w:rPr>
+      </w:pPr>
+      <w:hyperlink w:anchor="_Toc235010064" w:history="1">
+        <w:r>
+          <w:rPr>
+            <w:rStyle w:val="Hipervnculo"/>
+            <w:noProof/>
+            <w:lang w:val="es-EC"/>
+          </w:rPr>
+          <w:t>Transmisión en vivo (Radio ULEAM)</w:t>
+        </w:r>
+        <w:r>
+          <w:rPr>
+            <w:noProof/>
+            <w:webHidden/>
+          </w:rPr>
+          <w:tab/>
+        </w:r>
+        <w:r>
+          <w:rPr>
+            <w:noProof/>
+            <w:webHidden/>
+          </w:rPr>
+          <w:fldChar w:fldCharType="begin"/>
+        </w:r>
+        <w:r>
+          <w:rPr>
+            <w:noProof/>
+            <w:webHidden/>
+          </w:rPr>
+          <w:instrText xml:space="preserve"> PAGEREF _Toc235010064 \h </w:instrText>
+        </w:r>
+        <w:r>
+          <w:rPr>
+            <w:noProof/>
+            <w:webHidden/>
+          </w:rPr>
+        </w:r>
+        <w:r>
+          <w:rPr>
+            <w:noProof/>
+            <w:webHidden/>
+          </w:rPr>
+          <w:fldChar w:fldCharType="separate"/>
+        </w:r>
+        <w:r>
+          <w:rPr>
+            <w:noProof/>
+            <w:webHidden/>
+          </w:rPr>
+          <w:t>13</w:t>
+        </w:r>
+        <w:r>
+          <w:rPr>
+            <w:noProof/>
+            <w:webHidden/>
+          </w:rPr>
+          <w:fldChar w:fldCharType="end"/>
+        </w:r>
+      </w:hyperlink>
+    </w:p>
+    <w:p>
+      <w:pPr>
+        <w:pStyle w:val="TDC2"/>
+        <w:tabs>
+          <w:tab w:val="right" w:leader="dot" w:pos="8630"/>
+        </w:tabs>
+        <w:rPr>
+          <w:noProof/>
+          <w:kern w:val="2"/>
+          <w:sz w:val="24"/>
+          <w:szCs w:val="24"/>
+          <w:lang w:val="es-EC" w:eastAsia="es-EC"/>
+          <w14:ligatures w14:val="standardContextual"/>
+        </w:rPr>
+      </w:pPr>
+      <w:hyperlink w:anchor="_Toc235010065" w:history="1">
+        <w:r>
+          <w:rPr>
+            <w:rStyle w:val="Hipervnculo"/>
+            <w:noProof/>
+            <w:lang w:val="pt-PT"/>
+          </w:rPr>
+          <w:t>Canal YouTube oficial: @PINEInvestigacion</w:t>
+        </w:r>
+        <w:r>
+          <w:rPr>
+            <w:noProof/>
+            <w:webHidden/>
+          </w:rPr>
+          <w:tab/>
+        </w:r>
+        <w:r>
+          <w:rPr>
+            <w:noProof/>
+            <w:webHidden/>
+          </w:rPr>
+          <w:fldChar w:fldCharType="begin"/>
+        </w:r>
+        <w:r>
+          <w:rPr>
+            <w:noProof/>
+            <w:webHidden/>
+          </w:rPr>
+          <w:instrText xml:space="preserve"> PAGEREF _Toc235010065 \h </w:instrText>
+        </w:r>
+        <w:r>
+          <w:rPr>
+            <w:noProof/>
+            <w:webHidden/>
+          </w:rPr>
+        </w:r>
+        <w:r>
+          <w:rPr>
+            <w:noProof/>
+            <w:webHidden/>
+          </w:rPr>
+          <w:fldChar w:fldCharType="separate"/>
+        </w:r>
+        <w:r>
+          <w:rPr>
+            <w:noProof/>
+            <w:webHidden/>
+          </w:rPr>
+          <w:t>13</w:t>
+        </w:r>
+        <w:r>
+          <w:rPr>
+            <w:noProof/>
+            <w:webHidden/>
+          </w:rPr>
+          <w:fldChar w:fldCharType="end"/>
+        </w:r>
+      </w:hyperlink>
+    </w:p>
+    <w:p>
+      <w:pPr>
+        <w:pStyle w:val="TDC2"/>
+        <w:tabs>
+          <w:tab w:val="right" w:leader="dot" w:pos="8630"/>
+        </w:tabs>
+        <w:rPr>
+          <w:noProof/>
+          <w:kern w:val="2"/>
+          <w:sz w:val="24"/>
+          <w:szCs w:val="24"/>
+          <w:lang w:val="es-EC" w:eastAsia="es-EC"/>
+          <w14:ligatures w14:val="standardContextual"/>
+        </w:rPr>
+      </w:pPr>
+      <w:hyperlink w:anchor="_Toc235010066" w:history="1">
+        <w:r>
+          <w:rPr>
+            <w:rStyle w:val="Hipervnculo"/>
+            <w:noProof/>
+            <w:lang w:val="es-EC"/>
+          </w:rPr>
+          <w:t>Integración web (landing del proyecto)</w:t>
+        </w:r>
+        <w:r>
+          <w:rPr>
+            <w:noProof/>
+            <w:webHidden/>
+          </w:rPr>
+          <w:tab/>
+        </w:r>
+        <w:r>
+          <w:rPr>
+            <w:noProof/>
+            <w:webHidden/>
+          </w:rPr>
+          <w:fldChar w:fldCharType="begin"/>
+        </w:r>
+        <w:r>
+          <w:rPr>
+            <w:noProof/>
+            <w:webHidden/>
+          </w:rPr>
+          <w:instrText xml:space="preserve"> PAGEREF _Toc235010066 \h </w:instrText>
+        </w:r>
+        <w:r>
+          <w:rPr>
+            <w:noProof/>
+            <w:webHidden/>
+          </w:rPr>
+        </w:r>
+        <w:r>
+          <w:rPr>
+            <w:noProof/>
+            <w:webHidden/>
+          </w:rPr>
+          <w:fldChar w:fldCharType="separate"/>
+        </w:r>
+        <w:r>
+          <w:rPr>
+            <w:noProof/>
+            <w:webHidden/>
+          </w:rPr>
+          <w:t>13</w:t>
+        </w:r>
+        <w:r>
+          <w:rPr>
+            <w:noProof/>
+            <w:webHidden/>
+          </w:rPr>
+          <w:fldChar w:fldCharType="end"/>
+        </w:r>
+      </w:hyperlink>
+    </w:p>
+    <w:p>
+      <w:pPr>
+        <w:pStyle w:val="TDC2"/>
+        <w:tabs>
+          <w:tab w:val="right" w:leader="dot" w:pos="8630"/>
+        </w:tabs>
+        <w:rPr>
+          <w:noProof/>
+          <w:kern w:val="2"/>
+          <w:sz w:val="24"/>
+          <w:szCs w:val="24"/>
+          <w:lang w:val="es-EC" w:eastAsia="es-EC"/>
+          <w14:ligatures w14:val="standardContextual"/>
+        </w:rPr>
+      </w:pPr>
+      <w:hyperlink w:anchor="_Toc235010067" w:history="1">
+        <w:r>
+          <w:rPr>
+            <w:rStyle w:val="Hipervnculo"/>
+            <w:noProof/>
+            <w:lang w:val="es-EC"/>
+          </w:rPr>
+          <w:t>Difusión: estrategia multicanal integrada</w:t>
+        </w:r>
+        <w:r>
+          <w:rPr>
+            <w:noProof/>
+            <w:webHidden/>
+          </w:rPr>
+          <w:tab/>
+        </w:r>
+        <w:r>
+          <w:rPr>
+            <w:noProof/>
+            <w:webHidden/>
+          </w:rPr>
+          <w:fldChar w:fldCharType="begin"/>
+        </w:r>
+        <w:r>
+          <w:rPr>
+            <w:noProof/>
+            <w:webHidden/>
+          </w:rPr>
+          <w:instrText xml:space="preserve"> PAGEREF _Toc235010067 \h </w:instrText>
+        </w:r>
+        <w:r>
+          <w:rPr>
+            <w:noProof/>
+            <w:webHidden/>
+          </w:rPr>
+        </w:r>
+        <w:r>
+          <w:rPr>
+            <w:noProof/>
+            <w:webHidden/>
+          </w:rPr>
+          <w:fldChar w:fldCharType="separate"/>
+        </w:r>
+        <w:r>
+          <w:rPr>
+            <w:noProof/>
+            <w:webHidden/>
+          </w:rPr>
+          <w:t>13</w:t>
+        </w:r>
+        <w:r>
+          <w:rPr>
+            <w:noProof/>
+            <w:webHidden/>
+          </w:rPr>
+          <w:fldChar w:fldCharType="end"/>
+        </w:r>
+      </w:hyperlink>
+    </w:p>
+    <w:p>
+      <w:pPr>
+        <w:pStyle w:val="TDC1"/>
+        <w:tabs>
+          <w:tab w:val="right" w:leader="dot" w:pos="8630"/>
+        </w:tabs>
+        <w:rPr>
+          <w:noProof/>
+          <w:kern w:val="2"/>
+          <w:sz w:val="24"/>
+          <w:szCs w:val="24"/>
+          <w:lang w:val="es-EC" w:eastAsia="es-EC"/>
+          <w14:ligatures w14:val="standardContextual"/>
+        </w:rPr>
+      </w:pPr>
+      <w:hyperlink w:anchor="_Toc235010068" w:history="1">
         <w:r>
           <w:rPr>
             <w:rStyle w:val="Hipervnculo"/>
@@ -2501,228 +2603,7 @@
             <w:noProof/>
             <w:webHidden/>
           </w:rPr>
-          <w:instrText xml:space="preserve"> PAGEREF _Toc235005473 \h </w:instrText>
-        </w:r>
-        <w:r>
-          <w:rPr>
-            <w:noProof/>
-            <w:webHidden/>
-          </w:rPr>
-        </w:r>
-        <w:r>
-          <w:rPr>
-            <w:noProof/>
-            <w:webHidden/>
-          </w:rPr>
-          <w:fldChar w:fldCharType="separate"/>
-        </w:r>
-        <w:r>
-          <w:rPr>
-            <w:noProof/>
-            <w:webHidden/>
-          </w:rPr>
-          <w:t>14</w:t>
-        </w:r>
-        <w:r>
-          <w:rPr>
-            <w:noProof/>
-            <w:webHidden/>
-          </w:rPr>
-          <w:fldChar w:fldCharType="end"/>
-        </w:r>
-      </w:hyperlink>
-    </w:p>
-    <w:p>
-      <w:pPr>
-        <w:pStyle w:val="TDC2"/>
-        <w:tabs>
-          <w:tab w:val="right" w:leader="dot" w:pos="8630"/>
-        </w:tabs>
-        <w:rPr>
-          <w:noProof/>
-          <w:kern w:val="2"/>
-          <w:sz w:val="24"/>
-          <w:szCs w:val="24"/>
-          <w:lang w:val="es-EC" w:eastAsia="es-EC"/>
-          <w14:ligatures w14:val="standardContextual"/>
-        </w:rPr>
-      </w:pPr>
-      <w:hyperlink w:anchor="_Toc235005474" w:history="1">
-        <w:r>
-          <w:rPr>
-            <w:rStyle w:val="Hipervnculo"/>
-            <w:noProof/>
-            <w:lang w:val="es-EC"/>
-          </w:rPr>
-          <w:t>Del episodio a la investigación</w:t>
-        </w:r>
-        <w:r>
-          <w:rPr>
-            <w:noProof/>
-            <w:webHidden/>
-          </w:rPr>
-          <w:tab/>
-        </w:r>
-        <w:r>
-          <w:rPr>
-            <w:noProof/>
-            <w:webHidden/>
-          </w:rPr>
-          <w:fldChar w:fldCharType="begin"/>
-        </w:r>
-        <w:r>
-          <w:rPr>
-            <w:noProof/>
-            <w:webHidden/>
-          </w:rPr>
-          <w:instrText xml:space="preserve"> PAGEREF _Toc235005474 \h </w:instrText>
-        </w:r>
-        <w:r>
-          <w:rPr>
-            <w:noProof/>
-            <w:webHidden/>
-          </w:rPr>
-        </w:r>
-        <w:r>
-          <w:rPr>
-            <w:noProof/>
-            <w:webHidden/>
-          </w:rPr>
-          <w:fldChar w:fldCharType="separate"/>
-        </w:r>
-        <w:r>
-          <w:rPr>
-            <w:noProof/>
-            <w:webHidden/>
-          </w:rPr>
-          <w:t>14</w:t>
-        </w:r>
-        <w:r>
-          <w:rPr>
-            <w:noProof/>
-            <w:webHidden/>
-          </w:rPr>
-          <w:fldChar w:fldCharType="end"/>
-        </w:r>
-      </w:hyperlink>
-    </w:p>
-    <w:p>
-      <w:pPr>
-        <w:pStyle w:val="TDC2"/>
-        <w:tabs>
-          <w:tab w:val="right" w:leader="dot" w:pos="8630"/>
-        </w:tabs>
-        <w:rPr>
-          <w:noProof/>
-          <w:kern w:val="2"/>
-          <w:sz w:val="24"/>
-          <w:szCs w:val="24"/>
-          <w:lang w:val="es-EC" w:eastAsia="es-EC"/>
-          <w14:ligatures w14:val="standardContextual"/>
-        </w:rPr>
-      </w:pPr>
-      <w:hyperlink w:anchor="_Toc235005475" w:history="1">
-        <w:r>
-          <w:rPr>
-            <w:rStyle w:val="Hipervnculo"/>
-            <w:noProof/>
-            <w:lang w:val="es-EC"/>
-          </w:rPr>
-          <w:t>Documentación para fines de investigación</w:t>
-        </w:r>
-        <w:r>
-          <w:rPr>
-            <w:noProof/>
-            <w:webHidden/>
-          </w:rPr>
-          <w:tab/>
-        </w:r>
-        <w:r>
-          <w:rPr>
-            <w:noProof/>
-            <w:webHidden/>
-          </w:rPr>
-          <w:fldChar w:fldCharType="begin"/>
-        </w:r>
-        <w:r>
-          <w:rPr>
-            <w:noProof/>
-            <w:webHidden/>
-          </w:rPr>
-          <w:instrText xml:space="preserve"> PAGEREF _Toc235005475 \h </w:instrText>
-        </w:r>
-        <w:r>
-          <w:rPr>
-            <w:noProof/>
-            <w:webHidden/>
-          </w:rPr>
-        </w:r>
-        <w:r>
-          <w:rPr>
-            <w:noProof/>
-            <w:webHidden/>
-          </w:rPr>
-          <w:fldChar w:fldCharType="separate"/>
-        </w:r>
-        <w:r>
-          <w:rPr>
-            <w:noProof/>
-            <w:webHidden/>
-          </w:rPr>
-          <w:t>14</w:t>
-        </w:r>
-        <w:r>
-          <w:rPr>
-            <w:noProof/>
-            <w:webHidden/>
-          </w:rPr>
-          <w:fldChar w:fldCharType="end"/>
-        </w:r>
-      </w:hyperlink>
-    </w:p>
-    <w:p>
-      <w:pPr>
-        <w:pStyle w:val="TDC1"/>
-        <w:tabs>
-          <w:tab w:val="right" w:leader="dot" w:pos="8630"/>
-        </w:tabs>
-        <w:rPr>
-          <w:noProof/>
-          <w:kern w:val="2"/>
-          <w:sz w:val="24"/>
-          <w:szCs w:val="24"/>
-          <w:lang w:val="es-EC" w:eastAsia="es-EC"/>
-          <w14:ligatures w14:val="standardContextual"/>
-        </w:rPr>
-      </w:pPr>
-      <w:hyperlink w:anchor="_Toc235005476" w:history="1">
-        <w:r>
-          <w:rPr>
-            <w:rStyle w:val="Hipervnculo"/>
-            <w:noProof/>
-          </w:rPr>
-          <w:t>CAPÍTULO 7 · EXPANSIÓN INTERDISCIPLINARIA</w:t>
-        </w:r>
-        <w:r>
-          <w:rPr>
-            <w:noProof/>
-            <w:webHidden/>
-          </w:rPr>
-          <w:tab/>
-        </w:r>
-        <w:r>
-          <w:rPr>
-            <w:noProof/>
-            <w:webHidden/>
-          </w:rPr>
-          <w:fldChar w:fldCharType="begin"/>
-        </w:r>
-        <w:r>
-          <w:rPr>
-            <w:noProof/>
-            <w:webHidden/>
-          </w:rPr>
-          <w:instrText xml:space="preserve"> PAGEREF _Toc235005476 \h </w:instrText>
+          <w:instrText xml:space="preserve"> PAGEREF _Toc235010068 \h </w:instrText>
         </w:r>
         <w:r>
           <w:rPr>
@@ -2768,14 +2649,14 @@
           <w14:ligatures w14:val="standardContextual"/>
         </w:rPr>
       </w:pPr>
-      <w:hyperlink w:anchor="_Toc235005477" w:history="1">
+      <w:hyperlink w:anchor="_Toc235010069" w:history="1">
         <w:r>
           <w:rPr>
             <w:rStyle w:val="Hipervnculo"/>
             <w:noProof/>
             <w:lang w:val="es-EC"/>
           </w:rPr>
-          <w:t>Por qué la interdisciplinariedad fue un salto crucial</w:t>
+          <w:t>Del episodio a la investigación</w:t>
         </w:r>
         <w:r>
           <w:rPr>
@@ -2796,7 +2677,7 @@
             <w:noProof/>
             <w:webHidden/>
           </w:rPr>
-          <w:instrText xml:space="preserve"> PAGEREF _Toc235005477 \h </w:instrText>
+          <w:instrText xml:space="preserve"> PAGEREF _Toc235010069 \h </w:instrText>
         </w:r>
         <w:r>
           <w:rPr>
@@ -2842,14 +2723,14 @@
           <w14:ligatures w14:val="standardContextual"/>
         </w:rPr>
       </w:pPr>
-      <w:hyperlink w:anchor="_Toc235005478" w:history="1">
+      <w:hyperlink w:anchor="_Toc235010070" w:history="1">
         <w:r>
           <w:rPr>
             <w:rStyle w:val="Hipervnculo"/>
             <w:noProof/>
             <w:lang w:val="es-EC"/>
           </w:rPr>
-          <w:t>Modelo de colaboración: Lecciones aprendidas</w:t>
+          <w:t>Documentación para fines de investigación</w:t>
         </w:r>
         <w:r>
           <w:rPr>
@@ -2870,81 +2751,7 @@
             <w:noProof/>
             <w:webHidden/>
           </w:rPr>
-          <w:instrText xml:space="preserve"> PAGEREF _Toc235005478 \h </w:instrText>
-        </w:r>
-        <w:r>
-          <w:rPr>
-            <w:noProof/>
-            <w:webHidden/>
-          </w:rPr>
-        </w:r>
-        <w:r>
-          <w:rPr>
-            <w:noProof/>
-            <w:webHidden/>
-          </w:rPr>
-          <w:fldChar w:fldCharType="separate"/>
-        </w:r>
-        <w:r>
-          <w:rPr>
-            <w:noProof/>
-            <w:webHidden/>
-          </w:rPr>
-          <w:t>15</w:t>
-        </w:r>
-        <w:r>
-          <w:rPr>
-            <w:noProof/>
-            <w:webHidden/>
-          </w:rPr>
-          <w:fldChar w:fldCharType="end"/>
-        </w:r>
-      </w:hyperlink>
-    </w:p>
-    <w:p>
-      <w:pPr>
-        <w:pStyle w:val="TDC2"/>
-        <w:tabs>
-          <w:tab w:val="right" w:leader="dot" w:pos="8630"/>
-        </w:tabs>
-        <w:rPr>
-          <w:noProof/>
-          <w:kern w:val="2"/>
-          <w:sz w:val="24"/>
-          <w:szCs w:val="24"/>
-          <w:lang w:val="es-EC" w:eastAsia="es-EC"/>
-          <w14:ligatures w14:val="standardContextual"/>
-        </w:rPr>
-      </w:pPr>
-      <w:hyperlink w:anchor="_Toc235005479" w:history="1">
-        <w:r>
-          <w:rPr>
-            <w:rStyle w:val="Hipervnculo"/>
-            <w:noProof/>
-            <w:lang w:val="es-EC"/>
-          </w:rPr>
-          <w:t>Pasos para replicar en otras disciplinas</w:t>
-        </w:r>
-        <w:r>
-          <w:rPr>
-            <w:noProof/>
-            <w:webHidden/>
-          </w:rPr>
-          <w:tab/>
-        </w:r>
-        <w:r>
-          <w:rPr>
-            <w:noProof/>
-            <w:webHidden/>
-          </w:rPr>
-          <w:fldChar w:fldCharType="begin"/>
-        </w:r>
-        <w:r>
-          <w:rPr>
-            <w:noProof/>
-            <w:webHidden/>
-          </w:rPr>
-          <w:instrText xml:space="preserve"> PAGEREF _Toc235005479 \h </w:instrText>
+          <w:instrText xml:space="preserve"> PAGEREF _Toc235010070 \h </w:instrText>
         </w:r>
         <w:r>
           <w:rPr>
@@ -2990,13 +2797,13 @@
           <w14:ligatures w14:val="standardContextual"/>
         </w:rPr>
       </w:pPr>
-      <w:hyperlink w:anchor="_Toc235005480" w:history="1">
+      <w:hyperlink w:anchor="_Toc235010071" w:history="1">
         <w:r>
           <w:rPr>
             <w:rStyle w:val="Hipervnculo"/>
             <w:noProof/>
           </w:rPr>
-          <w:t>CAPÍTULO 8 · CONCLUSIONES Y RECOMENDACIONES</w:t>
+          <w:t>CAPÍTULO 7 · EXPANSIÓN INTERDISCIPLINARIA</w:t>
         </w:r>
         <w:r>
           <w:rPr>
@@ -3017,7 +2824,7 @@
             <w:noProof/>
             <w:webHidden/>
           </w:rPr>
-          <w:instrText xml:space="preserve"> PAGEREF _Toc235005480 \h </w:instrText>
+          <w:instrText xml:space="preserve"> PAGEREF _Toc235010071 \h </w:instrText>
         </w:r>
         <w:r>
           <w:rPr>
@@ -3063,14 +2870,14 @@
           <w14:ligatures w14:val="standardContextual"/>
         </w:rPr>
       </w:pPr>
-      <w:hyperlink w:anchor="_Toc235005481" w:history="1">
+      <w:hyperlink w:anchor="_Toc235010072" w:history="1">
         <w:r>
           <w:rPr>
             <w:rStyle w:val="Hipervnculo"/>
             <w:noProof/>
             <w:lang w:val="es-EC"/>
           </w:rPr>
-          <w:t>Checklist: Desde idea a episodio publicado</w:t>
+          <w:t>Por qué la interdisciplinariedad fue un salto crucial</w:t>
         </w:r>
         <w:r>
           <w:rPr>
@@ -3091,7 +2898,7 @@
             <w:noProof/>
             <w:webHidden/>
           </w:rPr>
-          <w:instrText xml:space="preserve"> PAGEREF _Toc235005481 \h </w:instrText>
+          <w:instrText xml:space="preserve"> PAGEREF _Toc235010072 \h </w:instrText>
         </w:r>
         <w:r>
           <w:rPr>
@@ -3137,14 +2944,14 @@
           <w14:ligatures w14:val="standardContextual"/>
         </w:rPr>
       </w:pPr>
-      <w:hyperlink w:anchor="_Toc235005482" w:history="1">
+      <w:hyperlink w:anchor="_Toc235010073" w:history="1">
         <w:r>
           <w:rPr>
             <w:rStyle w:val="Hipervnculo"/>
             <w:noProof/>
             <w:lang w:val="es-EC"/>
           </w:rPr>
-          <w:t>Recomendaciones finales para instituciones</w:t>
+          <w:t>Modelo de colaboración: Lecciones aprendidas</w:t>
         </w:r>
         <w:r>
           <w:rPr>
@@ -3165,7 +2972,154 @@
             <w:noProof/>
             <w:webHidden/>
           </w:rPr>
-          <w:instrText xml:space="preserve"> PAGEREF _Toc235005482 \h </w:instrText>
+          <w:instrText xml:space="preserve"> PAGEREF _Toc235010073 \h </w:instrText>
+        </w:r>
+        <w:r>
+          <w:rPr>
+            <w:noProof/>
+            <w:webHidden/>
+          </w:rPr>
+        </w:r>
+        <w:r>
+          <w:rPr>
+            <w:noProof/>
+            <w:webHidden/>
+          </w:rPr>
+          <w:fldChar w:fldCharType="separate"/>
+        </w:r>
+        <w:r>
+          <w:rPr>
+            <w:noProof/>
+            <w:webHidden/>
+          </w:rPr>
+          <w:t>16</w:t>
+        </w:r>
+        <w:r>
+          <w:rPr>
+            <w:noProof/>
+            <w:webHidden/>
+          </w:rPr>
+          <w:fldChar w:fldCharType="end"/>
+        </w:r>
+      </w:hyperlink>
+    </w:p>
+    <w:p>
+      <w:pPr>
+        <w:pStyle w:val="TDC2"/>
+        <w:tabs>
+          <w:tab w:val="right" w:leader="dot" w:pos="8630"/>
+        </w:tabs>
+        <w:rPr>
+          <w:noProof/>
+          <w:kern w:val="2"/>
+          <w:sz w:val="24"/>
+          <w:szCs w:val="24"/>
+          <w:lang w:val="es-EC" w:eastAsia="es-EC"/>
+          <w14:ligatures w14:val="standardContextual"/>
+        </w:rPr>
+      </w:pPr>
+      <w:hyperlink w:anchor="_Toc235010074" w:history="1">
+        <w:r>
+          <w:rPr>
+            <w:rStyle w:val="Hipervnculo"/>
+            <w:noProof/>
+            <w:lang w:val="es-EC"/>
+          </w:rPr>
+          <w:t>Pasos para replicar en otras disciplinas</w:t>
+        </w:r>
+        <w:r>
+          <w:rPr>
+            <w:noProof/>
+            <w:webHidden/>
+          </w:rPr>
+          <w:tab/>
+        </w:r>
+        <w:r>
+          <w:rPr>
+            <w:noProof/>
+            <w:webHidden/>
+          </w:rPr>
+          <w:fldChar w:fldCharType="begin"/>
+        </w:r>
+        <w:r>
+          <w:rPr>
+            <w:noProof/>
+            <w:webHidden/>
+          </w:rPr>
+          <w:instrText xml:space="preserve"> PAGEREF _Toc235010074 \h </w:instrText>
+        </w:r>
+        <w:r>
+          <w:rPr>
+            <w:noProof/>
+            <w:webHidden/>
+          </w:rPr>
+        </w:r>
+        <w:r>
+          <w:rPr>
+            <w:noProof/>
+            <w:webHidden/>
+          </w:rPr>
+          <w:fldChar w:fldCharType="separate"/>
+        </w:r>
+        <w:r>
+          <w:rPr>
+            <w:noProof/>
+            <w:webHidden/>
+          </w:rPr>
+          <w:t>16</w:t>
+        </w:r>
+        <w:r>
+          <w:rPr>
+            <w:noProof/>
+            <w:webHidden/>
+          </w:rPr>
+          <w:fldChar w:fldCharType="end"/>
+        </w:r>
+      </w:hyperlink>
+    </w:p>
+    <w:p>
+      <w:pPr>
+        <w:pStyle w:val="TDC1"/>
+        <w:tabs>
+          <w:tab w:val="right" w:leader="dot" w:pos="8630"/>
+        </w:tabs>
+        <w:rPr>
+          <w:noProof/>
+          <w:kern w:val="2"/>
+          <w:sz w:val="24"/>
+          <w:szCs w:val="24"/>
+          <w:lang w:val="es-EC" w:eastAsia="es-EC"/>
+          <w14:ligatures w14:val="standardContextual"/>
+        </w:rPr>
+      </w:pPr>
+      <w:hyperlink w:anchor="_Toc235010075" w:history="1">
+        <w:r>
+          <w:rPr>
+            <w:rStyle w:val="Hipervnculo"/>
+            <w:noProof/>
+          </w:rPr>
+          <w:t>CAPÍTULO 8 · CONCLUSIONES Y RECOMENDACIONES</w:t>
+        </w:r>
+        <w:r>
+          <w:rPr>
+            <w:noProof/>
+            <w:webHidden/>
+          </w:rPr>
+          <w:tab/>
+        </w:r>
+        <w:r>
+          <w:rPr>
+            <w:noProof/>
+            <w:webHidden/>
+          </w:rPr>
+          <w:fldChar w:fldCharType="begin"/>
+        </w:r>
+        <w:r>
+          <w:rPr>
+            <w:noProof/>
+            <w:webHidden/>
+          </w:rPr>
+          <w:instrText xml:space="preserve"> PAGEREF _Toc235010075 \h </w:instrText>
         </w:r>
         <w:r>
           <w:rPr>
@@ -3198,7 +3152,7 @@
     </w:p>
     <w:p>
       <w:pPr>
-        <w:pStyle w:val="TDC1"/>
+        <w:pStyle w:val="TDC2"/>
         <w:tabs>
           <w:tab w:val="right" w:leader="dot" w:pos="8630"/>
         </w:tabs>
@@ -3211,14 +3165,14 @@
           <w14:ligatures w14:val="standardContextual"/>
         </w:rPr>
       </w:pPr>
-      <w:hyperlink w:anchor="_Toc235005483" w:history="1">
+      <w:hyperlink w:anchor="_Toc235010076" w:history="1">
         <w:r>
           <w:rPr>
             <w:rStyle w:val="Hipervnculo"/>
             <w:noProof/>
             <w:lang w:val="es-EC"/>
           </w:rPr>
-          <w:t>ANEXOS</w:t>
+          <w:t>Checklist: Desde idea a episodio publicado</w:t>
         </w:r>
         <w:r>
           <w:rPr>
@@ -3239,7 +3193,81 @@
             <w:noProof/>
             <w:webHidden/>
           </w:rPr>
-          <w:instrText xml:space="preserve"> PAGEREF _Toc235005483 \h </w:instrText>
+          <w:instrText xml:space="preserve"> PAGEREF _Toc235010076 \h </w:instrText>
+        </w:r>
+        <w:r>
+          <w:rPr>
+            <w:noProof/>
+            <w:webHidden/>
+          </w:rPr>
+        </w:r>
+        <w:r>
+          <w:rPr>
+            <w:noProof/>
+            <w:webHidden/>
+          </w:rPr>
+          <w:fldChar w:fldCharType="separate"/>
+        </w:r>
+        <w:r>
+          <w:rPr>
+            <w:noProof/>
+            <w:webHidden/>
+          </w:rPr>
+          <w:t>17</w:t>
+        </w:r>
+        <w:r>
+          <w:rPr>
+            <w:noProof/>
+            <w:webHidden/>
+          </w:rPr>
+          <w:fldChar w:fldCharType="end"/>
+        </w:r>
+      </w:hyperlink>
+    </w:p>
+    <w:p>
+      <w:pPr>
+        <w:pStyle w:val="TDC2"/>
+        <w:tabs>
+          <w:tab w:val="right" w:leader="dot" w:pos="8630"/>
+        </w:tabs>
+        <w:rPr>
+          <w:noProof/>
+          <w:kern w:val="2"/>
+          <w:sz w:val="24"/>
+          <w:szCs w:val="24"/>
+          <w:lang w:val="es-EC" w:eastAsia="es-EC"/>
+          <w14:ligatures w14:val="standardContextual"/>
+        </w:rPr>
+      </w:pPr>
+      <w:hyperlink w:anchor="_Toc235010077" w:history="1">
+        <w:r>
+          <w:rPr>
+            <w:rStyle w:val="Hipervnculo"/>
+            <w:noProof/>
+            <w:lang w:val="es-EC"/>
+          </w:rPr>
+          <w:t>Recomendaciones finales para instituciones</w:t>
+        </w:r>
+        <w:r>
+          <w:rPr>
+            <w:noProof/>
+            <w:webHidden/>
+          </w:rPr>
+          <w:tab/>
+        </w:r>
+        <w:r>
+          <w:rPr>
+            <w:noProof/>
+            <w:webHidden/>
+          </w:rPr>
+          <w:fldChar w:fldCharType="begin"/>
+        </w:r>
+        <w:r>
+          <w:rPr>
+            <w:noProof/>
+            <w:webHidden/>
+          </w:rPr>
+          <w:instrText xml:space="preserve"> PAGEREF _Toc235010077 \h </w:instrText>
         </w:r>
         <w:r>
           <w:rPr>
@@ -3272,7 +3300,7 @@
     </w:p>
     <w:p>
       <w:pPr>
-        <w:pStyle w:val="TDC2"/>
+        <w:pStyle w:val="TDC1"/>
         <w:tabs>
           <w:tab w:val="right" w:leader="dot" w:pos="8630"/>
         </w:tabs>
@@ -3285,14 +3313,14 @@
           <w14:ligatures w14:val="standardContextual"/>
         </w:rPr>
       </w:pPr>
-      <w:hyperlink w:anchor="_Toc235005484" w:history="1">
+      <w:hyperlink w:anchor="_Toc235010078" w:history="1">
         <w:r>
           <w:rPr>
             <w:rStyle w:val="Hipervnculo"/>
             <w:noProof/>
             <w:lang w:val="es-EC"/>
           </w:rPr>
-          <w:t>A. Equipo actual del Proyecto PINE (2026)</w:t>
+          <w:t>ANEXOS</w:t>
         </w:r>
         <w:r>
           <w:rPr>
@@ -3313,227 +3341,7 @@
             <w:noProof/>
             <w:webHidden/>
           </w:rPr>
-          <w:instrText xml:space="preserve"> PAGEREF _Toc235005484 \h </w:instrText>
-        </w:r>
-        <w:r>
-          <w:rPr>
-            <w:noProof/>
-            <w:webHidden/>
-          </w:rPr>
-        </w:r>
-        <w:r>
-          <w:rPr>
-            <w:noProof/>
-            <w:webHidden/>
-          </w:rPr>
-          <w:fldChar w:fldCharType="separate"/>
-        </w:r>
-        <w:r>
-          <w:rPr>
-            <w:noProof/>
-            <w:webHidden/>
-          </w:rPr>
-          <w:t>18</w:t>
-        </w:r>
-        <w:r>
-          <w:rPr>
-            <w:noProof/>
-            <w:webHidden/>
-          </w:rPr>
-          <w:fldChar w:fldCharType="end"/>
-        </w:r>
-      </w:hyperlink>
-    </w:p>
-    <w:p>
-      <w:pPr>
-        <w:pStyle w:val="TDC2"/>
-        <w:tabs>
-          <w:tab w:val="right" w:leader="dot" w:pos="8630"/>
-        </w:tabs>
-        <w:rPr>
-          <w:noProof/>
-          <w:kern w:val="2"/>
-          <w:sz w:val="24"/>
-          <w:szCs w:val="24"/>
-          <w:lang w:val="es-EC" w:eastAsia="es-EC"/>
-          <w14:ligatures w14:val="standardContextual"/>
-        </w:rPr>
-      </w:pPr>
-      <w:hyperlink w:anchor="_Toc235005485" w:history="1">
-        <w:r>
-          <w:rPr>
-            <w:rStyle w:val="Hipervnculo"/>
-            <w:noProof/>
-          </w:rPr>
-          <w:t>B. Referencias y recursos</w:t>
-        </w:r>
-        <w:r>
-          <w:rPr>
-            <w:noProof/>
-            <w:webHidden/>
-          </w:rPr>
-          <w:tab/>
-        </w:r>
-        <w:r>
-          <w:rPr>
-            <w:noProof/>
-            <w:webHidden/>
-          </w:rPr>
-          <w:fldChar w:fldCharType="begin"/>
-        </w:r>
-        <w:r>
-          <w:rPr>
-            <w:noProof/>
-            <w:webHidden/>
-          </w:rPr>
-          <w:instrText xml:space="preserve"> PAGEREF _Toc235005485 \h </w:instrText>
-        </w:r>
-        <w:r>
-          <w:rPr>
-            <w:noProof/>
-            <w:webHidden/>
-          </w:rPr>
-        </w:r>
-        <w:r>
-          <w:rPr>
-            <w:noProof/>
-            <w:webHidden/>
-          </w:rPr>
-          <w:fldChar w:fldCharType="separate"/>
-        </w:r>
-        <w:r>
-          <w:rPr>
-            <w:noProof/>
-            <w:webHidden/>
-          </w:rPr>
-          <w:t>18</w:t>
-        </w:r>
-        <w:r>
-          <w:rPr>
-            <w:noProof/>
-            <w:webHidden/>
-          </w:rPr>
-          <w:fldChar w:fldCharType="end"/>
-        </w:r>
-      </w:hyperlink>
-    </w:p>
-    <w:p>
-      <w:pPr>
-        <w:pStyle w:val="TDC2"/>
-        <w:tabs>
-          <w:tab w:val="right" w:leader="dot" w:pos="8630"/>
-        </w:tabs>
-        <w:rPr>
-          <w:noProof/>
-          <w:kern w:val="2"/>
-          <w:sz w:val="24"/>
-          <w:szCs w:val="24"/>
-          <w:lang w:val="es-EC" w:eastAsia="es-EC"/>
-          <w14:ligatures w14:val="standardContextual"/>
-        </w:rPr>
-      </w:pPr>
-      <w:hyperlink w:anchor="_Toc235005486" w:history="1">
-        <w:r>
-          <w:rPr>
-            <w:rStyle w:val="Hipervnculo"/>
-            <w:noProof/>
-            <w:lang w:val="es-EC"/>
-          </w:rPr>
-          <w:t>C. Plantilla de guion en blanco</w:t>
-        </w:r>
-        <w:r>
-          <w:rPr>
-            <w:noProof/>
-            <w:webHidden/>
-          </w:rPr>
-          <w:tab/>
-        </w:r>
-        <w:r>
-          <w:rPr>
-            <w:noProof/>
-            <w:webHidden/>
-          </w:rPr>
-          <w:fldChar w:fldCharType="begin"/>
-        </w:r>
-        <w:r>
-          <w:rPr>
-            <w:noProof/>
-            <w:webHidden/>
-          </w:rPr>
-          <w:instrText xml:space="preserve"> PAGEREF _Toc235005486 \h </w:instrText>
-        </w:r>
-        <w:r>
-          <w:rPr>
-            <w:noProof/>
-            <w:webHidden/>
-          </w:rPr>
-        </w:r>
-        <w:r>
-          <w:rPr>
-            <w:noProof/>
-            <w:webHidden/>
-          </w:rPr>
-          <w:fldChar w:fldCharType="separate"/>
-        </w:r>
-        <w:r>
-          <w:rPr>
-            <w:noProof/>
-            <w:webHidden/>
-          </w:rPr>
-          <w:t>18</w:t>
-        </w:r>
-        <w:r>
-          <w:rPr>
-            <w:noProof/>
-            <w:webHidden/>
-          </w:rPr>
-          <w:fldChar w:fldCharType="end"/>
-        </w:r>
-      </w:hyperlink>
-    </w:p>
-    <w:p>
-      <w:pPr>
-        <w:pStyle w:val="TDC2"/>
-        <w:tabs>
-          <w:tab w:val="right" w:leader="dot" w:pos="8630"/>
-        </w:tabs>
-        <w:rPr>
-          <w:noProof/>
-          <w:kern w:val="2"/>
-          <w:sz w:val="24"/>
-          <w:szCs w:val="24"/>
-          <w:lang w:val="es-EC" w:eastAsia="es-EC"/>
-          <w14:ligatures w14:val="standardContextual"/>
-        </w:rPr>
-      </w:pPr>
-      <w:hyperlink w:anchor="_Toc235005487" w:history="1">
-        <w:r>
-          <w:rPr>
-            <w:rStyle w:val="Hipervnculo"/>
-            <w:noProof/>
-          </w:rPr>
-          <w:t>D. Fichas técnicas de episodios PINE</w:t>
-        </w:r>
-        <w:r>
-          <w:rPr>
-            <w:noProof/>
-            <w:webHidden/>
-          </w:rPr>
-          <w:tab/>
-        </w:r>
-        <w:r>
-          <w:rPr>
-            <w:noProof/>
-            <w:webHidden/>
-          </w:rPr>
-          <w:fldChar w:fldCharType="begin"/>
-        </w:r>
-        <w:r>
-          <w:rPr>
-            <w:noProof/>
-            <w:webHidden/>
-          </w:rPr>
-          <w:instrText xml:space="preserve"> PAGEREF _Toc235005487 \h </w:instrText>
+          <w:instrText xml:space="preserve"> PAGEREF _Toc235010078 \h </w:instrText>
         </w:r>
         <w:r>
           <w:rPr>
@@ -3579,13 +3387,14 @@
           <w14:ligatures w14:val="standardContextual"/>
         </w:rPr>
       </w:pPr>
-      <w:hyperlink w:anchor="_Toc235005488" w:history="1">
+      <w:hyperlink w:anchor="_Toc235010079" w:history="1">
         <w:r>
           <w:rPr>
             <w:rStyle w:val="Hipervnculo"/>
             <w:noProof/>
+            <w:lang w:val="es-EC"/>
           </w:rPr>
-          <w:t>E. Créditos y licencia</w:t>
+          <w:t>A. Equipo actual del Proyecto PINE (2026)</w:t>
         </w:r>
         <w:r>
           <w:rPr>
@@ -3606,7 +3415,7 @@
             <w:noProof/>
             <w:webHidden/>
           </w:rPr>
-          <w:instrText xml:space="preserve"> PAGEREF _Toc235005488 \h </w:instrText>
+          <w:instrText xml:space="preserve"> PAGEREF _Toc235010079 \h </w:instrText>
         </w:r>
         <w:r>
           <w:rPr>
@@ -3638,6 +3447,226 @@
       </w:hyperlink>
     </w:p>
     <w:p>
+      <w:pPr>
+        <w:pStyle w:val="TDC2"/>
+        <w:tabs>
+          <w:tab w:val="right" w:leader="dot" w:pos="8630"/>
+        </w:tabs>
+        <w:rPr>
+          <w:noProof/>
+          <w:kern w:val="2"/>
+          <w:sz w:val="24"/>
+          <w:szCs w:val="24"/>
+          <w:lang w:val="es-EC" w:eastAsia="es-EC"/>
+          <w14:ligatures w14:val="standardContextual"/>
+        </w:rPr>
+      </w:pPr>
+      <w:hyperlink w:anchor="_Toc235010080" w:history="1">
+        <w:r>
+          <w:rPr>
+            <w:rStyle w:val="Hipervnculo"/>
+            <w:noProof/>
+          </w:rPr>
+          <w:t>B. Referencias y recursos</w:t>
+        </w:r>
+        <w:r>
+          <w:rPr>
+            <w:noProof/>
+            <w:webHidden/>
+          </w:rPr>
+          <w:tab/>
+        </w:r>
+        <w:r>
+          <w:rPr>
+            <w:noProof/>
+            <w:webHidden/>
+          </w:rPr>
+          <w:fldChar w:fldCharType="begin"/>
+        </w:r>
+        <w:r>
+          <w:rPr>
+            <w:noProof/>
+            <w:webHidden/>
+          </w:rPr>
+          <w:instrText xml:space="preserve"> PAGEREF _Toc235010080 \h </w:instrText>
+        </w:r>
+        <w:r>
+          <w:rPr>
+            <w:noProof/>
+            <w:webHidden/>
+          </w:rPr>
+        </w:r>
+        <w:r>
+          <w:rPr>
+            <w:noProof/>
+            <w:webHidden/>
+          </w:rPr>
+          <w:fldChar w:fldCharType="separate"/>
+        </w:r>
+        <w:r>
+          <w:rPr>
+            <w:noProof/>
+            <w:webHidden/>
+          </w:rPr>
+          <w:t>19</w:t>
+        </w:r>
+        <w:r>
+          <w:rPr>
+            <w:noProof/>
+            <w:webHidden/>
+          </w:rPr>
+          <w:fldChar w:fldCharType="end"/>
+        </w:r>
+      </w:hyperlink>
+    </w:p>
+    <w:p>
+      <w:pPr>
+        <w:pStyle w:val="TDC2"/>
+        <w:tabs>
+          <w:tab w:val="right" w:leader="dot" w:pos="8630"/>
+        </w:tabs>
+        <w:rPr>
+          <w:noProof/>
+          <w:kern w:val="2"/>
+          <w:sz w:val="24"/>
+          <w:szCs w:val="24"/>
+          <w:lang w:val="es-EC" w:eastAsia="es-EC"/>
+          <w14:ligatures w14:val="standardContextual"/>
+        </w:rPr>
+      </w:pPr>
+      <w:hyperlink w:anchor="_Toc235010081" w:history="1">
+        <w:r>
+          <w:rPr>
+            <w:rStyle w:val="Hipervnculo"/>
+            <w:noProof/>
+            <w:lang w:val="es-EC"/>
+          </w:rPr>
+          <w:t>C. Plantilla de guion en blanco</w:t>
+        </w:r>
+        <w:r>
+          <w:rPr>
+            <w:noProof/>
+            <w:webHidden/>
+          </w:rPr>
+          <w:tab/>
+        </w:r>
+        <w:r>
+          <w:rPr>
+            <w:noProof/>
+            <w:webHidden/>
+          </w:rPr>
+          <w:fldChar w:fldCharType="begin"/>
+        </w:r>
+        <w:r>
+          <w:rPr>
+            <w:noProof/>
+            <w:webHidden/>
+          </w:rPr>
+          <w:instrText xml:space="preserve"> PAGEREF _Toc235010081 \h </w:instrText>
+        </w:r>
+        <w:r>
+          <w:rPr>
+            <w:noProof/>
+            <w:webHidden/>
+          </w:rPr>
+        </w:r>
+        <w:r>
+          <w:rPr>
+            <w:noProof/>
+            <w:webHidden/>
+          </w:rPr>
+          <w:fldChar w:fldCharType="separate"/>
+        </w:r>
+        <w:r>
+          <w:rPr>
+            <w:noProof/>
+            <w:webHidden/>
+          </w:rPr>
+          <w:t>19</w:t>
+        </w:r>
+        <w:r>
+          <w:rPr>
+            <w:noProof/>
+            <w:webHidden/>
+          </w:rPr>
+          <w:fldChar w:fldCharType="end"/>
+        </w:r>
+      </w:hyperlink>
+    </w:p>
+    <w:p>
+      <w:pPr>
+        <w:pStyle w:val="TDC2"/>
+        <w:tabs>
+          <w:tab w:val="right" w:leader="dot" w:pos="8630"/>
+        </w:tabs>
+        <w:rPr>
+          <w:noProof/>
+          <w:kern w:val="2"/>
+          <w:sz w:val="24"/>
+          <w:szCs w:val="24"/>
+          <w:lang w:val="es-EC" w:eastAsia="es-EC"/>
+          <w14:ligatures w14:val="standardContextual"/>
+        </w:rPr>
+      </w:pPr>
+      <w:hyperlink w:anchor="_Toc235010082" w:history="1">
+        <w:r>
+          <w:rPr>
+            <w:rStyle w:val="Hipervnculo"/>
+            <w:noProof/>
+          </w:rPr>
+          <w:t>D. Créditos y licencia</w:t>
+        </w:r>
+        <w:r>
+          <w:rPr>
+            <w:noProof/>
+            <w:webHidden/>
+          </w:rPr>
+          <w:tab/>
+        </w:r>
+        <w:r>
+          <w:rPr>
+            <w:noProof/>
+            <w:webHidden/>
+          </w:rPr>
+          <w:fldChar w:fldCharType="begin"/>
+        </w:r>
+        <w:r>
+          <w:rPr>
+            <w:noProof/>
+            <w:webHidden/>
+          </w:rPr>
+          <w:instrText xml:space="preserve"> PAGEREF _Toc235010082 \h </w:instrText>
+        </w:r>
+        <w:r>
+          <w:rPr>
+            <w:noProof/>
+            <w:webHidden/>
+          </w:rPr>
+        </w:r>
+        <w:r>
+          <w:rPr>
+            <w:noProof/>
+            <w:webHidden/>
+          </w:rPr>
+          <w:fldChar w:fldCharType="separate"/>
+        </w:r>
+        <w:r>
+          <w:rPr>
+            <w:noProof/>
+            <w:webHidden/>
+          </w:rPr>
+          <w:t>20</w:t>
+        </w:r>
+        <w:r>
+          <w:rPr>
+            <w:noProof/>
+            <w:webHidden/>
+          </w:rPr>
+          <w:fldChar w:fldCharType="end"/>
+        </w:r>
+      </w:hyperlink>
+    </w:p>
+    <w:p>
       <w:r>
         <w:fldChar w:fldCharType="end"/>
       </w:r>
@@ -3685,6 +3714,7 @@
               </w:rPr>
             </w:pPr>
             <w:bookmarkStart w:id="0" w:name="_Toc235005447"/>
+            <w:bookmarkStart w:id="1" w:name="_Toc235010042"/>
             <w:r>
               <w:rPr>
                 <w:color w:val="FFFFFF"/>
@@ -3694,6 +3724,7 @@
               <w:t>INTRODUCCIÓN</w:t>
             </w:r>
             <w:bookmarkEnd w:id="0"/>
+            <w:bookmarkEnd w:id="1"/>
           </w:p>
         </w:tc>
       </w:tr>
@@ -3735,7 +3766,8 @@
       <w:pPr>
         <w:pStyle w:val="Ttulo2"/>
       </w:pPr>
-      <w:bookmarkStart w:id="1" w:name="_Toc235005448"/>
+      <w:bookmarkStart w:id="2" w:name="_Toc235005448"/>
+      <w:bookmarkStart w:id="3" w:name="_Toc235010043"/>
       <w:r>
         <w:t xml:space="preserve">¿A </w:t>
       </w:r>
@@ -3763,7 +3795,8 @@
       <w:r>
         <w:t>?</w:t>
       </w:r>
-      <w:bookmarkEnd w:id="1"/>
+      <w:bookmarkEnd w:id="2"/>
+      <w:bookmarkEnd w:id="3"/>
     </w:p>
     <w:tbl>
       <w:tblPr>
@@ -4131,7 +4164,8 @@
                 <w:lang w:val="es-EC"/>
               </w:rPr>
             </w:pPr>
-            <w:bookmarkStart w:id="2" w:name="_Toc235005449"/>
+            <w:bookmarkStart w:id="4" w:name="_Toc235005449"/>
+            <w:bookmarkStart w:id="5" w:name="_Toc235010044"/>
             <w:r>
               <w:rPr>
                 <w:color w:val="FFFFFF"/>
@@ -4141,7 +4175,8 @@
               <w:lastRenderedPageBreak/>
               <w:t>CAPÍTULO 1 · NUESTRA EXPERIENCIA — EL NACIMIENTO DEL PROYECTO PINE PODCAST</w:t>
             </w:r>
-            <w:bookmarkEnd w:id="2"/>
+            <w:bookmarkEnd w:id="4"/>
+            <w:bookmarkEnd w:id="5"/>
           </w:p>
         </w:tc>
       </w:tr>
@@ -4161,14 +4196,16 @@
           <w:lang w:val="es-EC"/>
         </w:rPr>
       </w:pPr>
-      <w:bookmarkStart w:id="3" w:name="_Toc235005450"/>
+      <w:bookmarkStart w:id="6" w:name="_Toc235005450"/>
+      <w:bookmarkStart w:id="7" w:name="_Toc235010045"/>
       <w:r>
         <w:rPr>
           <w:lang w:val="es-EC"/>
         </w:rPr>
         <w:t>Origen: 2026 — Investigación Educativa en el aula</w:t>
       </w:r>
-      <w:bookmarkEnd w:id="3"/>
+      <w:bookmarkEnd w:id="6"/>
+      <w:bookmarkEnd w:id="7"/>
     </w:p>
     <w:p>
       <w:pPr>
@@ -4178,22 +4215,25 @@
       </w:pPr>
       <w:r>
         <w:rPr>
-          <w:lang w:val="es-EC"/>
-        </w:rPr>
-        <w:t xml:space="preserve">El primer episodio de lo que hoy es Educa PINE nació de una necesidad concreta: en la cátedra "Investigación Educativa: Enfoques y Técnicas" de la carrera PINE, estudiantes debían identificar problemas educativos reales y proponer soluciones. </w:t>
+          <w:rFonts w:ascii="Cambria" w:hAnsi="Cambria"/>
+          <w:lang w:val="es-EC"/>
+        </w:rPr>
+        <w:t>Todo comenzó en la cátedra "Investigación Educativa: Enfoques y Técnicas" de la carrera PINE, donde los estudiantes debían identificar problemas educativos reales y proponer soluciones. En lugar de reportes tradicionales, surgió una pregunta distinta: ¿y si documentamos estos hallazgos en audio?</w:t>
       </w:r>
       <w:r>
         <w:rPr>
+          <w:rFonts w:ascii="Cambria" w:hAnsi="Cambria"/>
           <w:lang w:val="es-EC"/>
         </w:rPr>
         <w:br/>
       </w:r>
       <w:r>
         <w:rPr>
+          <w:rFonts w:ascii="Cambria" w:hAnsi="Cambria"/>
           <w:lang w:val="es-EC"/>
         </w:rPr>
         <w:br/>
-        <w:t>En lugar de reportes tradicionales, se planteó una pregunta diferente: ¿Y si documentamos estos hallazgos en audio? No para publicar "podcasts de estudiantes", sino para crear un producto de investigación-acción audible, que pudiera ser compartido, debatido y validado en el contexto de vinculación con la sociedad.</w:t>
+        <w:t>Los estudiantes grabaron sus primeros episodios en el estudio de Radio ULEAM, con equipos profesionales y acompañamiento técnico de la emisora. Esas producciones iniciales no llegaron a difundirse, pero demostraron que el formato funcionaba como herramienta de investigación-acción. A partir de esa experiencia, el proyecto asumió la producción de su propio podcast con identidad definida, siempre desde el estudio de Radio ULEAM.</w:t>
       </w:r>
     </w:p>
     <w:p>
@@ -4353,27 +4393,39 @@
       </w:r>
       <w:r>
         <w:rPr>
-          <w:lang w:val="es-EC"/>
-        </w:rPr>
-        <w:t xml:space="preserve">Objetivo pedagógico </w:t>
+          <w:rFonts w:ascii="Cambria" w:hAnsi="Cambria"/>
+          <w:lang w:val="es-EC"/>
+        </w:rPr>
+        <w:t xml:space="preserve">objetivo pedagógico era claro: no se trataba de un "podcast por hacer", sino de un medio de investigación y vinculación. Conforme el proyecto creció, las estudiantes </w:t>
+      </w:r>
+      <w:proofErr w:type="spellStart"/>
+      <w:r>
+        <w:rPr>
+          <w:rFonts w:ascii="Cambria" w:hAnsi="Cambria"/>
+          <w:lang w:val="es-EC"/>
+        </w:rPr>
+        <w:t>Ailys</w:t>
+      </w:r>
+      <w:proofErr w:type="spellEnd"/>
+      <w:r>
+        <w:rPr>
+          <w:rFonts w:ascii="Cambria" w:hAnsi="Cambria"/>
+          <w:lang w:val="es-EC"/>
+        </w:rPr>
+        <w:t xml:space="preserve"> Bailón y Josselyn Mera asumieron el liderazgo de producción, y posteriormente se incorporaron dos estudiantes adicionales a través del proceso de vinculación con la sociedad, consolidando un equipo que combina formación investigativa con práctica comunicacional</w:t>
       </w:r>
       <w:r>
         <w:rPr>
           <w:lang w:val="es-EC"/>
         </w:rPr>
-        <w:t xml:space="preserve">era </w:t>
-      </w:r>
-      <w:r>
-        <w:rPr>
-          <w:lang w:val="es-EC"/>
-        </w:rPr>
-        <w:t>claro — no era un "podcast por hacer", sino un medio de investigación y vinculación.</w:t>
+        <w:t>.</w:t>
       </w:r>
     </w:p>
     <w:tbl>
       <w:tblPr>
         <w:tblStyle w:val="Tablaconcuadrcula"/>
         <w:tblW w:w="0" w:type="auto"/>
+        <w:jc w:val="center"/>
         <w:tblBorders>
           <w:top w:val="dashed" w:sz="6" w:space="0" w:color="E85D2F"/>
           <w:left w:val="dashed" w:sz="6" w:space="0" w:color="E85D2F"/>
@@ -4385,29 +4437,35 @@
         <w:tblLook w:val="04A0" w:firstRow="1" w:lastRow="0" w:firstColumn="1" w:lastColumn="0" w:noHBand="0" w:noVBand="1"/>
       </w:tblPr>
       <w:tblGrid>
-        <w:gridCol w:w="8856"/>
+        <w:gridCol w:w="6913"/>
       </w:tblGrid>
       <w:tr>
+        <w:trPr>
+          <w:trHeight w:val="3136"/>
+          <w:jc w:val="center"/>
+        </w:trPr>
         <w:tc>
           <w:tcPr>
-            <w:tcW w:w="8780" w:type="dxa"/>
+            <w:tcW w:w="6684" w:type="dxa"/>
             <w:shd w:val="clear" w:color="FDE9E0" w:fill="FDE9E0"/>
           </w:tcPr>
           <w:p>
             <w:pPr>
+              <w:jc w:val="center"/>
               <w:rPr>
                 <w:lang w:val="es-EC"/>
               </w:rPr>
             </w:pPr>
             <w:r>
               <w:rPr>
+                <w:noProof/>
                 <w:sz w:val="44"/>
                 <w:lang w:val="es-EC"/>
               </w:rPr>
               <w:drawing>
-                <wp:inline distT="0" distB="0" distL="0" distR="0" wp14:anchorId="6AE1D42F" wp14:editId="7495F606">
-                  <wp:extent cx="5486400" cy="2722880"/>
-                  <wp:effectExtent l="0" t="0" r="0" b="1270"/>
+                <wp:inline distT="0" distB="0" distL="0" distR="0" wp14:anchorId="6AE1D42F" wp14:editId="35F09E83">
+                  <wp:extent cx="4252984" cy="2110740"/>
+                  <wp:effectExtent l="0" t="0" r="0" b="3810"/>
                   <wp:docPr id="731500897" name="Imagen 1"/>
                   <wp:cNvGraphicFramePr>
                     <a:graphicFrameLocks xmlns:a="http://schemas.openxmlformats.org/drawingml/2006/main" noChangeAspect="1"/>
@@ -4428,7 +4486,7 @@
                         <pic:spPr>
                           <a:xfrm>
                             <a:off x="0" y="0"/>
-                            <a:ext cx="5486400" cy="2722880"/>
+                            <a:ext cx="4255945" cy="2112210"/>
                           </a:xfrm>
                           <a:prstGeom prst="rect">
                             <a:avLst/>
@@ -4454,31 +4512,13 @@
     </w:p>
     <w:p>
       <w:pPr>
-        <w:rPr>
-          <w:rFonts w:ascii="Calibri" w:eastAsiaTheme="majorEastAsia" w:hAnsi="Calibri" w:cs="Calibri"/>
-          <w:b/>
-          <w:bCs/>
-          <w:color w:val="E85D2F"/>
-          <w:sz w:val="27"/>
-          <w:szCs w:val="26"/>
+        <w:pStyle w:val="Ttulo2"/>
+        <w:rPr>
           <w:lang w:val="es-EC"/>
         </w:rPr>
       </w:pPr>
-      <w:r>
-        <w:rPr>
-          <w:lang w:val="es-EC"/>
-        </w:rPr>
-        <w:br w:type="page"/>
-      </w:r>
-    </w:p>
-    <w:p>
-      <w:pPr>
-        <w:pStyle w:val="Ttulo2"/>
-        <w:rPr>
-          <w:lang w:val="es-EC"/>
-        </w:rPr>
-      </w:pPr>
-      <w:bookmarkStart w:id="4" w:name="_Toc235005451"/>
+      <w:bookmarkStart w:id="8" w:name="_Toc235005451"/>
+      <w:bookmarkStart w:id="9" w:name="_Toc235010046"/>
       <w:r>
         <w:rPr>
           <w:lang w:val="es-EC"/>
@@ -4486,7 +4526,8 @@
         <w:lastRenderedPageBreak/>
         <w:t>Evolución: De PINE a la expansión interdisciplinaria</w:t>
       </w:r>
-      <w:bookmarkEnd w:id="4"/>
+      <w:bookmarkEnd w:id="8"/>
+      <w:bookmarkEnd w:id="9"/>
     </w:p>
     <w:p>
       <w:pPr>
@@ -4544,15 +4585,972 @@
     <w:p>
       <w:pPr>
         <w:rPr>
+          <w:rFonts w:ascii="Calibri" w:hAnsi="Calibri" w:cs="Calibri"/>
+          <w:color w:val="333333"/>
           <w:lang w:val="es-EC"/>
         </w:rPr>
       </w:pPr>
       <w:r>
         <w:rPr>
-          <w:lang w:val="es-EC"/>
-        </w:rPr>
-        <w:t>~8-10 episodios documentados</w:t>
+          <w:rFonts w:ascii="Calibri" w:hAnsi="Calibri" w:cs="Calibri"/>
+          <w:color w:val="333333"/>
+          <w:lang w:val="es-EC"/>
+        </w:rPr>
+        <w:t>10 episodios publicados a julio de 2026</w:t>
       </w:r>
+    </w:p>
+    <w:tbl>
+      <w:tblPr>
+        <w:tblStyle w:val="Tablaconcuadrcula"/>
+        <w:tblW w:w="0" w:type="auto"/>
+        <w:tblBorders>
+          <w:top w:val="single" w:sz="4" w:space="0" w:color="D4C5E8"/>
+          <w:left w:val="single" w:sz="4" w:space="0" w:color="D4C5E8"/>
+          <w:bottom w:val="single" w:sz="4" w:space="0" w:color="D4C5E8"/>
+          <w:right w:val="single" w:sz="4" w:space="0" w:color="D4C5E8"/>
+          <w:insideH w:val="single" w:sz="4" w:space="0" w:color="D4C5E8"/>
+          <w:insideV w:val="single" w:sz="4" w:space="0" w:color="D4C5E8"/>
+        </w:tblBorders>
+        <w:tblLook w:val="04A0" w:firstRow="1" w:lastRow="0" w:firstColumn="1" w:lastColumn="0" w:noHBand="0" w:noVBand="1"/>
+      </w:tblPr>
+      <w:tblGrid>
+        <w:gridCol w:w="2926"/>
+        <w:gridCol w:w="2927"/>
+        <w:gridCol w:w="2927"/>
+      </w:tblGrid>
+      <w:tr>
+        <w:trPr>
+          <w:tblHeader/>
+        </w:trPr>
+        <w:tc>
+          <w:tcPr>
+            <w:tcW w:w="2926" w:type="dxa"/>
+            <w:shd w:val="clear" w:color="5B2D86" w:fill="5B2D86"/>
+          </w:tcPr>
+          <w:p>
+            <w:pPr>
+              <w:jc w:val="center"/>
+              <w:rPr>
+                <w:rFonts w:ascii="Calibri" w:hAnsi="Calibri" w:cs="Calibri"/>
+                <w:b/>
+                <w:color w:val="FFFFFF"/>
+                <w:sz w:val="18"/>
+                <w:lang w:val="es-EC"/>
+              </w:rPr>
+            </w:pPr>
+            <w:r>
+              <w:rPr>
+                <w:rFonts w:ascii="Calibri" w:hAnsi="Calibri" w:cs="Calibri"/>
+                <w:b/>
+                <w:color w:val="FFFFFF"/>
+                <w:sz w:val="18"/>
+                <w:lang w:val="es-EC"/>
+              </w:rPr>
+              <w:t>EPISODIO</w:t>
+            </w:r>
+          </w:p>
+        </w:tc>
+        <w:tc>
+          <w:tcPr>
+            <w:tcW w:w="2927" w:type="dxa"/>
+            <w:shd w:val="clear" w:color="5B2D86" w:fill="5B2D86"/>
+          </w:tcPr>
+          <w:p>
+            <w:pPr>
+              <w:rPr>
+                <w:sz w:val="12"/>
+              </w:rPr>
+            </w:pPr>
+          </w:p>
+          <w:p>
+            <w:pPr>
+              <w:jc w:val="center"/>
+              <w:rPr>
+                <w:rFonts w:ascii="Calibri" w:hAnsi="Calibri" w:cs="Calibri"/>
+                <w:b/>
+                <w:color w:val="FFFFFF"/>
+                <w:sz w:val="18"/>
+                <w:lang w:val="es-EC"/>
+              </w:rPr>
+            </w:pPr>
+            <w:r>
+              <w:rPr>
+                <w:rFonts w:ascii="Calibri" w:hAnsi="Calibri" w:cs="Calibri"/>
+                <w:b/>
+                <w:color w:val="FFFFFF"/>
+                <w:sz w:val="18"/>
+                <w:lang w:val="es-EC"/>
+              </w:rPr>
+              <w:t>CATEGORÍA</w:t>
+            </w:r>
+          </w:p>
+        </w:tc>
+        <w:tc>
+          <w:tcPr>
+            <w:tcW w:w="2927" w:type="dxa"/>
+            <w:shd w:val="clear" w:color="5B2D86" w:fill="5B2D86"/>
+          </w:tcPr>
+          <w:p>
+            <w:pPr>
+              <w:jc w:val="center"/>
+              <w:rPr>
+                <w:rFonts w:ascii="Calibri" w:hAnsi="Calibri" w:cs="Calibri"/>
+                <w:b/>
+                <w:color w:val="FFFFFF"/>
+                <w:sz w:val="18"/>
+                <w:lang w:val="es-EC"/>
+              </w:rPr>
+            </w:pPr>
+            <w:r>
+              <w:rPr>
+                <w:rFonts w:ascii="Calibri" w:hAnsi="Calibri" w:cs="Calibri"/>
+                <w:b/>
+                <w:color w:val="FFFFFF"/>
+                <w:sz w:val="18"/>
+                <w:lang w:val="es-EC"/>
+              </w:rPr>
+              <w:t>FECHA</w:t>
+            </w:r>
+          </w:p>
+        </w:tc>
+      </w:tr>
+      <w:tr>
+        <w:tc>
+          <w:tcPr>
+            <w:tcW w:w="2926" w:type="dxa"/>
+            <w:shd w:val="clear" w:color="F0E7F9" w:fill="F0E7F9"/>
+          </w:tcPr>
+          <w:p>
+            <w:pPr>
+              <w:rPr>
+                <w:rFonts w:ascii="Calibri" w:hAnsi="Calibri" w:cs="Calibri"/>
+                <w:color w:val="333333"/>
+                <w:sz w:val="18"/>
+                <w:lang w:val="pt-PT"/>
+              </w:rPr>
+            </w:pPr>
+            <w:r>
+              <w:rPr>
+                <w:rFonts w:ascii="Calibri" w:hAnsi="Calibri" w:cs="Calibri"/>
+                <w:color w:val="333333"/>
+                <w:sz w:val="18"/>
+                <w:lang w:val="pt-PT"/>
+              </w:rPr>
+              <w:t>De ULEAM a Disney: Historias que transforman</w:t>
+            </w:r>
+          </w:p>
+        </w:tc>
+        <w:tc>
+          <w:tcPr>
+            <w:tcW w:w="2927" w:type="dxa"/>
+            <w:shd w:val="clear" w:color="F0E7F9" w:fill="F0E7F9"/>
+          </w:tcPr>
+          <w:p>
+            <w:pPr>
+              <w:rPr>
+                <w:rFonts w:ascii="Calibri" w:hAnsi="Calibri" w:cs="Calibri"/>
+                <w:color w:val="333333"/>
+                <w:sz w:val="18"/>
+                <w:lang w:val="es-EC"/>
+              </w:rPr>
+            </w:pPr>
+            <w:r>
+              <w:rPr>
+                <w:rFonts w:ascii="Calibri" w:hAnsi="Calibri" w:cs="Calibri"/>
+                <w:color w:val="333333"/>
+                <w:sz w:val="18"/>
+                <w:lang w:val="es-EC"/>
+              </w:rPr>
+              <w:t>Vinculación</w:t>
+            </w:r>
+          </w:p>
+        </w:tc>
+        <w:tc>
+          <w:tcPr>
+            <w:tcW w:w="2927" w:type="dxa"/>
+            <w:shd w:val="clear" w:color="F0E7F9" w:fill="F0E7F9"/>
+          </w:tcPr>
+          <w:p>
+            <w:pPr>
+              <w:rPr>
+                <w:rFonts w:ascii="Calibri" w:hAnsi="Calibri" w:cs="Calibri"/>
+                <w:color w:val="333333"/>
+                <w:sz w:val="18"/>
+                <w:lang w:val="es-EC"/>
+              </w:rPr>
+            </w:pPr>
+            <w:r>
+              <w:rPr>
+                <w:rFonts w:ascii="Calibri" w:hAnsi="Calibri" w:cs="Calibri"/>
+                <w:color w:val="333333"/>
+                <w:sz w:val="18"/>
+                <w:lang w:val="es-EC"/>
+              </w:rPr>
+              <w:t>23 jun 2026</w:t>
+            </w:r>
+          </w:p>
+        </w:tc>
+      </w:tr>
+      <w:tr>
+        <w:tc>
+          <w:tcPr>
+            <w:tcW w:w="2926" w:type="dxa"/>
+            <w:shd w:val="clear" w:color="FFFFFF" w:fill="FFFFFF"/>
+          </w:tcPr>
+          <w:p>
+            <w:pPr>
+              <w:rPr>
+                <w:rFonts w:ascii="Calibri" w:hAnsi="Calibri" w:cs="Calibri"/>
+                <w:color w:val="333333"/>
+                <w:sz w:val="18"/>
+                <w:lang w:val="es-EC"/>
+              </w:rPr>
+            </w:pPr>
+            <w:r>
+              <w:rPr>
+                <w:rFonts w:ascii="Calibri" w:hAnsi="Calibri" w:cs="Calibri"/>
+                <w:color w:val="333333"/>
+                <w:sz w:val="18"/>
+                <w:lang w:val="es-EC"/>
+              </w:rPr>
+              <w:t>Vinculación y experiencias de los estudiantes de PINE</w:t>
+            </w:r>
+          </w:p>
+        </w:tc>
+        <w:tc>
+          <w:tcPr>
+            <w:tcW w:w="2927" w:type="dxa"/>
+            <w:shd w:val="clear" w:color="FFFFFF" w:fill="FFFFFF"/>
+          </w:tcPr>
+          <w:p>
+            <w:pPr>
+              <w:rPr>
+                <w:rFonts w:ascii="Calibri" w:hAnsi="Calibri" w:cs="Calibri"/>
+                <w:color w:val="333333"/>
+                <w:sz w:val="18"/>
+                <w:lang w:val="es-EC"/>
+              </w:rPr>
+            </w:pPr>
+            <w:r>
+              <w:rPr>
+                <w:rFonts w:ascii="Calibri" w:hAnsi="Calibri" w:cs="Calibri"/>
+                <w:color w:val="333333"/>
+                <w:sz w:val="18"/>
+                <w:lang w:val="es-EC"/>
+              </w:rPr>
+              <w:t>Vinculación</w:t>
+            </w:r>
+          </w:p>
+        </w:tc>
+        <w:tc>
+          <w:tcPr>
+            <w:tcW w:w="2927" w:type="dxa"/>
+            <w:shd w:val="clear" w:color="FFFFFF" w:fill="FFFFFF"/>
+          </w:tcPr>
+          <w:p>
+            <w:pPr>
+              <w:rPr>
+                <w:rFonts w:ascii="Calibri" w:hAnsi="Calibri" w:cs="Calibri"/>
+                <w:color w:val="333333"/>
+                <w:sz w:val="18"/>
+                <w:lang w:val="es-EC"/>
+              </w:rPr>
+            </w:pPr>
+            <w:r>
+              <w:rPr>
+                <w:rFonts w:ascii="Calibri" w:hAnsi="Calibri" w:cs="Calibri"/>
+                <w:color w:val="333333"/>
+                <w:sz w:val="18"/>
+                <w:lang w:val="es-EC"/>
+              </w:rPr>
+              <w:t>22 jun 2026</w:t>
+            </w:r>
+          </w:p>
+        </w:tc>
+      </w:tr>
+      <w:tr>
+        <w:tc>
+          <w:tcPr>
+            <w:tcW w:w="2926" w:type="dxa"/>
+            <w:shd w:val="clear" w:color="F0E7F9" w:fill="F0E7F9"/>
+          </w:tcPr>
+          <w:p>
+            <w:pPr>
+              <w:rPr>
+                <w:rFonts w:ascii="Calibri" w:hAnsi="Calibri" w:cs="Calibri"/>
+                <w:color w:val="333333"/>
+                <w:sz w:val="18"/>
+                <w:lang w:val="es-EC"/>
+              </w:rPr>
+            </w:pPr>
+            <w:r>
+              <w:rPr>
+                <w:rFonts w:ascii="Calibri" w:hAnsi="Calibri" w:cs="Calibri"/>
+                <w:color w:val="333333"/>
+                <w:sz w:val="18"/>
+                <w:lang w:val="es-EC"/>
+              </w:rPr>
+              <w:t>Innovación Educativa y las nuevas metodologías</w:t>
+            </w:r>
+          </w:p>
+        </w:tc>
+        <w:tc>
+          <w:tcPr>
+            <w:tcW w:w="2927" w:type="dxa"/>
+            <w:shd w:val="clear" w:color="F0E7F9" w:fill="F0E7F9"/>
+          </w:tcPr>
+          <w:p>
+            <w:pPr>
+              <w:rPr>
+                <w:rFonts w:ascii="Calibri" w:hAnsi="Calibri" w:cs="Calibri"/>
+                <w:color w:val="333333"/>
+                <w:sz w:val="18"/>
+                <w:lang w:val="es-EC"/>
+              </w:rPr>
+            </w:pPr>
+            <w:r>
+              <w:rPr>
+                <w:rFonts w:ascii="Calibri" w:hAnsi="Calibri" w:cs="Calibri"/>
+                <w:color w:val="333333"/>
+                <w:sz w:val="18"/>
+                <w:lang w:val="es-EC"/>
+              </w:rPr>
+              <w:t>Vinculación</w:t>
+            </w:r>
+          </w:p>
+        </w:tc>
+        <w:tc>
+          <w:tcPr>
+            <w:tcW w:w="2927" w:type="dxa"/>
+            <w:shd w:val="clear" w:color="F0E7F9" w:fill="F0E7F9"/>
+          </w:tcPr>
+          <w:p>
+            <w:pPr>
+              <w:rPr>
+                <w:rFonts w:ascii="Calibri" w:hAnsi="Calibri" w:cs="Calibri"/>
+                <w:color w:val="333333"/>
+                <w:sz w:val="18"/>
+                <w:lang w:val="es-EC"/>
+              </w:rPr>
+            </w:pPr>
+            <w:r>
+              <w:rPr>
+                <w:rFonts w:ascii="Calibri" w:hAnsi="Calibri" w:cs="Calibri"/>
+                <w:color w:val="333333"/>
+                <w:sz w:val="18"/>
+                <w:lang w:val="es-EC"/>
+              </w:rPr>
+              <w:t>22 jun 2026</w:t>
+            </w:r>
+          </w:p>
+        </w:tc>
+      </w:tr>
+      <w:tr>
+        <w:tc>
+          <w:tcPr>
+            <w:tcW w:w="2926" w:type="dxa"/>
+            <w:shd w:val="clear" w:color="FFFFFF" w:fill="FFFFFF"/>
+          </w:tcPr>
+          <w:p>
+            <w:pPr>
+              <w:rPr>
+                <w:rFonts w:ascii="Calibri" w:hAnsi="Calibri" w:cs="Calibri"/>
+                <w:color w:val="333333"/>
+                <w:sz w:val="18"/>
+                <w:lang w:val="es-EC"/>
+              </w:rPr>
+            </w:pPr>
+            <w:r>
+              <w:rPr>
+                <w:rFonts w:ascii="Calibri" w:hAnsi="Calibri" w:cs="Calibri"/>
+                <w:color w:val="333333"/>
+                <w:sz w:val="18"/>
+                <w:lang w:val="es-EC"/>
+              </w:rPr>
+              <w:t>El tamaño de lo que sentimos</w:t>
+            </w:r>
+          </w:p>
+        </w:tc>
+        <w:tc>
+          <w:tcPr>
+            <w:tcW w:w="2927" w:type="dxa"/>
+            <w:shd w:val="clear" w:color="FFFFFF" w:fill="FFFFFF"/>
+          </w:tcPr>
+          <w:p>
+            <w:pPr>
+              <w:rPr>
+                <w:rFonts w:ascii="Calibri" w:hAnsi="Calibri" w:cs="Calibri"/>
+                <w:color w:val="333333"/>
+                <w:sz w:val="18"/>
+                <w:lang w:val="es-EC"/>
+              </w:rPr>
+            </w:pPr>
+            <w:r>
+              <w:rPr>
+                <w:rFonts w:ascii="Calibri" w:hAnsi="Calibri" w:cs="Calibri"/>
+                <w:color w:val="333333"/>
+                <w:sz w:val="18"/>
+                <w:lang w:val="es-EC"/>
+              </w:rPr>
+              <w:t>Publicación</w:t>
+            </w:r>
+          </w:p>
+        </w:tc>
+        <w:tc>
+          <w:tcPr>
+            <w:tcW w:w="2927" w:type="dxa"/>
+            <w:shd w:val="clear" w:color="FFFFFF" w:fill="FFFFFF"/>
+          </w:tcPr>
+          <w:p>
+            <w:pPr>
+              <w:rPr>
+                <w:rFonts w:ascii="Calibri" w:hAnsi="Calibri" w:cs="Calibri"/>
+                <w:color w:val="333333"/>
+                <w:sz w:val="18"/>
+                <w:lang w:val="es-EC"/>
+              </w:rPr>
+            </w:pPr>
+            <w:r>
+              <w:rPr>
+                <w:rFonts w:ascii="Calibri" w:hAnsi="Calibri" w:cs="Calibri"/>
+                <w:color w:val="333333"/>
+                <w:sz w:val="18"/>
+                <w:lang w:val="es-EC"/>
+              </w:rPr>
+              <w:t>22 jun 2026</w:t>
+            </w:r>
+          </w:p>
+        </w:tc>
+      </w:tr>
+      <w:tr>
+        <w:tc>
+          <w:tcPr>
+            <w:tcW w:w="2926" w:type="dxa"/>
+            <w:shd w:val="clear" w:color="F0E7F9" w:fill="F0E7F9"/>
+          </w:tcPr>
+          <w:p>
+            <w:pPr>
+              <w:rPr>
+                <w:rFonts w:ascii="Calibri" w:hAnsi="Calibri" w:cs="Calibri"/>
+                <w:color w:val="333333"/>
+                <w:sz w:val="18"/>
+                <w:lang w:val="es-EC"/>
+              </w:rPr>
+            </w:pPr>
+            <w:r>
+              <w:rPr>
+                <w:rFonts w:ascii="Calibri" w:hAnsi="Calibri" w:cs="Calibri"/>
+                <w:color w:val="333333"/>
+                <w:sz w:val="18"/>
+                <w:lang w:val="es-EC"/>
+              </w:rPr>
+              <w:t xml:space="preserve">Unknown </w:t>
+            </w:r>
+            <w:proofErr w:type="spellStart"/>
+            <w:r>
+              <w:rPr>
+                <w:rFonts w:ascii="Calibri" w:hAnsi="Calibri" w:cs="Calibri"/>
+                <w:color w:val="333333"/>
+                <w:sz w:val="18"/>
+                <w:lang w:val="es-EC"/>
+              </w:rPr>
+              <w:t>things</w:t>
+            </w:r>
+            <w:proofErr w:type="spellEnd"/>
+            <w:r>
+              <w:rPr>
+                <w:rFonts w:ascii="Calibri" w:hAnsi="Calibri" w:cs="Calibri"/>
+                <w:color w:val="333333"/>
+                <w:sz w:val="18"/>
+                <w:lang w:val="es-EC"/>
+              </w:rPr>
+              <w:t xml:space="preserve"> </w:t>
+            </w:r>
+            <w:proofErr w:type="spellStart"/>
+            <w:r>
+              <w:rPr>
+                <w:rFonts w:ascii="Calibri" w:hAnsi="Calibri" w:cs="Calibri"/>
+                <w:color w:val="333333"/>
+                <w:sz w:val="18"/>
+                <w:lang w:val="es-EC"/>
+              </w:rPr>
+              <w:t>about</w:t>
+            </w:r>
+            <w:proofErr w:type="spellEnd"/>
+            <w:r>
+              <w:rPr>
+                <w:rFonts w:ascii="Calibri" w:hAnsi="Calibri" w:cs="Calibri"/>
+                <w:color w:val="333333"/>
+                <w:sz w:val="18"/>
+                <w:lang w:val="es-EC"/>
+              </w:rPr>
+              <w:t xml:space="preserve"> Ecuador</w:t>
+            </w:r>
+          </w:p>
+        </w:tc>
+        <w:tc>
+          <w:tcPr>
+            <w:tcW w:w="2927" w:type="dxa"/>
+            <w:shd w:val="clear" w:color="F0E7F9" w:fill="F0E7F9"/>
+          </w:tcPr>
+          <w:p>
+            <w:pPr>
+              <w:rPr>
+                <w:rFonts w:ascii="Calibri" w:hAnsi="Calibri" w:cs="Calibri"/>
+                <w:color w:val="333333"/>
+                <w:sz w:val="18"/>
+                <w:lang w:val="es-EC"/>
+              </w:rPr>
+            </w:pPr>
+            <w:r>
+              <w:rPr>
+                <w:rFonts w:ascii="Calibri" w:hAnsi="Calibri" w:cs="Calibri"/>
+                <w:color w:val="333333"/>
+                <w:sz w:val="18"/>
+                <w:lang w:val="es-EC"/>
+              </w:rPr>
+              <w:t>Docencia</w:t>
+            </w:r>
+          </w:p>
+        </w:tc>
+        <w:tc>
+          <w:tcPr>
+            <w:tcW w:w="2927" w:type="dxa"/>
+            <w:shd w:val="clear" w:color="F0E7F9" w:fill="F0E7F9"/>
+          </w:tcPr>
+          <w:p>
+            <w:pPr>
+              <w:rPr>
+                <w:rFonts w:ascii="Calibri" w:hAnsi="Calibri" w:cs="Calibri"/>
+                <w:color w:val="333333"/>
+                <w:sz w:val="18"/>
+                <w:lang w:val="es-EC"/>
+              </w:rPr>
+            </w:pPr>
+            <w:r>
+              <w:rPr>
+                <w:rFonts w:ascii="Calibri" w:hAnsi="Calibri" w:cs="Calibri"/>
+                <w:color w:val="333333"/>
+                <w:sz w:val="18"/>
+                <w:lang w:val="es-EC"/>
+              </w:rPr>
+              <w:t>3 jun 2026</w:t>
+            </w:r>
+          </w:p>
+        </w:tc>
+      </w:tr>
+      <w:tr>
+        <w:tc>
+          <w:tcPr>
+            <w:tcW w:w="2926" w:type="dxa"/>
+            <w:shd w:val="clear" w:color="FFFFFF" w:fill="FFFFFF"/>
+          </w:tcPr>
+          <w:p>
+            <w:pPr>
+              <w:rPr>
+                <w:rFonts w:ascii="Calibri" w:hAnsi="Calibri" w:cs="Calibri"/>
+                <w:color w:val="333333"/>
+                <w:sz w:val="18"/>
+                <w:lang w:val="es-EC"/>
+              </w:rPr>
+            </w:pPr>
+            <w:r>
+              <w:rPr>
+                <w:rFonts w:ascii="Calibri" w:hAnsi="Calibri" w:cs="Calibri"/>
+                <w:color w:val="333333"/>
+                <w:sz w:val="18"/>
+                <w:lang w:val="es-EC"/>
+              </w:rPr>
+              <w:t>El temor al error: ¿Por qué nos callamos en clases?</w:t>
+            </w:r>
+          </w:p>
+        </w:tc>
+        <w:tc>
+          <w:tcPr>
+            <w:tcW w:w="2927" w:type="dxa"/>
+            <w:shd w:val="clear" w:color="FFFFFF" w:fill="FFFFFF"/>
+          </w:tcPr>
+          <w:p>
+            <w:pPr>
+              <w:rPr>
+                <w:rFonts w:ascii="Calibri" w:hAnsi="Calibri" w:cs="Calibri"/>
+                <w:color w:val="333333"/>
+                <w:sz w:val="18"/>
+                <w:lang w:val="es-EC"/>
+              </w:rPr>
+            </w:pPr>
+            <w:r>
+              <w:rPr>
+                <w:rFonts w:ascii="Calibri" w:hAnsi="Calibri" w:cs="Calibri"/>
+                <w:color w:val="333333"/>
+                <w:sz w:val="18"/>
+                <w:lang w:val="es-EC"/>
+              </w:rPr>
+              <w:t>Vinculación</w:t>
+            </w:r>
+          </w:p>
+        </w:tc>
+        <w:tc>
+          <w:tcPr>
+            <w:tcW w:w="2927" w:type="dxa"/>
+            <w:shd w:val="clear" w:color="FFFFFF" w:fill="FFFFFF"/>
+          </w:tcPr>
+          <w:p>
+            <w:pPr>
+              <w:rPr>
+                <w:rFonts w:ascii="Calibri" w:hAnsi="Calibri" w:cs="Calibri"/>
+                <w:color w:val="333333"/>
+                <w:sz w:val="18"/>
+                <w:lang w:val="es-EC"/>
+              </w:rPr>
+            </w:pPr>
+            <w:r>
+              <w:rPr>
+                <w:rFonts w:ascii="Calibri" w:hAnsi="Calibri" w:cs="Calibri"/>
+                <w:color w:val="333333"/>
+                <w:sz w:val="18"/>
+                <w:lang w:val="es-EC"/>
+              </w:rPr>
+              <w:t>1 jun 2026</w:t>
+            </w:r>
+          </w:p>
+        </w:tc>
+      </w:tr>
+      <w:tr>
+        <w:tc>
+          <w:tcPr>
+            <w:tcW w:w="2926" w:type="dxa"/>
+            <w:shd w:val="clear" w:color="F0E7F9" w:fill="F0E7F9"/>
+          </w:tcPr>
+          <w:p>
+            <w:pPr>
+              <w:rPr>
+                <w:rFonts w:ascii="Calibri" w:hAnsi="Calibri" w:cs="Calibri"/>
+                <w:color w:val="333333"/>
+                <w:sz w:val="18"/>
+                <w:lang w:val="es-EC"/>
+              </w:rPr>
+            </w:pPr>
+            <w:r>
+              <w:rPr>
+                <w:rFonts w:ascii="Calibri" w:hAnsi="Calibri" w:cs="Calibri"/>
+                <w:color w:val="333333"/>
+                <w:sz w:val="18"/>
+                <w:lang w:val="es-EC"/>
+              </w:rPr>
+              <w:t>La procrastinación, el enemigo silencioso</w:t>
+            </w:r>
+          </w:p>
+        </w:tc>
+        <w:tc>
+          <w:tcPr>
+            <w:tcW w:w="2927" w:type="dxa"/>
+            <w:shd w:val="clear" w:color="F0E7F9" w:fill="F0E7F9"/>
+          </w:tcPr>
+          <w:p>
+            <w:pPr>
+              <w:rPr>
+                <w:rFonts w:ascii="Calibri" w:hAnsi="Calibri" w:cs="Calibri"/>
+                <w:color w:val="333333"/>
+                <w:sz w:val="18"/>
+                <w:lang w:val="es-EC"/>
+              </w:rPr>
+            </w:pPr>
+            <w:r>
+              <w:rPr>
+                <w:rFonts w:ascii="Calibri" w:hAnsi="Calibri" w:cs="Calibri"/>
+                <w:color w:val="333333"/>
+                <w:sz w:val="18"/>
+                <w:lang w:val="es-EC"/>
+              </w:rPr>
+              <w:t>Docencia</w:t>
+            </w:r>
+          </w:p>
+        </w:tc>
+        <w:tc>
+          <w:tcPr>
+            <w:tcW w:w="2927" w:type="dxa"/>
+            <w:shd w:val="clear" w:color="F0E7F9" w:fill="F0E7F9"/>
+          </w:tcPr>
+          <w:p>
+            <w:pPr>
+              <w:rPr>
+                <w:rFonts w:ascii="Calibri" w:hAnsi="Calibri" w:cs="Calibri"/>
+                <w:color w:val="333333"/>
+                <w:sz w:val="18"/>
+                <w:lang w:val="es-EC"/>
+              </w:rPr>
+            </w:pPr>
+            <w:r>
+              <w:rPr>
+                <w:rFonts w:ascii="Calibri" w:hAnsi="Calibri" w:cs="Calibri"/>
+                <w:color w:val="333333"/>
+                <w:sz w:val="18"/>
+                <w:lang w:val="es-EC"/>
+              </w:rPr>
+              <w:t xml:space="preserve">26 </w:t>
+            </w:r>
+            <w:proofErr w:type="spellStart"/>
+            <w:r>
+              <w:rPr>
+                <w:rFonts w:ascii="Calibri" w:hAnsi="Calibri" w:cs="Calibri"/>
+                <w:color w:val="333333"/>
+                <w:sz w:val="18"/>
+                <w:lang w:val="es-EC"/>
+              </w:rPr>
+              <w:t>may</w:t>
+            </w:r>
+            <w:proofErr w:type="spellEnd"/>
+            <w:r>
+              <w:rPr>
+                <w:rFonts w:ascii="Calibri" w:hAnsi="Calibri" w:cs="Calibri"/>
+                <w:color w:val="333333"/>
+                <w:sz w:val="18"/>
+                <w:lang w:val="es-EC"/>
+              </w:rPr>
+              <w:t xml:space="preserve"> 2026</w:t>
+            </w:r>
+          </w:p>
+        </w:tc>
+      </w:tr>
+      <w:tr>
+        <w:tc>
+          <w:tcPr>
+            <w:tcW w:w="2926" w:type="dxa"/>
+            <w:shd w:val="clear" w:color="FFFFFF" w:fill="FFFFFF"/>
+          </w:tcPr>
+          <w:p>
+            <w:pPr>
+              <w:rPr>
+                <w:rFonts w:ascii="Calibri" w:hAnsi="Calibri" w:cs="Calibri"/>
+                <w:color w:val="333333"/>
+                <w:sz w:val="18"/>
+                <w:lang w:val="es-EC"/>
+              </w:rPr>
+            </w:pPr>
+            <w:r>
+              <w:rPr>
+                <w:rFonts w:ascii="Calibri" w:hAnsi="Calibri" w:cs="Calibri"/>
+                <w:color w:val="333333"/>
+                <w:sz w:val="18"/>
+                <w:lang w:val="es-EC"/>
+              </w:rPr>
+              <w:t>Adicción a las redes sociales</w:t>
+            </w:r>
+          </w:p>
+        </w:tc>
+        <w:tc>
+          <w:tcPr>
+            <w:tcW w:w="2927" w:type="dxa"/>
+            <w:shd w:val="clear" w:color="FFFFFF" w:fill="FFFFFF"/>
+          </w:tcPr>
+          <w:p>
+            <w:pPr>
+              <w:rPr>
+                <w:rFonts w:ascii="Calibri" w:hAnsi="Calibri" w:cs="Calibri"/>
+                <w:color w:val="333333"/>
+                <w:sz w:val="18"/>
+                <w:lang w:val="es-EC"/>
+              </w:rPr>
+            </w:pPr>
+            <w:r>
+              <w:rPr>
+                <w:rFonts w:ascii="Calibri" w:hAnsi="Calibri" w:cs="Calibri"/>
+                <w:color w:val="333333"/>
+                <w:sz w:val="18"/>
+                <w:lang w:val="es-EC"/>
+              </w:rPr>
+              <w:t>Docencia</w:t>
+            </w:r>
+          </w:p>
+        </w:tc>
+        <w:tc>
+          <w:tcPr>
+            <w:tcW w:w="2927" w:type="dxa"/>
+            <w:shd w:val="clear" w:color="FFFFFF" w:fill="FFFFFF"/>
+          </w:tcPr>
+          <w:p>
+            <w:pPr>
+              <w:rPr>
+                <w:rFonts w:ascii="Calibri" w:hAnsi="Calibri" w:cs="Calibri"/>
+                <w:color w:val="333333"/>
+                <w:sz w:val="18"/>
+                <w:lang w:val="es-EC"/>
+              </w:rPr>
+            </w:pPr>
+            <w:r>
+              <w:rPr>
+                <w:rFonts w:ascii="Calibri" w:hAnsi="Calibri" w:cs="Calibri"/>
+                <w:color w:val="333333"/>
+                <w:sz w:val="18"/>
+                <w:lang w:val="es-EC"/>
+              </w:rPr>
+              <w:t>7 abr 2026</w:t>
+            </w:r>
+          </w:p>
+        </w:tc>
+      </w:tr>
+      <w:tr>
+        <w:tc>
+          <w:tcPr>
+            <w:tcW w:w="2926" w:type="dxa"/>
+            <w:shd w:val="clear" w:color="F0E7F9" w:fill="F0E7F9"/>
+          </w:tcPr>
+          <w:p>
+            <w:pPr>
+              <w:rPr>
+                <w:rFonts w:ascii="Calibri" w:hAnsi="Calibri" w:cs="Calibri"/>
+                <w:color w:val="333333"/>
+                <w:sz w:val="18"/>
+                <w:lang w:val="es-EC"/>
+              </w:rPr>
+            </w:pPr>
+            <w:r>
+              <w:rPr>
+                <w:rFonts w:ascii="Calibri" w:hAnsi="Calibri" w:cs="Calibri"/>
+                <w:color w:val="333333"/>
+                <w:sz w:val="18"/>
+                <w:lang w:val="es-EC"/>
+              </w:rPr>
+              <w:t>Comparaciones en las redes sociales</w:t>
+            </w:r>
+          </w:p>
+        </w:tc>
+        <w:tc>
+          <w:tcPr>
+            <w:tcW w:w="2927" w:type="dxa"/>
+            <w:shd w:val="clear" w:color="F0E7F9" w:fill="F0E7F9"/>
+          </w:tcPr>
+          <w:p>
+            <w:pPr>
+              <w:rPr>
+                <w:rFonts w:ascii="Calibri" w:hAnsi="Calibri" w:cs="Calibri"/>
+                <w:color w:val="333333"/>
+                <w:sz w:val="18"/>
+                <w:lang w:val="es-EC"/>
+              </w:rPr>
+            </w:pPr>
+            <w:r>
+              <w:rPr>
+                <w:rFonts w:ascii="Calibri" w:hAnsi="Calibri" w:cs="Calibri"/>
+                <w:color w:val="333333"/>
+                <w:sz w:val="18"/>
+                <w:lang w:val="es-EC"/>
+              </w:rPr>
+              <w:t>Docencia</w:t>
+            </w:r>
+          </w:p>
+        </w:tc>
+        <w:tc>
+          <w:tcPr>
+            <w:tcW w:w="2927" w:type="dxa"/>
+            <w:shd w:val="clear" w:color="F0E7F9" w:fill="F0E7F9"/>
+          </w:tcPr>
+          <w:p>
+            <w:pPr>
+              <w:rPr>
+                <w:rFonts w:ascii="Calibri" w:hAnsi="Calibri" w:cs="Calibri"/>
+                <w:color w:val="333333"/>
+                <w:sz w:val="18"/>
+                <w:lang w:val="es-EC"/>
+              </w:rPr>
+            </w:pPr>
+            <w:r>
+              <w:rPr>
+                <w:rFonts w:ascii="Calibri" w:hAnsi="Calibri" w:cs="Calibri"/>
+                <w:color w:val="333333"/>
+                <w:sz w:val="18"/>
+                <w:lang w:val="es-EC"/>
+              </w:rPr>
+              <w:t>7 abr 2026</w:t>
+            </w:r>
+          </w:p>
+        </w:tc>
+      </w:tr>
+      <w:tr>
+        <w:tc>
+          <w:tcPr>
+            <w:tcW w:w="2926" w:type="dxa"/>
+            <w:shd w:val="clear" w:color="FFFFFF" w:fill="FFFFFF"/>
+          </w:tcPr>
+          <w:p>
+            <w:pPr>
+              <w:rPr>
+                <w:rFonts w:ascii="Calibri" w:hAnsi="Calibri" w:cs="Calibri"/>
+                <w:color w:val="333333"/>
+                <w:sz w:val="18"/>
+                <w:lang w:val="es-EC"/>
+              </w:rPr>
+            </w:pPr>
+            <w:r>
+              <w:rPr>
+                <w:rFonts w:ascii="Calibri" w:hAnsi="Calibri" w:cs="Calibri"/>
+                <w:color w:val="333333"/>
+                <w:sz w:val="18"/>
+                <w:lang w:val="es-EC"/>
+              </w:rPr>
+              <w:t>Ansiedad en las redes sociales</w:t>
+            </w:r>
+          </w:p>
+        </w:tc>
+        <w:tc>
+          <w:tcPr>
+            <w:tcW w:w="2927" w:type="dxa"/>
+            <w:shd w:val="clear" w:color="FFFFFF" w:fill="FFFFFF"/>
+          </w:tcPr>
+          <w:p>
+            <w:pPr>
+              <w:rPr>
+                <w:rFonts w:ascii="Calibri" w:hAnsi="Calibri" w:cs="Calibri"/>
+                <w:color w:val="333333"/>
+                <w:sz w:val="18"/>
+                <w:lang w:val="es-EC"/>
+              </w:rPr>
+            </w:pPr>
+            <w:r>
+              <w:rPr>
+                <w:rFonts w:ascii="Calibri" w:hAnsi="Calibri" w:cs="Calibri"/>
+                <w:color w:val="333333"/>
+                <w:sz w:val="18"/>
+                <w:lang w:val="es-EC"/>
+              </w:rPr>
+              <w:t>Docencia</w:t>
+            </w:r>
+          </w:p>
+        </w:tc>
+        <w:tc>
+          <w:tcPr>
+            <w:tcW w:w="2927" w:type="dxa"/>
+            <w:shd w:val="clear" w:color="FFFFFF" w:fill="FFFFFF"/>
+          </w:tcPr>
+          <w:p>
+            <w:pPr>
+              <w:rPr>
+                <w:rFonts w:ascii="Calibri" w:hAnsi="Calibri" w:cs="Calibri"/>
+                <w:color w:val="333333"/>
+                <w:sz w:val="18"/>
+                <w:lang w:val="es-EC"/>
+              </w:rPr>
+            </w:pPr>
+            <w:r>
+              <w:rPr>
+                <w:rFonts w:ascii="Calibri" w:hAnsi="Calibri" w:cs="Calibri"/>
+                <w:color w:val="333333"/>
+                <w:sz w:val="18"/>
+                <w:lang w:val="es-EC"/>
+              </w:rPr>
+              <w:t>7 abr 2026</w:t>
+            </w:r>
+          </w:p>
+        </w:tc>
+      </w:tr>
+    </w:tbl>
+    <w:p>
+      <w:pPr>
+        <w:rPr>
+          <w:sz w:val="8"/>
+        </w:rPr>
+      </w:pPr>
     </w:p>
     <w:p>
       <w:pPr>
@@ -4584,15 +5582,345 @@
     <w:p>
       <w:pPr>
         <w:rPr>
+          <w:rFonts w:ascii="Calibri" w:hAnsi="Calibri" w:cs="Calibri"/>
+          <w:color w:val="333333"/>
           <w:lang w:val="es-EC"/>
         </w:rPr>
       </w:pPr>
       <w:r>
         <w:rPr>
-          <w:lang w:val="es-EC"/>
-        </w:rPr>
-        <w:t>Episodios: "¿El propósito de los cursos vacacionales es realmente el aprendizaje?"</w:t>
+          <w:rFonts w:ascii="Calibri" w:hAnsi="Calibri" w:cs="Calibri"/>
+          <w:color w:val="333333"/>
+          <w:lang w:val="es-EC"/>
+        </w:rPr>
+        <w:t>4 episodios publicados a julio de 2026</w:t>
       </w:r>
+    </w:p>
+    <w:tbl>
+      <w:tblPr>
+        <w:tblStyle w:val="Tablaconcuadrcula"/>
+        <w:tblW w:w="0" w:type="auto"/>
+        <w:tblBorders>
+          <w:top w:val="single" w:sz="4" w:space="0" w:color="F2B8A0"/>
+          <w:left w:val="single" w:sz="4" w:space="0" w:color="F2B8A0"/>
+          <w:bottom w:val="single" w:sz="4" w:space="0" w:color="F2B8A0"/>
+          <w:right w:val="single" w:sz="4" w:space="0" w:color="F2B8A0"/>
+          <w:insideH w:val="single" w:sz="4" w:space="0" w:color="F2B8A0"/>
+          <w:insideV w:val="single" w:sz="4" w:space="0" w:color="F2B8A0"/>
+        </w:tblBorders>
+        <w:tblLook w:val="04A0" w:firstRow="1" w:lastRow="0" w:firstColumn="1" w:lastColumn="0" w:noHBand="0" w:noVBand="1"/>
+      </w:tblPr>
+      <w:tblGrid>
+        <w:gridCol w:w="4390"/>
+        <w:gridCol w:w="4390"/>
+      </w:tblGrid>
+      <w:tr>
+        <w:trPr>
+          <w:tblHeader/>
+        </w:trPr>
+        <w:tc>
+          <w:tcPr>
+            <w:tcW w:w="4390" w:type="dxa"/>
+            <w:shd w:val="clear" w:color="E85D2F" w:fill="E85D2F"/>
+          </w:tcPr>
+          <w:p>
+            <w:pPr>
+              <w:jc w:val="center"/>
+              <w:rPr>
+                <w:rFonts w:ascii="Calibri" w:hAnsi="Calibri" w:cs="Calibri"/>
+                <w:b/>
+                <w:color w:val="FFFFFF"/>
+                <w:sz w:val="18"/>
+                <w:lang w:val="es-EC"/>
+              </w:rPr>
+            </w:pPr>
+            <w:r>
+              <w:rPr>
+                <w:rFonts w:ascii="Calibri" w:hAnsi="Calibri" w:cs="Calibri"/>
+                <w:b/>
+                <w:color w:val="FFFFFF"/>
+                <w:sz w:val="18"/>
+                <w:lang w:val="es-EC"/>
+              </w:rPr>
+              <w:t>EPISODIO</w:t>
+            </w:r>
+          </w:p>
+        </w:tc>
+        <w:tc>
+          <w:tcPr>
+            <w:tcW w:w="4390" w:type="dxa"/>
+            <w:shd w:val="clear" w:color="E85D2F" w:fill="E85D2F"/>
+          </w:tcPr>
+          <w:p>
+            <w:pPr>
+              <w:jc w:val="center"/>
+              <w:rPr>
+                <w:rFonts w:ascii="Calibri" w:hAnsi="Calibri" w:cs="Calibri"/>
+                <w:b/>
+                <w:color w:val="FFFFFF"/>
+                <w:sz w:val="18"/>
+                <w:lang w:val="es-EC"/>
+              </w:rPr>
+            </w:pPr>
+            <w:r>
+              <w:rPr>
+                <w:rFonts w:ascii="Calibri" w:hAnsi="Calibri" w:cs="Calibri"/>
+                <w:b/>
+                <w:color w:val="FFFFFF"/>
+                <w:sz w:val="18"/>
+                <w:lang w:val="es-EC"/>
+              </w:rPr>
+              <w:t>FECHA</w:t>
+            </w:r>
+          </w:p>
+        </w:tc>
+      </w:tr>
+      <w:tr>
+        <w:tc>
+          <w:tcPr>
+            <w:tcW w:w="4390" w:type="dxa"/>
+            <w:shd w:val="clear" w:color="FDE9E0" w:fill="FDE9E0"/>
+          </w:tcPr>
+          <w:p>
+            <w:pPr>
+              <w:rPr>
+                <w:rFonts w:ascii="Calibri" w:hAnsi="Calibri" w:cs="Calibri"/>
+                <w:color w:val="333333"/>
+                <w:sz w:val="18"/>
+                <w:lang w:val="es-EC"/>
+              </w:rPr>
+            </w:pPr>
+            <w:r>
+              <w:rPr>
+                <w:rFonts w:ascii="Calibri" w:hAnsi="Calibri" w:cs="Calibri"/>
+                <w:color w:val="333333"/>
+                <w:sz w:val="18"/>
+                <w:lang w:val="es-EC"/>
+              </w:rPr>
+              <w:t>¿El dinero compra la felicidad? ¿Qué harías si tuvieras 24 horas sin internet?</w:t>
+            </w:r>
+          </w:p>
+        </w:tc>
+        <w:tc>
+          <w:tcPr>
+            <w:tcW w:w="4390" w:type="dxa"/>
+            <w:shd w:val="clear" w:color="FDE9E0" w:fill="FDE9E0"/>
+          </w:tcPr>
+          <w:p>
+            <w:pPr>
+              <w:rPr>
+                <w:rFonts w:ascii="Calibri" w:hAnsi="Calibri" w:cs="Calibri"/>
+                <w:color w:val="333333"/>
+                <w:sz w:val="18"/>
+                <w:lang w:val="es-EC"/>
+              </w:rPr>
+            </w:pPr>
+            <w:r>
+              <w:rPr>
+                <w:rFonts w:ascii="Calibri" w:hAnsi="Calibri" w:cs="Calibri"/>
+                <w:color w:val="333333"/>
+                <w:sz w:val="18"/>
+                <w:lang w:val="es-EC"/>
+              </w:rPr>
+              <w:t>13 jul 2026</w:t>
+            </w:r>
+          </w:p>
+        </w:tc>
+      </w:tr>
+      <w:tr>
+        <w:tc>
+          <w:tcPr>
+            <w:tcW w:w="4390" w:type="dxa"/>
+            <w:shd w:val="clear" w:color="FFFFFF" w:fill="FFFFFF"/>
+          </w:tcPr>
+          <w:p>
+            <w:pPr>
+              <w:rPr>
+                <w:rFonts w:ascii="Calibri" w:hAnsi="Calibri" w:cs="Calibri"/>
+                <w:color w:val="333333"/>
+                <w:sz w:val="18"/>
+                <w:lang w:val="es-EC"/>
+              </w:rPr>
+            </w:pPr>
+            <w:r>
+              <w:rPr>
+                <w:rFonts w:ascii="Calibri" w:hAnsi="Calibri" w:cs="Calibri"/>
+                <w:color w:val="333333"/>
+                <w:sz w:val="18"/>
+                <w:lang w:val="es-EC"/>
+              </w:rPr>
+              <w:t>¿Es mejor muchos o pocos amigos?</w:t>
+            </w:r>
+          </w:p>
+        </w:tc>
+        <w:tc>
+          <w:tcPr>
+            <w:tcW w:w="4390" w:type="dxa"/>
+            <w:shd w:val="clear" w:color="FFFFFF" w:fill="FFFFFF"/>
+          </w:tcPr>
+          <w:p>
+            <w:pPr>
+              <w:rPr>
+                <w:rFonts w:ascii="Calibri" w:hAnsi="Calibri" w:cs="Calibri"/>
+                <w:color w:val="333333"/>
+                <w:sz w:val="18"/>
+                <w:lang w:val="es-EC"/>
+              </w:rPr>
+            </w:pPr>
+            <w:r>
+              <w:rPr>
+                <w:rFonts w:ascii="Calibri" w:hAnsi="Calibri" w:cs="Calibri"/>
+                <w:color w:val="333333"/>
+                <w:sz w:val="18"/>
+                <w:lang w:val="es-EC"/>
+              </w:rPr>
+              <w:t>2 jul 2026</w:t>
+            </w:r>
+          </w:p>
+        </w:tc>
+      </w:tr>
+      <w:tr>
+        <w:tc>
+          <w:tcPr>
+            <w:tcW w:w="4390" w:type="dxa"/>
+            <w:shd w:val="clear" w:color="FDE9E0" w:fill="FDE9E0"/>
+          </w:tcPr>
+          <w:p>
+            <w:pPr>
+              <w:rPr>
+                <w:rFonts w:ascii="Calibri" w:hAnsi="Calibri" w:cs="Calibri"/>
+                <w:color w:val="333333"/>
+                <w:sz w:val="18"/>
+                <w:lang w:val="es-EC"/>
+              </w:rPr>
+            </w:pPr>
+            <w:r>
+              <w:rPr>
+                <w:rFonts w:ascii="Calibri" w:hAnsi="Calibri" w:cs="Calibri"/>
+                <w:color w:val="333333"/>
+                <w:sz w:val="18"/>
+                <w:lang w:val="es-EC"/>
+              </w:rPr>
+              <w:t xml:space="preserve">Between </w:t>
+            </w:r>
+            <w:proofErr w:type="spellStart"/>
+            <w:r>
+              <w:rPr>
+                <w:rFonts w:ascii="Calibri" w:hAnsi="Calibri" w:cs="Calibri"/>
+                <w:color w:val="333333"/>
+                <w:sz w:val="18"/>
+                <w:lang w:val="es-EC"/>
+              </w:rPr>
+              <w:t>reading</w:t>
+            </w:r>
+            <w:proofErr w:type="spellEnd"/>
+            <w:r>
+              <w:rPr>
+                <w:rFonts w:ascii="Calibri" w:hAnsi="Calibri" w:cs="Calibri"/>
+                <w:color w:val="333333"/>
+                <w:sz w:val="18"/>
+                <w:lang w:val="es-EC"/>
+              </w:rPr>
+              <w:t xml:space="preserve"> and </w:t>
+            </w:r>
+            <w:proofErr w:type="spellStart"/>
+            <w:r>
+              <w:rPr>
+                <w:rFonts w:ascii="Calibri" w:hAnsi="Calibri" w:cs="Calibri"/>
+                <w:color w:val="333333"/>
+                <w:sz w:val="18"/>
+                <w:lang w:val="es-EC"/>
+              </w:rPr>
+              <w:t>watching</w:t>
+            </w:r>
+            <w:proofErr w:type="spellEnd"/>
+          </w:p>
+        </w:tc>
+        <w:tc>
+          <w:tcPr>
+            <w:tcW w:w="4390" w:type="dxa"/>
+            <w:shd w:val="clear" w:color="FDE9E0" w:fill="FDE9E0"/>
+          </w:tcPr>
+          <w:p>
+            <w:pPr>
+              <w:rPr>
+                <w:rFonts w:ascii="Calibri" w:hAnsi="Calibri" w:cs="Calibri"/>
+                <w:color w:val="333333"/>
+                <w:sz w:val="18"/>
+                <w:lang w:val="es-EC"/>
+              </w:rPr>
+            </w:pPr>
+            <w:r>
+              <w:rPr>
+                <w:rFonts w:ascii="Calibri" w:hAnsi="Calibri" w:cs="Calibri"/>
+                <w:color w:val="333333"/>
+                <w:sz w:val="18"/>
+                <w:lang w:val="es-EC"/>
+              </w:rPr>
+              <w:t>23 jun 2026</w:t>
+            </w:r>
+          </w:p>
+        </w:tc>
+      </w:tr>
+      <w:tr>
+        <w:tc>
+          <w:tcPr>
+            <w:tcW w:w="4390" w:type="dxa"/>
+            <w:shd w:val="clear" w:color="FFFFFF" w:fill="FFFFFF"/>
+          </w:tcPr>
+          <w:p>
+            <w:pPr>
+              <w:rPr>
+                <w:rFonts w:ascii="Calibri" w:hAnsi="Calibri" w:cs="Calibri"/>
+                <w:color w:val="333333"/>
+                <w:sz w:val="18"/>
+                <w:lang w:val="es-EC"/>
+              </w:rPr>
+            </w:pPr>
+            <w:r>
+              <w:rPr>
+                <w:rFonts w:ascii="Calibri" w:hAnsi="Calibri" w:cs="Calibri"/>
+                <w:color w:val="333333"/>
+                <w:sz w:val="18"/>
+                <w:lang w:val="es-EC"/>
+              </w:rPr>
+              <w:t>Cursos vacacionales: ¿El propósito es realmente el aprendizaje?</w:t>
+            </w:r>
+          </w:p>
+        </w:tc>
+        <w:tc>
+          <w:tcPr>
+            <w:tcW w:w="4390" w:type="dxa"/>
+            <w:shd w:val="clear" w:color="FFFFFF" w:fill="FFFFFF"/>
+          </w:tcPr>
+          <w:p>
+            <w:pPr>
+              <w:rPr>
+                <w:rFonts w:ascii="Calibri" w:hAnsi="Calibri" w:cs="Calibri"/>
+                <w:color w:val="333333"/>
+                <w:sz w:val="18"/>
+                <w:lang w:val="es-EC"/>
+              </w:rPr>
+            </w:pPr>
+            <w:r>
+              <w:rPr>
+                <w:rFonts w:ascii="Calibri" w:hAnsi="Calibri" w:cs="Calibri"/>
+                <w:color w:val="333333"/>
+                <w:sz w:val="18"/>
+                <w:lang w:val="es-EC"/>
+              </w:rPr>
+              <w:t>25 feb 2026</w:t>
+            </w:r>
+          </w:p>
+        </w:tc>
+      </w:tr>
+    </w:tbl>
+    <w:p>
+      <w:pPr>
+        <w:rPr>
+          <w:sz w:val="8"/>
+        </w:rPr>
+      </w:pPr>
     </w:p>
     <w:p>
       <w:pPr>
@@ -4672,6 +6000,13 @@
         </w:rPr>
         <w:t>Temática: rol del psicólogo en contexto escolar, salud mental estudiantil, apoyo psicoeducativo</w:t>
       </w:r>
+    </w:p>
+    <w:p>
+      <w:pPr>
+        <w:rPr>
+          <w:lang w:val="es-EC"/>
+        </w:rPr>
+      </w:pPr>
     </w:p>
     <w:tbl>
       <w:tblPr>
@@ -4720,6 +6055,7 @@
                 <w:sz w:val="19"/>
                 <w:lang w:val="es-EC"/>
               </w:rPr>
+              <w:lastRenderedPageBreak/>
               <w:t>APRENDIZAJE CLAVE</w:t>
             </w:r>
           </w:p>
@@ -4927,14 +6263,16 @@
           <w:lang w:val="es-EC"/>
         </w:rPr>
       </w:pPr>
-      <w:bookmarkStart w:id="5" w:name="_Toc235005452"/>
+      <w:bookmarkStart w:id="10" w:name="_Toc235005452"/>
+      <w:bookmarkStart w:id="11" w:name="_Toc235010047"/>
       <w:r>
         <w:rPr>
           <w:lang w:val="es-EC"/>
         </w:rPr>
         <w:t>Dificultades enfrentadas y cómo las superamos</w:t>
       </w:r>
-      <w:bookmarkEnd w:id="5"/>
+      <w:bookmarkEnd w:id="10"/>
+      <w:bookmarkEnd w:id="11"/>
     </w:p>
     <w:tbl>
       <w:tblPr>
@@ -4951,8 +6289,8 @@
         <w:tblLook w:val="04A0" w:firstRow="1" w:lastRow="0" w:firstColumn="1" w:lastColumn="0" w:noHBand="0" w:noVBand="1"/>
       </w:tblPr>
       <w:tblGrid>
-        <w:gridCol w:w="4390"/>
-        <w:gridCol w:w="4390"/>
+        <w:gridCol w:w="3794"/>
+        <w:gridCol w:w="4986"/>
       </w:tblGrid>
       <w:tr>
         <w:trPr>
@@ -4960,7 +6298,7 @@
         </w:trPr>
         <w:tc>
           <w:tcPr>
-            <w:tcW w:w="4390" w:type="dxa"/>
+            <w:tcW w:w="3794" w:type="dxa"/>
             <w:shd w:val="clear" w:color="5B2D86" w:fill="5B2D86"/>
           </w:tcPr>
           <w:p>
@@ -4991,7 +6329,7 @@
         </w:tc>
         <w:tc>
           <w:tcPr>
-            <w:tcW w:w="4390" w:type="dxa"/>
+            <w:tcW w:w="4986" w:type="dxa"/>
             <w:shd w:val="clear" w:color="5B2D86" w:fill="5B2D86"/>
           </w:tcPr>
           <w:p>
@@ -5024,15 +6362,13 @@
       <w:tr>
         <w:tc>
           <w:tcPr>
-            <w:tcW w:w="4390" w:type="dxa"/>
+            <w:tcW w:w="3794" w:type="dxa"/>
             <w:shd w:val="clear" w:color="F0E7F9" w:fill="F0E7F9"/>
           </w:tcPr>
           <w:p>
             <w:pPr>
               <w:rPr>
                 <w:rFonts w:ascii="Calibri" w:eastAsiaTheme="majorEastAsia" w:hAnsi="Calibri" w:cs="Calibri"/>
-                <w:b/>
-                <w:bCs/>
                 <w:color w:val="3D1B63"/>
                 <w:sz w:val="20"/>
                 <w:szCs w:val="26"/>
@@ -5042,28 +6378,44 @@
             <w:r>
               <w:rPr>
                 <w:rFonts w:ascii="Calibri" w:eastAsiaTheme="majorEastAsia" w:hAnsi="Calibri" w:cs="Calibri"/>
-                <w:b/>
-                <w:bCs/>
                 <w:color w:val="3D1B63"/>
                 <w:sz w:val="20"/>
                 <w:szCs w:val="26"/>
                 <w:lang w:val="es-EC"/>
               </w:rPr>
-              <w:t>Recurso técnico limitado, sin estudio de grabación profesional</w:t>
+              <w:t>Aprender a operar equipos profesionales del</w:t>
+            </w:r>
+            <w:r>
+              <w:rPr>
+                <w:rFonts w:ascii="Calibri" w:eastAsiaTheme="majorEastAsia" w:hAnsi="Calibri" w:cs="Calibri"/>
+                <w:color w:val="3D1B63"/>
+                <w:sz w:val="20"/>
+                <w:szCs w:val="26"/>
+                <w:lang w:val="es-EC"/>
+              </w:rPr>
+              <w:t xml:space="preserve"> estudio de </w:t>
+            </w:r>
+            <w:r>
+              <w:rPr>
+                <w:rFonts w:ascii="Calibri" w:eastAsiaTheme="majorEastAsia" w:hAnsi="Calibri" w:cs="Calibri"/>
+                <w:color w:val="3D1B63"/>
+                <w:sz w:val="20"/>
+                <w:szCs w:val="26"/>
+                <w:lang w:val="es-EC"/>
+              </w:rPr>
+              <w:t>Radio ULEAM</w:t>
             </w:r>
           </w:p>
         </w:tc>
         <w:tc>
           <w:tcPr>
-            <w:tcW w:w="4390" w:type="dxa"/>
+            <w:tcW w:w="4986" w:type="dxa"/>
             <w:shd w:val="clear" w:color="F0E7F9" w:fill="F0E7F9"/>
           </w:tcPr>
           <w:p>
             <w:pPr>
               <w:rPr>
                 <w:rFonts w:ascii="Calibri" w:eastAsiaTheme="majorEastAsia" w:hAnsi="Calibri" w:cs="Calibri"/>
-                <w:b/>
-                <w:bCs/>
                 <w:color w:val="3D1B63"/>
                 <w:sz w:val="20"/>
                 <w:szCs w:val="26"/>
@@ -5073,14 +6425,22 @@
             <w:r>
               <w:rPr>
                 <w:rFonts w:ascii="Calibri" w:eastAsiaTheme="majorEastAsia" w:hAnsi="Calibri" w:cs="Calibri"/>
-                <w:b/>
-                <w:bCs/>
                 <w:color w:val="3D1B63"/>
                 <w:sz w:val="20"/>
                 <w:szCs w:val="26"/>
                 <w:lang w:val="es-EC"/>
               </w:rPr>
-              <w:t>Micrófono USB de calidad media, espacios silenciosos de la universidad y edición básica</w:t>
+              <w:t>Acompañamiento del equipo técnico de Radio ULEAM, práctica progresiva con los equipos del estudio y edición colaborativ</w:t>
+            </w:r>
+            <w:r>
+              <w:rPr>
+                <w:rFonts w:ascii="Calibri" w:eastAsiaTheme="majorEastAsia" w:hAnsi="Calibri" w:cs="Calibri"/>
+                <w:color w:val="3D1B63"/>
+                <w:sz w:val="20"/>
+                <w:szCs w:val="26"/>
+                <w:lang w:val="es-EC"/>
+              </w:rPr>
+              <w:t>a</w:t>
             </w:r>
           </w:p>
         </w:tc>
@@ -5088,15 +6448,13 @@
       <w:tr>
         <w:tc>
           <w:tcPr>
-            <w:tcW w:w="4390" w:type="dxa"/>
+            <w:tcW w:w="3794" w:type="dxa"/>
             <w:shd w:val="clear" w:color="FFFFFF" w:fill="FFFFFF"/>
           </w:tcPr>
           <w:p>
             <w:pPr>
               <w:rPr>
                 <w:rFonts w:ascii="Calibri" w:eastAsiaTheme="majorEastAsia" w:hAnsi="Calibri" w:cs="Calibri"/>
-                <w:b/>
-                <w:bCs/>
                 <w:color w:val="3D1B63"/>
                 <w:sz w:val="20"/>
                 <w:szCs w:val="26"/>
@@ -5106,8 +6464,6 @@
             <w:r>
               <w:rPr>
                 <w:rFonts w:ascii="Calibri" w:eastAsiaTheme="majorEastAsia" w:hAnsi="Calibri" w:cs="Calibri"/>
-                <w:b/>
-                <w:bCs/>
                 <w:color w:val="3D1B63"/>
                 <w:sz w:val="20"/>
                 <w:szCs w:val="26"/>
@@ -5119,15 +6475,13 @@
         </w:tc>
         <w:tc>
           <w:tcPr>
-            <w:tcW w:w="4390" w:type="dxa"/>
+            <w:tcW w:w="4986" w:type="dxa"/>
             <w:shd w:val="clear" w:color="FFFFFF" w:fill="FFFFFF"/>
           </w:tcPr>
           <w:p>
             <w:pPr>
               <w:rPr>
                 <w:rFonts w:ascii="Calibri" w:eastAsiaTheme="majorEastAsia" w:hAnsi="Calibri" w:cs="Calibri"/>
-                <w:b/>
-                <w:bCs/>
                 <w:color w:val="3D1B63"/>
                 <w:sz w:val="20"/>
                 <w:szCs w:val="26"/>
@@ -5137,8 +6491,6 @@
             <w:r>
               <w:rPr>
                 <w:rFonts w:ascii="Calibri" w:eastAsiaTheme="majorEastAsia" w:hAnsi="Calibri" w:cs="Calibri"/>
-                <w:b/>
-                <w:bCs/>
                 <w:color w:val="3D1B63"/>
                 <w:sz w:val="20"/>
                 <w:szCs w:val="26"/>
@@ -5152,15 +6504,13 @@
       <w:tr>
         <w:tc>
           <w:tcPr>
-            <w:tcW w:w="4390" w:type="dxa"/>
+            <w:tcW w:w="3794" w:type="dxa"/>
             <w:shd w:val="clear" w:color="F0E7F9" w:fill="F0E7F9"/>
           </w:tcPr>
           <w:p>
             <w:pPr>
               <w:rPr>
                 <w:rFonts w:ascii="Calibri" w:eastAsiaTheme="majorEastAsia" w:hAnsi="Calibri" w:cs="Calibri"/>
-                <w:b/>
-                <w:bCs/>
                 <w:color w:val="3D1B63"/>
                 <w:sz w:val="20"/>
                 <w:szCs w:val="26"/>
@@ -5170,41 +6520,24 @@
             <w:r>
               <w:rPr>
                 <w:rFonts w:ascii="Calibri" w:eastAsiaTheme="majorEastAsia" w:hAnsi="Calibri" w:cs="Calibri"/>
-                <w:b/>
-                <w:bCs/>
                 <w:color w:val="3D1B63"/>
                 <w:sz w:val="20"/>
                 <w:szCs w:val="26"/>
                 <w:lang w:val="es-EC"/>
               </w:rPr>
-              <w:t xml:space="preserve">Torpeza técnica en las primeras grabaciones, </w:t>
-            </w:r>
-            <w:r>
-              <w:rPr>
-                <w:rFonts w:ascii="Calibri" w:eastAsiaTheme="majorEastAsia" w:hAnsi="Calibri" w:cs="Calibri"/>
-                <w:b/>
-                <w:bCs/>
-                <w:color w:val="3D1B63"/>
-                <w:sz w:val="20"/>
-                <w:szCs w:val="26"/>
-                <w:lang w:val="es-EC"/>
-              </w:rPr>
-              <w:lastRenderedPageBreak/>
-              <w:t>audio deficiente y silencios incómodos</w:t>
+              <w:t>Torpeza técnica en las primeras grabaciones, audio deficiente y silencios incómodos</w:t>
             </w:r>
           </w:p>
         </w:tc>
         <w:tc>
           <w:tcPr>
-            <w:tcW w:w="4390" w:type="dxa"/>
+            <w:tcW w:w="4986" w:type="dxa"/>
             <w:shd w:val="clear" w:color="F0E7F9" w:fill="F0E7F9"/>
           </w:tcPr>
           <w:p>
             <w:pPr>
               <w:rPr>
                 <w:rFonts w:ascii="Calibri" w:eastAsiaTheme="majorEastAsia" w:hAnsi="Calibri" w:cs="Calibri"/>
-                <w:b/>
-                <w:bCs/>
                 <w:color w:val="3D1B63"/>
                 <w:sz w:val="20"/>
                 <w:szCs w:val="26"/>
@@ -5214,22 +6547,17 @@
             <w:r>
               <w:rPr>
                 <w:rFonts w:ascii="Calibri" w:eastAsiaTheme="majorEastAsia" w:hAnsi="Calibri" w:cs="Calibri"/>
-                <w:b/>
-                <w:bCs/>
                 <w:color w:val="3D1B63"/>
                 <w:sz w:val="20"/>
                 <w:szCs w:val="26"/>
                 <w:lang w:val="es-EC"/>
               </w:rPr>
-              <w:lastRenderedPageBreak/>
               <w:t xml:space="preserve">Iteración rápida, </w:t>
             </w:r>
             <w:proofErr w:type="spellStart"/>
             <w:r>
               <w:rPr>
                 <w:rFonts w:ascii="Calibri" w:eastAsiaTheme="majorEastAsia" w:hAnsi="Calibri" w:cs="Calibri"/>
-                <w:b/>
-                <w:bCs/>
                 <w:color w:val="3D1B63"/>
                 <w:sz w:val="20"/>
                 <w:szCs w:val="26"/>
@@ -5241,27 +6569,12 @@
             <w:r>
               <w:rPr>
                 <w:rFonts w:ascii="Calibri" w:eastAsiaTheme="majorEastAsia" w:hAnsi="Calibri" w:cs="Calibri"/>
-                <w:b/>
-                <w:bCs/>
                 <w:color w:val="3D1B63"/>
                 <w:sz w:val="20"/>
                 <w:szCs w:val="26"/>
                 <w:lang w:val="es-EC"/>
               </w:rPr>
-              <w:t xml:space="preserve"> constructivo y mejora </w:t>
-            </w:r>
-            <w:r>
-              <w:rPr>
-                <w:rFonts w:ascii="Calibri" w:eastAsiaTheme="majorEastAsia" w:hAnsi="Calibri" w:cs="Calibri"/>
-                <w:b/>
-                <w:bCs/>
-                <w:color w:val="3D1B63"/>
-                <w:sz w:val="20"/>
-                <w:szCs w:val="26"/>
-                <w:lang w:val="es-EC"/>
-              </w:rPr>
-              <w:lastRenderedPageBreak/>
-              <w:t>incremental</w:t>
+              <w:t xml:space="preserve"> constructivo y mejora incremental</w:t>
             </w:r>
           </w:p>
         </w:tc>
@@ -5269,15 +6582,13 @@
       <w:tr>
         <w:tc>
           <w:tcPr>
-            <w:tcW w:w="4390" w:type="dxa"/>
+            <w:tcW w:w="3794" w:type="dxa"/>
             <w:shd w:val="clear" w:color="FFFFFF" w:fill="FFFFFF"/>
           </w:tcPr>
           <w:p>
             <w:pPr>
               <w:rPr>
                 <w:rFonts w:ascii="Calibri" w:eastAsiaTheme="majorEastAsia" w:hAnsi="Calibri" w:cs="Calibri"/>
-                <w:b/>
-                <w:bCs/>
                 <w:color w:val="3D1B63"/>
                 <w:sz w:val="20"/>
                 <w:szCs w:val="26"/>
@@ -5287,8 +6598,6 @@
             <w:r>
               <w:rPr>
                 <w:rFonts w:ascii="Calibri" w:eastAsiaTheme="majorEastAsia" w:hAnsi="Calibri" w:cs="Calibri"/>
-                <w:b/>
-                <w:bCs/>
                 <w:color w:val="3D1B63"/>
                 <w:sz w:val="20"/>
                 <w:szCs w:val="26"/>
@@ -5300,15 +6609,13 @@
         </w:tc>
         <w:tc>
           <w:tcPr>
-            <w:tcW w:w="4390" w:type="dxa"/>
+            <w:tcW w:w="4986" w:type="dxa"/>
             <w:shd w:val="clear" w:color="FFFFFF" w:fill="FFFFFF"/>
           </w:tcPr>
           <w:p>
             <w:pPr>
               <w:rPr>
                 <w:rFonts w:ascii="Calibri" w:eastAsiaTheme="majorEastAsia" w:hAnsi="Calibri" w:cs="Calibri"/>
-                <w:b/>
-                <w:bCs/>
                 <w:color w:val="3D1B63"/>
                 <w:sz w:val="20"/>
                 <w:szCs w:val="26"/>
@@ -5318,8 +6625,6 @@
             <w:r>
               <w:rPr>
                 <w:rFonts w:ascii="Calibri" w:eastAsiaTheme="majorEastAsia" w:hAnsi="Calibri" w:cs="Calibri"/>
-                <w:b/>
-                <w:bCs/>
                 <w:color w:val="3D1B63"/>
                 <w:sz w:val="20"/>
                 <w:szCs w:val="26"/>
@@ -5331,8 +6636,6 @@
             <w:r>
               <w:rPr>
                 <w:rFonts w:ascii="Calibri" w:eastAsiaTheme="majorEastAsia" w:hAnsi="Calibri" w:cs="Calibri"/>
-                <w:b/>
-                <w:bCs/>
                 <w:color w:val="3D1B63"/>
                 <w:sz w:val="20"/>
                 <w:szCs w:val="26"/>
@@ -5344,8 +6647,6 @@
             <w:r>
               <w:rPr>
                 <w:rFonts w:ascii="Calibri" w:eastAsiaTheme="majorEastAsia" w:hAnsi="Calibri" w:cs="Calibri"/>
-                <w:b/>
-                <w:bCs/>
                 <w:color w:val="3D1B63"/>
                 <w:sz w:val="20"/>
                 <w:szCs w:val="26"/>
@@ -5372,14 +6673,16 @@
           <w:lang w:val="es-EC"/>
         </w:rPr>
       </w:pPr>
-      <w:bookmarkStart w:id="6" w:name="_Toc235005453"/>
+      <w:bookmarkStart w:id="12" w:name="_Toc235005453"/>
+      <w:bookmarkStart w:id="13" w:name="_Toc235010048"/>
       <w:r>
         <w:rPr>
           <w:lang w:val="es-EC"/>
         </w:rPr>
         <w:t>Resultados y crecimiento</w:t>
       </w:r>
-      <w:bookmarkEnd w:id="6"/>
+      <w:bookmarkEnd w:id="12"/>
+      <w:bookmarkEnd w:id="13"/>
     </w:p>
     <w:p>
       <w:pPr>
@@ -5442,7 +6745,17 @@
                 <w:sz w:val="21"/>
                 <w:lang w:val="es-EC"/>
               </w:rPr>
-              <w:t xml:space="preserve">Más de 10 episodios publicados entre Educa PINE, Voces Fuera del Aula, </w:t>
+              <w:t>14 episodios publicados entre Educa PINE (10) y Voces Fuera del Aula (4), con líneas adicionales en desarrollo:</w:t>
+            </w:r>
+            <w:r>
+              <w:rPr>
+                <w:rFonts w:ascii="Calibri" w:eastAsiaTheme="majorEastAsia" w:hAnsi="Calibri" w:cs="Calibri"/>
+                <w:bCs/>
+                <w:color w:val="3D1B63"/>
+                <w:sz w:val="21"/>
+                <w:lang w:val="es-EC"/>
+              </w:rPr>
+              <w:t xml:space="preserve"> </w:t>
             </w:r>
             <w:proofErr w:type="spellStart"/>
             <w:r>
@@ -5474,6 +6787,7 @@
                 <w:bCs/>
                 <w:color w:val="3D1B63"/>
                 <w:sz w:val="21"/>
+                <w:lang w:val="es-EC"/>
               </w:rPr>
             </w:pPr>
             <w:r>
@@ -5484,7 +6798,27 @@
                 <w:sz w:val="21"/>
                 <w:lang w:val="es-EC"/>
               </w:rPr>
-              <w:t xml:space="preserve">Publicación académica derivada. Libro “Podcast: </w:t>
+              <w:t xml:space="preserve">Publicación académica </w:t>
+            </w:r>
+            <w:r>
+              <w:rPr>
+                <w:rFonts w:ascii="Calibri" w:eastAsiaTheme="majorEastAsia" w:hAnsi="Calibri" w:cs="Calibri"/>
+                <w:bCs/>
+                <w:color w:val="3D1B63"/>
+                <w:sz w:val="21"/>
+                <w:lang w:val="es-EC"/>
+              </w:rPr>
+              <w:t xml:space="preserve">en la que se participó con esta y otras experiencias: </w:t>
+            </w:r>
+            <w:r>
+              <w:rPr>
+                <w:rFonts w:ascii="Calibri" w:eastAsiaTheme="majorEastAsia" w:hAnsi="Calibri" w:cs="Calibri"/>
+                <w:bCs/>
+                <w:color w:val="3D1B63"/>
+                <w:sz w:val="21"/>
+                <w:lang w:val="es-EC"/>
+              </w:rPr>
+              <w:t xml:space="preserve"> Libro “Podcast: </w:t>
             </w:r>
             <w:proofErr w:type="spellStart"/>
             <w:r>
@@ -5627,6 +6961,7 @@
                 <w:bCs/>
                 <w:color w:val="5B2D86"/>
                 <w:sz w:val="23"/>
+                <w:lang w:val="es-EC"/>
               </w:rPr>
             </w:pPr>
           </w:p>
@@ -5637,6 +6972,39 @@
       <w:pPr>
         <w:rPr>
           <w:sz w:val="8"/>
+          <w:lang w:val="es-EC"/>
+        </w:rPr>
+      </w:pPr>
+    </w:p>
+    <w:p>
+      <w:pPr>
+        <w:rPr>
+          <w:sz w:val="8"/>
+          <w:lang w:val="es-EC"/>
+        </w:rPr>
+      </w:pPr>
+    </w:p>
+    <w:p>
+      <w:pPr>
+        <w:rPr>
+          <w:sz w:val="8"/>
+          <w:lang w:val="es-EC"/>
+        </w:rPr>
+      </w:pPr>
+    </w:p>
+    <w:p>
+      <w:pPr>
+        <w:rPr>
+          <w:sz w:val="8"/>
+          <w:lang w:val="es-EC"/>
+        </w:rPr>
+      </w:pPr>
+    </w:p>
+    <w:p>
+      <w:pPr>
+        <w:rPr>
+          <w:sz w:val="8"/>
+          <w:lang w:val="es-EC"/>
         </w:rPr>
       </w:pPr>
     </w:p>
@@ -5647,14 +7015,17 @@
           <w:lang w:val="es-EC"/>
         </w:rPr>
       </w:pPr>
-      <w:bookmarkStart w:id="7" w:name="_Toc235005454"/>
+      <w:bookmarkStart w:id="14" w:name="_Toc235005454"/>
+      <w:bookmarkStart w:id="15" w:name="_Toc235010049"/>
       <w:r>
         <w:rPr>
           <w:lang w:val="es-EC"/>
         </w:rPr>
+        <w:lastRenderedPageBreak/>
         <w:t>Testimonios del equipo</w:t>
       </w:r>
-      <w:bookmarkEnd w:id="7"/>
+      <w:bookmarkEnd w:id="14"/>
+      <w:bookmarkEnd w:id="15"/>
     </w:p>
     <w:tbl>
       <w:tblPr>
@@ -6044,7 +7415,8 @@
                 <w:lang w:val="es-EC"/>
               </w:rPr>
             </w:pPr>
-            <w:bookmarkStart w:id="8" w:name="_Toc235005455"/>
+            <w:bookmarkStart w:id="16" w:name="_Toc235005455"/>
+            <w:bookmarkStart w:id="17" w:name="_Toc235010050"/>
             <w:r>
               <w:rPr>
                 <w:color w:val="FFFFFF"/>
@@ -6054,7 +7426,8 @@
               <w:lastRenderedPageBreak/>
               <w:t>CAPÍTULO 2 · PLANIFICACIÓN DEL EPISODIO</w:t>
             </w:r>
-            <w:bookmarkEnd w:id="8"/>
+            <w:bookmarkEnd w:id="16"/>
+            <w:bookmarkEnd w:id="17"/>
           </w:p>
         </w:tc>
       </w:tr>
@@ -6070,7 +7443,8 @@
       <w:pPr>
         <w:pStyle w:val="Ttulo2"/>
       </w:pPr>
-      <w:bookmarkStart w:id="9" w:name="_Toc235005456"/>
+      <w:bookmarkStart w:id="18" w:name="_Toc235005456"/>
+      <w:bookmarkStart w:id="19" w:name="_Toc235010051"/>
       <w:r>
         <w:t xml:space="preserve">Paso 1: </w:t>
       </w:r>
@@ -6094,7 +7468,8 @@
       <w:r>
         <w:t>pedagógico</w:t>
       </w:r>
-      <w:bookmarkEnd w:id="9"/>
+      <w:bookmarkEnd w:id="18"/>
+      <w:bookmarkEnd w:id="19"/>
       <w:proofErr w:type="spellEnd"/>
     </w:p>
     <w:p>
@@ -6153,14 +7528,16 @@
           <w:lang w:val="es-EC"/>
         </w:rPr>
       </w:pPr>
-      <w:bookmarkStart w:id="10" w:name="_Toc235005457"/>
+      <w:bookmarkStart w:id="20" w:name="_Toc235005457"/>
+      <w:bookmarkStart w:id="21" w:name="_Toc235010052"/>
       <w:r>
         <w:rPr>
           <w:lang w:val="es-EC"/>
         </w:rPr>
         <w:t>Paso 2: Seleccionar tema y equipo colaborador</w:t>
       </w:r>
-      <w:bookmarkEnd w:id="10"/>
+      <w:bookmarkEnd w:id="20"/>
+      <w:bookmarkEnd w:id="21"/>
     </w:p>
     <w:p>
       <w:proofErr w:type="spellStart"/>
@@ -6209,14 +7586,16 @@
           <w:lang w:val="es-EC"/>
         </w:rPr>
       </w:pPr>
-      <w:bookmarkStart w:id="11" w:name="_Toc235005458"/>
+      <w:bookmarkStart w:id="22" w:name="_Toc235005458"/>
+      <w:bookmarkStart w:id="23" w:name="_Toc235010053"/>
       <w:r>
         <w:rPr>
           <w:lang w:val="es-EC"/>
         </w:rPr>
         <w:t>Paso 3: Desarrollar guion básico</w:t>
       </w:r>
-      <w:bookmarkEnd w:id="11"/>
+      <w:bookmarkEnd w:id="22"/>
+      <w:bookmarkEnd w:id="23"/>
     </w:p>
     <w:p>
       <w:pPr>
@@ -6246,9 +7625,9 @@
         <w:tblLook w:val="04A0" w:firstRow="1" w:lastRow="0" w:firstColumn="1" w:lastColumn="0" w:noHBand="0" w:noVBand="1"/>
       </w:tblPr>
       <w:tblGrid>
-        <w:gridCol w:w="2926"/>
-        <w:gridCol w:w="2927"/>
-        <w:gridCol w:w="2927"/>
+        <w:gridCol w:w="2235"/>
+        <w:gridCol w:w="1984"/>
+        <w:gridCol w:w="4561"/>
       </w:tblGrid>
       <w:tr>
         <w:trPr>
@@ -6256,7 +7635,7 @@
         </w:trPr>
         <w:tc>
           <w:tcPr>
-            <w:tcW w:w="2926" w:type="dxa"/>
+            <w:tcW w:w="2235" w:type="dxa"/>
             <w:shd w:val="clear" w:color="5B2D86" w:fill="5B2D86"/>
           </w:tcPr>
           <w:p>
@@ -6283,7 +7662,7 @@
         </w:tc>
         <w:tc>
           <w:tcPr>
-            <w:tcW w:w="2927" w:type="dxa"/>
+            <w:tcW w:w="1984" w:type="dxa"/>
             <w:shd w:val="clear" w:color="5B2D86" w:fill="5B2D86"/>
           </w:tcPr>
           <w:p>
@@ -6310,7 +7689,7 @@
         </w:tc>
         <w:tc>
           <w:tcPr>
-            <w:tcW w:w="2927" w:type="dxa"/>
+            <w:tcW w:w="4561" w:type="dxa"/>
             <w:shd w:val="clear" w:color="5B2D86" w:fill="5B2D86"/>
           </w:tcPr>
           <w:p>
@@ -6339,7 +7718,7 @@
       <w:tr>
         <w:tc>
           <w:tcPr>
-            <w:tcW w:w="2926" w:type="dxa"/>
+            <w:tcW w:w="2235" w:type="dxa"/>
             <w:shd w:val="clear" w:color="F0E7F9" w:fill="F0E7F9"/>
           </w:tcPr>
           <w:p>
@@ -6352,7 +7731,6 @@
                 <w:lang w:val="es-EC"/>
               </w:rPr>
             </w:pPr>
-            <w:proofErr w:type="spellStart"/>
             <w:r>
               <w:rPr>
                 <w:rFonts w:ascii="Calibri" w:hAnsi="Calibri" w:cs="Calibri"/>
@@ -6361,24 +7739,13 @@
                 <w:sz w:val="20"/>
                 <w:lang w:val="es-EC"/>
               </w:rPr>
-              <w:t>Intro</w:t>
-            </w:r>
-            <w:proofErr w:type="spellEnd"/>
-            <w:r>
-              <w:rPr>
-                <w:rFonts w:ascii="Calibri" w:hAnsi="Calibri" w:cs="Calibri"/>
-                <w:b/>
-                <w:color w:val="5B2D86"/>
-                <w:sz w:val="20"/>
-                <w:lang w:val="es-EC"/>
-              </w:rPr>
-              <w:t xml:space="preserve"> sonora</w:t>
+              <w:t>Presentación</w:t>
             </w:r>
           </w:p>
         </w:tc>
         <w:tc>
           <w:tcPr>
-            <w:tcW w:w="2927" w:type="dxa"/>
+            <w:tcW w:w="1984" w:type="dxa"/>
             <w:shd w:val="clear" w:color="F0E7F9" w:fill="F0E7F9"/>
           </w:tcPr>
           <w:p>
@@ -6417,7 +7784,7 @@
         </w:tc>
         <w:tc>
           <w:tcPr>
-            <w:tcW w:w="2927" w:type="dxa"/>
+            <w:tcW w:w="4561" w:type="dxa"/>
             <w:shd w:val="clear" w:color="F0E7F9" w:fill="F0E7F9"/>
           </w:tcPr>
           <w:p>
@@ -6436,7 +7803,7 @@
                 <w:sz w:val="20"/>
                 <w:lang w:val="es-EC"/>
               </w:rPr>
-              <w:t>Música + nombre del podcast + episodio</w:t>
+              <w:t>Cada participante dice su nombre y menciona el podcast al abrir (“yo soy... y esto es Educa PINE”)</w:t>
             </w:r>
           </w:p>
         </w:tc>
@@ -6444,7 +7811,7 @@
       <w:tr>
         <w:tc>
           <w:tcPr>
-            <w:tcW w:w="2926" w:type="dxa"/>
+            <w:tcW w:w="2235" w:type="dxa"/>
             <w:shd w:val="clear" w:color="FFFFFF" w:fill="FFFFFF"/>
           </w:tcPr>
           <w:p>
@@ -6471,7 +7838,7 @@
         </w:tc>
         <w:tc>
           <w:tcPr>
-            <w:tcW w:w="2927" w:type="dxa"/>
+            <w:tcW w:w="1984" w:type="dxa"/>
             <w:shd w:val="clear" w:color="FFFFFF" w:fill="FFFFFF"/>
           </w:tcPr>
           <w:p>
@@ -6498,7 +7865,7 @@
         </w:tc>
         <w:tc>
           <w:tcPr>
-            <w:tcW w:w="2927" w:type="dxa"/>
+            <w:tcW w:w="4561" w:type="dxa"/>
             <w:shd w:val="clear" w:color="FFFFFF" w:fill="FFFFFF"/>
           </w:tcPr>
           <w:p>
@@ -6525,7 +7892,7 @@
       <w:tr>
         <w:tc>
           <w:tcPr>
-            <w:tcW w:w="2926" w:type="dxa"/>
+            <w:tcW w:w="2235" w:type="dxa"/>
             <w:shd w:val="clear" w:color="F0E7F9" w:fill="F0E7F9"/>
           </w:tcPr>
           <w:p>
@@ -6552,7 +7919,7 @@
         </w:tc>
         <w:tc>
           <w:tcPr>
-            <w:tcW w:w="2927" w:type="dxa"/>
+            <w:tcW w:w="1984" w:type="dxa"/>
             <w:shd w:val="clear" w:color="F0E7F9" w:fill="F0E7F9"/>
           </w:tcPr>
           <w:p>
@@ -6579,7 +7946,7 @@
         </w:tc>
         <w:tc>
           <w:tcPr>
-            <w:tcW w:w="2927" w:type="dxa"/>
+            <w:tcW w:w="4561" w:type="dxa"/>
             <w:shd w:val="clear" w:color="F0E7F9" w:fill="F0E7F9"/>
           </w:tcPr>
           <w:p>
@@ -6598,7 +7965,45 @@
                 <w:sz w:val="20"/>
                 <w:lang w:val="es-EC"/>
               </w:rPr>
-              <w:t>Definición, ejemplos, perspectivas disciplinarias</w:t>
+              <w:t xml:space="preserve">Preguntas </w:t>
+            </w:r>
+            <w:proofErr w:type="spellStart"/>
+            <w:r>
+              <w:rPr>
+                <w:rFonts w:ascii="Calibri" w:hAnsi="Calibri" w:cs="Calibri"/>
+                <w:color w:val="3D1B63"/>
+                <w:sz w:val="20"/>
+                <w:lang w:val="es-EC"/>
+              </w:rPr>
+              <w:t>precoordinadas</w:t>
+            </w:r>
+            <w:proofErr w:type="spellEnd"/>
+            <w:r>
+              <w:rPr>
+                <w:rFonts w:ascii="Calibri" w:hAnsi="Calibri" w:cs="Calibri"/>
+                <w:color w:val="3D1B63"/>
+                <w:sz w:val="20"/>
+                <w:lang w:val="es-EC"/>
+              </w:rPr>
+              <w:t xml:space="preserve"> compartidas por WhatsApp, con respuesta </w:t>
+            </w:r>
+            <w:r>
+              <w:rPr>
+                <w:rFonts w:ascii="Calibri" w:hAnsi="Calibri" w:cs="Calibri"/>
+                <w:color w:val="3D1B63"/>
+                <w:sz w:val="20"/>
+                <w:lang w:val="es-EC"/>
+              </w:rPr>
+              <w:t xml:space="preserve">abiertas </w:t>
+            </w:r>
+            <w:r>
+              <w:rPr>
+                <w:rFonts w:ascii="Calibri" w:hAnsi="Calibri" w:cs="Calibri"/>
+                <w:color w:val="3D1B63"/>
+                <w:sz w:val="20"/>
+                <w:lang w:val="es-EC"/>
+              </w:rPr>
+              <w:t>para cada participante</w:t>
             </w:r>
           </w:p>
         </w:tc>
@@ -6606,7 +8011,7 @@
       <w:tr>
         <w:tc>
           <w:tcPr>
-            <w:tcW w:w="2926" w:type="dxa"/>
+            <w:tcW w:w="2235" w:type="dxa"/>
             <w:shd w:val="clear" w:color="FFFFFF" w:fill="FFFFFF"/>
           </w:tcPr>
           <w:p>
@@ -6633,7 +8038,7 @@
         </w:tc>
         <w:tc>
           <w:tcPr>
-            <w:tcW w:w="2927" w:type="dxa"/>
+            <w:tcW w:w="1984" w:type="dxa"/>
             <w:shd w:val="clear" w:color="FFFFFF" w:fill="FFFFFF"/>
           </w:tcPr>
           <w:p>
@@ -6660,7 +8065,7 @@
         </w:tc>
         <w:tc>
           <w:tcPr>
-            <w:tcW w:w="2927" w:type="dxa"/>
+            <w:tcW w:w="4561" w:type="dxa"/>
             <w:shd w:val="clear" w:color="FFFFFF" w:fill="FFFFFF"/>
           </w:tcPr>
           <w:p>
@@ -6687,7 +8092,7 @@
       <w:tr>
         <w:tc>
           <w:tcPr>
-            <w:tcW w:w="2926" w:type="dxa"/>
+            <w:tcW w:w="2235" w:type="dxa"/>
             <w:shd w:val="clear" w:color="F0E7F9" w:fill="F0E7F9"/>
           </w:tcPr>
           <w:p>
@@ -6700,7 +8105,6 @@
                 <w:lang w:val="es-EC"/>
               </w:rPr>
             </w:pPr>
-            <w:proofErr w:type="spellStart"/>
             <w:r>
               <w:rPr>
                 <w:rFonts w:ascii="Calibri" w:hAnsi="Calibri" w:cs="Calibri"/>
@@ -6709,24 +8113,13 @@
                 <w:sz w:val="20"/>
                 <w:lang w:val="es-EC"/>
               </w:rPr>
-              <w:t>Outro</w:t>
-            </w:r>
-            <w:proofErr w:type="spellEnd"/>
-            <w:r>
-              <w:rPr>
-                <w:rFonts w:ascii="Calibri" w:hAnsi="Calibri" w:cs="Calibri"/>
-                <w:b/>
-                <w:color w:val="5B2D86"/>
-                <w:sz w:val="20"/>
-                <w:lang w:val="es-EC"/>
-              </w:rPr>
-              <w:t xml:space="preserve"> sonora</w:t>
+              <w:t>Despedida</w:t>
             </w:r>
           </w:p>
         </w:tc>
         <w:tc>
           <w:tcPr>
-            <w:tcW w:w="2927" w:type="dxa"/>
+            <w:tcW w:w="1984" w:type="dxa"/>
             <w:shd w:val="clear" w:color="F0E7F9" w:fill="F0E7F9"/>
           </w:tcPr>
           <w:p>
@@ -6765,7 +8158,7 @@
         </w:tc>
         <w:tc>
           <w:tcPr>
-            <w:tcW w:w="2927" w:type="dxa"/>
+            <w:tcW w:w="4561" w:type="dxa"/>
             <w:shd w:val="clear" w:color="F0E7F9" w:fill="F0E7F9"/>
           </w:tcPr>
           <w:p>
@@ -6784,7 +8177,7 @@
                 <w:sz w:val="20"/>
                 <w:lang w:val="es-EC"/>
               </w:rPr>
-              <w:t>Créditos + redes sociales</w:t>
+              <w:t>Cada participante se despide; sin música de cierre</w:t>
             </w:r>
           </w:p>
         </w:tc>
@@ -6794,6 +8187,7 @@
       <w:pPr>
         <w:rPr>
           <w:sz w:val="8"/>
+          <w:lang w:val="es-EC"/>
         </w:rPr>
       </w:pPr>
     </w:p>
@@ -6804,14 +8198,16 @@
           <w:lang w:val="es-EC"/>
         </w:rPr>
       </w:pPr>
-      <w:bookmarkStart w:id="12" w:name="_Toc235005459"/>
+      <w:bookmarkStart w:id="24" w:name="_Toc235005459"/>
+      <w:bookmarkStart w:id="25" w:name="_Toc235010054"/>
       <w:r>
         <w:rPr>
           <w:lang w:val="es-EC"/>
         </w:rPr>
         <w:t>Paso 4: Definir roles del equipo de producción</w:t>
       </w:r>
-      <w:bookmarkEnd w:id="12"/>
+      <w:bookmarkEnd w:id="24"/>
+      <w:bookmarkEnd w:id="25"/>
     </w:p>
     <w:tbl>
       <w:tblPr>
@@ -7191,7 +8587,8 @@
                 <w:lang w:val="es-EC"/>
               </w:rPr>
             </w:pPr>
-            <w:bookmarkStart w:id="13" w:name="_Toc235005460"/>
+            <w:bookmarkStart w:id="26" w:name="_Toc235005460"/>
+            <w:bookmarkStart w:id="27" w:name="_Toc235010055"/>
             <w:r>
               <w:rPr>
                 <w:color w:val="FFFFFF"/>
@@ -7201,7 +8598,8 @@
               <w:lastRenderedPageBreak/>
               <w:t>CAPÍTULO 3 · GRABACIÓN CON OBS</w:t>
             </w:r>
-            <w:bookmarkEnd w:id="13"/>
+            <w:bookmarkEnd w:id="26"/>
+            <w:bookmarkEnd w:id="27"/>
           </w:p>
         </w:tc>
       </w:tr>
@@ -7220,53 +8618,56 @@
           <w:lang w:val="es-EC"/>
         </w:rPr>
       </w:pPr>
-      <w:bookmarkStart w:id="14" w:name="_Toc235005461"/>
+      <w:bookmarkStart w:id="28" w:name="_Toc235010056"/>
       <w:r>
         <w:rPr>
           <w:lang w:val="es-EC"/>
         </w:rPr>
-        <w:t>Equipo necesario (presupuesto mínimo)</w:t>
+        <w:t>Equipo de grabación</w:t>
       </w:r>
-      <w:bookmarkEnd w:id="14"/>
+      <w:bookmarkEnd w:id="28"/>
     </w:p>
     <w:tbl>
       <w:tblPr>
         <w:tblStyle w:val="Tablaconcuadrcula"/>
         <w:tblW w:w="0" w:type="auto"/>
         <w:tblBorders>
-          <w:top w:val="single" w:sz="24" w:space="0" w:color="FFFFFF"/>
-          <w:left w:val="single" w:sz="24" w:space="0" w:color="FFFFFF"/>
-          <w:bottom w:val="single" w:sz="24" w:space="0" w:color="FFFFFF"/>
-          <w:right w:val="single" w:sz="24" w:space="0" w:color="FFFFFF"/>
-          <w:insideH w:val="single" w:sz="4" w:space="0" w:color="FFFFFF"/>
-          <w:insideV w:val="single" w:sz="24" w:space="0" w:color="FFFFFF"/>
+          <w:top w:val="single" w:sz="4" w:space="0" w:color="D4C5E8"/>
+          <w:left w:val="single" w:sz="4" w:space="0" w:color="D4C5E8"/>
+          <w:bottom w:val="single" w:sz="4" w:space="0" w:color="D4C5E8"/>
+          <w:right w:val="single" w:sz="4" w:space="0" w:color="D4C5E8"/>
+          <w:insideH w:val="single" w:sz="4" w:space="0" w:color="D4C5E8"/>
+          <w:insideV w:val="single" w:sz="4" w:space="0" w:color="D4C5E8"/>
         </w:tblBorders>
         <w:tblLook w:val="04A0" w:firstRow="1" w:lastRow="0" w:firstColumn="1" w:lastColumn="0" w:noHBand="0" w:noVBand="1"/>
       </w:tblPr>
       <w:tblGrid>
-        <w:gridCol w:w="4390"/>
-        <w:gridCol w:w="4390"/>
+        <w:gridCol w:w="2926"/>
+        <w:gridCol w:w="2927"/>
+        <w:gridCol w:w="2927"/>
       </w:tblGrid>
       <w:tr>
+        <w:trPr>
+          <w:tblHeader/>
+        </w:trPr>
         <w:tc>
           <w:tcPr>
-            <w:tcW w:w="4390" w:type="dxa"/>
-            <w:shd w:val="clear" w:color="F0E7F9" w:fill="F0E7F9"/>
+            <w:tcW w:w="2926" w:type="dxa"/>
+            <w:shd w:val="clear" w:color="5B2D86" w:fill="5B2D86"/>
             <w:tcMar>
-              <w:top w:w="160" w:type="dxa"/>
-              <w:left w:w="200" w:type="dxa"/>
-              <w:bottom w:w="160" w:type="dxa"/>
-              <w:right w:w="200" w:type="dxa"/>
+              <w:top w:w="120" w:type="dxa"/>
+              <w:bottom w:w="120" w:type="dxa"/>
             </w:tcMar>
           </w:tcPr>
           <w:p>
             <w:pPr>
-              <w:spacing w:after="80"/>
+              <w:jc w:val="center"/>
               <w:rPr>
                 <w:rFonts w:ascii="Calibri" w:eastAsiaTheme="majorEastAsia" w:hAnsi="Calibri" w:cs="Calibri"/>
                 <w:b/>
                 <w:bCs/>
-                <w:color w:val="5B2D86"/>
+                <w:color w:val="FFFFFF"/>
+                <w:sz w:val="20"/>
                 <w:szCs w:val="26"/>
                 <w:lang w:val="es-EC"/>
               </w:rPr>
@@ -7276,21 +8677,102 @@
                 <w:rFonts w:ascii="Calibri" w:eastAsiaTheme="majorEastAsia" w:hAnsi="Calibri" w:cs="Calibri"/>
                 <w:b/>
                 <w:bCs/>
-                <w:color w:val="5B2D86"/>
+                <w:color w:val="FFFFFF"/>
+                <w:sz w:val="20"/>
                 <w:szCs w:val="26"/>
                 <w:lang w:val="es-EC"/>
               </w:rPr>
-              <w:t>ESENCIAL</w:t>
+              <w:t>ESTUDIO INSTITUCIONAL</w:t>
             </w:r>
           </w:p>
+        </w:tc>
+        <w:tc>
+          <w:tcPr>
+            <w:tcW w:w="2927" w:type="dxa"/>
+            <w:shd w:val="clear" w:color="E85D2F" w:fill="E85D2F"/>
+            <w:tcMar>
+              <w:top w:w="120" w:type="dxa"/>
+              <w:bottom w:w="120" w:type="dxa"/>
+            </w:tcMar>
+          </w:tcPr>
           <w:p>
             <w:pPr>
-              <w:spacing w:after="80"/>
+              <w:jc w:val="center"/>
+              <w:rPr>
+                <w:rFonts w:ascii="Calibri" w:eastAsiaTheme="majorEastAsia" w:hAnsi="Calibri" w:cs="Calibri"/>
+                <w:b/>
+                <w:bCs/>
+                <w:color w:val="FFFFFF"/>
+                <w:sz w:val="20"/>
+                <w:szCs w:val="26"/>
+                <w:lang w:val="es-EC"/>
+              </w:rPr>
+            </w:pPr>
+            <w:r>
+              <w:rPr>
+                <w:rFonts w:ascii="Calibri" w:eastAsiaTheme="majorEastAsia" w:hAnsi="Calibri" w:cs="Calibri"/>
+                <w:b/>
+                <w:bCs/>
+                <w:color w:val="FFFFFF"/>
+                <w:sz w:val="20"/>
+                <w:szCs w:val="26"/>
+                <w:lang w:val="es-EC"/>
+              </w:rPr>
+              <w:t>ESTUDIO CASERO</w:t>
+            </w:r>
+          </w:p>
+        </w:tc>
+        <w:tc>
+          <w:tcPr>
+            <w:tcW w:w="2927" w:type="dxa"/>
+            <w:shd w:val="clear" w:color="3D1B63" w:fill="3D1B63"/>
+            <w:tcMar>
+              <w:top w:w="120" w:type="dxa"/>
+              <w:bottom w:w="120" w:type="dxa"/>
+            </w:tcMar>
+          </w:tcPr>
+          <w:p>
+            <w:pPr>
+              <w:jc w:val="center"/>
+              <w:rPr>
+                <w:rFonts w:ascii="Calibri" w:eastAsiaTheme="majorEastAsia" w:hAnsi="Calibri" w:cs="Calibri"/>
+                <w:b/>
+                <w:bCs/>
+                <w:color w:val="FFFFFF"/>
+                <w:sz w:val="20"/>
+                <w:szCs w:val="26"/>
+                <w:lang w:val="es-EC"/>
+              </w:rPr>
+            </w:pPr>
+            <w:r>
+              <w:rPr>
+                <w:rFonts w:ascii="Calibri" w:eastAsiaTheme="majorEastAsia" w:hAnsi="Calibri" w:cs="Calibri"/>
+                <w:b/>
+                <w:bCs/>
+                <w:color w:val="FFFFFF"/>
+                <w:sz w:val="20"/>
+                <w:szCs w:val="26"/>
+                <w:lang w:val="es-EC"/>
+              </w:rPr>
+              <w:t>SEMI-PROFESIONAL</w:t>
+            </w:r>
+          </w:p>
+        </w:tc>
+      </w:tr>
+      <w:tr>
+        <w:tc>
+          <w:tcPr>
+            <w:tcW w:w="2926" w:type="dxa"/>
+            <w:shd w:val="clear" w:color="F0E7F9" w:fill="F0E7F9"/>
+          </w:tcPr>
+          <w:p>
+            <w:pPr>
               <w:rPr>
                 <w:rFonts w:ascii="Calibri" w:eastAsiaTheme="majorEastAsia" w:hAnsi="Calibri" w:cs="Calibri"/>
                 <w:bCs/>
-                <w:color w:val="3D1B63"/>
-                <w:sz w:val="20"/>
+                <w:i/>
+                <w:color w:val="444444"/>
+                <w:sz w:val="18"/>
                 <w:szCs w:val="26"/>
                 <w:lang w:val="es-EC"/>
               </w:rPr>
@@ -7299,22 +8781,29 @@
               <w:rPr>
                 <w:rFonts w:ascii="Calibri" w:eastAsiaTheme="majorEastAsia" w:hAnsi="Calibri" w:cs="Calibri"/>
                 <w:bCs/>
-                <w:color w:val="3D1B63"/>
-                <w:sz w:val="20"/>
+                <w:i/>
+                <w:color w:val="444444"/>
+                <w:sz w:val="18"/>
                 <w:szCs w:val="26"/>
                 <w:lang w:val="es-EC"/>
               </w:rPr>
-              <w:t>Computadora con OBS Studio (software gratuito y multiplataforma)</w:t>
+              <w:t>Acceso al estudio de radio o cabina profesional de la institución. PINE graba en el estudio de Radio ULEAM.</w:t>
             </w:r>
           </w:p>
+        </w:tc>
+        <w:tc>
+          <w:tcPr>
+            <w:tcW w:w="2927" w:type="dxa"/>
+            <w:shd w:val="clear" w:color="FDE9E0" w:fill="FDE9E0"/>
+          </w:tcPr>
           <w:p>
             <w:pPr>
-              <w:spacing w:after="80"/>
               <w:rPr>
                 <w:rFonts w:ascii="Calibri" w:eastAsiaTheme="majorEastAsia" w:hAnsi="Calibri" w:cs="Calibri"/>
                 <w:bCs/>
-                <w:color w:val="3D1B63"/>
-                <w:sz w:val="20"/>
+                <w:i/>
+                <w:color w:val="444444"/>
+                <w:sz w:val="18"/>
                 <w:szCs w:val="26"/>
                 <w:lang w:val="es-EC"/>
               </w:rPr>
@@ -7323,22 +8812,300 @@
               <w:rPr>
                 <w:rFonts w:ascii="Calibri" w:eastAsiaTheme="majorEastAsia" w:hAnsi="Calibri" w:cs="Calibri"/>
                 <w:bCs/>
-                <w:color w:val="3D1B63"/>
-                <w:sz w:val="20"/>
+                <w:i/>
+                <w:color w:val="444444"/>
+                <w:sz w:val="18"/>
+                <w:szCs w:val="26"/>
+                <w:lang w:val="es-EC"/>
+              </w:rPr>
+              <w:t>Configuración mínima para grabar por cuenta propia, desde cualquier espacio silencioso.</w:t>
+            </w:r>
+          </w:p>
+        </w:tc>
+        <w:tc>
+          <w:tcPr>
+            <w:tcW w:w="2927" w:type="dxa"/>
+            <w:shd w:val="clear" w:color="E8E0F0" w:fill="E8E0F0"/>
+          </w:tcPr>
+          <w:p>
+            <w:pPr>
+              <w:rPr>
+                <w:rFonts w:ascii="Calibri" w:eastAsiaTheme="majorEastAsia" w:hAnsi="Calibri" w:cs="Calibri"/>
+                <w:bCs/>
+                <w:i/>
+                <w:color w:val="444444"/>
+                <w:sz w:val="18"/>
+                <w:szCs w:val="26"/>
+                <w:lang w:val="es-EC"/>
+              </w:rPr>
+            </w:pPr>
+            <w:r>
+              <w:rPr>
+                <w:rFonts w:ascii="Calibri" w:eastAsiaTheme="majorEastAsia" w:hAnsi="Calibri" w:cs="Calibri"/>
+                <w:bCs/>
+                <w:i/>
+                <w:color w:val="444444"/>
+                <w:sz w:val="18"/>
+                <w:szCs w:val="26"/>
+                <w:lang w:val="es-EC"/>
+              </w:rPr>
+              <w:t xml:space="preserve">Mejora del </w:t>
+            </w:r>
+            <w:proofErr w:type="spellStart"/>
+            <w:r>
+              <w:rPr>
+                <w:rFonts w:ascii="Calibri" w:eastAsiaTheme="majorEastAsia" w:hAnsi="Calibri" w:cs="Calibri"/>
+                <w:bCs/>
+                <w:i/>
+                <w:color w:val="444444"/>
+                <w:sz w:val="18"/>
+                <w:szCs w:val="26"/>
+                <w:lang w:val="es-EC"/>
+              </w:rPr>
+              <w:t>setup</w:t>
+            </w:r>
+            <w:proofErr w:type="spellEnd"/>
+            <w:r>
+              <w:rPr>
+                <w:rFonts w:ascii="Calibri" w:eastAsiaTheme="majorEastAsia" w:hAnsi="Calibri" w:cs="Calibri"/>
+                <w:bCs/>
+                <w:i/>
+                <w:color w:val="444444"/>
+                <w:sz w:val="18"/>
+                <w:szCs w:val="26"/>
+                <w:lang w:val="es-EC"/>
+              </w:rPr>
+              <w:t xml:space="preserve"> casero con accesorios que elevan la calidad de audio y video.</w:t>
+            </w:r>
+          </w:p>
+        </w:tc>
+      </w:tr>
+      <w:tr>
+        <w:tc>
+          <w:tcPr>
+            <w:tcW w:w="2926" w:type="dxa"/>
+            <w:shd w:val="clear" w:color="FFFFFF" w:fill="FFFFFF"/>
+          </w:tcPr>
+          <w:p>
+            <w:pPr>
+              <w:rPr>
+                <w:rFonts w:ascii="Calibri" w:eastAsiaTheme="majorEastAsia" w:hAnsi="Calibri" w:cs="Calibri"/>
+                <w:bCs/>
+                <w:color w:val="333333"/>
+                <w:sz w:val="18"/>
+                <w:szCs w:val="26"/>
+                <w:lang w:val="es-EC"/>
+              </w:rPr>
+            </w:pPr>
+            <w:r>
+              <w:rPr>
+                <w:rFonts w:ascii="Calibri" w:eastAsiaTheme="majorEastAsia" w:hAnsi="Calibri" w:cs="Calibri"/>
+                <w:bCs/>
+                <w:color w:val="333333"/>
+                <w:sz w:val="18"/>
+                <w:szCs w:val="26"/>
+                <w:lang w:val="es-EC"/>
+              </w:rPr>
+              <w:t>✓</w:t>
+            </w:r>
+            <w:r>
+              <w:rPr>
+                <w:rFonts w:ascii="Calibri" w:eastAsiaTheme="majorEastAsia" w:hAnsi="Calibri" w:cs="Calibri"/>
+                <w:bCs/>
+                <w:color w:val="333333"/>
+                <w:sz w:val="18"/>
+                <w:szCs w:val="26"/>
+                <w:lang w:val="es-EC"/>
+              </w:rPr>
+              <w:t xml:space="preserve"> </w:t>
+            </w:r>
+            <w:r>
+              <w:rPr>
+                <w:rFonts w:ascii="Calibri" w:eastAsiaTheme="majorEastAsia" w:hAnsi="Calibri" w:cs="Calibri"/>
+                <w:bCs/>
+                <w:color w:val="333333"/>
+                <w:sz w:val="18"/>
+                <w:szCs w:val="26"/>
+                <w:lang w:val="es-EC"/>
+              </w:rPr>
+              <w:t>Micrófonos profesionales ya disponibles</w:t>
+            </w:r>
+          </w:p>
+        </w:tc>
+        <w:tc>
+          <w:tcPr>
+            <w:tcW w:w="2927" w:type="dxa"/>
+            <w:shd w:val="clear" w:color="FFFFFF" w:fill="FFFFFF"/>
+          </w:tcPr>
+          <w:p>
+            <w:pPr>
+              <w:rPr>
+                <w:rFonts w:ascii="Calibri" w:eastAsiaTheme="majorEastAsia" w:hAnsi="Calibri" w:cs="Calibri"/>
+                <w:bCs/>
+                <w:color w:val="333333"/>
+                <w:sz w:val="18"/>
+                <w:szCs w:val="26"/>
+                <w:lang w:val="it-IT"/>
+              </w:rPr>
+            </w:pPr>
+            <w:r>
+              <w:rPr>
+                <w:rFonts w:ascii="Calibri" w:eastAsiaTheme="majorEastAsia" w:hAnsi="Calibri" w:cs="Calibri"/>
+                <w:bCs/>
+                <w:color w:val="333333"/>
+                <w:sz w:val="18"/>
+                <w:szCs w:val="26"/>
+                <w:lang w:val="it-IT"/>
+              </w:rPr>
+              <w:t>✓ Computadora con OBS Studio (gratuito)</w:t>
+            </w:r>
+          </w:p>
+        </w:tc>
+        <w:tc>
+          <w:tcPr>
+            <w:tcW w:w="2927" w:type="dxa"/>
+            <w:shd w:val="clear" w:color="FFFFFF" w:fill="FFFFFF"/>
+          </w:tcPr>
+          <w:p>
+            <w:pPr>
+              <w:rPr>
+                <w:rFonts w:ascii="Calibri" w:eastAsiaTheme="majorEastAsia" w:hAnsi="Calibri" w:cs="Calibri"/>
+                <w:bCs/>
+                <w:color w:val="333333"/>
+                <w:sz w:val="18"/>
+                <w:szCs w:val="26"/>
+                <w:lang w:val="es-EC"/>
+              </w:rPr>
+            </w:pPr>
+            <w:r>
+              <w:rPr>
+                <w:rFonts w:ascii="Calibri" w:eastAsiaTheme="majorEastAsia" w:hAnsi="Calibri" w:cs="Calibri"/>
+                <w:bCs/>
+                <w:color w:val="333333"/>
+                <w:sz w:val="18"/>
+                <w:szCs w:val="26"/>
+                <w:lang w:val="es-EC"/>
+              </w:rPr>
+              <w:t>Todo lo del estudio casero, más:</w:t>
+            </w:r>
+          </w:p>
+        </w:tc>
+      </w:tr>
+      <w:tr>
+        <w:tc>
+          <w:tcPr>
+            <w:tcW w:w="2926" w:type="dxa"/>
+            <w:shd w:val="clear" w:color="F8F6FB" w:fill="F8F6FB"/>
+          </w:tcPr>
+          <w:p>
+            <w:pPr>
+              <w:rPr>
+                <w:rFonts w:ascii="Calibri" w:eastAsiaTheme="majorEastAsia" w:hAnsi="Calibri" w:cs="Calibri"/>
+                <w:bCs/>
+                <w:color w:val="333333"/>
+                <w:sz w:val="18"/>
+                <w:szCs w:val="26"/>
+                <w:lang w:val="es-EC"/>
+              </w:rPr>
+            </w:pPr>
+            <w:r>
+              <w:rPr>
+                <w:rFonts w:ascii="Calibri" w:eastAsiaTheme="majorEastAsia" w:hAnsi="Calibri" w:cs="Calibri"/>
+                <w:bCs/>
+                <w:color w:val="333333"/>
+                <w:sz w:val="18"/>
+                <w:szCs w:val="26"/>
+                <w:lang w:val="es-EC"/>
+              </w:rPr>
+              <w:t>✓</w:t>
+            </w:r>
+            <w:r>
+              <w:rPr>
+                <w:rFonts w:ascii="Calibri" w:eastAsiaTheme="majorEastAsia" w:hAnsi="Calibri" w:cs="Calibri"/>
+                <w:bCs/>
+                <w:color w:val="333333"/>
+                <w:sz w:val="18"/>
+                <w:szCs w:val="26"/>
+                <w:lang w:val="es-EC"/>
+              </w:rPr>
+              <w:t xml:space="preserve"> </w:t>
+            </w:r>
+            <w:r>
+              <w:rPr>
+                <w:rFonts w:ascii="Calibri" w:eastAsiaTheme="majorEastAsia" w:hAnsi="Calibri" w:cs="Calibri"/>
+                <w:bCs/>
+                <w:color w:val="333333"/>
+                <w:sz w:val="18"/>
+                <w:szCs w:val="26"/>
+                <w:lang w:val="es-EC"/>
+              </w:rPr>
+              <w:t>Consola de audio e insonorización</w:t>
+            </w:r>
+          </w:p>
+        </w:tc>
+        <w:tc>
+          <w:tcPr>
+            <w:tcW w:w="2927" w:type="dxa"/>
+            <w:shd w:val="clear" w:color="F8F6FB" w:fill="F8F6FB"/>
+          </w:tcPr>
+          <w:p>
+            <w:pPr>
+              <w:rPr>
+                <w:rFonts w:ascii="Calibri" w:eastAsiaTheme="majorEastAsia" w:hAnsi="Calibri" w:cs="Calibri"/>
+                <w:bCs/>
+                <w:color w:val="333333"/>
+                <w:sz w:val="18"/>
+                <w:szCs w:val="26"/>
+                <w:lang w:val="es-EC"/>
+              </w:rPr>
+            </w:pPr>
+            <w:r>
+              <w:rPr>
+                <w:rFonts w:ascii="Calibri" w:eastAsiaTheme="majorEastAsia" w:hAnsi="Calibri" w:cs="Calibri"/>
+                <w:bCs/>
+                <w:color w:val="333333"/>
+                <w:sz w:val="18"/>
+                <w:szCs w:val="26"/>
+                <w:lang w:val="es-EC"/>
+              </w:rPr>
+              <w:t>✓</w:t>
+            </w:r>
+            <w:r>
+              <w:rPr>
+                <w:rFonts w:ascii="Calibri" w:eastAsiaTheme="majorEastAsia" w:hAnsi="Calibri" w:cs="Calibri"/>
+                <w:bCs/>
+                <w:color w:val="333333"/>
+                <w:sz w:val="18"/>
+                <w:szCs w:val="26"/>
+                <w:lang w:val="es-EC"/>
+              </w:rPr>
+              <w:t xml:space="preserve"> </w:t>
+            </w:r>
+            <w:r>
+              <w:rPr>
+                <w:rFonts w:ascii="Calibri" w:eastAsiaTheme="majorEastAsia" w:hAnsi="Calibri" w:cs="Calibri"/>
+                <w:bCs/>
+                <w:color w:val="333333"/>
+                <w:sz w:val="18"/>
                 <w:szCs w:val="26"/>
                 <w:lang w:val="es-EC"/>
               </w:rPr>
               <w:t>Micrófono USB (50 a 150 USD)</w:t>
             </w:r>
           </w:p>
+        </w:tc>
+        <w:tc>
+          <w:tcPr>
+            <w:tcW w:w="2927" w:type="dxa"/>
+            <w:shd w:val="clear" w:color="F8F6FB" w:fill="F8F6FB"/>
+          </w:tcPr>
           <w:p>
             <w:pPr>
-              <w:spacing w:after="80"/>
               <w:rPr>
                 <w:rFonts w:ascii="Calibri" w:eastAsiaTheme="majorEastAsia" w:hAnsi="Calibri" w:cs="Calibri"/>
                 <w:bCs/>
-                <w:color w:val="3D1B63"/>
-                <w:sz w:val="20"/>
+                <w:color w:val="333333"/>
+                <w:sz w:val="18"/>
                 <w:szCs w:val="26"/>
                 <w:lang w:val="es-EC"/>
               </w:rPr>
@@ -7347,22 +9114,409 @@
               <w:rPr>
                 <w:rFonts w:ascii="Calibri" w:eastAsiaTheme="majorEastAsia" w:hAnsi="Calibri" w:cs="Calibri"/>
                 <w:bCs/>
-                <w:color w:val="3D1B63"/>
-                <w:sz w:val="20"/>
+                <w:color w:val="333333"/>
+                <w:sz w:val="18"/>
                 <w:szCs w:val="26"/>
                 <w:lang w:val="es-EC"/>
               </w:rPr>
-              <w:t>Conexión a internet estable para la transmisión en vivo por Radio ULEAM</w:t>
+              <w:t>✓</w:t>
+            </w:r>
+            <w:r>
+              <w:rPr>
+                <w:rFonts w:ascii="Calibri" w:eastAsiaTheme="majorEastAsia" w:hAnsi="Calibri" w:cs="Calibri"/>
+                <w:bCs/>
+                <w:color w:val="333333"/>
+                <w:sz w:val="18"/>
+                <w:szCs w:val="26"/>
+                <w:lang w:val="es-EC"/>
+              </w:rPr>
+              <w:t xml:space="preserve"> </w:t>
+            </w:r>
+            <w:r>
+              <w:rPr>
+                <w:rFonts w:ascii="Calibri" w:eastAsiaTheme="majorEastAsia" w:hAnsi="Calibri" w:cs="Calibri"/>
+                <w:bCs/>
+                <w:color w:val="333333"/>
+                <w:sz w:val="18"/>
+                <w:szCs w:val="26"/>
+                <w:lang w:val="es-EC"/>
+              </w:rPr>
+              <w:t xml:space="preserve">Micrófono de solapa / </w:t>
+            </w:r>
+            <w:proofErr w:type="spellStart"/>
+            <w:r>
+              <w:rPr>
+                <w:rFonts w:ascii="Calibri" w:eastAsiaTheme="majorEastAsia" w:hAnsi="Calibri" w:cs="Calibri"/>
+                <w:bCs/>
+                <w:color w:val="333333"/>
+                <w:sz w:val="18"/>
+                <w:szCs w:val="26"/>
+                <w:lang w:val="es-EC"/>
+              </w:rPr>
+              <w:t>lavalier</w:t>
+            </w:r>
+            <w:proofErr w:type="spellEnd"/>
+            <w:r>
+              <w:rPr>
+                <w:rFonts w:ascii="Calibri" w:eastAsiaTheme="majorEastAsia" w:hAnsi="Calibri" w:cs="Calibri"/>
+                <w:bCs/>
+                <w:color w:val="333333"/>
+                <w:sz w:val="18"/>
+                <w:szCs w:val="26"/>
+                <w:lang w:val="es-EC"/>
+              </w:rPr>
+              <w:t xml:space="preserve"> (20 a 50 USD)</w:t>
             </w:r>
           </w:p>
+        </w:tc>
+      </w:tr>
+      <w:tr>
+        <w:tc>
+          <w:tcPr>
+            <w:tcW w:w="2926" w:type="dxa"/>
+            <w:shd w:val="clear" w:color="FFFFFF" w:fill="FFFFFF"/>
+          </w:tcPr>
           <w:p>
             <w:pPr>
-              <w:jc w:val="center"/>
               <w:rPr>
                 <w:rFonts w:ascii="Calibri" w:eastAsiaTheme="majorEastAsia" w:hAnsi="Calibri" w:cs="Calibri"/>
-                <w:b/>
                 <w:bCs/>
-                <w:color w:val="5B2D86"/>
+                <w:color w:val="333333"/>
+                <w:sz w:val="18"/>
+                <w:szCs w:val="26"/>
+                <w:lang w:val="es-EC"/>
+              </w:rPr>
+            </w:pPr>
+            <w:r>
+              <w:rPr>
+                <w:rFonts w:ascii="Calibri" w:eastAsiaTheme="majorEastAsia" w:hAnsi="Calibri" w:cs="Calibri"/>
+                <w:bCs/>
+                <w:color w:val="333333"/>
+                <w:sz w:val="18"/>
+                <w:szCs w:val="26"/>
+                <w:lang w:val="es-EC"/>
+              </w:rPr>
+              <w:t>✓</w:t>
+            </w:r>
+            <w:r>
+              <w:rPr>
+                <w:rFonts w:ascii="Calibri" w:eastAsiaTheme="majorEastAsia" w:hAnsi="Calibri" w:cs="Calibri"/>
+                <w:bCs/>
+                <w:color w:val="333333"/>
+                <w:sz w:val="18"/>
+                <w:szCs w:val="26"/>
+                <w:lang w:val="es-EC"/>
+              </w:rPr>
+              <w:t xml:space="preserve"> </w:t>
+            </w:r>
+            <w:r>
+              <w:rPr>
+                <w:rFonts w:ascii="Calibri" w:eastAsiaTheme="majorEastAsia" w:hAnsi="Calibri" w:cs="Calibri"/>
+                <w:bCs/>
+                <w:color w:val="333333"/>
+                <w:sz w:val="18"/>
+                <w:szCs w:val="26"/>
+                <w:lang w:val="es-EC"/>
+              </w:rPr>
+              <w:t>Acompañamiento técnico de la emisora</w:t>
+            </w:r>
+          </w:p>
+        </w:tc>
+        <w:tc>
+          <w:tcPr>
+            <w:tcW w:w="2927" w:type="dxa"/>
+            <w:shd w:val="clear" w:color="FFFFFF" w:fill="FFFFFF"/>
+          </w:tcPr>
+          <w:p>
+            <w:pPr>
+              <w:rPr>
+                <w:rFonts w:ascii="Calibri" w:eastAsiaTheme="majorEastAsia" w:hAnsi="Calibri" w:cs="Calibri"/>
+                <w:bCs/>
+                <w:color w:val="333333"/>
+                <w:sz w:val="18"/>
+                <w:szCs w:val="26"/>
+                <w:lang w:val="es-EC"/>
+              </w:rPr>
+            </w:pPr>
+            <w:r>
+              <w:rPr>
+                <w:rFonts w:ascii="Calibri" w:eastAsiaTheme="majorEastAsia" w:hAnsi="Calibri" w:cs="Calibri"/>
+                <w:bCs/>
+                <w:color w:val="333333"/>
+                <w:sz w:val="18"/>
+                <w:szCs w:val="26"/>
+                <w:lang w:val="es-EC"/>
+              </w:rPr>
+              <w:t>✓</w:t>
+            </w:r>
+            <w:r>
+              <w:rPr>
+                <w:rFonts w:ascii="Calibri" w:eastAsiaTheme="majorEastAsia" w:hAnsi="Calibri" w:cs="Calibri"/>
+                <w:bCs/>
+                <w:color w:val="333333"/>
+                <w:sz w:val="18"/>
+                <w:szCs w:val="26"/>
+                <w:lang w:val="es-EC"/>
+              </w:rPr>
+              <w:t xml:space="preserve"> </w:t>
+            </w:r>
+            <w:r>
+              <w:rPr>
+                <w:rFonts w:ascii="Calibri" w:eastAsiaTheme="majorEastAsia" w:hAnsi="Calibri" w:cs="Calibri"/>
+                <w:bCs/>
+                <w:color w:val="333333"/>
+                <w:sz w:val="18"/>
+                <w:szCs w:val="26"/>
+                <w:lang w:val="es-EC"/>
+              </w:rPr>
+              <w:t>Conexión a internet estable</w:t>
+            </w:r>
+          </w:p>
+        </w:tc>
+        <w:tc>
+          <w:tcPr>
+            <w:tcW w:w="2927" w:type="dxa"/>
+            <w:shd w:val="clear" w:color="FFFFFF" w:fill="FFFFFF"/>
+          </w:tcPr>
+          <w:p>
+            <w:pPr>
+              <w:rPr>
+                <w:rFonts w:ascii="Calibri" w:eastAsiaTheme="majorEastAsia" w:hAnsi="Calibri" w:cs="Calibri"/>
+                <w:bCs/>
+                <w:color w:val="333333"/>
+                <w:sz w:val="18"/>
+                <w:szCs w:val="26"/>
+                <w:lang w:val="es-EC"/>
+              </w:rPr>
+            </w:pPr>
+            <w:r>
+              <w:rPr>
+                <w:rFonts w:ascii="Calibri" w:eastAsiaTheme="majorEastAsia" w:hAnsi="Calibri" w:cs="Calibri"/>
+                <w:bCs/>
+                <w:color w:val="333333"/>
+                <w:sz w:val="18"/>
+                <w:szCs w:val="26"/>
+                <w:lang w:val="es-EC"/>
+              </w:rPr>
+              <w:t>✓</w:t>
+            </w:r>
+            <w:r>
+              <w:rPr>
+                <w:rFonts w:ascii="Calibri" w:eastAsiaTheme="majorEastAsia" w:hAnsi="Calibri" w:cs="Calibri"/>
+                <w:bCs/>
+                <w:color w:val="333333"/>
+                <w:sz w:val="18"/>
+                <w:szCs w:val="26"/>
+                <w:lang w:val="es-EC"/>
+              </w:rPr>
+              <w:t xml:space="preserve"> </w:t>
+            </w:r>
+            <w:r>
+              <w:rPr>
+                <w:rFonts w:ascii="Calibri" w:eastAsiaTheme="majorEastAsia" w:hAnsi="Calibri" w:cs="Calibri"/>
+                <w:bCs/>
+                <w:color w:val="333333"/>
+                <w:sz w:val="18"/>
+                <w:szCs w:val="26"/>
+                <w:lang w:val="es-EC"/>
+              </w:rPr>
+              <w:t xml:space="preserve">Pop </w:t>
+            </w:r>
+            <w:proofErr w:type="spellStart"/>
+            <w:r>
+              <w:rPr>
+                <w:rFonts w:ascii="Calibri" w:eastAsiaTheme="majorEastAsia" w:hAnsi="Calibri" w:cs="Calibri"/>
+                <w:bCs/>
+                <w:color w:val="333333"/>
+                <w:sz w:val="18"/>
+                <w:szCs w:val="26"/>
+                <w:lang w:val="es-EC"/>
+              </w:rPr>
+              <w:t>filter</w:t>
+            </w:r>
+            <w:proofErr w:type="spellEnd"/>
+            <w:r>
+              <w:rPr>
+                <w:rFonts w:ascii="Calibri" w:eastAsiaTheme="majorEastAsia" w:hAnsi="Calibri" w:cs="Calibri"/>
+                <w:bCs/>
+                <w:color w:val="333333"/>
+                <w:sz w:val="18"/>
+                <w:szCs w:val="26"/>
+                <w:lang w:val="es-EC"/>
+              </w:rPr>
+              <w:t xml:space="preserve"> (15 USD)</w:t>
+            </w:r>
+          </w:p>
+        </w:tc>
+      </w:tr>
+      <w:tr>
+        <w:tc>
+          <w:tcPr>
+            <w:tcW w:w="2926" w:type="dxa"/>
+            <w:shd w:val="clear" w:color="F8F6FB" w:fill="F8F6FB"/>
+          </w:tcPr>
+          <w:p>
+            <w:pPr>
+              <w:rPr>
+                <w:rFonts w:ascii="Calibri" w:eastAsiaTheme="majorEastAsia" w:hAnsi="Calibri" w:cs="Calibri"/>
+                <w:bCs/>
+                <w:color w:val="333333"/>
+                <w:sz w:val="18"/>
+                <w:szCs w:val="26"/>
+                <w:lang w:val="es-EC"/>
+              </w:rPr>
+            </w:pPr>
+            <w:r>
+              <w:rPr>
+                <w:rFonts w:ascii="Calibri" w:eastAsiaTheme="majorEastAsia" w:hAnsi="Calibri" w:cs="Calibri"/>
+                <w:bCs/>
+                <w:color w:val="333333"/>
+                <w:sz w:val="18"/>
+                <w:szCs w:val="26"/>
+                <w:lang w:val="es-EC"/>
+              </w:rPr>
+              <w:t>✓</w:t>
+            </w:r>
+            <w:r>
+              <w:rPr>
+                <w:rFonts w:ascii="Calibri" w:eastAsiaTheme="majorEastAsia" w:hAnsi="Calibri" w:cs="Calibri"/>
+                <w:bCs/>
+                <w:color w:val="333333"/>
+                <w:sz w:val="18"/>
+                <w:szCs w:val="26"/>
+                <w:lang w:val="es-EC"/>
+              </w:rPr>
+              <w:t xml:space="preserve"> </w:t>
+            </w:r>
+            <w:r>
+              <w:rPr>
+                <w:rFonts w:ascii="Calibri" w:eastAsiaTheme="majorEastAsia" w:hAnsi="Calibri" w:cs="Calibri"/>
+                <w:bCs/>
+                <w:color w:val="333333"/>
+                <w:sz w:val="18"/>
+                <w:szCs w:val="26"/>
+                <w:lang w:val="es-EC"/>
+              </w:rPr>
+              <w:t>Software de transmisión configurado</w:t>
+            </w:r>
+          </w:p>
+        </w:tc>
+        <w:tc>
+          <w:tcPr>
+            <w:tcW w:w="2927" w:type="dxa"/>
+            <w:shd w:val="clear" w:color="F8F6FB" w:fill="F8F6FB"/>
+          </w:tcPr>
+          <w:p>
+            <w:pPr>
+              <w:rPr>
+                <w:rFonts w:ascii="Calibri" w:eastAsiaTheme="majorEastAsia" w:hAnsi="Calibri" w:cs="Calibri"/>
+                <w:bCs/>
+                <w:color w:val="333333"/>
+                <w:sz w:val="18"/>
+                <w:szCs w:val="26"/>
+                <w:lang w:val="es-EC"/>
+              </w:rPr>
+            </w:pPr>
+            <w:r>
+              <w:rPr>
+                <w:rFonts w:ascii="Calibri" w:eastAsiaTheme="majorEastAsia" w:hAnsi="Calibri" w:cs="Calibri"/>
+                <w:bCs/>
+                <w:color w:val="333333"/>
+                <w:sz w:val="18"/>
+                <w:szCs w:val="26"/>
+                <w:lang w:val="es-EC"/>
+              </w:rPr>
+              <w:t>✓</w:t>
+            </w:r>
+            <w:r>
+              <w:rPr>
+                <w:rFonts w:ascii="Calibri" w:eastAsiaTheme="majorEastAsia" w:hAnsi="Calibri" w:cs="Calibri"/>
+                <w:bCs/>
+                <w:color w:val="333333"/>
+                <w:sz w:val="18"/>
+                <w:szCs w:val="26"/>
+                <w:lang w:val="es-EC"/>
+              </w:rPr>
+              <w:t xml:space="preserve"> </w:t>
+            </w:r>
+            <w:r>
+              <w:rPr>
+                <w:rFonts w:ascii="Calibri" w:eastAsiaTheme="majorEastAsia" w:hAnsi="Calibri" w:cs="Calibri"/>
+                <w:bCs/>
+                <w:color w:val="333333"/>
+                <w:sz w:val="18"/>
+                <w:szCs w:val="26"/>
+                <w:lang w:val="es-EC"/>
+              </w:rPr>
+              <w:t>Espacio silencioso (oficina, sala cerrada)</w:t>
+            </w:r>
+          </w:p>
+        </w:tc>
+        <w:tc>
+          <w:tcPr>
+            <w:tcW w:w="2927" w:type="dxa"/>
+            <w:shd w:val="clear" w:color="F8F6FB" w:fill="F8F6FB"/>
+          </w:tcPr>
+          <w:p>
+            <w:pPr>
+              <w:rPr>
+                <w:rFonts w:ascii="Calibri" w:eastAsiaTheme="majorEastAsia" w:hAnsi="Calibri" w:cs="Calibri"/>
+                <w:bCs/>
+                <w:color w:val="333333"/>
+                <w:sz w:val="18"/>
+                <w:szCs w:val="26"/>
+                <w:lang w:val="es-EC"/>
+              </w:rPr>
+            </w:pPr>
+            <w:r>
+              <w:rPr>
+                <w:rFonts w:ascii="Calibri" w:eastAsiaTheme="majorEastAsia" w:hAnsi="Calibri" w:cs="Calibri"/>
+                <w:bCs/>
+                <w:color w:val="333333"/>
+                <w:sz w:val="18"/>
+                <w:szCs w:val="26"/>
+                <w:lang w:val="es-EC"/>
+              </w:rPr>
+              <w:t>✓</w:t>
+            </w:r>
+            <w:r>
+              <w:rPr>
+                <w:rFonts w:ascii="Calibri" w:eastAsiaTheme="majorEastAsia" w:hAnsi="Calibri" w:cs="Calibri"/>
+                <w:bCs/>
+                <w:color w:val="333333"/>
+                <w:sz w:val="18"/>
+                <w:szCs w:val="26"/>
+                <w:lang w:val="es-EC"/>
+              </w:rPr>
+              <w:t xml:space="preserve"> </w:t>
+            </w:r>
+            <w:r>
+              <w:rPr>
+                <w:rFonts w:ascii="Calibri" w:eastAsiaTheme="majorEastAsia" w:hAnsi="Calibri" w:cs="Calibri"/>
+                <w:bCs/>
+                <w:color w:val="333333"/>
+                <w:sz w:val="18"/>
+                <w:szCs w:val="26"/>
+                <w:lang w:val="es-EC"/>
+              </w:rPr>
+              <w:t>Audífonos para monitoreo en vivo</w:t>
+            </w:r>
+          </w:p>
+        </w:tc>
+      </w:tr>
+      <w:tr>
+        <w:tc>
+          <w:tcPr>
+            <w:tcW w:w="2926" w:type="dxa"/>
+            <w:shd w:val="clear" w:color="FFFFFF" w:fill="FFFFFF"/>
+          </w:tcPr>
+          <w:p>
+            <w:pPr>
+              <w:rPr>
+                <w:rFonts w:ascii="Calibri" w:eastAsiaTheme="majorEastAsia" w:hAnsi="Calibri" w:cs="Calibri"/>
+                <w:bCs/>
+                <w:color w:val="333333"/>
+                <w:sz w:val="18"/>
                 <w:szCs w:val="26"/>
                 <w:lang w:val="es-EC"/>
               </w:rPr>
@@ -7371,198 +9525,181 @@
         </w:tc>
         <w:tc>
           <w:tcPr>
-            <w:tcW w:w="4390" w:type="dxa"/>
-            <w:shd w:val="clear" w:color="FDE9E0" w:fill="FDE9E0"/>
+            <w:tcW w:w="2927" w:type="dxa"/>
+            <w:shd w:val="clear" w:color="FFFFFF" w:fill="FFFFFF"/>
+          </w:tcPr>
+          <w:p>
+            <w:pPr>
+              <w:rPr>
+                <w:rFonts w:ascii="Calibri" w:eastAsiaTheme="majorEastAsia" w:hAnsi="Calibri" w:cs="Calibri"/>
+                <w:bCs/>
+                <w:color w:val="333333"/>
+                <w:sz w:val="18"/>
+                <w:szCs w:val="26"/>
+                <w:lang w:val="es-EC"/>
+              </w:rPr>
+            </w:pPr>
+          </w:p>
+        </w:tc>
+        <w:tc>
+          <w:tcPr>
+            <w:tcW w:w="2927" w:type="dxa"/>
+            <w:shd w:val="clear" w:color="FFFFFF" w:fill="FFFFFF"/>
+          </w:tcPr>
+          <w:p>
+            <w:pPr>
+              <w:rPr>
+                <w:rFonts w:ascii="Calibri" w:eastAsiaTheme="majorEastAsia" w:hAnsi="Calibri" w:cs="Calibri"/>
+                <w:bCs/>
+                <w:color w:val="333333"/>
+                <w:sz w:val="18"/>
+                <w:szCs w:val="26"/>
+                <w:lang w:val="es-EC"/>
+              </w:rPr>
+            </w:pPr>
+            <w:r>
+              <w:rPr>
+                <w:rFonts w:ascii="Calibri" w:eastAsiaTheme="majorEastAsia" w:hAnsi="Calibri" w:cs="Calibri"/>
+                <w:bCs/>
+                <w:color w:val="333333"/>
+                <w:sz w:val="18"/>
+                <w:szCs w:val="26"/>
+                <w:lang w:val="es-EC"/>
+              </w:rPr>
+              <w:t>✓</w:t>
+            </w:r>
+            <w:r>
+              <w:rPr>
+                <w:rFonts w:ascii="Calibri" w:eastAsiaTheme="majorEastAsia" w:hAnsi="Calibri" w:cs="Calibri"/>
+                <w:bCs/>
+                <w:color w:val="333333"/>
+                <w:sz w:val="18"/>
+                <w:szCs w:val="26"/>
+                <w:lang w:val="es-EC"/>
+              </w:rPr>
+              <w:t xml:space="preserve"> </w:t>
+            </w:r>
+            <w:r>
+              <w:rPr>
+                <w:rFonts w:ascii="Calibri" w:eastAsiaTheme="majorEastAsia" w:hAnsi="Calibri" w:cs="Calibri"/>
+                <w:bCs/>
+                <w:color w:val="333333"/>
+                <w:sz w:val="18"/>
+                <w:szCs w:val="26"/>
+                <w:lang w:val="es-EC"/>
+              </w:rPr>
+              <w:t>Cámara web externa</w:t>
+            </w:r>
+          </w:p>
+        </w:tc>
+      </w:tr>
+      <w:tr>
+        <w:tc>
+          <w:tcPr>
+            <w:tcW w:w="2926" w:type="dxa"/>
+            <w:shd w:val="clear" w:color="5B2D86" w:fill="5B2D86"/>
             <w:tcMar>
-              <w:top w:w="160" w:type="dxa"/>
-              <w:left w:w="200" w:type="dxa"/>
-              <w:bottom w:w="160" w:type="dxa"/>
-              <w:right w:w="200" w:type="dxa"/>
+              <w:top w:w="100" w:type="dxa"/>
+              <w:bottom w:w="100" w:type="dxa"/>
             </w:tcMar>
           </w:tcPr>
           <w:p>
             <w:pPr>
               <w:jc w:val="center"/>
               <w:rPr>
-                <w:rFonts w:ascii="Calibri" w:hAnsi="Calibri" w:cs="Calibri"/>
-                <w:b/>
-                <w:color w:val="E85D2F"/>
-              </w:rPr>
-            </w:pPr>
-            <w:r>
-              <w:rPr>
-                <w:rFonts w:ascii="Calibri" w:hAnsi="Calibri" w:cs="Calibri"/>
-                <w:b/>
-                <w:color w:val="E85D2F"/>
-              </w:rPr>
-              <w:t>RECOMENDADO · OPCIONAL</w:t>
-            </w:r>
-          </w:p>
-          <w:tbl>
-            <w:tblPr>
-              <w:tblStyle w:val="Tablaconcuadrcula"/>
-              <w:tblW w:w="0" w:type="auto"/>
-              <w:tblBorders>
-                <w:top w:val="none" w:sz="4" w:space="0" w:color="auto"/>
-                <w:left w:val="none" w:sz="4" w:space="0" w:color="auto"/>
-                <w:bottom w:val="none" w:sz="4" w:space="0" w:color="auto"/>
-                <w:right w:val="none" w:sz="4" w:space="0" w:color="auto"/>
-                <w:insideH w:val="none" w:sz="0" w:space="0" w:color="auto"/>
-                <w:insideV w:val="none" w:sz="0" w:space="0" w:color="auto"/>
-              </w:tblBorders>
-              <w:tblLook w:val="04A0" w:firstRow="1" w:lastRow="0" w:firstColumn="1" w:lastColumn="0" w:noHBand="0" w:noVBand="1"/>
-            </w:tblPr>
-            <w:tblGrid>
-              <w:gridCol w:w="3975"/>
-            </w:tblGrid>
-            <w:tr>
-              <w:tc>
-                <w:tcPr>
-                  <w:tcW w:w="3975" w:type="dxa"/>
-                  <w:shd w:val="clear" w:color="E85D2F" w:fill="E85D2F"/>
-                  <w:tcMar>
-                    <w:top w:w="160" w:type="dxa"/>
-                    <w:bottom w:w="160" w:type="dxa"/>
-                  </w:tcMar>
-                </w:tcPr>
-                <w:p>
-                  <w:pPr>
-                    <w:spacing w:after="80"/>
-                    <w:jc w:val="center"/>
-                    <w:rPr>
-                      <w:rFonts w:ascii="Calibri" w:hAnsi="Calibri" w:cs="Calibri"/>
-                      <w:b/>
-                      <w:color w:val="FFFFFF"/>
-                      <w:sz w:val="24"/>
-                      <w:lang w:val="es-EC"/>
-                    </w:rPr>
-                  </w:pPr>
-                  <w:r>
-                    <w:rPr>
-                      <w:rFonts w:ascii="Calibri" w:hAnsi="Calibri" w:cs="Calibri"/>
-                      <w:b/>
-                      <w:color w:val="FFFFFF"/>
-                      <w:sz w:val="24"/>
-                      <w:lang w:val="es-EC"/>
-                    </w:rPr>
-                    <w:t>COSTO TOTAL PINE ≈ 100 a 150 USD en equipo físico · Software gratuito</w:t>
-                  </w:r>
-                </w:p>
-              </w:tc>
-            </w:tr>
-          </w:tbl>
-          <w:p>
-            <w:pPr>
-              <w:spacing w:after="80"/>
-              <w:rPr>
-                <w:rFonts w:ascii="Calibri" w:hAnsi="Calibri" w:cs="Calibri"/>
-                <w:color w:val="3D1B63"/>
-                <w:sz w:val="20"/>
-                <w:lang w:val="pt-PT"/>
-              </w:rPr>
-            </w:pPr>
-            <w:r>
-              <w:rPr>
-                <w:rFonts w:ascii="Calibri" w:hAnsi="Calibri" w:cs="Calibri"/>
-                <w:color w:val="3D1B63"/>
-                <w:sz w:val="20"/>
-                <w:lang w:val="pt-PT"/>
-              </w:rPr>
-              <w:t>Micrófono de solapa o lavalier (20 a 50 USD)</w:t>
-            </w:r>
-          </w:p>
-          <w:p>
-            <w:pPr>
-              <w:spacing w:after="80"/>
-              <w:rPr>
-                <w:rFonts w:ascii="Calibri" w:hAnsi="Calibri" w:cs="Calibri"/>
-                <w:color w:val="3D1B63"/>
-                <w:sz w:val="20"/>
-                <w:lang w:val="es-EC"/>
-              </w:rPr>
-            </w:pPr>
-            <w:r>
-              <w:rPr>
-                <w:rFonts w:ascii="Calibri" w:hAnsi="Calibri" w:cs="Calibri"/>
-                <w:color w:val="3D1B63"/>
-                <w:sz w:val="20"/>
-                <w:lang w:val="es-EC"/>
-              </w:rPr>
-              <w:t xml:space="preserve">Pop </w:t>
-            </w:r>
-            <w:proofErr w:type="spellStart"/>
-            <w:r>
-              <w:rPr>
-                <w:rFonts w:ascii="Calibri" w:hAnsi="Calibri" w:cs="Calibri"/>
-                <w:color w:val="3D1B63"/>
-                <w:sz w:val="20"/>
-                <w:lang w:val="es-EC"/>
-              </w:rPr>
-              <w:t>filter</w:t>
-            </w:r>
-            <w:proofErr w:type="spellEnd"/>
-            <w:r>
-              <w:rPr>
-                <w:rFonts w:ascii="Calibri" w:hAnsi="Calibri" w:cs="Calibri"/>
-                <w:color w:val="3D1B63"/>
-                <w:sz w:val="20"/>
-                <w:lang w:val="es-EC"/>
-              </w:rPr>
-              <w:t xml:space="preserve"> (15 USD)</w:t>
-            </w:r>
-          </w:p>
-          <w:p>
-            <w:pPr>
-              <w:spacing w:after="80"/>
-              <w:rPr>
-                <w:rFonts w:ascii="Calibri" w:hAnsi="Calibri" w:cs="Calibri"/>
-                <w:color w:val="3D1B63"/>
-                <w:sz w:val="20"/>
-                <w:lang w:val="es-EC"/>
-              </w:rPr>
-            </w:pPr>
-            <w:r>
-              <w:rPr>
-                <w:rFonts w:ascii="Calibri" w:hAnsi="Calibri" w:cs="Calibri"/>
-                <w:color w:val="3D1B63"/>
-                <w:sz w:val="20"/>
-                <w:lang w:val="es-EC"/>
-              </w:rPr>
-              <w:t>Audífonos para monitoreo en vivo</w:t>
-            </w:r>
-          </w:p>
-          <w:p>
-            <w:pPr>
-              <w:spacing w:after="80"/>
-              <w:rPr>
-                <w:rFonts w:ascii="Calibri" w:hAnsi="Calibri" w:cs="Calibri"/>
-                <w:color w:val="3D1B63"/>
-                <w:sz w:val="20"/>
-                <w:lang w:val="es-EC"/>
-              </w:rPr>
-            </w:pPr>
-            <w:r>
-              <w:rPr>
-                <w:rFonts w:ascii="Calibri" w:hAnsi="Calibri" w:cs="Calibri"/>
-                <w:color w:val="3D1B63"/>
-                <w:sz w:val="20"/>
-                <w:lang w:val="es-EC"/>
-              </w:rPr>
-              <w:t>Cámara web si el equipo no la tiene integrada</w:t>
-            </w:r>
-          </w:p>
-          <w:p>
-            <w:pPr>
-              <w:rPr>
                 <w:rFonts w:ascii="Calibri" w:eastAsiaTheme="majorEastAsia" w:hAnsi="Calibri" w:cs="Calibri"/>
                 <w:b/>
                 <w:bCs/>
-                <w:color w:val="E85D2F"/>
-                <w:sz w:val="27"/>
+                <w:color w:val="FFFFFF"/>
+                <w:sz w:val="19"/>
                 <w:szCs w:val="26"/>
                 <w:lang w:val="es-EC"/>
               </w:rPr>
             </w:pPr>
+            <w:r>
+              <w:rPr>
+                <w:rFonts w:ascii="Calibri" w:eastAsiaTheme="majorEastAsia" w:hAnsi="Calibri" w:cs="Calibri"/>
+                <w:b/>
+                <w:bCs/>
+                <w:color w:val="FFFFFF"/>
+                <w:sz w:val="19"/>
+                <w:szCs w:val="26"/>
+                <w:lang w:val="es-EC"/>
+              </w:rPr>
+              <w:t>COSTO: $0</w:t>
+            </w:r>
+          </w:p>
+        </w:tc>
+        <w:tc>
+          <w:tcPr>
+            <w:tcW w:w="2927" w:type="dxa"/>
+            <w:shd w:val="clear" w:color="E85D2F" w:fill="E85D2F"/>
+            <w:tcMar>
+              <w:top w:w="100" w:type="dxa"/>
+              <w:bottom w:w="100" w:type="dxa"/>
+            </w:tcMar>
+          </w:tcPr>
+          <w:p>
+            <w:pPr>
+              <w:jc w:val="center"/>
+              <w:rPr>
+                <w:rFonts w:ascii="Calibri" w:eastAsiaTheme="majorEastAsia" w:hAnsi="Calibri" w:cs="Calibri"/>
+                <w:b/>
+                <w:bCs/>
+                <w:color w:val="FFFFFF"/>
+                <w:sz w:val="19"/>
+                <w:szCs w:val="26"/>
+                <w:lang w:val="es-EC"/>
+              </w:rPr>
+            </w:pPr>
+            <w:r>
+              <w:rPr>
+                <w:rFonts w:ascii="Calibri" w:eastAsiaTheme="majorEastAsia" w:hAnsi="Calibri" w:cs="Calibri"/>
+                <w:b/>
+                <w:bCs/>
+                <w:color w:val="FFFFFF"/>
+                <w:sz w:val="19"/>
+                <w:szCs w:val="26"/>
+                <w:lang w:val="es-EC"/>
+              </w:rPr>
+              <w:t>COSTO ≈ 100 a 150 USD</w:t>
+            </w:r>
+          </w:p>
+        </w:tc>
+        <w:tc>
+          <w:tcPr>
+            <w:tcW w:w="2927" w:type="dxa"/>
+            <w:shd w:val="clear" w:color="3D1B63" w:fill="3D1B63"/>
+            <w:tcMar>
+              <w:top w:w="100" w:type="dxa"/>
+              <w:bottom w:w="100" w:type="dxa"/>
+            </w:tcMar>
+          </w:tcPr>
+          <w:p>
+            <w:pPr>
+              <w:jc w:val="center"/>
+              <w:rPr>
+                <w:rFonts w:ascii="Calibri" w:eastAsiaTheme="majorEastAsia" w:hAnsi="Calibri" w:cs="Calibri"/>
+                <w:b/>
+                <w:bCs/>
+                <w:color w:val="FFFFFF"/>
+                <w:sz w:val="19"/>
+                <w:szCs w:val="26"/>
+                <w:lang w:val="es-EC"/>
+              </w:rPr>
+            </w:pPr>
+            <w:r>
+              <w:rPr>
+                <w:rFonts w:ascii="Calibri" w:eastAsiaTheme="majorEastAsia" w:hAnsi="Calibri" w:cs="Calibri"/>
+                <w:b/>
+                <w:bCs/>
+                <w:color w:val="FFFFFF"/>
+                <w:sz w:val="19"/>
+                <w:szCs w:val="26"/>
+                <w:lang w:val="es-EC"/>
+              </w:rPr>
+              <w:t>COSTO ≈ 200 a 350 USD</w:t>
+            </w:r>
           </w:p>
         </w:tc>
       </w:tr>
@@ -7570,8 +9707,7 @@
     <w:p>
       <w:pPr>
         <w:rPr>
-          <w:sz w:val="8"/>
-          <w:lang w:val="es-EC"/>
+          <w:sz w:val="4"/>
         </w:rPr>
       </w:pPr>
     </w:p>
@@ -7579,11 +9715,13 @@
       <w:pPr>
         <w:pStyle w:val="Ttulo2"/>
       </w:pPr>
-      <w:bookmarkStart w:id="15" w:name="_Toc235005462"/>
+      <w:bookmarkStart w:id="29" w:name="_Toc235005462"/>
+      <w:bookmarkStart w:id="30" w:name="_Toc235010057"/>
       <w:r>
         <w:t>Herramienta software: OBS Studio</w:t>
       </w:r>
-      <w:bookmarkEnd w:id="15"/>
+      <w:bookmarkEnd w:id="29"/>
+      <w:bookmarkEnd w:id="30"/>
     </w:p>
     <w:p>
       <w:r>
@@ -7658,11 +9796,13 @@
       <w:pPr>
         <w:pStyle w:val="Ttulo2"/>
       </w:pPr>
-      <w:bookmarkStart w:id="16" w:name="_Toc235005463"/>
+      <w:bookmarkStart w:id="31" w:name="_Toc235005463"/>
+      <w:bookmarkStart w:id="32" w:name="_Toc235010058"/>
       <w:r>
         <w:t>Buenas prácticas de grabación</w:t>
       </w:r>
-      <w:bookmarkEnd w:id="16"/>
+      <w:bookmarkEnd w:id="31"/>
+      <w:bookmarkEnd w:id="32"/>
     </w:p>
     <w:p>
       <w:pPr>
@@ -7675,14 +9815,16 @@
     <w:p>
       <w:pPr>
         <w:rPr>
+          <w:rFonts w:ascii="Cambria" w:hAnsi="Cambria"/>
           <w:lang w:val="es-EC"/>
         </w:rPr>
       </w:pPr>
       <w:r>
         <w:rPr>
-          <w:lang w:val="es-EC"/>
-        </w:rPr>
-        <w:t>Preferencia: cuarto pequeño, sin eco (oficina, sala pequeña)</w:t>
+          <w:rFonts w:ascii="Cambria" w:hAnsi="Cambria"/>
+          <w:lang w:val="es-EC"/>
+        </w:rPr>
+        <w:t>Opción ideal: estudio de radio o cabina insonorizada de la institución (en el caso de PINE, el estudio de Radio ULEAM)</w:t>
       </w:r>
     </w:p>
     <w:p>
@@ -7693,9 +9835,10 @@
       </w:pPr>
       <w:r>
         <w:rPr>
-          <w:lang w:val="es-EC"/>
-        </w:rPr>
-        <w:t>Evita: auditorios grandes, espacios abiertos, pasillos</w:t>
+          <w:rFonts w:ascii="Cambria" w:hAnsi="Cambria"/>
+          <w:lang w:val="es-EC"/>
+        </w:rPr>
+        <w:t>Alternativa: cuarto pequeño sin eco, como una oficina o sala cerrada. Evita auditorios grandes, espacios abiertos y pasillos</w:t>
       </w:r>
     </w:p>
     <w:p>
@@ -7762,6 +9905,7 @@
         <w:rPr>
           <w:lang w:val="es-EC"/>
         </w:rPr>
+        <w:lastRenderedPageBreak/>
         <w:t xml:space="preserve">Identifica tiempos muertos, preguntas sin respuesta, transiciones </w:t>
       </w:r>
       <w:proofErr w:type="spellStart"/>
@@ -7784,7 +9928,6 @@
         <w:rPr>
           <w:lang w:val="es-EC"/>
         </w:rPr>
-        <w:lastRenderedPageBreak/>
         <w:t>Distancia al micrófono:</w:t>
       </w:r>
     </w:p>
@@ -7884,7 +10027,8 @@
                 <w:lang w:val="es-EC"/>
               </w:rPr>
             </w:pPr>
-            <w:bookmarkStart w:id="17" w:name="_Toc235005464"/>
+            <w:bookmarkStart w:id="33" w:name="_Toc235005464"/>
+            <w:bookmarkStart w:id="34" w:name="_Toc235010059"/>
             <w:r>
               <w:rPr>
                 <w:color w:val="FFFFFF"/>
@@ -7894,7 +10038,8 @@
               <w:lastRenderedPageBreak/>
               <w:t>CAPÍTULO 4 · TRANSMISIÓN EN VIVO + DESCARGA</w:t>
             </w:r>
-            <w:bookmarkEnd w:id="17"/>
+            <w:bookmarkEnd w:id="33"/>
+            <w:bookmarkEnd w:id="34"/>
           </w:p>
         </w:tc>
       </w:tr>
@@ -7914,14 +10059,16 @@
           <w:lang w:val="es-EC"/>
         </w:rPr>
       </w:pPr>
-      <w:bookmarkStart w:id="18" w:name="_Toc235005465"/>
+      <w:bookmarkStart w:id="35" w:name="_Toc235005465"/>
+      <w:bookmarkStart w:id="36" w:name="_Toc235010060"/>
       <w:r>
         <w:rPr>
           <w:lang w:val="es-EC"/>
         </w:rPr>
         <w:t>Flujo PINE actual:</w:t>
       </w:r>
-      <w:bookmarkEnd w:id="18"/>
+      <w:bookmarkEnd w:id="35"/>
+      <w:bookmarkEnd w:id="36"/>
     </w:p>
     <w:tbl>
       <w:tblPr>
@@ -8393,14 +10540,16 @@
           <w:lang w:val="es-EC"/>
         </w:rPr>
       </w:pPr>
-      <w:bookmarkStart w:id="19" w:name="_Toc235005466"/>
+      <w:bookmarkStart w:id="37" w:name="_Toc235005466"/>
+      <w:bookmarkStart w:id="38" w:name="_Toc235010061"/>
       <w:r>
         <w:rPr>
           <w:lang w:val="es-EC"/>
         </w:rPr>
         <w:t>Ventajas OBS sobre herramientas de solo audio:</w:t>
       </w:r>
-      <w:bookmarkEnd w:id="19"/>
+      <w:bookmarkEnd w:id="37"/>
+      <w:bookmarkEnd w:id="38"/>
     </w:p>
     <w:p>
       <w:pPr>
@@ -8431,7 +10580,15 @@
       </w:r>
       <w:proofErr w:type="spellEnd"/>
       <w:r>
-        <w:t xml:space="preserve"> (humaniza podcast)</w:t>
+        <w:t xml:space="preserve"> (</w:t>
+      </w:r>
+      <w:proofErr w:type="spellStart"/>
+      <w:r>
+        <w:t>humaniza</w:t>
+      </w:r>
+      <w:proofErr w:type="spellEnd"/>
+      <w:r>
+        <w:t xml:space="preserve"> podcast)</w:t>
       </w:r>
     </w:p>
     <w:p>
@@ -8462,15 +10619,30 @@
       <w:pPr>
         <w:pStyle w:val="Ttulo2"/>
       </w:pPr>
-      <w:bookmarkStart w:id="20" w:name="_Toc235005467"/>
+      <w:bookmarkStart w:id="39" w:name="_Toc235005467"/>
+      <w:bookmarkStart w:id="40" w:name="_Toc235010062"/>
+      <w:proofErr w:type="spellStart"/>
       <w:r>
-        <w:t xml:space="preserve">Elementos de identidad </w:t>
+        <w:t>Elementos</w:t>
+      </w:r>
+      <w:proofErr w:type="spellEnd"/>
+      <w:r>
+        <w:t xml:space="preserve"> de </w:t>
+      </w:r>
+      <w:proofErr w:type="spellStart"/>
+      <w:r>
+        <w:t>identidad</w:t>
+      </w:r>
+      <w:proofErr w:type="spellEnd"/>
+      <w:r>
+        <w:t xml:space="preserve"> </w:t>
       </w:r>
       <w:proofErr w:type="spellStart"/>
       <w:r>
         <w:t>sonora</w:t>
       </w:r>
-      <w:bookmarkEnd w:id="20"/>
+      <w:bookmarkEnd w:id="39"/>
+      <w:bookmarkEnd w:id="40"/>
       <w:proofErr w:type="spellEnd"/>
     </w:p>
     <w:tbl>
@@ -8526,7 +10698,7 @@
                 <w:szCs w:val="26"/>
                 <w:lang w:val="pt-PT"/>
               </w:rPr>
-              <w:t>INTRO SONORA</w:t>
+              <w:t>PRESENTACIÓN VERBAL</w:t>
             </w:r>
           </w:p>
           <w:p>
@@ -8538,7 +10710,7 @@
                 <w:color w:val="3D1B63"/>
                 <w:sz w:val="20"/>
                 <w:szCs w:val="26"/>
-                <w:lang w:val="pt-PT"/>
+                <w:lang w:val="es-EC"/>
               </w:rPr>
             </w:pPr>
             <w:r>
@@ -8548,9 +10720,9 @@
                 <w:color w:val="3D1B63"/>
                 <w:sz w:val="20"/>
                 <w:szCs w:val="26"/>
-                <w:lang w:val="pt-PT"/>
-              </w:rPr>
-              <w:t>Música característica royalty free · 10 a 15 seg</w:t>
+                <w:lang w:val="es-EC"/>
+              </w:rPr>
+              <w:t>Cada participante dice su nombre y menciona el podcast al abrir (“yo soy... y esto es Educa PINE”)</w:t>
             </w:r>
           </w:p>
           <w:p>
@@ -8563,7 +10735,7 @@
                 <w:color w:val="E85D2F"/>
                 <w:sz w:val="21"/>
                 <w:szCs w:val="26"/>
-                <w:lang w:val="pt-PT"/>
+                <w:lang w:val="es-EC"/>
               </w:rPr>
             </w:pPr>
           </w:p>
@@ -8571,6 +10743,9 @@
         <w:tc>
           <w:tcPr>
             <w:tcW w:w="4390" w:type="dxa"/>
+            <w:tcBorders>
+              <w:bottom w:val="dashed" w:sz="6" w:space="0" w:color="E85D2F"/>
+            </w:tcBorders>
             <w:shd w:val="clear" w:color="FDE9E0" w:fill="FDE9E0"/>
             <w:tcMar>
               <w:top w:w="160" w:type="dxa"/>
@@ -8602,7 +10777,7 @@
                 <w:szCs w:val="26"/>
                 <w:lang w:val="es-EC"/>
               </w:rPr>
-              <w:t>VOZ DE PRESENTACIÓN</w:t>
+              <w:t>BANNER DE DIFUSIÓN PREVIA</w:t>
             </w:r>
           </w:p>
           <w:p>
@@ -8626,21 +10801,8 @@
                 <w:szCs w:val="26"/>
                 <w:lang w:val="es-EC"/>
               </w:rPr>
-              <w:t xml:space="preserve">El mismo presentador abre cada episodio con un script consistente · 15 a 20 </w:t>
+              <w:t>Pieza gráfica compartida por WhatsApp antes de la grabación para convocar a la audiencia</w:t>
             </w:r>
-            <w:proofErr w:type="spellStart"/>
-            <w:r>
-              <w:rPr>
-                <w:rFonts w:ascii="Calibri" w:eastAsiaTheme="majorEastAsia" w:hAnsi="Calibri" w:cs="Calibri"/>
-                <w:bCs/>
-                <w:color w:val="3D1B63"/>
-                <w:sz w:val="20"/>
-                <w:szCs w:val="26"/>
-                <w:lang w:val="es-EC"/>
-              </w:rPr>
-              <w:t>seg</w:t>
-            </w:r>
-            <w:proofErr w:type="spellEnd"/>
           </w:p>
           <w:p>
             <w:pPr>
@@ -8662,6 +10824,9 @@
         <w:tc>
           <w:tcPr>
             <w:tcW w:w="4390" w:type="dxa"/>
+            <w:tcBorders>
+              <w:right w:val="dashed" w:sz="6" w:space="0" w:color="E85D2F"/>
+            </w:tcBorders>
             <w:shd w:val="clear" w:color="FDE9E0" w:fill="FDE9E0"/>
             <w:tcMar>
               <w:top w:w="160" w:type="dxa"/>
@@ -8693,7 +10858,7 @@
                 <w:szCs w:val="26"/>
                 <w:lang w:val="es-EC"/>
               </w:rPr>
-              <w:t>CORTINILLAS</w:t>
+              <w:t>PREPARACIÓN TELEMÁTICA</w:t>
             </w:r>
           </w:p>
           <w:p>
@@ -8717,45 +10882,8 @@
                 <w:szCs w:val="26"/>
                 <w:lang w:val="es-EC"/>
               </w:rPr>
-              <w:t xml:space="preserve">Pequeño </w:t>
+              <w:t>El equipo se organiza por WhatsApp, comparte ideas previas y cada participante llega con su propia opinión y espacio dentro del episodio</w:t>
             </w:r>
-            <w:proofErr w:type="spellStart"/>
-            <w:r>
-              <w:rPr>
-                <w:rFonts w:ascii="Calibri" w:eastAsiaTheme="majorEastAsia" w:hAnsi="Calibri" w:cs="Calibri"/>
-                <w:bCs/>
-                <w:color w:val="3D1B63"/>
-                <w:sz w:val="20"/>
-                <w:szCs w:val="26"/>
-                <w:lang w:val="es-EC"/>
-              </w:rPr>
-              <w:t>ding</w:t>
-            </w:r>
-            <w:proofErr w:type="spellEnd"/>
-            <w:r>
-              <w:rPr>
-                <w:rFonts w:ascii="Calibri" w:eastAsiaTheme="majorEastAsia" w:hAnsi="Calibri" w:cs="Calibri"/>
-                <w:bCs/>
-                <w:color w:val="3D1B63"/>
-                <w:sz w:val="20"/>
-                <w:szCs w:val="26"/>
-                <w:lang w:val="es-EC"/>
-              </w:rPr>
-              <w:t xml:space="preserve"> o música de transición entre segmentos · 3 a 5 </w:t>
-            </w:r>
-            <w:proofErr w:type="spellStart"/>
-            <w:r>
-              <w:rPr>
-                <w:rFonts w:ascii="Calibri" w:eastAsiaTheme="majorEastAsia" w:hAnsi="Calibri" w:cs="Calibri"/>
-                <w:bCs/>
-                <w:color w:val="3D1B63"/>
-                <w:sz w:val="20"/>
-                <w:szCs w:val="26"/>
-                <w:lang w:val="es-EC"/>
-              </w:rPr>
-              <w:t>seg</w:t>
-            </w:r>
-            <w:proofErr w:type="spellEnd"/>
           </w:p>
           <w:p>
             <w:pPr>
@@ -8775,7 +10903,13 @@
         <w:tc>
           <w:tcPr>
             <w:tcW w:w="4390" w:type="dxa"/>
-            <w:shd w:val="clear" w:color="F0E7F9" w:fill="F0E7F9"/>
+            <w:tcBorders>
+              <w:top w:val="dashed" w:sz="6" w:space="0" w:color="E85D2F"/>
+              <w:left w:val="dashed" w:sz="6" w:space="0" w:color="E85D2F"/>
+              <w:bottom w:val="dashed" w:sz="6" w:space="0" w:color="E85D2F"/>
+              <w:right w:val="dashed" w:sz="6" w:space="0" w:color="E85D2F"/>
+            </w:tcBorders>
+            <w:shd w:val="clear" w:color="FFF5F0" w:fill="FFF5F0"/>
             <w:tcMar>
               <w:top w:w="160" w:type="dxa"/>
               <w:left w:w="200" w:type="dxa"/>
@@ -8806,7 +10940,7 @@
                 <w:szCs w:val="26"/>
                 <w:lang w:val="es-EC"/>
               </w:rPr>
-              <w:t>OUTRO SONORA</w:t>
+              <w:t>ALTERNATIVA A FUTURO</w:t>
             </w:r>
           </w:p>
           <w:p>
@@ -8815,7 +10949,8 @@
               <w:rPr>
                 <w:rFonts w:ascii="Calibri" w:eastAsiaTheme="majorEastAsia" w:hAnsi="Calibri" w:cs="Calibri"/>
                 <w:bCs/>
-                <w:color w:val="3D1B63"/>
+                <w:i/>
+                <w:color w:val="8A5A3D"/>
                 <w:sz w:val="20"/>
                 <w:szCs w:val="26"/>
                 <w:lang w:val="es-EC"/>
@@ -8825,26 +10960,14 @@
               <w:rPr>
                 <w:rFonts w:ascii="Calibri" w:eastAsiaTheme="majorEastAsia" w:hAnsi="Calibri" w:cs="Calibri"/>
                 <w:bCs/>
-                <w:color w:val="3D1B63"/>
+                <w:i/>
+                <w:color w:val="8A5A3D"/>
                 <w:sz w:val="20"/>
                 <w:szCs w:val="26"/>
                 <w:lang w:val="es-EC"/>
               </w:rPr>
-              <w:t xml:space="preserve">Créditos rápidos del equipo y música de salida · 15 a 25 </w:t>
+              <w:t>Musicalizar apertura y cierre, más cortinillas entre segmentos, daría identidad sonora reconocible; por ahora el formato prioriza la agilidad conversacional</w:t>
             </w:r>
-            <w:proofErr w:type="spellStart"/>
-            <w:r>
-              <w:rPr>
-                <w:rFonts w:ascii="Calibri" w:eastAsiaTheme="majorEastAsia" w:hAnsi="Calibri" w:cs="Calibri"/>
-                <w:bCs/>
-                <w:color w:val="3D1B63"/>
-                <w:sz w:val="20"/>
-                <w:szCs w:val="26"/>
-                <w:lang w:val="es-EC"/>
-              </w:rPr>
-              <w:t>seg</w:t>
-            </w:r>
-            <w:proofErr w:type="spellEnd"/>
           </w:p>
           <w:p>
             <w:pPr>
@@ -8914,7 +11037,8 @@
                 <w:lang w:val="es-EC"/>
               </w:rPr>
             </w:pPr>
-            <w:bookmarkStart w:id="21" w:name="_Toc235005468"/>
+            <w:bookmarkStart w:id="41" w:name="_Toc235005468"/>
+            <w:bookmarkStart w:id="42" w:name="_Toc235010063"/>
             <w:r>
               <w:rPr>
                 <w:color w:val="FFFFFF"/>
@@ -8924,7 +11048,8 @@
               <w:lastRenderedPageBreak/>
               <w:t>CAPÍTULO 5 · PUBLICACIÓN Y DIFUSIÓN MULTICANAL</w:t>
             </w:r>
-            <w:bookmarkEnd w:id="21"/>
+            <w:bookmarkEnd w:id="41"/>
+            <w:bookmarkEnd w:id="42"/>
           </w:p>
         </w:tc>
       </w:tr>
@@ -8944,14 +11069,16 @@
           <w:lang w:val="es-EC"/>
         </w:rPr>
       </w:pPr>
-      <w:bookmarkStart w:id="22" w:name="_Toc235005469"/>
+      <w:bookmarkStart w:id="43" w:name="_Toc235005469"/>
+      <w:bookmarkStart w:id="44" w:name="_Toc235010064"/>
       <w:r>
         <w:rPr>
           <w:lang w:val="es-EC"/>
         </w:rPr>
         <w:t>Transmisión en vivo (Radio ULEAM)</w:t>
       </w:r>
-      <w:bookmarkEnd w:id="22"/>
+      <w:bookmarkEnd w:id="43"/>
+      <w:bookmarkEnd w:id="44"/>
     </w:p>
     <w:p>
       <w:pPr>
@@ -9026,14 +11153,16 @@
           <w:lang w:val="pt-PT"/>
         </w:rPr>
       </w:pPr>
-      <w:bookmarkStart w:id="23" w:name="_Toc235005470"/>
+      <w:bookmarkStart w:id="45" w:name="_Toc235005470"/>
+      <w:bookmarkStart w:id="46" w:name="_Toc235010065"/>
       <w:r>
         <w:rPr>
           <w:lang w:val="pt-PT"/>
         </w:rPr>
         <w:t>Canal YouTube oficial: @PINEInvestigacion</w:t>
       </w:r>
-      <w:bookmarkEnd w:id="23"/>
+      <w:bookmarkEnd w:id="45"/>
+      <w:bookmarkEnd w:id="46"/>
     </w:p>
     <w:p>
       <w:pPr>
@@ -9164,21 +11293,69 @@
               <w:jc w:val="center"/>
               <w:rPr>
                 <w:rFonts w:ascii="Calibri" w:hAnsi="Calibri" w:cs="Calibri"/>
-                <w:b/>
-                <w:color w:val="5B2D86"/>
-                <w:sz w:val="20"/>
+                <w:i/>
+                <w:color w:val="6B6B6B"/>
+                <w:sz w:val="18"/>
                 <w:lang w:val="pt-PT"/>
               </w:rPr>
             </w:pPr>
             <w:r>
               <w:rPr>
-                <w:rFonts w:ascii="Calibri" w:hAnsi="Calibri" w:cs="Calibri"/>
-                <w:b/>
-                <w:color w:val="5B2D86"/>
-                <w:sz w:val="20"/>
-                <w:lang w:val="pt-PT"/>
-              </w:rPr>
-              <w:t>ESPACIO PARA CÓDIGO QR</w:t>
+                <w:noProof/>
+              </w:rPr>
+              <w:drawing>
+                <wp:inline distT="0" distB="0" distL="0" distR="0" wp14:anchorId="6F48A87C" wp14:editId="142EE479">
+                  <wp:extent cx="1242060" cy="1257300"/>
+                  <wp:effectExtent l="0" t="0" r="0" b="0"/>
+                  <wp:docPr id="603477982" name="Imagen 9" descr="Código QR"/>
+                  <wp:cNvGraphicFramePr>
+                    <a:graphicFrameLocks xmlns:a="http://schemas.openxmlformats.org/drawingml/2006/main" noChangeAspect="1"/>
+                  </wp:cNvGraphicFramePr>
+                  <a:graphic xmlns:a="http://schemas.openxmlformats.org/drawingml/2006/main">
+                    <a:graphicData uri="http://schemas.openxmlformats.org/drawingml/2006/picture">
+                      <pic:pic xmlns:pic="http://schemas.openxmlformats.org/drawingml/2006/picture">
+                        <pic:nvPicPr>
+                          <pic:cNvPr id="0" name="Picture 28" descr="Código QR"/>
+                          <pic:cNvPicPr>
+                            <a:picLocks noChangeAspect="1" noChangeArrowheads="1"/>
+                          </pic:cNvPicPr>
+                        </pic:nvPicPr>
+                        <pic:blipFill rotWithShape="1">
+                          <a:blip r:embed="rId16">
+                            <a:extLst>
+                              <a:ext uri="{28A0092B-C50C-407E-A947-70E740481C1C}">
+                                <a14:useLocalDpi xmlns:a14="http://schemas.microsoft.com/office/drawing/2010/main" val="0"/>
+                              </a:ext>
+                            </a:extLst>
+                          </a:blip>
+                          <a:srcRect l="6349" t="5820" r="7407" b="6878"/>
+                          <a:stretch>
+                            <a:fillRect/>
+                          </a:stretch>
+                        </pic:blipFill>
+                        <pic:spPr bwMode="auto">
+                          <a:xfrm>
+                            <a:off x="0" y="0"/>
+                            <a:ext cx="1242060" cy="1257300"/>
+                          </a:xfrm>
+                          <a:prstGeom prst="rect">
+                            <a:avLst/>
+                          </a:prstGeom>
+                          <a:noFill/>
+                          <a:ln>
+                            <a:noFill/>
+                          </a:ln>
+                          <a:extLst>
+                            <a:ext uri="{53640926-AAD7-44D8-BBD7-CCE9431645EC}">
+                              <a14:shadowObscured xmlns:a14="http://schemas.microsoft.com/office/drawing/2010/main"/>
+                            </a:ext>
+                          </a:extLst>
+                        </pic:spPr>
+                      </pic:pic>
+                    </a:graphicData>
+                  </a:graphic>
+                </wp:inline>
+              </w:drawing>
             </w:r>
           </w:p>
           <w:p>
@@ -9238,13 +11415,56 @@
             </w:pPr>
             <w:r>
               <w:rPr>
-                <w:rFonts w:ascii="Calibri" w:hAnsi="Calibri" w:cs="Calibri"/>
-                <w:b/>
-                <w:color w:val="5B2D86"/>
-                <w:sz w:val="20"/>
-                <w:lang w:val="es-EC"/>
-              </w:rPr>
-              <w:t>ESPACIO PARA CÓDIGO QR</w:t>
+                <w:noProof/>
+              </w:rPr>
+              <w:drawing>
+                <wp:inline distT="0" distB="0" distL="0" distR="0" wp14:anchorId="6266C673" wp14:editId="2DF32008">
+                  <wp:extent cx="1288361" cy="1280160"/>
+                  <wp:effectExtent l="0" t="0" r="7620" b="0"/>
+                  <wp:docPr id="27775417" name="Imagen 8" descr="Código QR del Proyecto Innovaciones Pedagógicas e Internacionalización"/>
+                  <wp:cNvGraphicFramePr>
+                    <a:graphicFrameLocks xmlns:a="http://schemas.openxmlformats.org/drawingml/2006/main" noChangeAspect="1"/>
+                  </wp:cNvGraphicFramePr>
+                  <a:graphic xmlns:a="http://schemas.openxmlformats.org/drawingml/2006/main">
+                    <a:graphicData uri="http://schemas.openxmlformats.org/drawingml/2006/picture">
+                      <pic:pic xmlns:pic="http://schemas.openxmlformats.org/drawingml/2006/picture">
+                        <pic:nvPicPr>
+                          <pic:cNvPr id="0" name="Picture 26" descr="Código QR del Proyecto Innovaciones Pedagógicas e Internacionalización"/>
+                          <pic:cNvPicPr>
+                            <a:picLocks noChangeAspect="1" noChangeArrowheads="1"/>
+                          </pic:cNvPicPr>
+                        </pic:nvPicPr>
+                        <pic:blipFill>
+                          <a:blip r:embed="rId17">
+                            <a:extLst>
+                              <a:ext uri="{28A0092B-C50C-407E-A947-70E740481C1C}">
+                                <a14:useLocalDpi xmlns:a14="http://schemas.microsoft.com/office/drawing/2010/main" val="0"/>
+                              </a:ext>
+                            </a:extLst>
+                          </a:blip>
+                          <a:srcRect/>
+                          <a:stretch>
+                            <a:fillRect/>
+                          </a:stretch>
+                        </pic:blipFill>
+                        <pic:spPr bwMode="auto">
+                          <a:xfrm flipH="1">
+                            <a:off x="0" y="0"/>
+                            <a:ext cx="1301807" cy="1293520"/>
+                          </a:xfrm>
+                          <a:prstGeom prst="rect">
+                            <a:avLst/>
+                          </a:prstGeom>
+                          <a:noFill/>
+                          <a:ln>
+                            <a:noFill/>
+                          </a:ln>
+                        </pic:spPr>
+                      </pic:pic>
+                    </a:graphicData>
+                  </a:graphic>
+                </wp:inline>
+              </w:drawing>
             </w:r>
           </w:p>
           <w:p>
@@ -9299,7 +11519,8 @@
           <w:lang w:val="es-EC"/>
         </w:rPr>
       </w:pPr>
-      <w:bookmarkStart w:id="24" w:name="_Toc235005471"/>
+      <w:bookmarkStart w:id="47" w:name="_Toc235005471"/>
+      <w:bookmarkStart w:id="48" w:name="_Toc235010066"/>
       <w:r>
         <w:rPr>
           <w:lang w:val="es-EC"/>
@@ -9320,7 +11541,8 @@
         </w:rPr>
         <w:t xml:space="preserve"> del proyecto)</w:t>
       </w:r>
-      <w:bookmarkEnd w:id="24"/>
+      <w:bookmarkEnd w:id="47"/>
+      <w:bookmarkEnd w:id="48"/>
     </w:p>
     <w:p>
       <w:r>
@@ -9471,14 +11693,17 @@
           <w:lang w:val="es-EC"/>
         </w:rPr>
       </w:pPr>
-      <w:bookmarkStart w:id="25" w:name="_Toc235005472"/>
+      <w:bookmarkStart w:id="49" w:name="_Toc235005472"/>
+      <w:bookmarkStart w:id="50" w:name="_Toc235010067"/>
       <w:r>
         <w:rPr>
           <w:lang w:val="es-EC"/>
         </w:rPr>
+        <w:lastRenderedPageBreak/>
         <w:t>Difusión: estrategia multicanal integrada</w:t>
       </w:r>
-      <w:bookmarkEnd w:id="25"/>
+      <w:bookmarkEnd w:id="49"/>
+      <w:bookmarkEnd w:id="50"/>
     </w:p>
     <w:p>
       <w:pPr>
@@ -9593,7 +11818,6 @@
           <w:color w:val="E85D2F"/>
           <w:lang w:val="es-EC"/>
         </w:rPr>
-        <w:lastRenderedPageBreak/>
         <w:t>Canal 4</w:t>
       </w:r>
       <w:r>
@@ -9796,7 +12020,8 @@
                 <w:lang w:val="es-EC"/>
               </w:rPr>
             </w:pPr>
-            <w:bookmarkStart w:id="26" w:name="_Toc235005473"/>
+            <w:bookmarkStart w:id="51" w:name="_Toc235005473"/>
+            <w:bookmarkStart w:id="52" w:name="_Toc235010068"/>
             <w:r>
               <w:rPr>
                 <w:color w:val="FFFFFF"/>
@@ -9806,7 +12031,8 @@
               <w:lastRenderedPageBreak/>
               <w:t>CAPÍTULO 6 · DEL PODCAST A LA PRODUCCIÓN ACADÉMICA</w:t>
             </w:r>
-            <w:bookmarkEnd w:id="26"/>
+            <w:bookmarkEnd w:id="51"/>
+            <w:bookmarkEnd w:id="52"/>
           </w:p>
         </w:tc>
       </w:tr>
@@ -9826,14 +12052,16 @@
           <w:lang w:val="es-EC"/>
         </w:rPr>
       </w:pPr>
-      <w:bookmarkStart w:id="27" w:name="_Toc235005474"/>
+      <w:bookmarkStart w:id="53" w:name="_Toc235005474"/>
+      <w:bookmarkStart w:id="54" w:name="_Toc235010069"/>
       <w:r>
         <w:rPr>
           <w:lang w:val="es-EC"/>
         </w:rPr>
         <w:t>Del episodio a la investigación</w:t>
       </w:r>
-      <w:bookmarkEnd w:id="27"/>
+      <w:bookmarkEnd w:id="53"/>
+      <w:bookmarkEnd w:id="54"/>
     </w:p>
     <w:p>
       <w:pPr>
@@ -9983,14 +12211,16 @@
           <w:lang w:val="es-EC"/>
         </w:rPr>
       </w:pPr>
-      <w:bookmarkStart w:id="28" w:name="_Toc235005475"/>
+      <w:bookmarkStart w:id="55" w:name="_Toc235005475"/>
+      <w:bookmarkStart w:id="56" w:name="_Toc235010070"/>
       <w:r>
         <w:rPr>
           <w:lang w:val="es-EC"/>
         </w:rPr>
         <w:t>Documentación para fines de investigación</w:t>
       </w:r>
-      <w:bookmarkEnd w:id="28"/>
+      <w:bookmarkEnd w:id="55"/>
+      <w:bookmarkEnd w:id="56"/>
     </w:p>
     <w:p>
       <w:pPr>
@@ -10149,7 +12379,8 @@
                 <w:sz w:val="30"/>
               </w:rPr>
             </w:pPr>
-            <w:bookmarkStart w:id="29" w:name="_Toc235005476"/>
+            <w:bookmarkStart w:id="57" w:name="_Toc235005476"/>
+            <w:bookmarkStart w:id="58" w:name="_Toc235010071"/>
             <w:r>
               <w:rPr>
                 <w:color w:val="FFFFFF"/>
@@ -10158,7 +12389,8 @@
               <w:lastRenderedPageBreak/>
               <w:t>CAPÍTULO 7 · EXPANSIÓN INTERDISCIPLINARIA</w:t>
             </w:r>
-            <w:bookmarkEnd w:id="29"/>
+            <w:bookmarkEnd w:id="57"/>
+            <w:bookmarkEnd w:id="58"/>
           </w:p>
         </w:tc>
       </w:tr>
@@ -10177,14 +12409,16 @@
           <w:lang w:val="es-EC"/>
         </w:rPr>
       </w:pPr>
-      <w:bookmarkStart w:id="30" w:name="_Toc235005477"/>
+      <w:bookmarkStart w:id="59" w:name="_Toc235005477"/>
+      <w:bookmarkStart w:id="60" w:name="_Toc235010072"/>
       <w:r>
         <w:rPr>
           <w:lang w:val="es-EC"/>
         </w:rPr>
         <w:t>Por qué la interdisciplinariedad fue un salto crucial</w:t>
       </w:r>
-      <w:bookmarkEnd w:id="30"/>
+      <w:bookmarkEnd w:id="59"/>
+      <w:bookmarkEnd w:id="60"/>
     </w:p>
     <w:p>
       <w:pPr>
@@ -10233,14 +12467,16 @@
           <w:lang w:val="es-EC"/>
         </w:rPr>
       </w:pPr>
-      <w:bookmarkStart w:id="31" w:name="_Toc235005478"/>
+      <w:bookmarkStart w:id="61" w:name="_Toc235005478"/>
+      <w:bookmarkStart w:id="62" w:name="_Toc235010073"/>
       <w:r>
         <w:rPr>
           <w:lang w:val="es-EC"/>
         </w:rPr>
         <w:t>Modelo de colaboración: Lecciones aprendidas</w:t>
       </w:r>
-      <w:bookmarkEnd w:id="31"/>
+      <w:bookmarkEnd w:id="61"/>
+      <w:bookmarkEnd w:id="62"/>
     </w:p>
     <w:tbl>
       <w:tblPr>
@@ -10720,14 +12956,16 @@
           <w:lang w:val="es-EC"/>
         </w:rPr>
       </w:pPr>
-      <w:bookmarkStart w:id="32" w:name="_Toc235005479"/>
+      <w:bookmarkStart w:id="63" w:name="_Toc235005479"/>
+      <w:bookmarkStart w:id="64" w:name="_Toc235010074"/>
       <w:r>
         <w:rPr>
           <w:lang w:val="es-EC"/>
         </w:rPr>
         <w:t>Pasos para replicar en otras disciplinas</w:t>
       </w:r>
-      <w:bookmarkEnd w:id="32"/>
+      <w:bookmarkEnd w:id="63"/>
+      <w:bookmarkEnd w:id="64"/>
     </w:p>
     <w:tbl>
       <w:tblPr>
@@ -11167,7 +13405,8 @@
                 <w:sz w:val="30"/>
               </w:rPr>
             </w:pPr>
-            <w:bookmarkStart w:id="33" w:name="_Toc235005480"/>
+            <w:bookmarkStart w:id="65" w:name="_Toc235005480"/>
+            <w:bookmarkStart w:id="66" w:name="_Toc235010075"/>
             <w:r>
               <w:rPr>
                 <w:color w:val="FFFFFF"/>
@@ -11176,7 +13415,8 @@
               <w:lastRenderedPageBreak/>
               <w:t>CAPÍTULO 8 · CONCLUSIONES Y RECOMENDACIONES</w:t>
             </w:r>
-            <w:bookmarkEnd w:id="33"/>
+            <w:bookmarkEnd w:id="65"/>
+            <w:bookmarkEnd w:id="66"/>
           </w:p>
         </w:tc>
       </w:tr>
@@ -11195,7 +13435,8 @@
           <w:lang w:val="es-EC"/>
         </w:rPr>
       </w:pPr>
-      <w:bookmarkStart w:id="34" w:name="_Toc235005481"/>
+      <w:bookmarkStart w:id="67" w:name="_Toc235005481"/>
+      <w:bookmarkStart w:id="68" w:name="_Toc235010076"/>
       <w:proofErr w:type="spellStart"/>
       <w:r>
         <w:rPr>
@@ -11210,7 +13451,8 @@
         </w:rPr>
         <w:t>: Desde idea a episodio publicado</w:t>
       </w:r>
-      <w:bookmarkEnd w:id="34"/>
+      <w:bookmarkEnd w:id="67"/>
+      <w:bookmarkEnd w:id="68"/>
     </w:p>
     <w:p>
       <w:pPr>
@@ -11527,19 +13769,11 @@
           <w:lang w:val="es-EC"/>
         </w:rPr>
       </w:pPr>
-      <w:proofErr w:type="gramStart"/>
       <w:r>
         <w:rPr>
           <w:lang w:val="es-EC"/>
         </w:rPr>
-        <w:t>POST-PRODUCCIÓN</w:t>
-      </w:r>
-      <w:proofErr w:type="gramEnd"/>
-      <w:r>
-        <w:rPr>
-          <w:lang w:val="es-EC"/>
-        </w:rPr>
-        <w:t xml:space="preserve"> (1-2 semanas)</w:t>
+        <w:t>POST-PRODUCCIÓN (1-2 semanas)</w:t>
       </w:r>
     </w:p>
     <w:p>
@@ -11813,7 +14047,8 @@
           <w:lang w:val="es-EC"/>
         </w:rPr>
       </w:pPr>
-      <w:bookmarkStart w:id="35" w:name="_Toc235005482"/>
+      <w:bookmarkStart w:id="69" w:name="_Toc235005482"/>
+      <w:bookmarkStart w:id="70" w:name="_Toc235010077"/>
       <w:r>
         <w:rPr>
           <w:lang w:val="es-EC"/>
@@ -11821,7 +14056,8 @@
         <w:lastRenderedPageBreak/>
         <w:t>Recomendaciones finales para instituciones</w:t>
       </w:r>
-      <w:bookmarkEnd w:id="35"/>
+      <w:bookmarkEnd w:id="69"/>
+      <w:bookmarkEnd w:id="70"/>
     </w:p>
     <w:tbl>
       <w:tblPr>
@@ -12363,7 +14599,8 @@
                 <w:lang w:val="es-EC"/>
               </w:rPr>
             </w:pPr>
-            <w:bookmarkStart w:id="36" w:name="_Toc235005483"/>
+            <w:bookmarkStart w:id="71" w:name="_Toc235005483"/>
+            <w:bookmarkStart w:id="72" w:name="_Toc235010078"/>
             <w:r>
               <w:rPr>
                 <w:color w:val="FFFFFF"/>
@@ -12373,7 +14610,8 @@
               <w:lastRenderedPageBreak/>
               <w:t>ANEXOS</w:t>
             </w:r>
-            <w:bookmarkEnd w:id="36"/>
+            <w:bookmarkEnd w:id="71"/>
+            <w:bookmarkEnd w:id="72"/>
           </w:p>
         </w:tc>
       </w:tr>
@@ -12392,14 +14630,16 @@
           <w:lang w:val="es-EC"/>
         </w:rPr>
       </w:pPr>
-      <w:bookmarkStart w:id="37" w:name="_Toc235005484"/>
+      <w:bookmarkStart w:id="73" w:name="_Toc235005484"/>
+      <w:bookmarkStart w:id="74" w:name="_Toc235010079"/>
       <w:r>
         <w:rPr>
           <w:lang w:val="es-EC"/>
         </w:rPr>
         <w:t>A. Equipo actual del Proyecto PINE (2026)</w:t>
       </w:r>
-      <w:bookmarkEnd w:id="37"/>
+      <w:bookmarkEnd w:id="73"/>
+      <w:bookmarkEnd w:id="74"/>
     </w:p>
     <w:p>
       <w:pPr>
@@ -12430,6 +14670,9 @@
     <w:p>
       <w:pPr>
         <w:pStyle w:val="Ttulo3"/>
+        <w:rPr>
+          <w:lang w:val="es-EC"/>
+        </w:rPr>
         <w:sectPr>
           <w:type w:val="continuous"/>
           <w:pgSz w:w="12240" w:h="15840"/>
@@ -12576,11 +14819,13 @@
       <w:pPr>
         <w:pStyle w:val="Ttulo2"/>
       </w:pPr>
-      <w:bookmarkStart w:id="38" w:name="_Toc235005485"/>
+      <w:bookmarkStart w:id="75" w:name="_Toc235005485"/>
+      <w:bookmarkStart w:id="76" w:name="_Toc235010080"/>
       <w:r>
         <w:t>B. Referencias y recursos</w:t>
       </w:r>
-      <w:bookmarkEnd w:id="38"/>
+      <w:bookmarkEnd w:id="75"/>
+      <w:bookmarkEnd w:id="76"/>
     </w:p>
     <w:p>
       <w:pPr>
@@ -12596,47 +14841,28 @@
       </w:r>
     </w:p>
     <w:p>
-      <w:pPr>
-        <w:rPr>
-          <w:lang w:val="es-EC"/>
-        </w:rPr>
-      </w:pPr>
       <w:r>
-        <w:rPr>
-          <w:lang w:val="es-EC"/>
-        </w:rPr>
-        <w:t>Landing web proyecto: https://proyecto-innovacion-e-internacional.vercel.app/</w:t>
+        <w:t xml:space="preserve">Landing web </w:t>
+      </w:r>
+      <w:proofErr w:type="spellStart"/>
+      <w:r>
+        <w:t>proyecto</w:t>
+      </w:r>
+      <w:proofErr w:type="spellEnd"/>
+      <w:r>
+        <w:t>: https://proyecto-innovacion-e-internacional.vercel.app/</w:t>
       </w:r>
     </w:p>
     <w:p>
-      <w:pPr>
-        <w:rPr>
-          <w:lang w:val="it-IT"/>
-        </w:rPr>
-      </w:pPr>
       <w:r>
-        <w:rPr>
-          <w:lang w:val="it-IT"/>
-        </w:rPr>
         <w:t xml:space="preserve">Radio ULEAM: </w:t>
       </w:r>
       <w:r>
-        <w:rPr>
-          <w:lang w:val="it-IT"/>
-        </w:rPr>
         <w:t>https://www.facebook.com/uleamradio101.7</w:t>
       </w:r>
     </w:p>
     <w:p>
-      <w:pPr>
-        <w:rPr>
-          <w:lang w:val="es-EC"/>
-        </w:rPr>
-      </w:pPr>
       <w:r>
-        <w:rPr>
-          <w:lang w:val="es-EC"/>
-        </w:rPr>
         <w:t>OBS Studio: https://obsproject.com/</w:t>
       </w:r>
     </w:p>
@@ -12647,14 +14873,16 @@
           <w:lang w:val="es-EC"/>
         </w:rPr>
       </w:pPr>
-      <w:bookmarkStart w:id="39" w:name="_Toc235005486"/>
+      <w:bookmarkStart w:id="77" w:name="_Toc235005486"/>
+      <w:bookmarkStart w:id="78" w:name="_Toc235010081"/>
       <w:r>
         <w:rPr>
           <w:lang w:val="es-EC"/>
         </w:rPr>
         <w:t>C. Plantilla de guion en blanco</w:t>
       </w:r>
-      <w:bookmarkEnd w:id="39"/>
+      <w:bookmarkEnd w:id="77"/>
+      <w:bookmarkEnd w:id="78"/>
     </w:p>
     <w:p>
       <w:pPr>
@@ -12662,19 +14890,11 @@
           <w:lang w:val="es-EC"/>
         </w:rPr>
       </w:pPr>
-      <w:proofErr w:type="gramStart"/>
       <w:r>
         <w:rPr>
           <w:lang w:val="es-EC"/>
         </w:rPr>
-        <w:t>Campos a completar</w:t>
-      </w:r>
-      <w:proofErr w:type="gramEnd"/>
-      <w:r>
-        <w:rPr>
-          <w:lang w:val="es-EC"/>
-        </w:rPr>
-        <w:t>:</w:t>
+        <w:t>Campos a completar:</w:t>
       </w:r>
       <w:r>
         <w:rPr>
@@ -12779,16 +14999,21 @@
     <w:p>
       <w:pPr>
         <w:pStyle w:val="Ttulo2"/>
+        <w:rPr>
+          <w:lang w:val="es-EC"/>
+        </w:rPr>
       </w:pPr>
-      <w:bookmarkStart w:id="40" w:name="_Toc235005488"/>
+      <w:bookmarkStart w:id="79" w:name="_Toc235005488"/>
+      <w:bookmarkStart w:id="80" w:name="_Toc235010082"/>
       <w:r>
+        <w:rPr>
+          <w:lang w:val="es-EC"/>
+        </w:rPr>
         <w:lastRenderedPageBreak/>
-        <w:t>D</w:t>
+        <w:t>D. Créditos y licencia</w:t>
       </w:r>
-      <w:r>
-        <w:t>. Créditos y licencia</w:t>
-      </w:r>
-      <w:bookmarkEnd w:id="40"/>
+      <w:bookmarkEnd w:id="79"/>
+      <w:bookmarkEnd w:id="80"/>
     </w:p>
     <w:p>
       <w:pPr>
@@ -14181,6 +16406,7 @@
   <w:style w:type="character" w:default="1" w:styleId="Fuentedeprrafopredeter">
     <w:name w:val="Default Paragraph Font"/>
     <w:uiPriority w:val="1"/>
+    <w:semiHidden/>
     <w:unhideWhenUsed/>
   </w:style>
   <w:style w:type="table" w:default="1" w:styleId="Tablanormal">
